--- a/fuentes/72210002_CF01_DU.docx
+++ b/fuentes/72210002_CF01_DU.docx
@@ -555,7 +555,7 @@
           <w:r>
             <w:fldChar w:fldCharType="separate"/>
           </w:r>
-          <w:hyperlink w:anchor="_Toc201232292" w:history="1">
+          <w:hyperlink w:anchor="_Toc201674821" w:history="1">
             <w:r>
               <w:rPr>
                 <w:rStyle w:val="Hipervnculo"/>
@@ -582,7 +582,7 @@
                 <w:noProof/>
                 <w:webHidden/>
               </w:rPr>
-              <w:instrText xml:space="preserve"> PAGEREF _Toc201232292 \h </w:instrText>
+              <w:instrText xml:space="preserve"> PAGEREF _Toc201674821 \h </w:instrText>
             </w:r>
             <w:r>
               <w:rPr>
@@ -628,7 +628,7 @@
               <w:lang w:eastAsia="es-CO"/>
             </w:rPr>
           </w:pPr>
-          <w:hyperlink w:anchor="_Toc201232293" w:history="1">
+          <w:hyperlink w:anchor="_Toc201674822" w:history="1">
             <w:r>
               <w:rPr>
                 <w:rStyle w:val="Hipervnculo"/>
@@ -672,7 +672,7 @@
                 <w:noProof/>
                 <w:webHidden/>
               </w:rPr>
-              <w:instrText xml:space="preserve"> PAGEREF _Toc201232293 \h </w:instrText>
+              <w:instrText xml:space="preserve"> PAGEREF _Toc201674822 \h </w:instrText>
             </w:r>
             <w:r>
               <w:rPr>
@@ -718,7 +718,7 @@
               <w:lang w:eastAsia="es-CO"/>
             </w:rPr>
           </w:pPr>
-          <w:hyperlink w:anchor="_Toc201232294" w:history="1">
+          <w:hyperlink w:anchor="_Toc201674823" w:history="1">
             <w:r>
               <w:rPr>
                 <w:rStyle w:val="Hipervnculo"/>
@@ -768,7 +768,7 @@
                 <w:noProof/>
                 <w:webHidden/>
               </w:rPr>
-              <w:instrText xml:space="preserve"> PAGEREF _Toc201232294 \h </w:instrText>
+              <w:instrText xml:space="preserve"> PAGEREF _Toc201674823 \h </w:instrText>
             </w:r>
             <w:r>
               <w:rPr>
@@ -814,7 +814,7 @@
               <w:lang w:eastAsia="es-CO"/>
             </w:rPr>
           </w:pPr>
-          <w:hyperlink w:anchor="_Toc201232295" w:history="1">
+          <w:hyperlink w:anchor="_Toc201674824" w:history="1">
             <w:r>
               <w:rPr>
                 <w:rStyle w:val="Hipervnculo"/>
@@ -864,7 +864,7 @@
                 <w:noProof/>
                 <w:webHidden/>
               </w:rPr>
-              <w:instrText xml:space="preserve"> PAGEREF _Toc201232295 \h </w:instrText>
+              <w:instrText xml:space="preserve"> PAGEREF _Toc201674824 \h </w:instrText>
             </w:r>
             <w:r>
               <w:rPr>
@@ -910,7 +910,7 @@
               <w:lang w:eastAsia="es-CO"/>
             </w:rPr>
           </w:pPr>
-          <w:hyperlink w:anchor="_Toc201232296" w:history="1">
+          <w:hyperlink w:anchor="_Toc201674825" w:history="1">
             <w:r>
               <w:rPr>
                 <w:rStyle w:val="Hipervnculo"/>
@@ -960,7 +960,7 @@
                 <w:noProof/>
                 <w:webHidden/>
               </w:rPr>
-              <w:instrText xml:space="preserve"> PAGEREF _Toc201232296 \h </w:instrText>
+              <w:instrText xml:space="preserve"> PAGEREF _Toc201674825 \h </w:instrText>
             </w:r>
             <w:r>
               <w:rPr>
@@ -1006,7 +1006,7 @@
               <w:lang w:eastAsia="es-CO"/>
             </w:rPr>
           </w:pPr>
-          <w:hyperlink w:anchor="_Toc201232297" w:history="1">
+          <w:hyperlink w:anchor="_Toc201674826" w:history="1">
             <w:r>
               <w:rPr>
                 <w:rStyle w:val="Hipervnculo"/>
@@ -1056,7 +1056,7 @@
                 <w:noProof/>
                 <w:webHidden/>
               </w:rPr>
-              <w:instrText xml:space="preserve"> PAGEREF _Toc201232297 \h </w:instrText>
+              <w:instrText xml:space="preserve"> PAGEREF _Toc201674826 \h </w:instrText>
             </w:r>
             <w:r>
               <w:rPr>
@@ -1102,7 +1102,7 @@
               <w:lang w:eastAsia="es-CO"/>
             </w:rPr>
           </w:pPr>
-          <w:hyperlink w:anchor="_Toc201232298" w:history="1">
+          <w:hyperlink w:anchor="_Toc201674827" w:history="1">
             <w:r>
               <w:rPr>
                 <w:rStyle w:val="Hipervnculo"/>
@@ -1152,7 +1152,7 @@
                 <w:noProof/>
                 <w:webHidden/>
               </w:rPr>
-              <w:instrText xml:space="preserve"> PAGEREF _Toc201232298 \h </w:instrText>
+              <w:instrText xml:space="preserve"> PAGEREF _Toc201674827 \h </w:instrText>
             </w:r>
             <w:r>
               <w:rPr>
@@ -1197,7 +1197,7 @@
               <w:lang w:eastAsia="es-CO"/>
             </w:rPr>
           </w:pPr>
-          <w:hyperlink w:anchor="_Toc201232299" w:history="1">
+          <w:hyperlink w:anchor="_Toc201674828" w:history="1">
             <w:r>
               <w:rPr>
                 <w:rStyle w:val="Hipervnculo"/>
@@ -1224,7 +1224,7 @@
                 <w:noProof/>
                 <w:webHidden/>
               </w:rPr>
-              <w:instrText xml:space="preserve"> PAGEREF _Toc201232299 \h </w:instrText>
+              <w:instrText xml:space="preserve"> PAGEREF _Toc201674828 \h </w:instrText>
             </w:r>
             <w:r>
               <w:rPr>
@@ -1269,7 +1269,7 @@
               <w:lang w:eastAsia="es-CO"/>
             </w:rPr>
           </w:pPr>
-          <w:hyperlink w:anchor="_Toc201232300" w:history="1">
+          <w:hyperlink w:anchor="_Toc201674829" w:history="1">
             <w:r>
               <w:rPr>
                 <w:rStyle w:val="Hipervnculo"/>
@@ -1296,7 +1296,7 @@
                 <w:noProof/>
                 <w:webHidden/>
               </w:rPr>
-              <w:instrText xml:space="preserve"> PAGEREF _Toc201232300 \h </w:instrText>
+              <w:instrText xml:space="preserve"> PAGEREF _Toc201674829 \h </w:instrText>
             </w:r>
             <w:r>
               <w:rPr>
@@ -1341,7 +1341,7 @@
               <w:lang w:eastAsia="es-CO"/>
             </w:rPr>
           </w:pPr>
-          <w:hyperlink w:anchor="_Toc201232301" w:history="1">
+          <w:hyperlink w:anchor="_Toc201674830" w:history="1">
             <w:r>
               <w:rPr>
                 <w:rStyle w:val="Hipervnculo"/>
@@ -1368,7 +1368,7 @@
                 <w:noProof/>
                 <w:webHidden/>
               </w:rPr>
-              <w:instrText xml:space="preserve"> PAGEREF _Toc201232301 \h </w:instrText>
+              <w:instrText xml:space="preserve"> PAGEREF _Toc201674830 \h </w:instrText>
             </w:r>
             <w:r>
               <w:rPr>
@@ -1413,7 +1413,7 @@
               <w:lang w:eastAsia="es-CO"/>
             </w:rPr>
           </w:pPr>
-          <w:hyperlink w:anchor="_Toc201232302" w:history="1">
+          <w:hyperlink w:anchor="_Toc201674831" w:history="1">
             <w:r>
               <w:rPr>
                 <w:rStyle w:val="Hipervnculo"/>
@@ -1440,7 +1440,7 @@
                 <w:noProof/>
                 <w:webHidden/>
               </w:rPr>
-              <w:instrText xml:space="preserve"> PAGEREF _Toc201232302 \h </w:instrText>
+              <w:instrText xml:space="preserve"> PAGEREF _Toc201674831 \h </w:instrText>
             </w:r>
             <w:r>
               <w:rPr>
@@ -1485,7 +1485,7 @@
               <w:lang w:eastAsia="es-CO"/>
             </w:rPr>
           </w:pPr>
-          <w:hyperlink w:anchor="_Toc201232303" w:history="1">
+          <w:hyperlink w:anchor="_Toc201674832" w:history="1">
             <w:r>
               <w:rPr>
                 <w:rStyle w:val="Hipervnculo"/>
@@ -1512,7 +1512,7 @@
                 <w:noProof/>
                 <w:webHidden/>
               </w:rPr>
-              <w:instrText xml:space="preserve"> PAGEREF _Toc201232303 \h </w:instrText>
+              <w:instrText xml:space="preserve"> PAGEREF _Toc201674832 \h </w:instrText>
             </w:r>
             <w:r>
               <w:rPr>
@@ -1576,7 +1576,7 @@
           <w:lang w:val="es-CO"/>
         </w:rPr>
       </w:pPr>
-      <w:bookmarkStart w:id="0" w:name="_Toc201232292"/>
+      <w:bookmarkStart w:id="0" w:name="_Toc201674821"/>
       <w:r>
         <w:rPr>
           <w:lang w:val="es-CO"/>
@@ -1612,7 +1612,7 @@
           <w:lang w:val="es-CO"/>
         </w:rPr>
       </w:pPr>
-      <w:bookmarkStart w:id="1" w:name="_Toc201232293"/>
+      <w:bookmarkStart w:id="1" w:name="_Toc201674822"/>
       <w:r>
         <w:rPr>
           <w:lang w:val="es-CO"/>
@@ -1784,7 +1784,7 @@
       <w:pPr>
         <w:pStyle w:val="Ttulo2"/>
       </w:pPr>
-      <w:bookmarkStart w:id="2" w:name="_Toc201232294"/>
+      <w:bookmarkStart w:id="2" w:name="_Toc201674823"/>
       <w:r>
         <w:t>Consideraciones generales del plan de muestreo</w:t>
       </w:r>
@@ -1958,7 +1958,7 @@
       <w:pPr>
         <w:pStyle w:val="Ttulo2"/>
       </w:pPr>
-      <w:bookmarkStart w:id="3" w:name="_Toc201232295"/>
+      <w:bookmarkStart w:id="3" w:name="_Toc201674824"/>
       <w:r>
         <w:t>Muestreo en suelos</w:t>
       </w:r>
@@ -5094,7 +5094,7 @@
       <w:pPr>
         <w:pStyle w:val="Ttulo2"/>
       </w:pPr>
-      <w:bookmarkStart w:id="4" w:name="_Toc201232296"/>
+      <w:bookmarkStart w:id="4" w:name="_Toc201674825"/>
       <w:r>
         <w:t>Muestreo en aguas</w:t>
       </w:r>
@@ -6885,7 +6885,6 @@
     </w:p>
     <w:p>
       <w:pPr>
-        <w:jc w:val="center"/>
         <w:rPr>
           <w:b/>
           <w:bCs/>
@@ -6900,52 +6899,199 @@
           <w:lang w:val="es-419" w:eastAsia="es-CO"/>
         </w:rPr>
         <w:lastRenderedPageBreak/>
-        <w:drawing>
-          <wp:inline distT="0" distB="0" distL="0" distR="0" wp14:anchorId="1C91E8C2" wp14:editId="1E9E585D">
-            <wp:extent cx="1771650" cy="781050"/>
-            <wp:effectExtent l="0" t="0" r="0" b="0"/>
-            <wp:docPr id="1345751084" name="Imagen 5" descr="Formula para hallar el volumen de cada alícuota o porción de muestra, igual a; volumen total a componer multiplicado por el caudal instantáneo de cada muestra dividido, entre la multiplicación; del numero de muestras tomadas por el caudal promedio durante el muestreo."/>
-            <wp:cNvGraphicFramePr>
-              <a:graphicFrameLocks xmlns:a="http://schemas.openxmlformats.org/drawingml/2006/main" noChangeAspect="1"/>
-            </wp:cNvGraphicFramePr>
-            <a:graphic xmlns:a="http://schemas.openxmlformats.org/drawingml/2006/main">
-              <a:graphicData uri="http://schemas.openxmlformats.org/drawingml/2006/picture">
-                <pic:pic xmlns:pic="http://schemas.openxmlformats.org/drawingml/2006/picture">
-                  <pic:nvPicPr>
-                    <pic:cNvPr id="1345751084" name="Imagen 5" descr="Formula para hallar el volumen de cada alícuota o porción de muestra, igual a; volumen total a componer multiplicado por el caudal instantáneo de cada muestra dividido, entre la multiplicación; del numero de muestras tomadas por el caudal promedio durante el muestreo."/>
-                    <pic:cNvPicPr>
-                      <a:picLocks noChangeAspect="1" noChangeArrowheads="1"/>
-                    </pic:cNvPicPr>
-                  </pic:nvPicPr>
-                  <pic:blipFill>
-                    <a:blip r:embed="rId25">
-                      <a:extLst>
-                        <a:ext uri="{28A0092B-C50C-407E-A947-70E740481C1C}">
-                          <a14:useLocalDpi xmlns:a14="http://schemas.microsoft.com/office/drawing/2010/main" val="0"/>
-                        </a:ext>
-                      </a:extLst>
-                    </a:blip>
-                    <a:srcRect/>
-                    <a:stretch>
-                      <a:fillRect/>
-                    </a:stretch>
-                  </pic:blipFill>
-                  <pic:spPr bwMode="auto">
-                    <a:xfrm>
-                      <a:off x="0" y="0"/>
-                      <a:ext cx="1771650" cy="781050"/>
-                    </a:xfrm>
-                    <a:prstGeom prst="rect">
-                      <a:avLst/>
-                    </a:prstGeom>
-                    <a:noFill/>
-                  </pic:spPr>
-                </pic:pic>
-              </a:graphicData>
-            </a:graphic>
-          </wp:inline>
-        </w:drawing>
-      </w:r>
+        <mc:AlternateContent>
+          <mc:Choice Requires="wps">
+            <w:drawing>
+              <wp:anchor distT="45720" distB="45720" distL="114300" distR="114300" simplePos="0" relativeHeight="251665408" behindDoc="0" locked="0" layoutInCell="1" allowOverlap="1" wp14:anchorId="6C102479" wp14:editId="5993BB51">
+                <wp:simplePos x="0" y="0"/>
+                <wp:positionH relativeFrom="margin">
+                  <wp:posOffset>2080895</wp:posOffset>
+                </wp:positionH>
+                <wp:positionV relativeFrom="paragraph">
+                  <wp:posOffset>0</wp:posOffset>
+                </wp:positionV>
+                <wp:extent cx="2195195" cy="465455"/>
+                <wp:effectExtent l="0" t="0" r="14605" b="10795"/>
+                <wp:wrapSquare wrapText="bothSides"/>
+                <wp:docPr id="1402406357" name="Cuadro de texto 2"/>
+                <wp:cNvGraphicFramePr>
+                  <a:graphicFrameLocks xmlns:a="http://schemas.openxmlformats.org/drawingml/2006/main"/>
+                </wp:cNvGraphicFramePr>
+                <a:graphic xmlns:a="http://schemas.openxmlformats.org/drawingml/2006/main">
+                  <a:graphicData uri="http://schemas.microsoft.com/office/word/2010/wordprocessingShape">
+                    <wps:wsp>
+                      <wps:cNvSpPr txBox="1">
+                        <a:spLocks noChangeArrowheads="1"/>
+                      </wps:cNvSpPr>
+                      <wps:spPr bwMode="auto">
+                        <a:xfrm>
+                          <a:off x="0" y="0"/>
+                          <a:ext cx="2195195" cy="465455"/>
+                        </a:xfrm>
+                        <a:prstGeom prst="rect">
+                          <a:avLst/>
+                        </a:prstGeom>
+                        <a:solidFill>
+                          <a:srgbClr val="FFFFFF"/>
+                        </a:solidFill>
+                        <a:ln w="9525">
+                          <a:solidFill>
+                            <a:srgbClr val="000000"/>
+                          </a:solidFill>
+                          <a:miter lim="800000"/>
+                          <a:headEnd/>
+                          <a:tailEnd/>
+                        </a:ln>
+                      </wps:spPr>
+                      <wps:txbx>
+                        <w:txbxContent>
+                          <w:p>
+                            <w:pPr>
+                              <w:rPr>
+                                <w:b/>
+                                <w:bCs/>
+                                <w:lang w:val="es-419" w:eastAsia="es-CO"/>
+                              </w:rPr>
+                            </w:pPr>
+                            <w:r>
+                              <w:rPr>
+                                <w:b/>
+                                <w:bCs/>
+                                <w:lang w:eastAsia="es-CO"/>
+                              </w:rPr>
+                              <w:t>Vi = (V*</w:t>
+                            </w:r>
+                            <w:proofErr w:type="spellStart"/>
+                            <w:r>
+                              <w:rPr>
+                                <w:b/>
+                                <w:bCs/>
+                                <w:lang w:eastAsia="es-CO"/>
+                              </w:rPr>
+                              <w:t>Qi</w:t>
+                            </w:r>
+                            <w:proofErr w:type="spellEnd"/>
+                            <w:r>
+                              <w:rPr>
+                                <w:b/>
+                                <w:bCs/>
+                                <w:lang w:eastAsia="es-CO"/>
+                              </w:rPr>
+                              <w:t>) / (n*</w:t>
+                            </w:r>
+                            <w:proofErr w:type="spellStart"/>
+                            <w:r>
+                              <w:rPr>
+                                <w:b/>
+                                <w:bCs/>
+                                <w:lang w:eastAsia="es-CO"/>
+                              </w:rPr>
+                              <w:t>Qp</w:t>
+                            </w:r>
+                            <w:proofErr w:type="spellEnd"/>
+                            <w:r>
+                              <w:rPr>
+                                <w:b/>
+                                <w:bCs/>
+                                <w:lang w:eastAsia="es-CO"/>
+                              </w:rPr>
+                              <w:t>)</w:t>
+                            </w:r>
+                          </w:p>
+                          <w:p/>
+                        </w:txbxContent>
+                      </wps:txbx>
+                      <wps:bodyPr rot="0" vert="horz" wrap="square" lIns="91440" tIns="45720" rIns="91440" bIns="45720" anchor="t" anchorCtr="0">
+                        <a:noAutofit/>
+                      </wps:bodyPr>
+                    </wps:wsp>
+                  </a:graphicData>
+                </a:graphic>
+                <wp14:sizeRelH relativeFrom="margin">
+                  <wp14:pctWidth>0</wp14:pctWidth>
+                </wp14:sizeRelH>
+                <wp14:sizeRelV relativeFrom="margin">
+                  <wp14:pctHeight>0</wp14:pctHeight>
+                </wp14:sizeRelV>
+              </wp:anchor>
+            </w:drawing>
+          </mc:Choice>
+          <mc:Fallback>
+            <w:pict>
+              <v:shape w14:anchorId="6C102479" id="_x0000_s1027" type="#_x0000_t202" style="position:absolute;left:0;text-align:left;margin-left:163.85pt;margin-top:0;width:172.85pt;height:36.65pt;z-index:251665408;visibility:visible;mso-wrap-style:square;mso-width-percent:0;mso-height-percent:0;mso-wrap-distance-left:9pt;mso-wrap-distance-top:3.6pt;mso-wrap-distance-right:9pt;mso-wrap-distance-bottom:3.6pt;mso-position-horizontal:absolute;mso-position-horizontal-relative:margin;mso-position-vertical:absolute;mso-position-vertical-relative:text;mso-width-percent:0;mso-height-percent:0;mso-width-relative:margin;mso-height-relative:margin;v-text-anchor:top" o:gfxdata="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">
+                <v:textbox>
+                  <w:txbxContent>
+                    <w:p>
+                      <w:pPr>
+                        <w:rPr>
+                          <w:b/>
+                          <w:bCs/>
+                          <w:lang w:val="es-419" w:eastAsia="es-CO"/>
+                        </w:rPr>
+                      </w:pPr>
+                      <w:r>
+                        <w:rPr>
+                          <w:b/>
+                          <w:bCs/>
+                          <w:lang w:eastAsia="es-CO"/>
+                        </w:rPr>
+                        <w:t>Vi = (V*</w:t>
+                      </w:r>
+                      <w:proofErr w:type="spellStart"/>
+                      <w:r>
+                        <w:rPr>
+                          <w:b/>
+                          <w:bCs/>
+                          <w:lang w:eastAsia="es-CO"/>
+                        </w:rPr>
+                        <w:t>Qi</w:t>
+                      </w:r>
+                      <w:proofErr w:type="spellEnd"/>
+                      <w:r>
+                        <w:rPr>
+                          <w:b/>
+                          <w:bCs/>
+                          <w:lang w:eastAsia="es-CO"/>
+                        </w:rPr>
+                        <w:t>) / (n*</w:t>
+                      </w:r>
+                      <w:proofErr w:type="spellStart"/>
+                      <w:r>
+                        <w:rPr>
+                          <w:b/>
+                          <w:bCs/>
+                          <w:lang w:eastAsia="es-CO"/>
+                        </w:rPr>
+                        <w:t>Qp</w:t>
+                      </w:r>
+                      <w:proofErr w:type="spellEnd"/>
+                      <w:r>
+                        <w:rPr>
+                          <w:b/>
+                          <w:bCs/>
+                          <w:lang w:eastAsia="es-CO"/>
+                        </w:rPr>
+                        <w:t>)</w:t>
+                      </w:r>
+                    </w:p>
+                    <w:p/>
+                  </w:txbxContent>
+                </v:textbox>
+                <w10:wrap type="square" anchorx="margin"/>
+              </v:shape>
+            </w:pict>
+          </mc:Fallback>
+        </mc:AlternateContent>
+      </w:r>
+    </w:p>
+    <w:p>
+      <w:pPr>
+        <w:rPr>
+          <w:b/>
+          <w:bCs/>
+          <w:lang w:val="es-419" w:eastAsia="es-CO"/>
+        </w:rPr>
+      </w:pPr>
     </w:p>
     <w:p>
       <w:pPr>
@@ -7595,7 +7741,7 @@
                     </pic:cNvPicPr>
                   </pic:nvPicPr>
                   <pic:blipFill>
-                    <a:blip r:embed="rId26">
+                    <a:blip r:embed="rId25">
                       <a:extLst>
                         <a:ext uri="{28A0092B-C50C-407E-A947-70E740481C1C}">
                           <a14:useLocalDpi xmlns:a14="http://schemas.microsoft.com/office/drawing/2010/main" val="0"/>
@@ -7711,7 +7857,7 @@
                     </pic:cNvPicPr>
                   </pic:nvPicPr>
                   <pic:blipFill>
-                    <a:blip r:embed="rId27">
+                    <a:blip r:embed="rId26">
                       <a:extLst>
                         <a:ext uri="{28A0092B-C50C-407E-A947-70E740481C1C}">
                           <a14:useLocalDpi xmlns:a14="http://schemas.microsoft.com/office/drawing/2010/main" val="0"/>
@@ -7958,7 +8104,7 @@
       <w:pPr>
         <w:pStyle w:val="Ttulo2"/>
       </w:pPr>
-      <w:bookmarkStart w:id="5" w:name="_Toc201232297"/>
+      <w:bookmarkStart w:id="5" w:name="_Toc201674826"/>
       <w:r>
         <w:t>Muestreo en comunidades hidrobiológicas</w:t>
       </w:r>
@@ -8642,7 +8788,7 @@
                     </pic:cNvPicPr>
                   </pic:nvPicPr>
                   <pic:blipFill>
-                    <a:blip r:embed="rId28">
+                    <a:blip r:embed="rId27">
                       <a:extLst>
                         <a:ext uri="{28A0092B-C50C-407E-A947-70E740481C1C}">
                           <a14:useLocalDpi xmlns:a14="http://schemas.microsoft.com/office/drawing/2010/main" val="0"/>
@@ -8713,7 +8859,7 @@
       <w:pPr>
         <w:pStyle w:val="Ttulo2"/>
       </w:pPr>
-      <w:bookmarkStart w:id="6" w:name="_Toc201232298"/>
+      <w:bookmarkStart w:id="6" w:name="_Toc201674827"/>
       <w:r>
         <w:t>Muestreo de macroinvertebrados acuáticos</w:t>
       </w:r>
@@ -8776,7 +8922,7 @@
                     </pic:cNvPicPr>
                   </pic:nvPicPr>
                   <pic:blipFill>
-                    <a:blip r:embed="rId29">
+                    <a:blip r:embed="rId28">
                       <a:extLst>
                         <a:ext uri="{28A0092B-C50C-407E-A947-70E740481C1C}">
                           <a14:useLocalDpi xmlns:a14="http://schemas.microsoft.com/office/drawing/2010/main" val="0"/>
@@ -9266,7 +9412,7 @@
           <w:lang w:val="es-CO"/>
         </w:rPr>
       </w:pPr>
-      <w:bookmarkStart w:id="7" w:name="_Toc201232299"/>
+      <w:bookmarkStart w:id="7" w:name="_Toc201674828"/>
       <w:r>
         <w:rPr>
           <w:lang w:val="es-CO"/>
@@ -9326,10 +9472,10 @@
                     <pic:cNvPicPr/>
                   </pic:nvPicPr>
                   <pic:blipFill>
-                    <a:blip r:embed="rId30">
+                    <a:blip r:embed="rId29">
                       <a:extLst>
                         <a:ext uri="{96DAC541-7B7A-43D3-8B79-37D633B846F1}">
-                          <asvg:svgBlip xmlns:asvg="http://schemas.microsoft.com/office/drawing/2016/SVG/main" r:embed="rId31"/>
+                          <asvg:svgBlip xmlns:asvg="http://schemas.microsoft.com/office/drawing/2016/SVG/main" r:embed="rId30"/>
                         </a:ext>
                       </a:extLst>
                     </a:blip>
@@ -9360,7 +9506,7 @@
           <w:lang w:val="es-CO"/>
         </w:rPr>
       </w:pPr>
-      <w:bookmarkStart w:id="8" w:name="_Toc201232300"/>
+      <w:bookmarkStart w:id="8" w:name="_Toc201674829"/>
       <w:r>
         <w:rPr>
           <w:lang w:val="es-CO"/>
@@ -9538,7 +9684,7 @@
                 <w:rStyle w:val="Hipervnculo"/>
               </w:rPr>
             </w:pPr>
-            <w:hyperlink r:id="rId32" w:history="1">
+            <w:hyperlink r:id="rId31" w:history="1">
               <w:r>
                 <w:rPr>
                   <w:rStyle w:val="Hipervnculo"/>
@@ -9616,7 +9762,7 @@
             <w:pPr>
               <w:pStyle w:val="TextoTablas"/>
             </w:pPr>
-            <w:hyperlink r:id="rId33" w:history="1">
+            <w:hyperlink r:id="rId32" w:history="1">
               <w:r>
                 <w:rPr>
                   <w:rStyle w:val="Hipervnculo"/>
@@ -9642,7 +9788,7 @@
           <w:lang w:val="es-CO"/>
         </w:rPr>
       </w:pPr>
-      <w:bookmarkStart w:id="9" w:name="_Toc201232301"/>
+      <w:bookmarkStart w:id="9" w:name="_Toc201674830"/>
       <w:r>
         <w:rPr>
           <w:lang w:val="es-CO"/>
@@ -9768,7 +9914,7 @@
           <w:lang w:val="es-CO"/>
         </w:rPr>
       </w:pPr>
-      <w:bookmarkStart w:id="10" w:name="_Toc201232302"/>
+      <w:bookmarkStart w:id="10" w:name="_Toc201674831"/>
       <w:r>
         <w:rPr>
           <w:lang w:val="es-CO"/>
@@ -9806,7 +9952,7 @@
       <w:r>
         <w:t xml:space="preserve">  </w:t>
       </w:r>
-      <w:hyperlink r:id="rId34" w:history="1">
+      <w:hyperlink r:id="rId33" w:history="1">
         <w:r>
           <w:rPr>
             <w:rStyle w:val="Hipervnculo"/>
@@ -9824,7 +9970,7 @@
       </w:r>
     </w:p>
     <w:p>
-      <w:hyperlink r:id="rId35" w:history="1">
+      <w:hyperlink r:id="rId34" w:history="1">
         <w:r>
           <w:rPr>
             <w:rStyle w:val="Hipervnculo"/>
@@ -9844,7 +9990,7 @@
       </w:r>
     </w:p>
     <w:p>
-      <w:hyperlink r:id="rId36" w:history="1">
+      <w:hyperlink r:id="rId35" w:history="1">
         <w:r>
           <w:rPr>
             <w:rStyle w:val="Hipervnculo"/>
@@ -9860,7 +10006,7 @@
           <w:lang w:val="es-CO"/>
         </w:rPr>
       </w:pPr>
-      <w:bookmarkStart w:id="11" w:name="_Toc201232303"/>
+      <w:bookmarkStart w:id="11" w:name="_Toc201674832"/>
       <w:r>
         <w:rPr>
           <w:lang w:val="es-CO"/>
@@ -10742,8 +10888,8 @@
       </w:pPr>
     </w:p>
     <w:sectPr>
-      <w:headerReference w:type="default" r:id="rId37"/>
-      <w:footerReference w:type="default" r:id="rId38"/>
+      <w:headerReference w:type="default" r:id="rId36"/>
+      <w:footerReference w:type="default" r:id="rId37"/>
       <w:pgSz w:w="12240" w:h="15840"/>
       <w:pgMar w:top="1701" w:right="1134" w:bottom="1134" w:left="1134" w:header="709" w:footer="737" w:gutter="0"/>
       <w:pgNumType w:start="1"/>
@@ -10906,7 +11052,7 @@
                   <v:stroke joinstyle="miter"/>
                   <v:path gradientshapeok="t" o:connecttype="rect"/>
                 </v:shapetype>
-                <v:shape id="_x0000_s1027" type="#_x0000_t202" style="position:absolute;left:0;text-align:left;margin-left:16.1pt;margin-top:.65pt;width:455.15pt;height:41.4pt;z-index:251661312;visibility:visible;mso-wrap-style:square;mso-width-percent:0;mso-height-percent:0;mso-wrap-distance-left:9pt;mso-wrap-distance-top:3.6pt;mso-wrap-distance-right:9pt;mso-wrap-distance-bottom:3.6pt;mso-position-horizontal:absolute;mso-position-horizontal-relative:text;mso-position-vertical:absolute;mso-position-vertical-relative:text;mso-width-percent:0;mso-height-percent:0;mso-width-relative:margin;mso-height-relative:margin;v-text-anchor:top" o:gfxdata="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" stroked="f">
+                <v:shape id="_x0000_s1028" type="#_x0000_t202" style="position:absolute;left:0;text-align:left;margin-left:16.1pt;margin-top:.65pt;width:455.15pt;height:41.4pt;z-index:251661312;visibility:visible;mso-wrap-style:square;mso-width-percent:0;mso-height-percent:0;mso-wrap-distance-left:9pt;mso-wrap-distance-top:3.6pt;mso-wrap-distance-right:9pt;mso-wrap-distance-bottom:3.6pt;mso-position-horizontal:absolute;mso-position-horizontal-relative:text;mso-position-vertical:absolute;mso-position-vertical-relative:text;mso-width-percent:0;mso-height-percent:0;mso-width-relative:margin;mso-height-relative:margin;v-text-anchor:top" o:gfxdata="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" stroked="f">
                   <v:textbox>
                     <w:txbxContent>
                       <w:p>
@@ -20392,7 +20538,6 @@
   <w:style w:type="character" w:default="1" w:styleId="Fuentedeprrafopredeter">
     <w:name w:val="Default Paragraph Font"/>
     <w:uiPriority w:val="1"/>
-    <w:semiHidden/>
     <w:unhideWhenUsed/>
   </w:style>
   <w:style w:type="table" w:default="1" w:styleId="Tablanormal">
@@ -21831,13 +21976,13 @@
 </file>
 
 <file path=customXml/itemProps2.xml><?xml version="1.0" encoding="utf-8"?>
-<ds:datastoreItem xmlns:ds="http://schemas.openxmlformats.org/officeDocument/2006/customXml" ds:itemID="{0595F704-6E85-45A9-BFC2-FCA02C85CF10}"/>
+<ds:datastoreItem xmlns:ds="http://schemas.openxmlformats.org/officeDocument/2006/customXml" ds:itemID="{460F7A4D-0E08-452E-BC57-D0C3043C1302}"/>
 </file>
 
 <file path=customXml/itemProps3.xml><?xml version="1.0" encoding="utf-8"?>
-<ds:datastoreItem xmlns:ds="http://schemas.openxmlformats.org/officeDocument/2006/customXml" ds:itemID="{AED2C13D-1080-482D-8752-28F9C9CBAEFC}"/>
+<ds:datastoreItem xmlns:ds="http://schemas.openxmlformats.org/officeDocument/2006/customXml" ds:itemID="{7473A6E1-48C3-4A64-B6D8-E3DB138227FE}"/>
 </file>
 
 <file path=customXml/itemProps4.xml><?xml version="1.0" encoding="utf-8"?>
-<ds:datastoreItem xmlns:ds="http://schemas.openxmlformats.org/officeDocument/2006/customXml" ds:itemID="{EFEE8078-67CE-4BDB-A354-114E8BD1A8E8}"/>
+<ds:datastoreItem xmlns:ds="http://schemas.openxmlformats.org/officeDocument/2006/customXml" ds:itemID="{1D55185A-70F0-48EB-AE65-57C2BEB6019A}"/>
 </file>
--- a/fuentes/72210002_CF01_DU.docx
+++ b/fuentes/72210002_CF01_DU.docx
@@ -1,6 +1,6 @@
 
 <file path=word/document.xml><?xml version="1.0" encoding="utf-8"?>
-<w:document xmlns:wpc="http://schemas.microsoft.com/office/word/2010/wordprocessingCanvas" xmlns:cx="http://schemas.microsoft.com/office/drawing/2014/chartex" xmlns:cx1="http://schemas.microsoft.com/office/drawing/2015/9/8/chartex" xmlns:cx2="http://schemas.microsoft.com/office/drawing/2015/10/21/chartex" xmlns:cx3="http://schemas.microsoft.com/office/drawing/2016/5/9/chartex" xmlns:cx4="http://schemas.microsoft.com/office/drawing/2016/5/10/chartex" xmlns:cx5="http://schemas.microsoft.com/office/drawing/2016/5/11/chartex" xmlns:cx6="http://schemas.microsoft.com/office/drawing/2016/5/12/chartex" xmlns:cx7="http://schemas.microsoft.com/office/drawing/2016/5/13/chartex" xmlns:cx8="http://schemas.microsoft.com/office/drawing/2016/5/14/chartex" xmlns:mc="http://schemas.openxmlformats.org/markup-compatibility/2006" xmlns:aink="http://schemas.microsoft.com/office/drawing/2016/ink" xmlns:am3d="http://schemas.microsoft.com/office/drawing/2017/model3d" xmlns:o="urn:schemas-microsoft-com:office:office" xmlns:oel="http://schemas.microsoft.com/office/2019/extlst" xmlns:r="http://schemas.openxmlformats.org/officeDocument/2006/relationships" xmlns:m="http://schemas.openxmlformats.org/officeDocument/2006/math" xmlns:v="urn:schemas-microsoft-com:vml" xmlns:wp14="http://schemas.microsoft.com/office/word/2010/wordprocessingDrawing" xmlns:wp="http://schemas.openxmlformats.org/drawingml/2006/wordprocessingDrawing" xmlns:w10="urn:schemas-microsoft-com:office:word" xmlns:w="http://schemas.openxmlformats.org/wordprocessingml/2006/main" xmlns:w14="http://schemas.microsoft.com/office/word/2010/wordml" xmlns:w15="http://schemas.microsoft.com/office/word/2012/wordml" xmlns:w16cex="http://schemas.microsoft.com/office/word/2018/wordml/cex" xmlns:w16cid="http://schemas.microsoft.com/office/word/2016/wordml/cid" xmlns:w16="http://schemas.microsoft.com/office/word/2018/wordml" xmlns:w16du="http://schemas.microsoft.com/office/word/2023/wordml/word16du" xmlns:w16sdtdh="http://schemas.microsoft.com/office/word/2020/wordml/sdtdatahash" xmlns:w16sdtfl="http://schemas.microsoft.com/office/word/2024/wordml/sdtformatlock" xmlns:w16se="http://schemas.microsoft.com/office/word/2015/wordml/symex" xmlns:wpg="http://schemas.microsoft.com/office/word/2010/wordprocessingGroup" xmlns:wpi="http://schemas.microsoft.com/office/word/2010/wordprocessingInk" xmlns:wne="http://schemas.microsoft.com/office/word/2006/wordml" xmlns:wps="http://schemas.microsoft.com/office/word/2010/wordprocessingShape" mc:Ignorable="w14 w15 w16se w16cid w16 w16cex w16sdtdh w16sdtfl w16du wp14">
+<w:document xmlns:wpc="http://schemas.microsoft.com/office/word/2010/wordprocessingCanvas" xmlns:cx="http://schemas.microsoft.com/office/drawing/2014/chartex" xmlns:cx1="http://schemas.microsoft.com/office/drawing/2015/9/8/chartex" xmlns:cx2="http://schemas.microsoft.com/office/drawing/2015/10/21/chartex" xmlns:cx3="http://schemas.microsoft.com/office/drawing/2016/5/9/chartex" xmlns:cx4="http://schemas.microsoft.com/office/drawing/2016/5/10/chartex" xmlns:cx5="http://schemas.microsoft.com/office/drawing/2016/5/11/chartex" xmlns:cx6="http://schemas.microsoft.com/office/drawing/2016/5/12/chartex" xmlns:cx7="http://schemas.microsoft.com/office/drawing/2016/5/13/chartex" xmlns:cx8="http://schemas.microsoft.com/office/drawing/2016/5/14/chartex" xmlns:mc="http://schemas.openxmlformats.org/markup-compatibility/2006" xmlns:aink="http://schemas.microsoft.com/office/drawing/2016/ink" xmlns:am3d="http://schemas.microsoft.com/office/drawing/2017/model3d" xmlns:o="urn:schemas-microsoft-com:office:office" xmlns:oel="http://schemas.microsoft.com/office/2019/extlst" xmlns:r="http://schemas.openxmlformats.org/officeDocument/2006/relationships" xmlns:m="http://schemas.openxmlformats.org/officeDocument/2006/math" xmlns:v="urn:schemas-microsoft-com:vml" xmlns:wp14="http://schemas.microsoft.com/office/word/2010/wordprocessingDrawing" xmlns:wp="http://schemas.openxmlformats.org/drawingml/2006/wordprocessingDrawing" xmlns:w10="urn:schemas-microsoft-com:office:word" xmlns:w="http://schemas.openxmlformats.org/wordprocessingml/2006/main" xmlns:w14="http://schemas.microsoft.com/office/word/2010/wordml" xmlns:w15="http://schemas.microsoft.com/office/word/2012/wordml" xmlns:w16cex="http://schemas.microsoft.com/office/word/2018/wordml/cex" xmlns:w16cid="http://schemas.microsoft.com/office/word/2016/wordml/cid" xmlns:w16="http://schemas.microsoft.com/office/word/2018/wordml" xmlns:w16du="http://schemas.microsoft.com/office/word/2023/wordml/word16du" xmlns:w16sdtdh="http://schemas.microsoft.com/office/word/2020/wordml/sdtdatahash" xmlns:w16se="http://schemas.microsoft.com/office/word/2015/wordml/symex" xmlns:wpg="http://schemas.microsoft.com/office/word/2010/wordprocessingGroup" xmlns:wpi="http://schemas.microsoft.com/office/word/2010/wordprocessingInk" xmlns:wne="http://schemas.microsoft.com/office/word/2006/wordml" xmlns:wps="http://schemas.microsoft.com/office/word/2010/wordprocessingShape" mc:Ignorable="w14 w15 w16se w16cid w16 w16cex w16sdtdh w16du wp14">
   <w:body>
     <w:p>
       <w:pPr>
@@ -47,7 +47,7 @@
                     <pic:cNvPicPr/>
                   </pic:nvPicPr>
                   <pic:blipFill>
-                    <a:blip r:embed="rId8">
+                    <a:blip r:embed="rId11">
                       <a:extLst>
                         <a:ext uri="{28A0092B-C50C-407E-A947-70E740481C1C}">
                           <a14:useLocalDpi xmlns:a14="http://schemas.microsoft.com/office/drawing/2010/main" val="0"/>
@@ -205,7 +205,7 @@
               </wp:anchor>
             </w:drawing>
           </mc:Choice>
-          <mc:Fallback>
+          <mc:Fallback xmlns:w16sdtfl="http://schemas.microsoft.com/office/word/2024/wordml/sdtformatlock">
             <w:pict>
               <v:rect w14:anchorId="2FCE1164" id="Rectángulo 3" o:spid="_x0000_s1026" style="position:absolute;margin-left:-55.7pt;margin-top:26.5pt;width:613.85pt;height:204pt;z-index:-251655168;visibility:visible;mso-wrap-style:square;mso-height-percent:0;mso-wrap-distance-left:9pt;mso-wrap-distance-top:0;mso-wrap-distance-right:9pt;mso-wrap-distance-bottom:0;mso-position-horizontal:absolute;mso-position-horizontal-relative:text;mso-position-vertical:absolute;mso-position-vertical-relative:text;mso-height-percent:0;mso-height-relative:margin;v-text-anchor:middle" o:gfxdata="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" fillcolor="#00314d" stroked="f" strokeweight="1pt"/>
             </w:pict>
@@ -325,7 +325,7 @@
                 <v:stroke joinstyle="miter"/>
                 <v:path gradientshapeok="t" o:connecttype="rect"/>
               </v:shapetype>
-              <v:shape id="Cuadro de texto 2" o:spid="_x0000_s1026" type="#_x0000_t202" style="position:absolute;left:0;text-align:left;margin-left:-19.95pt;margin-top:23.65pt;width:549pt;height:126pt;z-index:251663360;visibility:visible;mso-wrap-style:square;mso-width-percent:0;mso-height-percent:0;mso-wrap-distance-left:9pt;mso-wrap-distance-top:3.6pt;mso-wrap-distance-right:9pt;mso-wrap-distance-bottom:3.6pt;mso-position-horizontal:absolute;mso-position-horizontal-relative:text;mso-position-vertical:absolute;mso-position-vertical-relative:text;mso-width-percent:0;mso-height-percent:0;mso-width-relative:margin;mso-height-relative:margin;v-text-anchor:top" o:gfxdata="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" filled="f" stroked="f">
+              <v:shape id="Cuadro de texto 2" o:spid="_x0000_s1026" type="#_x0000_t202" alt="&quot;&quot;" style="position:absolute;left:0;text-align:left;margin-left:-19.95pt;margin-top:23.65pt;width:549pt;height:126pt;z-index:251663360;visibility:visible;mso-wrap-style:square;mso-width-percent:0;mso-height-percent:0;mso-wrap-distance-left:9pt;mso-wrap-distance-top:3.6pt;mso-wrap-distance-right:9pt;mso-wrap-distance-bottom:3.6pt;mso-position-horizontal:absolute;mso-position-horizontal-relative:text;mso-position-vertical:absolute;mso-position-vertical-relative:text;mso-width-percent:0;mso-height-percent:0;mso-width-relative:margin;mso-height-relative:margin;v-text-anchor:top" o:gfxdata="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" filled="f" stroked="f">
                 <v:textbox>
                   <w:txbxContent>
                     <w:p>
@@ -1561,7 +1561,7 @@
     <w:p>
       <w:pPr>
         <w:sectPr>
-          <w:footerReference w:type="default" r:id="rId9"/>
+          <w:footerReference w:type="default" r:id="rId12"/>
           <w:pgSz w:w="12240" w:h="15840"/>
           <w:pgMar w:top="1701" w:right="1134" w:bottom="1134" w:left="1134" w:header="709" w:footer="709" w:gutter="0"/>
           <w:cols w:space="708"/>
@@ -1677,7 +1677,7 @@
         <w:pStyle w:val="Prrafodelista"/>
         <w:numPr>
           <w:ilvl w:val="0"/>
-          <w:numId w:val="52"/>
+          <w:numId w:val="6"/>
         </w:numPr>
         <w:rPr>
           <w:lang w:eastAsia="es-CO"/>
@@ -1695,7 +1695,7 @@
         <w:pStyle w:val="Prrafodelista"/>
         <w:numPr>
           <w:ilvl w:val="0"/>
-          <w:numId w:val="52"/>
+          <w:numId w:val="6"/>
         </w:numPr>
         <w:rPr>
           <w:lang w:eastAsia="es-CO"/>
@@ -1713,7 +1713,7 @@
         <w:pStyle w:val="Prrafodelista"/>
         <w:numPr>
           <w:ilvl w:val="0"/>
-          <w:numId w:val="52"/>
+          <w:numId w:val="6"/>
         </w:numPr>
         <w:rPr>
           <w:lang w:eastAsia="es-CO"/>
@@ -1731,7 +1731,7 @@
         <w:pStyle w:val="Prrafodelista"/>
         <w:numPr>
           <w:ilvl w:val="0"/>
-          <w:numId w:val="52"/>
+          <w:numId w:val="6"/>
         </w:numPr>
         <w:rPr>
           <w:lang w:eastAsia="es-CO"/>
@@ -1749,7 +1749,7 @@
         <w:pStyle w:val="Prrafodelista"/>
         <w:numPr>
           <w:ilvl w:val="0"/>
-          <w:numId w:val="52"/>
+          <w:numId w:val="6"/>
         </w:numPr>
         <w:rPr>
           <w:lang w:eastAsia="es-CO"/>
@@ -1767,7 +1767,7 @@
         <w:pStyle w:val="Prrafodelista"/>
         <w:numPr>
           <w:ilvl w:val="0"/>
-          <w:numId w:val="52"/>
+          <w:numId w:val="6"/>
         </w:numPr>
         <w:rPr>
           <w:lang w:eastAsia="es-CO"/>
@@ -1832,7 +1832,7 @@
         <w:pStyle w:val="Prrafodelista"/>
         <w:numPr>
           <w:ilvl w:val="0"/>
-          <w:numId w:val="53"/>
+          <w:numId w:val="7"/>
         </w:numPr>
         <w:rPr>
           <w:lang w:val="es-419" w:eastAsia="es-CO"/>
@@ -1850,7 +1850,7 @@
         <w:pStyle w:val="Prrafodelista"/>
         <w:numPr>
           <w:ilvl w:val="0"/>
-          <w:numId w:val="53"/>
+          <w:numId w:val="7"/>
         </w:numPr>
         <w:rPr>
           <w:lang w:val="es-419" w:eastAsia="es-CO"/>
@@ -1868,7 +1868,7 @@
         <w:pStyle w:val="Prrafodelista"/>
         <w:numPr>
           <w:ilvl w:val="0"/>
-          <w:numId w:val="53"/>
+          <w:numId w:val="7"/>
         </w:numPr>
         <w:rPr>
           <w:lang w:val="es-419" w:eastAsia="es-CO"/>
@@ -1886,7 +1886,7 @@
         <w:pStyle w:val="Prrafodelista"/>
         <w:numPr>
           <w:ilvl w:val="0"/>
-          <w:numId w:val="53"/>
+          <w:numId w:val="7"/>
         </w:numPr>
         <w:rPr>
           <w:lang w:val="es-419" w:eastAsia="es-CO"/>
@@ -1904,7 +1904,7 @@
         <w:pStyle w:val="Prrafodelista"/>
         <w:numPr>
           <w:ilvl w:val="0"/>
-          <w:numId w:val="53"/>
+          <w:numId w:val="7"/>
         </w:numPr>
         <w:rPr>
           <w:lang w:val="es-419" w:eastAsia="es-CO"/>
@@ -1923,7 +1923,7 @@
         <w:pStyle w:val="Prrafodelista"/>
         <w:numPr>
           <w:ilvl w:val="0"/>
-          <w:numId w:val="53"/>
+          <w:numId w:val="7"/>
         </w:numPr>
         <w:rPr>
           <w:lang w:val="es-419" w:eastAsia="es-CO"/>
@@ -1941,7 +1941,7 @@
         <w:pStyle w:val="Prrafodelista"/>
         <w:numPr>
           <w:ilvl w:val="0"/>
-          <w:numId w:val="53"/>
+          <w:numId w:val="7"/>
         </w:numPr>
         <w:rPr>
           <w:lang w:val="es-419" w:eastAsia="es-CO"/>
@@ -1995,7 +1995,7 @@
         <w:pStyle w:val="Prrafodelista"/>
         <w:numPr>
           <w:ilvl w:val="0"/>
-          <w:numId w:val="54"/>
+          <w:numId w:val="8"/>
         </w:numPr>
         <w:rPr>
           <w:lang w:val="es-419" w:eastAsia="es-CO"/>
@@ -2027,7 +2027,7 @@
         <w:pStyle w:val="Prrafodelista"/>
         <w:numPr>
           <w:ilvl w:val="0"/>
-          <w:numId w:val="54"/>
+          <w:numId w:val="8"/>
         </w:numPr>
         <w:rPr>
           <w:lang w:val="es-419" w:eastAsia="es-CO"/>
@@ -2059,7 +2059,7 @@
         <w:pStyle w:val="Prrafodelista"/>
         <w:numPr>
           <w:ilvl w:val="0"/>
-          <w:numId w:val="54"/>
+          <w:numId w:val="8"/>
         </w:numPr>
         <w:rPr>
           <w:lang w:val="es-419" w:eastAsia="es-CO"/>
@@ -2092,7 +2092,7 @@
         <w:pStyle w:val="Prrafodelista"/>
         <w:numPr>
           <w:ilvl w:val="0"/>
-          <w:numId w:val="54"/>
+          <w:numId w:val="8"/>
         </w:numPr>
         <w:rPr>
           <w:lang w:val="es-419" w:eastAsia="es-CO"/>
@@ -2185,7 +2185,7 @@
         <w:pStyle w:val="Prrafodelista"/>
         <w:numPr>
           <w:ilvl w:val="0"/>
-          <w:numId w:val="55"/>
+          <w:numId w:val="9"/>
         </w:numPr>
         <w:rPr>
           <w:lang w:val="es-419" w:eastAsia="es-CO"/>
@@ -2218,7 +2218,7 @@
         <w:pStyle w:val="Prrafodelista"/>
         <w:numPr>
           <w:ilvl w:val="0"/>
-          <w:numId w:val="55"/>
+          <w:numId w:val="9"/>
         </w:numPr>
         <w:rPr>
           <w:lang w:val="es-419" w:eastAsia="es-CO"/>
@@ -2362,7 +2362,7 @@
                     </pic:cNvPicPr>
                   </pic:nvPicPr>
                   <pic:blipFill>
-                    <a:blip r:embed="rId10">
+                    <a:blip r:embed="rId13">
                       <a:extLst>
                         <a:ext uri="{28A0092B-C50C-407E-A947-70E740481C1C}">
                           <a14:useLocalDpi xmlns:a14="http://schemas.microsoft.com/office/drawing/2010/main" val="0"/>
@@ -2488,7 +2488,7 @@
         <w:pStyle w:val="Prrafodelista"/>
         <w:numPr>
           <w:ilvl w:val="0"/>
-          <w:numId w:val="56"/>
+          <w:numId w:val="10"/>
         </w:numPr>
         <w:rPr>
           <w:lang w:val="es-419" w:eastAsia="es-CO"/>
@@ -2512,7 +2512,7 @@
         <w:pStyle w:val="Prrafodelista"/>
         <w:numPr>
           <w:ilvl w:val="0"/>
-          <w:numId w:val="56"/>
+          <w:numId w:val="10"/>
         </w:numPr>
         <w:rPr>
           <w:lang w:val="es-419" w:eastAsia="es-CO"/>
@@ -2536,7 +2536,7 @@
         <w:pStyle w:val="Prrafodelista"/>
         <w:numPr>
           <w:ilvl w:val="0"/>
-          <w:numId w:val="56"/>
+          <w:numId w:val="10"/>
         </w:numPr>
         <w:rPr>
           <w:lang w:val="es-419" w:eastAsia="es-CO"/>
@@ -2560,7 +2560,7 @@
         <w:pStyle w:val="Prrafodelista"/>
         <w:numPr>
           <w:ilvl w:val="0"/>
-          <w:numId w:val="56"/>
+          <w:numId w:val="10"/>
         </w:numPr>
         <w:rPr>
           <w:lang w:val="es-419" w:eastAsia="es-CO"/>
@@ -2584,7 +2584,7 @@
         <w:pStyle w:val="Prrafodelista"/>
         <w:numPr>
           <w:ilvl w:val="0"/>
-          <w:numId w:val="56"/>
+          <w:numId w:val="10"/>
         </w:numPr>
         <w:rPr>
           <w:lang w:val="es-419" w:eastAsia="es-CO"/>
@@ -2685,7 +2685,7 @@
                     </pic:cNvPicPr>
                   </pic:nvPicPr>
                   <pic:blipFill>
-                    <a:blip r:embed="rId11">
+                    <a:blip r:embed="rId14">
                       <a:extLst>
                         <a:ext uri="{28A0092B-C50C-407E-A947-70E740481C1C}">
                           <a14:useLocalDpi xmlns:a14="http://schemas.microsoft.com/office/drawing/2010/main" val="0"/>
@@ -2857,7 +2857,7 @@
                     </pic:cNvPicPr>
                   </pic:nvPicPr>
                   <pic:blipFill>
-                    <a:blip r:embed="rId12">
+                    <a:blip r:embed="rId15">
                       <a:extLst>
                         <a:ext uri="{28A0092B-C50C-407E-A947-70E740481C1C}">
                           <a14:useLocalDpi xmlns:a14="http://schemas.microsoft.com/office/drawing/2010/main" val="0"/>
@@ -2988,7 +2988,7 @@
                     </pic:cNvPicPr>
                   </pic:nvPicPr>
                   <pic:blipFill>
-                    <a:blip r:embed="rId13">
+                    <a:blip r:embed="rId16">
                       <a:extLst>
                         <a:ext uri="{28A0092B-C50C-407E-A947-70E740481C1C}">
                           <a14:useLocalDpi xmlns:a14="http://schemas.microsoft.com/office/drawing/2010/main" val="0"/>
@@ -3096,7 +3096,7 @@
                     </pic:cNvPicPr>
                   </pic:nvPicPr>
                   <pic:blipFill>
-                    <a:blip r:embed="rId14">
+                    <a:blip r:embed="rId17">
                       <a:extLst>
                         <a:ext uri="{28A0092B-C50C-407E-A947-70E740481C1C}">
                           <a14:useLocalDpi xmlns:a14="http://schemas.microsoft.com/office/drawing/2010/main" val="0"/>
@@ -3166,7 +3166,7 @@
         <w:pStyle w:val="Prrafodelista"/>
         <w:numPr>
           <w:ilvl w:val="0"/>
-          <w:numId w:val="57"/>
+          <w:numId w:val="11"/>
         </w:numPr>
         <w:rPr>
           <w:lang w:val="es-419" w:eastAsia="es-CO"/>
@@ -3204,7 +3204,7 @@
         <w:pStyle w:val="Prrafodelista"/>
         <w:numPr>
           <w:ilvl w:val="0"/>
-          <w:numId w:val="57"/>
+          <w:numId w:val="11"/>
         </w:numPr>
         <w:rPr>
           <w:lang w:val="es-419" w:eastAsia="es-CO"/>
@@ -3281,7 +3281,7 @@
         <w:pStyle w:val="Prrafodelista"/>
         <w:numPr>
           <w:ilvl w:val="0"/>
-          <w:numId w:val="58"/>
+          <w:numId w:val="12"/>
         </w:numPr>
         <w:rPr>
           <w:lang w:val="es-419" w:eastAsia="es-CO"/>
@@ -3313,7 +3313,7 @@
         <w:pStyle w:val="Prrafodelista"/>
         <w:numPr>
           <w:ilvl w:val="0"/>
-          <w:numId w:val="58"/>
+          <w:numId w:val="12"/>
         </w:numPr>
         <w:rPr>
           <w:lang w:val="es-419" w:eastAsia="es-CO"/>
@@ -3345,7 +3345,7 @@
         <w:pStyle w:val="Prrafodelista"/>
         <w:numPr>
           <w:ilvl w:val="0"/>
-          <w:numId w:val="58"/>
+          <w:numId w:val="12"/>
         </w:numPr>
         <w:rPr>
           <w:lang w:val="es-419" w:eastAsia="es-CO"/>
@@ -3377,7 +3377,7 @@
         <w:pStyle w:val="Prrafodelista"/>
         <w:numPr>
           <w:ilvl w:val="0"/>
-          <w:numId w:val="58"/>
+          <w:numId w:val="12"/>
         </w:numPr>
         <w:rPr>
           <w:lang w:val="es-419" w:eastAsia="es-CO"/>
@@ -3410,7 +3410,7 @@
         <w:pStyle w:val="Prrafodelista"/>
         <w:numPr>
           <w:ilvl w:val="0"/>
-          <w:numId w:val="58"/>
+          <w:numId w:val="12"/>
         </w:numPr>
         <w:rPr>
           <w:lang w:val="es-419" w:eastAsia="es-CO"/>
@@ -3442,7 +3442,7 @@
         <w:pStyle w:val="Prrafodelista"/>
         <w:numPr>
           <w:ilvl w:val="0"/>
-          <w:numId w:val="58"/>
+          <w:numId w:val="12"/>
         </w:numPr>
         <w:rPr>
           <w:lang w:val="es-419" w:eastAsia="es-CO"/>
@@ -3474,7 +3474,7 @@
         <w:pStyle w:val="Prrafodelista"/>
         <w:numPr>
           <w:ilvl w:val="0"/>
-          <w:numId w:val="58"/>
+          <w:numId w:val="12"/>
         </w:numPr>
         <w:rPr>
           <w:lang w:val="es-419" w:eastAsia="es-CO"/>
@@ -3506,7 +3506,7 @@
         <w:pStyle w:val="Prrafodelista"/>
         <w:numPr>
           <w:ilvl w:val="0"/>
-          <w:numId w:val="58"/>
+          <w:numId w:val="12"/>
         </w:numPr>
         <w:rPr>
           <w:lang w:val="es-419" w:eastAsia="es-CO"/>
@@ -3538,7 +3538,7 @@
         <w:pStyle w:val="Prrafodelista"/>
         <w:numPr>
           <w:ilvl w:val="0"/>
-          <w:numId w:val="58"/>
+          <w:numId w:val="12"/>
         </w:numPr>
         <w:rPr>
           <w:lang w:val="es-419" w:eastAsia="es-CO"/>
@@ -3570,7 +3570,7 @@
         <w:pStyle w:val="Prrafodelista"/>
         <w:numPr>
           <w:ilvl w:val="0"/>
-          <w:numId w:val="58"/>
+          <w:numId w:val="12"/>
         </w:numPr>
         <w:rPr>
           <w:lang w:val="es-419" w:eastAsia="es-CO"/>
@@ -3648,7 +3648,7 @@
                     </pic:cNvPicPr>
                   </pic:nvPicPr>
                   <pic:blipFill>
-                    <a:blip r:embed="rId15">
+                    <a:blip r:embed="rId18">
                       <a:extLst>
                         <a:ext uri="{28A0092B-C50C-407E-A947-70E740481C1C}">
                           <a14:useLocalDpi xmlns:a14="http://schemas.microsoft.com/office/drawing/2010/main" val="0"/>
@@ -3802,7 +3802,7 @@
         <w:pStyle w:val="Prrafodelista"/>
         <w:numPr>
           <w:ilvl w:val="0"/>
-          <w:numId w:val="59"/>
+          <w:numId w:val="13"/>
         </w:numPr>
         <w:rPr>
           <w:lang w:val="es-419" w:eastAsia="es-CO"/>
@@ -3834,7 +3834,7 @@
         <w:pStyle w:val="Prrafodelista"/>
         <w:numPr>
           <w:ilvl w:val="0"/>
-          <w:numId w:val="59"/>
+          <w:numId w:val="13"/>
         </w:numPr>
         <w:rPr>
           <w:lang w:val="es-419" w:eastAsia="es-CO"/>
@@ -3879,7 +3879,7 @@
         <w:pStyle w:val="Prrafodelista"/>
         <w:numPr>
           <w:ilvl w:val="0"/>
-          <w:numId w:val="59"/>
+          <w:numId w:val="13"/>
         </w:numPr>
         <w:rPr>
           <w:lang w:val="es-419" w:eastAsia="es-CO"/>
@@ -4010,7 +4010,7 @@
                     </pic:cNvPicPr>
                   </pic:nvPicPr>
                   <pic:blipFill>
-                    <a:blip r:embed="rId16">
+                    <a:blip r:embed="rId19">
                       <a:extLst>
                         <a:ext uri="{28A0092B-C50C-407E-A947-70E740481C1C}">
                           <a14:useLocalDpi xmlns:a14="http://schemas.microsoft.com/office/drawing/2010/main" val="0"/>
@@ -4057,7 +4057,7 @@
         <w:pStyle w:val="Prrafodelista"/>
         <w:numPr>
           <w:ilvl w:val="0"/>
-          <w:numId w:val="60"/>
+          <w:numId w:val="14"/>
         </w:numPr>
         <w:rPr>
           <w:lang w:eastAsia="es-CO"/>
@@ -4075,7 +4075,7 @@
         <w:pStyle w:val="Prrafodelista"/>
         <w:numPr>
           <w:ilvl w:val="0"/>
-          <w:numId w:val="60"/>
+          <w:numId w:val="14"/>
         </w:numPr>
         <w:rPr>
           <w:lang w:eastAsia="es-CO"/>
@@ -4094,7 +4094,7 @@
         <w:pStyle w:val="Prrafodelista"/>
         <w:numPr>
           <w:ilvl w:val="0"/>
-          <w:numId w:val="60"/>
+          <w:numId w:val="14"/>
         </w:numPr>
         <w:rPr>
           <w:lang w:eastAsia="es-CO"/>
@@ -4112,7 +4112,7 @@
         <w:pStyle w:val="Prrafodelista"/>
         <w:numPr>
           <w:ilvl w:val="0"/>
-          <w:numId w:val="60"/>
+          <w:numId w:val="14"/>
         </w:numPr>
         <w:rPr>
           <w:lang w:eastAsia="es-CO"/>
@@ -4130,7 +4130,7 @@
         <w:pStyle w:val="Prrafodelista"/>
         <w:numPr>
           <w:ilvl w:val="0"/>
-          <w:numId w:val="60"/>
+          <w:numId w:val="14"/>
         </w:numPr>
         <w:rPr>
           <w:lang w:eastAsia="es-CO"/>
@@ -4148,7 +4148,7 @@
         <w:pStyle w:val="Prrafodelista"/>
         <w:numPr>
           <w:ilvl w:val="0"/>
-          <w:numId w:val="60"/>
+          <w:numId w:val="14"/>
         </w:numPr>
         <w:rPr>
           <w:lang w:eastAsia="es-CO"/>
@@ -4199,7 +4199,7 @@
                     </pic:cNvPicPr>
                   </pic:nvPicPr>
                   <pic:blipFill>
-                    <a:blip r:embed="rId17">
+                    <a:blip r:embed="rId20">
                       <a:extLst>
                         <a:ext uri="{28A0092B-C50C-407E-A947-70E740481C1C}">
                           <a14:useLocalDpi xmlns:a14="http://schemas.microsoft.com/office/drawing/2010/main" val="0"/>
@@ -4247,7 +4247,7 @@
         <w:pStyle w:val="Prrafodelista"/>
         <w:numPr>
           <w:ilvl w:val="0"/>
-          <w:numId w:val="61"/>
+          <w:numId w:val="15"/>
         </w:numPr>
         <w:rPr>
           <w:lang w:eastAsia="es-CO"/>
@@ -4279,7 +4279,7 @@
         <w:pStyle w:val="Prrafodelista"/>
         <w:numPr>
           <w:ilvl w:val="0"/>
-          <w:numId w:val="61"/>
+          <w:numId w:val="15"/>
         </w:numPr>
         <w:rPr>
           <w:lang w:eastAsia="es-CO"/>
@@ -4311,7 +4311,7 @@
         <w:pStyle w:val="Prrafodelista"/>
         <w:numPr>
           <w:ilvl w:val="0"/>
-          <w:numId w:val="61"/>
+          <w:numId w:val="15"/>
         </w:numPr>
         <w:rPr>
           <w:lang w:eastAsia="es-CO"/>
@@ -4406,7 +4406,7 @@
         <w:pStyle w:val="Prrafodelista"/>
         <w:numPr>
           <w:ilvl w:val="0"/>
-          <w:numId w:val="62"/>
+          <w:numId w:val="16"/>
         </w:numPr>
         <w:rPr>
           <w:lang w:val="es-419" w:eastAsia="es-CO"/>
@@ -4424,7 +4424,7 @@
         <w:pStyle w:val="Prrafodelista"/>
         <w:numPr>
           <w:ilvl w:val="0"/>
-          <w:numId w:val="62"/>
+          <w:numId w:val="16"/>
         </w:numPr>
         <w:rPr>
           <w:lang w:val="es-419" w:eastAsia="es-CO"/>
@@ -4442,7 +4442,7 @@
         <w:pStyle w:val="Prrafodelista"/>
         <w:numPr>
           <w:ilvl w:val="0"/>
-          <w:numId w:val="62"/>
+          <w:numId w:val="16"/>
         </w:numPr>
         <w:rPr>
           <w:lang w:val="es-419" w:eastAsia="es-CO"/>
@@ -4461,7 +4461,7 @@
         <w:pStyle w:val="Prrafodelista"/>
         <w:numPr>
           <w:ilvl w:val="0"/>
-          <w:numId w:val="62"/>
+          <w:numId w:val="16"/>
         </w:numPr>
         <w:rPr>
           <w:lang w:val="es-419" w:eastAsia="es-CO"/>
@@ -4479,7 +4479,7 @@
         <w:pStyle w:val="Prrafodelista"/>
         <w:numPr>
           <w:ilvl w:val="0"/>
-          <w:numId w:val="62"/>
+          <w:numId w:val="16"/>
         </w:numPr>
         <w:rPr>
           <w:lang w:val="es-419" w:eastAsia="es-CO"/>
@@ -4497,7 +4497,7 @@
         <w:pStyle w:val="Prrafodelista"/>
         <w:numPr>
           <w:ilvl w:val="0"/>
-          <w:numId w:val="62"/>
+          <w:numId w:val="16"/>
         </w:numPr>
         <w:rPr>
           <w:lang w:val="es-419" w:eastAsia="es-CO"/>
@@ -4521,7 +4521,7 @@
         <w:pStyle w:val="Prrafodelista"/>
         <w:numPr>
           <w:ilvl w:val="0"/>
-          <w:numId w:val="62"/>
+          <w:numId w:val="16"/>
         </w:numPr>
         <w:rPr>
           <w:lang w:val="es-419" w:eastAsia="es-CO"/>
@@ -4626,7 +4626,7 @@
         <w:pStyle w:val="Prrafodelista"/>
         <w:numPr>
           <w:ilvl w:val="0"/>
-          <w:numId w:val="63"/>
+          <w:numId w:val="17"/>
         </w:numPr>
         <w:rPr>
           <w:lang w:val="es-419" w:eastAsia="es-CO"/>
@@ -4658,7 +4658,7 @@
         <w:pStyle w:val="Prrafodelista"/>
         <w:numPr>
           <w:ilvl w:val="0"/>
-          <w:numId w:val="63"/>
+          <w:numId w:val="17"/>
         </w:numPr>
         <w:rPr>
           <w:lang w:val="es-419" w:eastAsia="es-CO"/>
@@ -4684,7 +4684,7 @@
         <w:pStyle w:val="Prrafodelista"/>
         <w:numPr>
           <w:ilvl w:val="0"/>
-          <w:numId w:val="63"/>
+          <w:numId w:val="17"/>
         </w:numPr>
         <w:rPr>
           <w:lang w:val="es-419" w:eastAsia="es-CO"/>
@@ -4716,7 +4716,7 @@
         <w:pStyle w:val="Prrafodelista"/>
         <w:numPr>
           <w:ilvl w:val="0"/>
-          <w:numId w:val="63"/>
+          <w:numId w:val="17"/>
         </w:numPr>
         <w:rPr>
           <w:lang w:val="es-419" w:eastAsia="es-CO"/>
@@ -4748,7 +4748,7 @@
         <w:pStyle w:val="Prrafodelista"/>
         <w:numPr>
           <w:ilvl w:val="0"/>
-          <w:numId w:val="63"/>
+          <w:numId w:val="17"/>
         </w:numPr>
         <w:rPr>
           <w:lang w:val="es-419" w:eastAsia="es-CO"/>
@@ -4780,7 +4780,7 @@
         <w:pStyle w:val="Prrafodelista"/>
         <w:numPr>
           <w:ilvl w:val="0"/>
-          <w:numId w:val="63"/>
+          <w:numId w:val="17"/>
         </w:numPr>
         <w:rPr>
           <w:lang w:val="es-419" w:eastAsia="es-CO"/>
@@ -4927,7 +4927,7 @@
             <w:pPr>
               <w:pStyle w:val="TextoTablas"/>
             </w:pPr>
-            <w:hyperlink r:id="rId18" w:history="1">
+            <w:hyperlink r:id="rId21" w:history="1">
               <w:r>
                 <w:rPr>
                   <w:rStyle w:val="Hipervnculo"/>
@@ -4963,7 +4963,7 @@
             <w:pPr>
               <w:pStyle w:val="TextoTablas"/>
             </w:pPr>
-            <w:hyperlink r:id="rId19" w:history="1">
+            <w:hyperlink r:id="rId22" w:history="1">
               <w:r>
                 <w:rPr>
                   <w:rStyle w:val="Hipervnculo"/>
@@ -5002,7 +5002,7 @@
             <w:pPr>
               <w:pStyle w:val="TextoTablas"/>
             </w:pPr>
-            <w:hyperlink r:id="rId20" w:history="1">
+            <w:hyperlink r:id="rId23" w:history="1">
               <w:r>
                 <w:rPr>
                   <w:rStyle w:val="Hipervnculo"/>
@@ -5038,7 +5038,7 @@
             <w:pPr>
               <w:pStyle w:val="TextoTablas"/>
             </w:pPr>
-            <w:hyperlink r:id="rId21" w:history="1">
+            <w:hyperlink r:id="rId24" w:history="1">
               <w:r>
                 <w:rPr>
                   <w:rStyle w:val="Hipervnculo"/>
@@ -5077,7 +5077,7 @@
             <w:pPr>
               <w:pStyle w:val="TextoTablas"/>
             </w:pPr>
-            <w:hyperlink r:id="rId22" w:history="1">
+            <w:hyperlink r:id="rId25" w:history="1">
               <w:r>
                 <w:rPr>
                   <w:rStyle w:val="Hipervnculo"/>
@@ -5118,7 +5118,7 @@
         <w:pStyle w:val="Prrafodelista"/>
         <w:numPr>
           <w:ilvl w:val="0"/>
-          <w:numId w:val="64"/>
+          <w:numId w:val="18"/>
         </w:numPr>
         <w:rPr>
           <w:lang w:val="es-419" w:eastAsia="es-CO"/>
@@ -5163,7 +5163,7 @@
         <w:pStyle w:val="Prrafodelista"/>
         <w:numPr>
           <w:ilvl w:val="0"/>
-          <w:numId w:val="64"/>
+          <w:numId w:val="18"/>
         </w:numPr>
         <w:rPr>
           <w:lang w:val="es-419" w:eastAsia="es-CO"/>
@@ -5222,7 +5222,7 @@
         <w:pStyle w:val="Prrafodelista"/>
         <w:numPr>
           <w:ilvl w:val="0"/>
-          <w:numId w:val="65"/>
+          <w:numId w:val="19"/>
         </w:numPr>
         <w:rPr>
           <w:lang w:val="es-419" w:eastAsia="es-CO"/>
@@ -5252,7 +5252,7 @@
         <w:pStyle w:val="Prrafodelista"/>
         <w:numPr>
           <w:ilvl w:val="0"/>
-          <w:numId w:val="65"/>
+          <w:numId w:val="19"/>
         </w:numPr>
         <w:rPr>
           <w:lang w:val="es-419" w:eastAsia="es-CO"/>
@@ -5282,7 +5282,7 @@
         <w:pStyle w:val="Prrafodelista"/>
         <w:numPr>
           <w:ilvl w:val="0"/>
-          <w:numId w:val="65"/>
+          <w:numId w:val="19"/>
         </w:numPr>
         <w:rPr>
           <w:lang w:val="es-419" w:eastAsia="es-CO"/>
@@ -5312,7 +5312,7 @@
         <w:pStyle w:val="Prrafodelista"/>
         <w:numPr>
           <w:ilvl w:val="0"/>
-          <w:numId w:val="65"/>
+          <w:numId w:val="19"/>
         </w:numPr>
         <w:rPr>
           <w:lang w:val="es-419" w:eastAsia="es-CO"/>
@@ -5330,7 +5330,7 @@
         <w:pStyle w:val="Prrafodelista"/>
         <w:numPr>
           <w:ilvl w:val="0"/>
-          <w:numId w:val="65"/>
+          <w:numId w:val="19"/>
         </w:numPr>
         <w:rPr>
           <w:lang w:val="es-419" w:eastAsia="es-CO"/>
@@ -5360,7 +5360,7 @@
         <w:pStyle w:val="Prrafodelista"/>
         <w:numPr>
           <w:ilvl w:val="0"/>
-          <w:numId w:val="65"/>
+          <w:numId w:val="19"/>
         </w:numPr>
         <w:rPr>
           <w:lang w:val="es-419" w:eastAsia="es-CO"/>
@@ -5399,7 +5399,7 @@
         <w:pStyle w:val="Prrafodelista"/>
         <w:numPr>
           <w:ilvl w:val="0"/>
-          <w:numId w:val="66"/>
+          <w:numId w:val="20"/>
         </w:numPr>
         <w:rPr>
           <w:lang w:val="es-419" w:eastAsia="es-CO"/>
@@ -5432,7 +5432,7 @@
         <w:pStyle w:val="Prrafodelista"/>
         <w:numPr>
           <w:ilvl w:val="0"/>
-          <w:numId w:val="66"/>
+          <w:numId w:val="20"/>
         </w:numPr>
         <w:rPr>
           <w:lang w:val="es-419" w:eastAsia="es-CO"/>
@@ -5470,7 +5470,7 @@
         <w:pStyle w:val="Prrafodelista"/>
         <w:numPr>
           <w:ilvl w:val="0"/>
-          <w:numId w:val="66"/>
+          <w:numId w:val="20"/>
         </w:numPr>
         <w:rPr>
           <w:lang w:val="es-419" w:eastAsia="es-CO"/>
@@ -5554,7 +5554,7 @@
         <w:pStyle w:val="Prrafodelista"/>
         <w:numPr>
           <w:ilvl w:val="0"/>
-          <w:numId w:val="67"/>
+          <w:numId w:val="21"/>
         </w:numPr>
         <w:rPr>
           <w:lang w:val="es-419" w:eastAsia="es-CO"/>
@@ -5599,7 +5599,7 @@
         <w:pStyle w:val="Prrafodelista"/>
         <w:numPr>
           <w:ilvl w:val="0"/>
-          <w:numId w:val="67"/>
+          <w:numId w:val="21"/>
         </w:numPr>
         <w:rPr>
           <w:lang w:val="es-419" w:eastAsia="es-CO"/>
@@ -5679,7 +5679,7 @@
         <w:pStyle w:val="Prrafodelista"/>
         <w:numPr>
           <w:ilvl w:val="0"/>
-          <w:numId w:val="68"/>
+          <w:numId w:val="22"/>
         </w:numPr>
         <w:rPr>
           <w:lang w:val="es-419" w:eastAsia="es-CO"/>
@@ -5697,7 +5697,7 @@
         <w:pStyle w:val="Prrafodelista"/>
         <w:numPr>
           <w:ilvl w:val="0"/>
-          <w:numId w:val="68"/>
+          <w:numId w:val="22"/>
         </w:numPr>
         <w:rPr>
           <w:lang w:val="es-419" w:eastAsia="es-CO"/>
@@ -5715,7 +5715,7 @@
         <w:pStyle w:val="Prrafodelista"/>
         <w:numPr>
           <w:ilvl w:val="0"/>
-          <w:numId w:val="68"/>
+          <w:numId w:val="22"/>
         </w:numPr>
         <w:rPr>
           <w:lang w:val="es-419" w:eastAsia="es-CO"/>
@@ -6606,7 +6606,7 @@
                     </pic:cNvPicPr>
                   </pic:nvPicPr>
                   <pic:blipFill>
-                    <a:blip r:embed="rId23">
+                    <a:blip r:embed="rId26">
                       <a:extLst>
                         <a:ext uri="{28A0092B-C50C-407E-A947-70E740481C1C}">
                           <a14:useLocalDpi xmlns:a14="http://schemas.microsoft.com/office/drawing/2010/main" val="0"/>
@@ -6713,7 +6713,7 @@
                     </pic:cNvPicPr>
                   </pic:nvPicPr>
                   <pic:blipFill>
-                    <a:blip r:embed="rId24">
+                    <a:blip r:embed="rId27">
                       <a:extLst>
                         <a:ext uri="{28A0092B-C50C-407E-A947-70E740481C1C}">
                           <a14:useLocalDpi xmlns:a14="http://schemas.microsoft.com/office/drawing/2010/main" val="0"/>
@@ -6804,7 +6804,7 @@
         <w:pStyle w:val="Prrafodelista"/>
         <w:numPr>
           <w:ilvl w:val="0"/>
-          <w:numId w:val="69"/>
+          <w:numId w:val="23"/>
         </w:numPr>
         <w:rPr>
           <w:lang w:val="es-419" w:eastAsia="es-CO"/>
@@ -6836,7 +6836,7 @@
         <w:pStyle w:val="Prrafodelista"/>
         <w:numPr>
           <w:ilvl w:val="0"/>
-          <w:numId w:val="69"/>
+          <w:numId w:val="23"/>
         </w:numPr>
         <w:rPr>
           <w:lang w:val="es-419" w:eastAsia="es-CO"/>
@@ -6959,43 +6959,7 @@
                                 <w:bCs/>
                                 <w:lang w:eastAsia="es-CO"/>
                               </w:rPr>
-                              <w:t>Vi = (V*</w:t>
-                            </w:r>
-                            <w:proofErr w:type="spellStart"/>
-                            <w:r>
-                              <w:rPr>
-                                <w:b/>
-                                <w:bCs/>
-                                <w:lang w:eastAsia="es-CO"/>
-                              </w:rPr>
-                              <w:t>Qi</w:t>
-                            </w:r>
-                            <w:proofErr w:type="spellEnd"/>
-                            <w:r>
-                              <w:rPr>
-                                <w:b/>
-                                <w:bCs/>
-                                <w:lang w:eastAsia="es-CO"/>
-                              </w:rPr>
-                              <w:t>) / (n*</w:t>
-                            </w:r>
-                            <w:proofErr w:type="spellStart"/>
-                            <w:r>
-                              <w:rPr>
-                                <w:b/>
-                                <w:bCs/>
-                                <w:lang w:eastAsia="es-CO"/>
-                              </w:rPr>
-                              <w:t>Qp</w:t>
-                            </w:r>
-                            <w:proofErr w:type="spellEnd"/>
-                            <w:r>
-                              <w:rPr>
-                                <w:b/>
-                                <w:bCs/>
-                                <w:lang w:eastAsia="es-CO"/>
-                              </w:rPr>
-                              <w:t>)</w:t>
+                              <w:t>Vi = (V*Qi) / (n*Qp)</w:t>
                             </w:r>
                           </w:p>
                           <w:p/>
@@ -7035,43 +6999,7 @@
                           <w:bCs/>
                           <w:lang w:eastAsia="es-CO"/>
                         </w:rPr>
-                        <w:t>Vi = (V*</w:t>
-                      </w:r>
-                      <w:proofErr w:type="spellStart"/>
-                      <w:r>
-                        <w:rPr>
-                          <w:b/>
-                          <w:bCs/>
-                          <w:lang w:eastAsia="es-CO"/>
-                        </w:rPr>
-                        <w:t>Qi</w:t>
-                      </w:r>
-                      <w:proofErr w:type="spellEnd"/>
-                      <w:r>
-                        <w:rPr>
-                          <w:b/>
-                          <w:bCs/>
-                          <w:lang w:eastAsia="es-CO"/>
-                        </w:rPr>
-                        <w:t>) / (n*</w:t>
-                      </w:r>
-                      <w:proofErr w:type="spellStart"/>
-                      <w:r>
-                        <w:rPr>
-                          <w:b/>
-                          <w:bCs/>
-                          <w:lang w:eastAsia="es-CO"/>
-                        </w:rPr>
-                        <w:t>Qp</w:t>
-                      </w:r>
-                      <w:proofErr w:type="spellEnd"/>
-                      <w:r>
-                        <w:rPr>
-                          <w:b/>
-                          <w:bCs/>
-                          <w:lang w:eastAsia="es-CO"/>
-                        </w:rPr>
-                        <w:t>)</w:t>
+                        <w:t>Vi = (V*Qi) / (n*Qp)</w:t>
                       </w:r>
                     </w:p>
                     <w:p/>
@@ -7271,7 +7199,7 @@
         <w:pStyle w:val="Prrafodelista"/>
         <w:numPr>
           <w:ilvl w:val="0"/>
-          <w:numId w:val="70"/>
+          <w:numId w:val="24"/>
         </w:numPr>
         <w:rPr>
           <w:lang w:eastAsia="es-CO"/>
@@ -7289,7 +7217,7 @@
         <w:pStyle w:val="Prrafodelista"/>
         <w:numPr>
           <w:ilvl w:val="0"/>
-          <w:numId w:val="70"/>
+          <w:numId w:val="24"/>
         </w:numPr>
         <w:rPr>
           <w:lang w:eastAsia="es-CO"/>
@@ -7308,7 +7236,7 @@
         <w:pStyle w:val="Prrafodelista"/>
         <w:numPr>
           <w:ilvl w:val="0"/>
-          <w:numId w:val="70"/>
+          <w:numId w:val="24"/>
         </w:numPr>
         <w:rPr>
           <w:lang w:eastAsia="es-CO"/>
@@ -7391,7 +7319,7 @@
         <w:pStyle w:val="Prrafodelista"/>
         <w:numPr>
           <w:ilvl w:val="0"/>
-          <w:numId w:val="71"/>
+          <w:numId w:val="25"/>
         </w:numPr>
         <w:rPr>
           <w:lang w:val="es-419" w:eastAsia="es-CO"/>
@@ -7409,7 +7337,7 @@
         <w:pStyle w:val="Prrafodelista"/>
         <w:numPr>
           <w:ilvl w:val="0"/>
-          <w:numId w:val="71"/>
+          <w:numId w:val="25"/>
         </w:numPr>
         <w:rPr>
           <w:lang w:val="es-419" w:eastAsia="es-CO"/>
@@ -7427,7 +7355,7 @@
         <w:pStyle w:val="Prrafodelista"/>
         <w:numPr>
           <w:ilvl w:val="0"/>
-          <w:numId w:val="71"/>
+          <w:numId w:val="25"/>
         </w:numPr>
         <w:rPr>
           <w:lang w:val="es-419" w:eastAsia="es-CO"/>
@@ -7451,7 +7379,7 @@
         <w:pStyle w:val="Prrafodelista"/>
         <w:numPr>
           <w:ilvl w:val="0"/>
-          <w:numId w:val="71"/>
+          <w:numId w:val="25"/>
         </w:numPr>
         <w:rPr>
           <w:lang w:val="es-419" w:eastAsia="es-CO"/>
@@ -7469,7 +7397,7 @@
         <w:pStyle w:val="Prrafodelista"/>
         <w:numPr>
           <w:ilvl w:val="0"/>
-          <w:numId w:val="71"/>
+          <w:numId w:val="25"/>
         </w:numPr>
         <w:rPr>
           <w:lang w:val="es-419" w:eastAsia="es-CO"/>
@@ -7487,7 +7415,7 @@
         <w:pStyle w:val="Prrafodelista"/>
         <w:numPr>
           <w:ilvl w:val="0"/>
-          <w:numId w:val="71"/>
+          <w:numId w:val="25"/>
         </w:numPr>
         <w:rPr>
           <w:lang w:val="es-419" w:eastAsia="es-CO"/>
@@ -7505,7 +7433,7 @@
         <w:pStyle w:val="Prrafodelista"/>
         <w:numPr>
           <w:ilvl w:val="0"/>
-          <w:numId w:val="71"/>
+          <w:numId w:val="25"/>
         </w:numPr>
         <w:rPr>
           <w:lang w:val="es-419" w:eastAsia="es-CO"/>
@@ -7524,7 +7452,7 @@
         <w:pStyle w:val="Prrafodelista"/>
         <w:numPr>
           <w:ilvl w:val="0"/>
-          <w:numId w:val="71"/>
+          <w:numId w:val="25"/>
         </w:numPr>
         <w:rPr>
           <w:lang w:val="es-419" w:eastAsia="es-CO"/>
@@ -7542,7 +7470,7 @@
         <w:pStyle w:val="Prrafodelista"/>
         <w:numPr>
           <w:ilvl w:val="0"/>
-          <w:numId w:val="71"/>
+          <w:numId w:val="25"/>
         </w:numPr>
         <w:rPr>
           <w:lang w:val="es-419" w:eastAsia="es-CO"/>
@@ -7586,7 +7514,7 @@
         <w:pStyle w:val="Prrafodelista"/>
         <w:numPr>
           <w:ilvl w:val="0"/>
-          <w:numId w:val="71"/>
+          <w:numId w:val="25"/>
         </w:numPr>
         <w:rPr>
           <w:lang w:val="es-419" w:eastAsia="es-CO"/>
@@ -7604,7 +7532,7 @@
         <w:pStyle w:val="Prrafodelista"/>
         <w:numPr>
           <w:ilvl w:val="0"/>
-          <w:numId w:val="71"/>
+          <w:numId w:val="25"/>
         </w:numPr>
         <w:rPr>
           <w:lang w:val="es-419" w:eastAsia="es-CO"/>
@@ -7741,7 +7669,7 @@
                     </pic:cNvPicPr>
                   </pic:nvPicPr>
                   <pic:blipFill>
-                    <a:blip r:embed="rId25">
+                    <a:blip r:embed="rId28">
                       <a:extLst>
                         <a:ext uri="{28A0092B-C50C-407E-A947-70E740481C1C}">
                           <a14:useLocalDpi xmlns:a14="http://schemas.microsoft.com/office/drawing/2010/main" val="0"/>
@@ -7857,7 +7785,7 @@
                     </pic:cNvPicPr>
                   </pic:nvPicPr>
                   <pic:blipFill>
-                    <a:blip r:embed="rId26">
+                    <a:blip r:embed="rId29">
                       <a:extLst>
                         <a:ext uri="{28A0092B-C50C-407E-A947-70E740481C1C}">
                           <a14:useLocalDpi xmlns:a14="http://schemas.microsoft.com/office/drawing/2010/main" val="0"/>
@@ -7891,7 +7819,7 @@
         <w:pStyle w:val="Prrafodelista"/>
         <w:numPr>
           <w:ilvl w:val="0"/>
-          <w:numId w:val="72"/>
+          <w:numId w:val="26"/>
         </w:numPr>
         <w:rPr>
           <w:lang w:eastAsia="es-CO"/>
@@ -7909,7 +7837,7 @@
         <w:pStyle w:val="Prrafodelista"/>
         <w:numPr>
           <w:ilvl w:val="0"/>
-          <w:numId w:val="72"/>
+          <w:numId w:val="26"/>
         </w:numPr>
         <w:rPr>
           <w:lang w:eastAsia="es-CO"/>
@@ -7985,7 +7913,7 @@
         <w:pStyle w:val="Prrafodelista"/>
         <w:numPr>
           <w:ilvl w:val="0"/>
-          <w:numId w:val="73"/>
+          <w:numId w:val="27"/>
         </w:numPr>
         <w:rPr>
           <w:lang w:val="es-419" w:eastAsia="es-CO"/>
@@ -8009,7 +7937,7 @@
         <w:pStyle w:val="Prrafodelista"/>
         <w:numPr>
           <w:ilvl w:val="0"/>
-          <w:numId w:val="73"/>
+          <w:numId w:val="27"/>
         </w:numPr>
         <w:rPr>
           <w:lang w:val="es-419" w:eastAsia="es-CO"/>
@@ -8033,7 +7961,7 @@
         <w:pStyle w:val="Prrafodelista"/>
         <w:numPr>
           <w:ilvl w:val="0"/>
-          <w:numId w:val="73"/>
+          <w:numId w:val="27"/>
         </w:numPr>
         <w:rPr>
           <w:lang w:val="es-419" w:eastAsia="es-CO"/>
@@ -8057,7 +7985,7 @@
         <w:pStyle w:val="Prrafodelista"/>
         <w:numPr>
           <w:ilvl w:val="0"/>
-          <w:numId w:val="73"/>
+          <w:numId w:val="27"/>
         </w:numPr>
         <w:rPr>
           <w:lang w:val="es-419" w:eastAsia="es-CO"/>
@@ -8081,7 +8009,7 @@
         <w:pStyle w:val="Prrafodelista"/>
         <w:numPr>
           <w:ilvl w:val="0"/>
-          <w:numId w:val="73"/>
+          <w:numId w:val="27"/>
         </w:numPr>
         <w:rPr>
           <w:lang w:val="es-419" w:eastAsia="es-CO"/>
@@ -8171,7 +8099,7 @@
         <w:pStyle w:val="Prrafodelista"/>
         <w:numPr>
           <w:ilvl w:val="0"/>
-          <w:numId w:val="74"/>
+          <w:numId w:val="28"/>
         </w:numPr>
         <w:rPr>
           <w:b/>
@@ -8202,7 +8130,7 @@
         <w:pStyle w:val="Prrafodelista"/>
         <w:numPr>
           <w:ilvl w:val="1"/>
-          <w:numId w:val="74"/>
+          <w:numId w:val="28"/>
         </w:numPr>
         <w:rPr>
           <w:lang w:val="es-419" w:eastAsia="es-CO"/>
@@ -8220,7 +8148,7 @@
         <w:pStyle w:val="Prrafodelista"/>
         <w:numPr>
           <w:ilvl w:val="1"/>
-          <w:numId w:val="74"/>
+          <w:numId w:val="28"/>
         </w:numPr>
         <w:rPr>
           <w:lang w:val="es-419" w:eastAsia="es-CO"/>
@@ -8238,7 +8166,7 @@
         <w:pStyle w:val="Prrafodelista"/>
         <w:numPr>
           <w:ilvl w:val="1"/>
-          <w:numId w:val="74"/>
+          <w:numId w:val="28"/>
         </w:numPr>
         <w:rPr>
           <w:lang w:val="es-419" w:eastAsia="es-CO"/>
@@ -8256,7 +8184,7 @@
         <w:pStyle w:val="Prrafodelista"/>
         <w:numPr>
           <w:ilvl w:val="1"/>
-          <w:numId w:val="74"/>
+          <w:numId w:val="28"/>
         </w:numPr>
         <w:rPr>
           <w:lang w:val="es-419" w:eastAsia="es-CO"/>
@@ -8274,7 +8202,7 @@
         <w:pStyle w:val="Prrafodelista"/>
         <w:numPr>
           <w:ilvl w:val="0"/>
-          <w:numId w:val="74"/>
+          <w:numId w:val="28"/>
         </w:numPr>
         <w:rPr>
           <w:b/>
@@ -8296,7 +8224,7 @@
         <w:pStyle w:val="Prrafodelista"/>
         <w:numPr>
           <w:ilvl w:val="1"/>
-          <w:numId w:val="74"/>
+          <w:numId w:val="28"/>
         </w:numPr>
         <w:rPr>
           <w:lang w:val="es-419" w:eastAsia="es-CO"/>
@@ -8314,7 +8242,7 @@
         <w:pStyle w:val="Prrafodelista"/>
         <w:numPr>
           <w:ilvl w:val="1"/>
-          <w:numId w:val="74"/>
+          <w:numId w:val="28"/>
         </w:numPr>
         <w:rPr>
           <w:lang w:val="es-419" w:eastAsia="es-CO"/>
@@ -8332,7 +8260,7 @@
         <w:pStyle w:val="Prrafodelista"/>
         <w:numPr>
           <w:ilvl w:val="1"/>
-          <w:numId w:val="74"/>
+          <w:numId w:val="28"/>
         </w:numPr>
         <w:rPr>
           <w:lang w:val="es-419" w:eastAsia="es-CO"/>
@@ -8350,7 +8278,7 @@
         <w:pStyle w:val="Prrafodelista"/>
         <w:numPr>
           <w:ilvl w:val="1"/>
-          <w:numId w:val="74"/>
+          <w:numId w:val="28"/>
         </w:numPr>
         <w:rPr>
           <w:lang w:val="es-419" w:eastAsia="es-CO"/>
@@ -8368,7 +8296,7 @@
         <w:pStyle w:val="Prrafodelista"/>
         <w:numPr>
           <w:ilvl w:val="1"/>
-          <w:numId w:val="74"/>
+          <w:numId w:val="28"/>
         </w:numPr>
         <w:rPr>
           <w:lang w:val="es-419" w:eastAsia="es-CO"/>
@@ -8386,7 +8314,7 @@
         <w:pStyle w:val="Prrafodelista"/>
         <w:numPr>
           <w:ilvl w:val="1"/>
-          <w:numId w:val="74"/>
+          <w:numId w:val="28"/>
         </w:numPr>
         <w:rPr>
           <w:lang w:val="es-419" w:eastAsia="es-CO"/>
@@ -8465,7 +8393,7 @@
         <w:pStyle w:val="Prrafodelista"/>
         <w:numPr>
           <w:ilvl w:val="0"/>
-          <w:numId w:val="75"/>
+          <w:numId w:val="29"/>
         </w:numPr>
         <w:rPr>
           <w:lang w:val="es-419" w:eastAsia="es-CO"/>
@@ -8497,7 +8425,7 @@
         <w:pStyle w:val="Prrafodelista"/>
         <w:numPr>
           <w:ilvl w:val="0"/>
-          <w:numId w:val="75"/>
+          <w:numId w:val="29"/>
         </w:numPr>
         <w:rPr>
           <w:lang w:val="es-419" w:eastAsia="es-CO"/>
@@ -8563,7 +8491,7 @@
         <w:pStyle w:val="Prrafodelista"/>
         <w:numPr>
           <w:ilvl w:val="0"/>
-          <w:numId w:val="76"/>
+          <w:numId w:val="30"/>
         </w:numPr>
         <w:rPr>
           <w:lang w:val="es-419" w:eastAsia="es-CO"/>
@@ -8634,7 +8562,7 @@
         <w:pStyle w:val="Prrafodelista"/>
         <w:numPr>
           <w:ilvl w:val="0"/>
-          <w:numId w:val="76"/>
+          <w:numId w:val="30"/>
         </w:numPr>
         <w:rPr>
           <w:lang w:val="es-419" w:eastAsia="es-CO"/>
@@ -8679,7 +8607,7 @@
         <w:pStyle w:val="Prrafodelista"/>
         <w:numPr>
           <w:ilvl w:val="0"/>
-          <w:numId w:val="76"/>
+          <w:numId w:val="30"/>
         </w:numPr>
         <w:rPr>
           <w:lang w:val="es-419" w:eastAsia="es-CO"/>
@@ -8724,7 +8652,7 @@
         <w:pStyle w:val="Prrafodelista"/>
         <w:numPr>
           <w:ilvl w:val="0"/>
-          <w:numId w:val="76"/>
+          <w:numId w:val="30"/>
         </w:numPr>
         <w:rPr>
           <w:lang w:val="es-419" w:eastAsia="es-CO"/>
@@ -8788,7 +8716,7 @@
                     </pic:cNvPicPr>
                   </pic:nvPicPr>
                   <pic:blipFill>
-                    <a:blip r:embed="rId27">
+                    <a:blip r:embed="rId30">
                       <a:extLst>
                         <a:ext uri="{28A0092B-C50C-407E-A947-70E740481C1C}">
                           <a14:useLocalDpi xmlns:a14="http://schemas.microsoft.com/office/drawing/2010/main" val="0"/>
@@ -8922,7 +8850,7 @@
                     </pic:cNvPicPr>
                   </pic:nvPicPr>
                   <pic:blipFill>
-                    <a:blip r:embed="rId28">
+                    <a:blip r:embed="rId31">
                       <a:extLst>
                         <a:ext uri="{28A0092B-C50C-407E-A947-70E740481C1C}">
                           <a14:useLocalDpi xmlns:a14="http://schemas.microsoft.com/office/drawing/2010/main" val="0"/>
@@ -8992,7 +8920,7 @@
         <w:pStyle w:val="Prrafodelista"/>
         <w:numPr>
           <w:ilvl w:val="0"/>
-          <w:numId w:val="77"/>
+          <w:numId w:val="31"/>
         </w:numPr>
         <w:rPr>
           <w:lang w:val="es-419" w:eastAsia="es-CO"/>
@@ -9037,7 +8965,7 @@
         <w:pStyle w:val="Prrafodelista"/>
         <w:numPr>
           <w:ilvl w:val="0"/>
-          <w:numId w:val="77"/>
+          <w:numId w:val="31"/>
         </w:numPr>
         <w:rPr>
           <w:lang w:val="es-419" w:eastAsia="es-CO"/>
@@ -9103,7 +9031,7 @@
         <w:pStyle w:val="Prrafodelista"/>
         <w:numPr>
           <w:ilvl w:val="0"/>
-          <w:numId w:val="78"/>
+          <w:numId w:val="32"/>
         </w:numPr>
         <w:rPr>
           <w:lang w:val="es-419" w:eastAsia="es-CO"/>
@@ -9121,7 +9049,7 @@
         <w:pStyle w:val="Prrafodelista"/>
         <w:numPr>
           <w:ilvl w:val="0"/>
-          <w:numId w:val="78"/>
+          <w:numId w:val="32"/>
         </w:numPr>
         <w:rPr>
           <w:lang w:val="es-419" w:eastAsia="es-CO"/>
@@ -9139,7 +9067,7 @@
         <w:pStyle w:val="Prrafodelista"/>
         <w:numPr>
           <w:ilvl w:val="0"/>
-          <w:numId w:val="78"/>
+          <w:numId w:val="32"/>
         </w:numPr>
         <w:rPr>
           <w:lang w:val="es-419" w:eastAsia="es-CO"/>
@@ -9170,7 +9098,7 @@
         <w:pStyle w:val="Prrafodelista"/>
         <w:numPr>
           <w:ilvl w:val="0"/>
-          <w:numId w:val="78"/>
+          <w:numId w:val="32"/>
         </w:numPr>
         <w:rPr>
           <w:lang w:val="es-419" w:eastAsia="es-CO"/>
@@ -9188,7 +9116,7 @@
         <w:pStyle w:val="Prrafodelista"/>
         <w:numPr>
           <w:ilvl w:val="0"/>
-          <w:numId w:val="78"/>
+          <w:numId w:val="32"/>
         </w:numPr>
         <w:rPr>
           <w:lang w:val="es-419" w:eastAsia="es-CO"/>
@@ -9219,7 +9147,7 @@
         <w:pStyle w:val="Prrafodelista"/>
         <w:numPr>
           <w:ilvl w:val="0"/>
-          <w:numId w:val="78"/>
+          <w:numId w:val="32"/>
         </w:numPr>
         <w:rPr>
           <w:lang w:val="es-419" w:eastAsia="es-CO"/>
@@ -9237,7 +9165,7 @@
         <w:pStyle w:val="Prrafodelista"/>
         <w:numPr>
           <w:ilvl w:val="0"/>
-          <w:numId w:val="78"/>
+          <w:numId w:val="32"/>
         </w:numPr>
         <w:rPr>
           <w:lang w:val="es-419" w:eastAsia="es-CO"/>
@@ -9255,7 +9183,7 @@
         <w:pStyle w:val="Prrafodelista"/>
         <w:numPr>
           <w:ilvl w:val="0"/>
-          <w:numId w:val="78"/>
+          <w:numId w:val="32"/>
         </w:numPr>
         <w:rPr>
           <w:lang w:val="es-419" w:eastAsia="es-CO"/>
@@ -9273,7 +9201,7 @@
         <w:pStyle w:val="Prrafodelista"/>
         <w:numPr>
           <w:ilvl w:val="0"/>
-          <w:numId w:val="78"/>
+          <w:numId w:val="32"/>
         </w:numPr>
         <w:rPr>
           <w:lang w:val="es-419" w:eastAsia="es-CO"/>
@@ -9291,7 +9219,7 @@
         <w:pStyle w:val="Prrafodelista"/>
         <w:numPr>
           <w:ilvl w:val="0"/>
-          <w:numId w:val="78"/>
+          <w:numId w:val="32"/>
         </w:numPr>
         <w:rPr>
           <w:lang w:val="es-419" w:eastAsia="es-CO"/>
@@ -9309,7 +9237,7 @@
         <w:pStyle w:val="Prrafodelista"/>
         <w:numPr>
           <w:ilvl w:val="0"/>
-          <w:numId w:val="78"/>
+          <w:numId w:val="32"/>
         </w:numPr>
         <w:rPr>
           <w:lang w:val="es-419" w:eastAsia="es-CO"/>
@@ -9327,7 +9255,7 @@
         <w:pStyle w:val="Prrafodelista"/>
         <w:numPr>
           <w:ilvl w:val="0"/>
-          <w:numId w:val="78"/>
+          <w:numId w:val="32"/>
         </w:numPr>
         <w:rPr>
           <w:lang w:val="es-419" w:eastAsia="es-CO"/>
@@ -9472,10 +9400,10 @@
                     <pic:cNvPicPr/>
                   </pic:nvPicPr>
                   <pic:blipFill>
-                    <a:blip r:embed="rId29">
+                    <a:blip r:embed="rId32">
                       <a:extLst>
                         <a:ext uri="{96DAC541-7B7A-43D3-8B79-37D633B846F1}">
-                          <asvg:svgBlip xmlns:asvg="http://schemas.microsoft.com/office/drawing/2016/SVG/main" r:embed="rId30"/>
+                          <asvg:svgBlip xmlns:asvg="http://schemas.microsoft.com/office/drawing/2016/SVG/main" r:embed="rId33"/>
                         </a:ext>
                       </a:extLst>
                     </a:blip>
@@ -9684,7 +9612,7 @@
                 <w:rStyle w:val="Hipervnculo"/>
               </w:rPr>
             </w:pPr>
-            <w:hyperlink r:id="rId31" w:history="1">
+            <w:hyperlink r:id="rId34" w:history="1">
               <w:r>
                 <w:rPr>
                   <w:rStyle w:val="Hipervnculo"/>
@@ -9762,7 +9690,7 @@
             <w:pPr>
               <w:pStyle w:val="TextoTablas"/>
             </w:pPr>
-            <w:hyperlink r:id="rId32" w:history="1">
+            <w:hyperlink r:id="rId35" w:history="1">
               <w:r>
                 <w:rPr>
                   <w:rStyle w:val="Hipervnculo"/>
@@ -9947,19 +9875,11 @@
     </w:p>
     <w:p>
       <w:r>
-        <w:t>IDEAM. (2018). Protocolo de monitoreo del agua. Obtenido de</w:t>
-      </w:r>
-      <w:r>
-        <w:t xml:space="preserve">  </w:t>
-      </w:r>
-      <w:hyperlink r:id="rId33" w:history="1">
-        <w:r>
-          <w:rPr>
-            <w:rStyle w:val="Hipervnculo"/>
-          </w:rPr>
-          <w:t>https://corpouraba.gov.co/wp-content/uploads/2.-PROTOCOLO_MONITOREO_AGUA_IDEAM.pdf</w:t>
-        </w:r>
-      </w:hyperlink>
+        <w:t>IDEAM. (2018). Protocolo de monitoreo del agua</w:t>
+      </w:r>
+      <w:r>
+        <w:t>.</w:t>
+      </w:r>
     </w:p>
     <w:p>
       <w:r>
@@ -9970,7 +9890,7 @@
       </w:r>
     </w:p>
     <w:p>
-      <w:hyperlink r:id="rId34" w:history="1">
+      <w:hyperlink r:id="rId36" w:history="1">
         <w:r>
           <w:rPr>
             <w:rStyle w:val="Hipervnculo"/>
@@ -9990,7 +9910,7 @@
       </w:r>
     </w:p>
     <w:p>
-      <w:hyperlink r:id="rId35" w:history="1">
+      <w:hyperlink r:id="rId37" w:history="1">
         <w:r>
           <w:rPr>
             <w:rStyle w:val="Hipervnculo"/>
@@ -10888,8 +10808,8 @@
       </w:pPr>
     </w:p>
     <w:sectPr>
-      <w:headerReference w:type="default" r:id="rId36"/>
-      <w:footerReference w:type="default" r:id="rId37"/>
+      <w:headerReference w:type="default" r:id="rId38"/>
+      <w:footerReference w:type="default" r:id="rId39"/>
       <w:pgSz w:w="12240" w:h="15840"/>
       <w:pgMar w:top="1701" w:right="1134" w:bottom="1134" w:left="1134" w:header="709" w:footer="737" w:gutter="0"/>
       <w:pgNumType w:start="1"/>
@@ -10901,7 +10821,7 @@
 </file>
 
 <file path=word/endnotes.xml><?xml version="1.0" encoding="utf-8"?>
-<w:endnotes xmlns:wpc="http://schemas.microsoft.com/office/word/2010/wordprocessingCanvas" xmlns:cx="http://schemas.microsoft.com/office/drawing/2014/chartex" xmlns:cx1="http://schemas.microsoft.com/office/drawing/2015/9/8/chartex" xmlns:cx2="http://schemas.microsoft.com/office/drawing/2015/10/21/chartex" xmlns:cx3="http://schemas.microsoft.com/office/drawing/2016/5/9/chartex" xmlns:cx4="http://schemas.microsoft.com/office/drawing/2016/5/10/chartex" xmlns:cx5="http://schemas.microsoft.com/office/drawing/2016/5/11/chartex" xmlns:cx6="http://schemas.microsoft.com/office/drawing/2016/5/12/chartex" xmlns:cx7="http://schemas.microsoft.com/office/drawing/2016/5/13/chartex" xmlns:cx8="http://schemas.microsoft.com/office/drawing/2016/5/14/chartex" xmlns:mc="http://schemas.openxmlformats.org/markup-compatibility/2006" xmlns:aink="http://schemas.microsoft.com/office/drawing/2016/ink" xmlns:am3d="http://schemas.microsoft.com/office/drawing/2017/model3d" xmlns:o="urn:schemas-microsoft-com:office:office" xmlns:oel="http://schemas.microsoft.com/office/2019/extlst" xmlns:r="http://schemas.openxmlformats.org/officeDocument/2006/relationships" xmlns:m="http://schemas.openxmlformats.org/officeDocument/2006/math" xmlns:v="urn:schemas-microsoft-com:vml" xmlns:wp14="http://schemas.microsoft.com/office/word/2010/wordprocessingDrawing" xmlns:wp="http://schemas.openxmlformats.org/drawingml/2006/wordprocessingDrawing" xmlns:w10="urn:schemas-microsoft-com:office:word" xmlns:w="http://schemas.openxmlformats.org/wordprocessingml/2006/main" xmlns:w14="http://schemas.microsoft.com/office/word/2010/wordml" xmlns:w15="http://schemas.microsoft.com/office/word/2012/wordml" xmlns:w16cex="http://schemas.microsoft.com/office/word/2018/wordml/cex" xmlns:w16cid="http://schemas.microsoft.com/office/word/2016/wordml/cid" xmlns:w16="http://schemas.microsoft.com/office/word/2018/wordml" xmlns:w16du="http://schemas.microsoft.com/office/word/2023/wordml/word16du" xmlns:w16sdtdh="http://schemas.microsoft.com/office/word/2020/wordml/sdtdatahash" xmlns:w16sdtfl="http://schemas.microsoft.com/office/word/2024/wordml/sdtformatlock" xmlns:w16se="http://schemas.microsoft.com/office/word/2015/wordml/symex" xmlns:wpg="http://schemas.microsoft.com/office/word/2010/wordprocessingGroup" xmlns:wpi="http://schemas.microsoft.com/office/word/2010/wordprocessingInk" xmlns:wne="http://schemas.microsoft.com/office/word/2006/wordml" xmlns:wps="http://schemas.microsoft.com/office/word/2010/wordprocessingShape" mc:Ignorable="w14 w15 w16se w16cid w16 w16cex w16sdtdh w16sdtfl w16du wp14">
+<w:endnotes xmlns:wpc="http://schemas.microsoft.com/office/word/2010/wordprocessingCanvas" xmlns:cx="http://schemas.microsoft.com/office/drawing/2014/chartex" xmlns:cx1="http://schemas.microsoft.com/office/drawing/2015/9/8/chartex" xmlns:cx2="http://schemas.microsoft.com/office/drawing/2015/10/21/chartex" xmlns:cx3="http://schemas.microsoft.com/office/drawing/2016/5/9/chartex" xmlns:cx4="http://schemas.microsoft.com/office/drawing/2016/5/10/chartex" xmlns:cx5="http://schemas.microsoft.com/office/drawing/2016/5/11/chartex" xmlns:cx6="http://schemas.microsoft.com/office/drawing/2016/5/12/chartex" xmlns:cx7="http://schemas.microsoft.com/office/drawing/2016/5/13/chartex" xmlns:cx8="http://schemas.microsoft.com/office/drawing/2016/5/14/chartex" xmlns:mc="http://schemas.openxmlformats.org/markup-compatibility/2006" xmlns:aink="http://schemas.microsoft.com/office/drawing/2016/ink" xmlns:am3d="http://schemas.microsoft.com/office/drawing/2017/model3d" xmlns:o="urn:schemas-microsoft-com:office:office" xmlns:oel="http://schemas.microsoft.com/office/2019/extlst" xmlns:r="http://schemas.openxmlformats.org/officeDocument/2006/relationships" xmlns:m="http://schemas.openxmlformats.org/officeDocument/2006/math" xmlns:v="urn:schemas-microsoft-com:vml" xmlns:wp14="http://schemas.microsoft.com/office/word/2010/wordprocessingDrawing" xmlns:wp="http://schemas.openxmlformats.org/drawingml/2006/wordprocessingDrawing" xmlns:w10="urn:schemas-microsoft-com:office:word" xmlns:w="http://schemas.openxmlformats.org/wordprocessingml/2006/main" xmlns:w14="http://schemas.microsoft.com/office/word/2010/wordml" xmlns:w15="http://schemas.microsoft.com/office/word/2012/wordml" xmlns:w16cex="http://schemas.microsoft.com/office/word/2018/wordml/cex" xmlns:w16cid="http://schemas.microsoft.com/office/word/2016/wordml/cid" xmlns:w16="http://schemas.microsoft.com/office/word/2018/wordml" xmlns:w16du="http://schemas.microsoft.com/office/word/2023/wordml/word16du" xmlns:w16sdtdh="http://schemas.microsoft.com/office/word/2020/wordml/sdtdatahash" xmlns:w16se="http://schemas.microsoft.com/office/word/2015/wordml/symex" xmlns:wpg="http://schemas.microsoft.com/office/word/2010/wordprocessingGroup" xmlns:wpi="http://schemas.microsoft.com/office/word/2010/wordprocessingInk" xmlns:wne="http://schemas.microsoft.com/office/word/2006/wordml" xmlns:wps="http://schemas.microsoft.com/office/word/2010/wordprocessingShape" mc:Ignorable="w14 w15 w16se w16cid w16 w16cex w16sdtdh w16du wp14">
   <w:endnote w:type="separator" w:id="-1">
     <w:p>
       <w:pPr>
@@ -10926,7 +10846,7 @@
 </file>
 
 <file path=word/footer1.xml><?xml version="1.0" encoding="utf-8"?>
-<w:ftr xmlns:wpc="http://schemas.microsoft.com/office/word/2010/wordprocessingCanvas" xmlns:cx="http://schemas.microsoft.com/office/drawing/2014/chartex" xmlns:cx1="http://schemas.microsoft.com/office/drawing/2015/9/8/chartex" xmlns:cx2="http://schemas.microsoft.com/office/drawing/2015/10/21/chartex" xmlns:cx3="http://schemas.microsoft.com/office/drawing/2016/5/9/chartex" xmlns:cx4="http://schemas.microsoft.com/office/drawing/2016/5/10/chartex" xmlns:cx5="http://schemas.microsoft.com/office/drawing/2016/5/11/chartex" xmlns:cx6="http://schemas.microsoft.com/office/drawing/2016/5/12/chartex" xmlns:cx7="http://schemas.microsoft.com/office/drawing/2016/5/13/chartex" xmlns:cx8="http://schemas.microsoft.com/office/drawing/2016/5/14/chartex" xmlns:mc="http://schemas.openxmlformats.org/markup-compatibility/2006" xmlns:aink="http://schemas.microsoft.com/office/drawing/2016/ink" xmlns:am3d="http://schemas.microsoft.com/office/drawing/2017/model3d" xmlns:o="urn:schemas-microsoft-com:office:office" xmlns:oel="http://schemas.microsoft.com/office/2019/extlst" xmlns:r="http://schemas.openxmlformats.org/officeDocument/2006/relationships" xmlns:m="http://schemas.openxmlformats.org/officeDocument/2006/math" xmlns:v="urn:schemas-microsoft-com:vml" xmlns:wp14="http://schemas.microsoft.com/office/word/2010/wordprocessingDrawing" xmlns:wp="http://schemas.openxmlformats.org/drawingml/2006/wordprocessingDrawing" xmlns:w10="urn:schemas-microsoft-com:office:word" xmlns:w="http://schemas.openxmlformats.org/wordprocessingml/2006/main" xmlns:w14="http://schemas.microsoft.com/office/word/2010/wordml" xmlns:w15="http://schemas.microsoft.com/office/word/2012/wordml" xmlns:w16cex="http://schemas.microsoft.com/office/word/2018/wordml/cex" xmlns:w16cid="http://schemas.microsoft.com/office/word/2016/wordml/cid" xmlns:w16="http://schemas.microsoft.com/office/word/2018/wordml" xmlns:w16du="http://schemas.microsoft.com/office/word/2023/wordml/word16du" xmlns:w16sdtdh="http://schemas.microsoft.com/office/word/2020/wordml/sdtdatahash" xmlns:w16sdtfl="http://schemas.microsoft.com/office/word/2024/wordml/sdtformatlock" xmlns:w16se="http://schemas.microsoft.com/office/word/2015/wordml/symex" xmlns:wpg="http://schemas.microsoft.com/office/word/2010/wordprocessingGroup" xmlns:wpi="http://schemas.microsoft.com/office/word/2010/wordprocessingInk" xmlns:wne="http://schemas.microsoft.com/office/word/2006/wordml" xmlns:wps="http://schemas.microsoft.com/office/word/2010/wordprocessingShape" mc:Ignorable="w14 w15 w16se w16cid w16 w16cex w16sdtdh w16sdtfl w16du wp14">
+<w:ftr xmlns:wpc="http://schemas.microsoft.com/office/word/2010/wordprocessingCanvas" xmlns:cx="http://schemas.microsoft.com/office/drawing/2014/chartex" xmlns:cx1="http://schemas.microsoft.com/office/drawing/2015/9/8/chartex" xmlns:cx2="http://schemas.microsoft.com/office/drawing/2015/10/21/chartex" xmlns:cx3="http://schemas.microsoft.com/office/drawing/2016/5/9/chartex" xmlns:cx4="http://schemas.microsoft.com/office/drawing/2016/5/10/chartex" xmlns:cx5="http://schemas.microsoft.com/office/drawing/2016/5/11/chartex" xmlns:cx6="http://schemas.microsoft.com/office/drawing/2016/5/12/chartex" xmlns:cx7="http://schemas.microsoft.com/office/drawing/2016/5/13/chartex" xmlns:cx8="http://schemas.microsoft.com/office/drawing/2016/5/14/chartex" xmlns:mc="http://schemas.openxmlformats.org/markup-compatibility/2006" xmlns:aink="http://schemas.microsoft.com/office/drawing/2016/ink" xmlns:am3d="http://schemas.microsoft.com/office/drawing/2017/model3d" xmlns:o="urn:schemas-microsoft-com:office:office" xmlns:oel="http://schemas.microsoft.com/office/2019/extlst" xmlns:r="http://schemas.openxmlformats.org/officeDocument/2006/relationships" xmlns:m="http://schemas.openxmlformats.org/officeDocument/2006/math" xmlns:v="urn:schemas-microsoft-com:vml" xmlns:wp14="http://schemas.microsoft.com/office/word/2010/wordprocessingDrawing" xmlns:wp="http://schemas.openxmlformats.org/drawingml/2006/wordprocessingDrawing" xmlns:w10="urn:schemas-microsoft-com:office:word" xmlns:w="http://schemas.openxmlformats.org/wordprocessingml/2006/main" xmlns:w14="http://schemas.microsoft.com/office/word/2010/wordml" xmlns:w15="http://schemas.microsoft.com/office/word/2012/wordml" xmlns:w16cex="http://schemas.microsoft.com/office/word/2018/wordml/cex" xmlns:w16cid="http://schemas.microsoft.com/office/word/2016/wordml/cid" xmlns:w16="http://schemas.microsoft.com/office/word/2018/wordml" xmlns:w16du="http://schemas.microsoft.com/office/word/2023/wordml/word16du" xmlns:w16sdtdh="http://schemas.microsoft.com/office/word/2020/wordml/sdtdatahash" xmlns:w16se="http://schemas.microsoft.com/office/word/2015/wordml/symex" xmlns:wpg="http://schemas.microsoft.com/office/word/2010/wordprocessingGroup" xmlns:wpi="http://schemas.microsoft.com/office/word/2010/wordprocessingInk" xmlns:wne="http://schemas.microsoft.com/office/word/2006/wordml" xmlns:wps="http://schemas.microsoft.com/office/word/2010/wordprocessingShape" mc:Ignorable="w14 w15 w16se w16cid w16 w16cex w16sdtdh w16du wp14">
   <w:p>
     <w:pPr>
       <w:pStyle w:val="Piedepgina"/>
@@ -10942,7 +10862,7 @@
 </file>
 
 <file path=word/footer2.xml><?xml version="1.0" encoding="utf-8"?>
-<w:ftr xmlns:wpc="http://schemas.microsoft.com/office/word/2010/wordprocessingCanvas" xmlns:cx="http://schemas.microsoft.com/office/drawing/2014/chartex" xmlns:cx1="http://schemas.microsoft.com/office/drawing/2015/9/8/chartex" xmlns:cx2="http://schemas.microsoft.com/office/drawing/2015/10/21/chartex" xmlns:cx3="http://schemas.microsoft.com/office/drawing/2016/5/9/chartex" xmlns:cx4="http://schemas.microsoft.com/office/drawing/2016/5/10/chartex" xmlns:cx5="http://schemas.microsoft.com/office/drawing/2016/5/11/chartex" xmlns:cx6="http://schemas.microsoft.com/office/drawing/2016/5/12/chartex" xmlns:cx7="http://schemas.microsoft.com/office/drawing/2016/5/13/chartex" xmlns:cx8="http://schemas.microsoft.com/office/drawing/2016/5/14/chartex" xmlns:mc="http://schemas.openxmlformats.org/markup-compatibility/2006" xmlns:aink="http://schemas.microsoft.com/office/drawing/2016/ink" xmlns:am3d="http://schemas.microsoft.com/office/drawing/2017/model3d" xmlns:o="urn:schemas-microsoft-com:office:office" xmlns:oel="http://schemas.microsoft.com/office/2019/extlst" xmlns:r="http://schemas.openxmlformats.org/officeDocument/2006/relationships" xmlns:m="http://schemas.openxmlformats.org/officeDocument/2006/math" xmlns:v="urn:schemas-microsoft-com:vml" xmlns:wp14="http://schemas.microsoft.com/office/word/2010/wordprocessingDrawing" xmlns:wp="http://schemas.openxmlformats.org/drawingml/2006/wordprocessingDrawing" xmlns:w10="urn:schemas-microsoft-com:office:word" xmlns:w="http://schemas.openxmlformats.org/wordprocessingml/2006/main" xmlns:w14="http://schemas.microsoft.com/office/word/2010/wordml" xmlns:w15="http://schemas.microsoft.com/office/word/2012/wordml" xmlns:w16cex="http://schemas.microsoft.com/office/word/2018/wordml/cex" xmlns:w16cid="http://schemas.microsoft.com/office/word/2016/wordml/cid" xmlns:w16="http://schemas.microsoft.com/office/word/2018/wordml" xmlns:w16du="http://schemas.microsoft.com/office/word/2023/wordml/word16du" xmlns:w16sdtdh="http://schemas.microsoft.com/office/word/2020/wordml/sdtdatahash" xmlns:w16sdtfl="http://schemas.microsoft.com/office/word/2024/wordml/sdtformatlock" xmlns:w16se="http://schemas.microsoft.com/office/word/2015/wordml/symex" xmlns:wpg="http://schemas.microsoft.com/office/word/2010/wordprocessingGroup" xmlns:wpi="http://schemas.microsoft.com/office/word/2010/wordprocessingInk" xmlns:wne="http://schemas.microsoft.com/office/word/2006/wordml" xmlns:wps="http://schemas.microsoft.com/office/word/2010/wordprocessingShape" mc:Ignorable="w14 w15 w16se w16cid w16 w16cex w16sdtdh w16sdtfl w16du wp14">
+<w:ftr xmlns:wpc="http://schemas.microsoft.com/office/word/2010/wordprocessingCanvas" xmlns:cx="http://schemas.microsoft.com/office/drawing/2014/chartex" xmlns:cx1="http://schemas.microsoft.com/office/drawing/2015/9/8/chartex" xmlns:cx2="http://schemas.microsoft.com/office/drawing/2015/10/21/chartex" xmlns:cx3="http://schemas.microsoft.com/office/drawing/2016/5/9/chartex" xmlns:cx4="http://schemas.microsoft.com/office/drawing/2016/5/10/chartex" xmlns:cx5="http://schemas.microsoft.com/office/drawing/2016/5/11/chartex" xmlns:cx6="http://schemas.microsoft.com/office/drawing/2016/5/12/chartex" xmlns:cx7="http://schemas.microsoft.com/office/drawing/2016/5/13/chartex" xmlns:cx8="http://schemas.microsoft.com/office/drawing/2016/5/14/chartex" xmlns:mc="http://schemas.openxmlformats.org/markup-compatibility/2006" xmlns:aink="http://schemas.microsoft.com/office/drawing/2016/ink" xmlns:am3d="http://schemas.microsoft.com/office/drawing/2017/model3d" xmlns:o="urn:schemas-microsoft-com:office:office" xmlns:oel="http://schemas.microsoft.com/office/2019/extlst" xmlns:r="http://schemas.openxmlformats.org/officeDocument/2006/relationships" xmlns:m="http://schemas.openxmlformats.org/officeDocument/2006/math" xmlns:v="urn:schemas-microsoft-com:vml" xmlns:wp14="http://schemas.microsoft.com/office/word/2010/wordprocessingDrawing" xmlns:wp="http://schemas.openxmlformats.org/drawingml/2006/wordprocessingDrawing" xmlns:w10="urn:schemas-microsoft-com:office:word" xmlns:w="http://schemas.openxmlformats.org/wordprocessingml/2006/main" xmlns:w14="http://schemas.microsoft.com/office/word/2010/wordml" xmlns:w15="http://schemas.microsoft.com/office/word/2012/wordml" xmlns:w16cex="http://schemas.microsoft.com/office/word/2018/wordml/cex" xmlns:w16cid="http://schemas.microsoft.com/office/word/2016/wordml/cid" xmlns:w16="http://schemas.microsoft.com/office/word/2018/wordml" xmlns:w16du="http://schemas.microsoft.com/office/word/2023/wordml/word16du" xmlns:w16sdtdh="http://schemas.microsoft.com/office/word/2020/wordml/sdtdatahash" xmlns:w16se="http://schemas.microsoft.com/office/word/2015/wordml/symex" xmlns:wpg="http://schemas.microsoft.com/office/word/2010/wordprocessingGroup" xmlns:wpi="http://schemas.microsoft.com/office/word/2010/wordprocessingInk" xmlns:wne="http://schemas.microsoft.com/office/word/2006/wordml" xmlns:wps="http://schemas.microsoft.com/office/word/2010/wordprocessingShape" mc:Ignorable="w14 w15 w16se w16cid w16 w16cex w16sdtdh w16du wp14">
   <w:sdt>
     <w:sdtPr>
       <w:id w:val="-1465197936"/>
@@ -11052,7 +10972,7 @@
                   <v:stroke joinstyle="miter"/>
                   <v:path gradientshapeok="t" o:connecttype="rect"/>
                 </v:shapetype>
-                <v:shape id="_x0000_s1028" type="#_x0000_t202" style="position:absolute;left:0;text-align:left;margin-left:16.1pt;margin-top:.65pt;width:455.15pt;height:41.4pt;z-index:251661312;visibility:visible;mso-wrap-style:square;mso-width-percent:0;mso-height-percent:0;mso-wrap-distance-left:9pt;mso-wrap-distance-top:3.6pt;mso-wrap-distance-right:9pt;mso-wrap-distance-bottom:3.6pt;mso-position-horizontal:absolute;mso-position-horizontal-relative:text;mso-position-vertical:absolute;mso-position-vertical-relative:text;mso-width-percent:0;mso-height-percent:0;mso-width-relative:margin;mso-height-relative:margin;v-text-anchor:top" o:gfxdata="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" stroked="f">
+                <v:shape id="_x0000_s1028" type="#_x0000_t202" alt="&quot;&quot;" style="position:absolute;left:0;text-align:left;margin-left:16.1pt;margin-top:.65pt;width:455.15pt;height:41.4pt;z-index:251661312;visibility:visible;mso-wrap-style:square;mso-width-percent:0;mso-height-percent:0;mso-wrap-distance-left:9pt;mso-wrap-distance-top:3.6pt;mso-wrap-distance-right:9pt;mso-wrap-distance-bottom:3.6pt;mso-position-horizontal:absolute;mso-position-horizontal-relative:text;mso-position-vertical:absolute;mso-position-vertical-relative:text;mso-width-percent:0;mso-height-percent:0;mso-width-relative:margin;mso-height-relative:margin;v-text-anchor:top" o:gfxdata="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" stroked="f">
                   <v:textbox>
                     <w:txbxContent>
                       <w:p>
@@ -11109,7 +11029,7 @@
 </file>
 
 <file path=word/footnotes.xml><?xml version="1.0" encoding="utf-8"?>
-<w:footnotes xmlns:wpc="http://schemas.microsoft.com/office/word/2010/wordprocessingCanvas" xmlns:cx="http://schemas.microsoft.com/office/drawing/2014/chartex" xmlns:cx1="http://schemas.microsoft.com/office/drawing/2015/9/8/chartex" xmlns:cx2="http://schemas.microsoft.com/office/drawing/2015/10/21/chartex" xmlns:cx3="http://schemas.microsoft.com/office/drawing/2016/5/9/chartex" xmlns:cx4="http://schemas.microsoft.com/office/drawing/2016/5/10/chartex" xmlns:cx5="http://schemas.microsoft.com/office/drawing/2016/5/11/chartex" xmlns:cx6="http://schemas.microsoft.com/office/drawing/2016/5/12/chartex" xmlns:cx7="http://schemas.microsoft.com/office/drawing/2016/5/13/chartex" xmlns:cx8="http://schemas.microsoft.com/office/drawing/2016/5/14/chartex" xmlns:mc="http://schemas.openxmlformats.org/markup-compatibility/2006" xmlns:aink="http://schemas.microsoft.com/office/drawing/2016/ink" xmlns:am3d="http://schemas.microsoft.com/office/drawing/2017/model3d" xmlns:o="urn:schemas-microsoft-com:office:office" xmlns:oel="http://schemas.microsoft.com/office/2019/extlst" xmlns:r="http://schemas.openxmlformats.org/officeDocument/2006/relationships" xmlns:m="http://schemas.openxmlformats.org/officeDocument/2006/math" xmlns:v="urn:schemas-microsoft-com:vml" xmlns:wp14="http://schemas.microsoft.com/office/word/2010/wordprocessingDrawing" xmlns:wp="http://schemas.openxmlformats.org/drawingml/2006/wordprocessingDrawing" xmlns:w10="urn:schemas-microsoft-com:office:word" xmlns:w="http://schemas.openxmlformats.org/wordprocessingml/2006/main" xmlns:w14="http://schemas.microsoft.com/office/word/2010/wordml" xmlns:w15="http://schemas.microsoft.com/office/word/2012/wordml" xmlns:w16cex="http://schemas.microsoft.com/office/word/2018/wordml/cex" xmlns:w16cid="http://schemas.microsoft.com/office/word/2016/wordml/cid" xmlns:w16="http://schemas.microsoft.com/office/word/2018/wordml" xmlns:w16du="http://schemas.microsoft.com/office/word/2023/wordml/word16du" xmlns:w16sdtdh="http://schemas.microsoft.com/office/word/2020/wordml/sdtdatahash" xmlns:w16sdtfl="http://schemas.microsoft.com/office/word/2024/wordml/sdtformatlock" xmlns:w16se="http://schemas.microsoft.com/office/word/2015/wordml/symex" xmlns:wpg="http://schemas.microsoft.com/office/word/2010/wordprocessingGroup" xmlns:wpi="http://schemas.microsoft.com/office/word/2010/wordprocessingInk" xmlns:wne="http://schemas.microsoft.com/office/word/2006/wordml" xmlns:wps="http://schemas.microsoft.com/office/word/2010/wordprocessingShape" mc:Ignorable="w14 w15 w16se w16cid w16 w16cex w16sdtdh w16sdtfl w16du wp14">
+<w:footnotes xmlns:wpc="http://schemas.microsoft.com/office/word/2010/wordprocessingCanvas" xmlns:cx="http://schemas.microsoft.com/office/drawing/2014/chartex" xmlns:cx1="http://schemas.microsoft.com/office/drawing/2015/9/8/chartex" xmlns:cx2="http://schemas.microsoft.com/office/drawing/2015/10/21/chartex" xmlns:cx3="http://schemas.microsoft.com/office/drawing/2016/5/9/chartex" xmlns:cx4="http://schemas.microsoft.com/office/drawing/2016/5/10/chartex" xmlns:cx5="http://schemas.microsoft.com/office/drawing/2016/5/11/chartex" xmlns:cx6="http://schemas.microsoft.com/office/drawing/2016/5/12/chartex" xmlns:cx7="http://schemas.microsoft.com/office/drawing/2016/5/13/chartex" xmlns:cx8="http://schemas.microsoft.com/office/drawing/2016/5/14/chartex" xmlns:mc="http://schemas.openxmlformats.org/markup-compatibility/2006" xmlns:aink="http://schemas.microsoft.com/office/drawing/2016/ink" xmlns:am3d="http://schemas.microsoft.com/office/drawing/2017/model3d" xmlns:o="urn:schemas-microsoft-com:office:office" xmlns:oel="http://schemas.microsoft.com/office/2019/extlst" xmlns:r="http://schemas.openxmlformats.org/officeDocument/2006/relationships" xmlns:m="http://schemas.openxmlformats.org/officeDocument/2006/math" xmlns:v="urn:schemas-microsoft-com:vml" xmlns:wp14="http://schemas.microsoft.com/office/word/2010/wordprocessingDrawing" xmlns:wp="http://schemas.openxmlformats.org/drawingml/2006/wordprocessingDrawing" xmlns:w10="urn:schemas-microsoft-com:office:word" xmlns:w="http://schemas.openxmlformats.org/wordprocessingml/2006/main" xmlns:w14="http://schemas.microsoft.com/office/word/2010/wordml" xmlns:w15="http://schemas.microsoft.com/office/word/2012/wordml" xmlns:w16cex="http://schemas.microsoft.com/office/word/2018/wordml/cex" xmlns:w16cid="http://schemas.microsoft.com/office/word/2016/wordml/cid" xmlns:w16="http://schemas.microsoft.com/office/word/2018/wordml" xmlns:w16du="http://schemas.microsoft.com/office/word/2023/wordml/word16du" xmlns:w16sdtdh="http://schemas.microsoft.com/office/word/2020/wordml/sdtdatahash" xmlns:w16se="http://schemas.microsoft.com/office/word/2015/wordml/symex" xmlns:wpg="http://schemas.microsoft.com/office/word/2010/wordprocessingGroup" xmlns:wpi="http://schemas.microsoft.com/office/word/2010/wordprocessingInk" xmlns:wne="http://schemas.microsoft.com/office/word/2006/wordml" xmlns:wps="http://schemas.microsoft.com/office/word/2010/wordprocessingShape" mc:Ignorable="w14 w15 w16se w16cid w16 w16cex w16sdtdh w16du wp14">
   <w:footnote w:type="separator" w:id="-1">
     <w:p>
       <w:pPr>
@@ -11134,7 +11054,7 @@
 </file>
 
 <file path=word/header1.xml><?xml version="1.0" encoding="utf-8"?>
-<w:hdr xmlns:wpc="http://schemas.microsoft.com/office/word/2010/wordprocessingCanvas" xmlns:cx="http://schemas.microsoft.com/office/drawing/2014/chartex" xmlns:cx1="http://schemas.microsoft.com/office/drawing/2015/9/8/chartex" xmlns:cx2="http://schemas.microsoft.com/office/drawing/2015/10/21/chartex" xmlns:cx3="http://schemas.microsoft.com/office/drawing/2016/5/9/chartex" xmlns:cx4="http://schemas.microsoft.com/office/drawing/2016/5/10/chartex" xmlns:cx5="http://schemas.microsoft.com/office/drawing/2016/5/11/chartex" xmlns:cx6="http://schemas.microsoft.com/office/drawing/2016/5/12/chartex" xmlns:cx7="http://schemas.microsoft.com/office/drawing/2016/5/13/chartex" xmlns:cx8="http://schemas.microsoft.com/office/drawing/2016/5/14/chartex" xmlns:mc="http://schemas.openxmlformats.org/markup-compatibility/2006" xmlns:aink="http://schemas.microsoft.com/office/drawing/2016/ink" xmlns:am3d="http://schemas.microsoft.com/office/drawing/2017/model3d" xmlns:o="urn:schemas-microsoft-com:office:office" xmlns:oel="http://schemas.microsoft.com/office/2019/extlst" xmlns:r="http://schemas.openxmlformats.org/officeDocument/2006/relationships" xmlns:m="http://schemas.openxmlformats.org/officeDocument/2006/math" xmlns:v="urn:schemas-microsoft-com:vml" xmlns:wp14="http://schemas.microsoft.com/office/word/2010/wordprocessingDrawing" xmlns:wp="http://schemas.openxmlformats.org/drawingml/2006/wordprocessingDrawing" xmlns:w10="urn:schemas-microsoft-com:office:word" xmlns:w="http://schemas.openxmlformats.org/wordprocessingml/2006/main" xmlns:w14="http://schemas.microsoft.com/office/word/2010/wordml" xmlns:w15="http://schemas.microsoft.com/office/word/2012/wordml" xmlns:w16cex="http://schemas.microsoft.com/office/word/2018/wordml/cex" xmlns:w16cid="http://schemas.microsoft.com/office/word/2016/wordml/cid" xmlns:w16="http://schemas.microsoft.com/office/word/2018/wordml" xmlns:w16du="http://schemas.microsoft.com/office/word/2023/wordml/word16du" xmlns:w16sdtdh="http://schemas.microsoft.com/office/word/2020/wordml/sdtdatahash" xmlns:w16sdtfl="http://schemas.microsoft.com/office/word/2024/wordml/sdtformatlock" xmlns:w16se="http://schemas.microsoft.com/office/word/2015/wordml/symex" xmlns:wpg="http://schemas.microsoft.com/office/word/2010/wordprocessingGroup" xmlns:wpi="http://schemas.microsoft.com/office/word/2010/wordprocessingInk" xmlns:wne="http://schemas.microsoft.com/office/word/2006/wordml" xmlns:wps="http://schemas.microsoft.com/office/word/2010/wordprocessingShape" mc:Ignorable="w14 w15 w16se w16cid w16 w16cex w16sdtdh w16sdtfl w16du wp14">
+<w:hdr xmlns:wpc="http://schemas.microsoft.com/office/word/2010/wordprocessingCanvas" xmlns:cx="http://schemas.microsoft.com/office/drawing/2014/chartex" xmlns:cx1="http://schemas.microsoft.com/office/drawing/2015/9/8/chartex" xmlns:cx2="http://schemas.microsoft.com/office/drawing/2015/10/21/chartex" xmlns:cx3="http://schemas.microsoft.com/office/drawing/2016/5/9/chartex" xmlns:cx4="http://schemas.microsoft.com/office/drawing/2016/5/10/chartex" xmlns:cx5="http://schemas.microsoft.com/office/drawing/2016/5/11/chartex" xmlns:cx6="http://schemas.microsoft.com/office/drawing/2016/5/12/chartex" xmlns:cx7="http://schemas.microsoft.com/office/drawing/2016/5/13/chartex" xmlns:cx8="http://schemas.microsoft.com/office/drawing/2016/5/14/chartex" xmlns:mc="http://schemas.openxmlformats.org/markup-compatibility/2006" xmlns:aink="http://schemas.microsoft.com/office/drawing/2016/ink" xmlns:am3d="http://schemas.microsoft.com/office/drawing/2017/model3d" xmlns:o="urn:schemas-microsoft-com:office:office" xmlns:oel="http://schemas.microsoft.com/office/2019/extlst" xmlns:r="http://schemas.openxmlformats.org/officeDocument/2006/relationships" xmlns:m="http://schemas.openxmlformats.org/officeDocument/2006/math" xmlns:v="urn:schemas-microsoft-com:vml" xmlns:wp14="http://schemas.microsoft.com/office/word/2010/wordprocessingDrawing" xmlns:wp="http://schemas.openxmlformats.org/drawingml/2006/wordprocessingDrawing" xmlns:w10="urn:schemas-microsoft-com:office:word" xmlns:w="http://schemas.openxmlformats.org/wordprocessingml/2006/main" xmlns:w14="http://schemas.microsoft.com/office/word/2010/wordml" xmlns:w15="http://schemas.microsoft.com/office/word/2012/wordml" xmlns:w16cex="http://schemas.microsoft.com/office/word/2018/wordml/cex" xmlns:w16cid="http://schemas.microsoft.com/office/word/2016/wordml/cid" xmlns:w16="http://schemas.microsoft.com/office/word/2018/wordml" xmlns:w16du="http://schemas.microsoft.com/office/word/2023/wordml/word16du" xmlns:w16sdtdh="http://schemas.microsoft.com/office/word/2020/wordml/sdtdatahash" xmlns:w16se="http://schemas.microsoft.com/office/word/2015/wordml/symex" xmlns:wpg="http://schemas.microsoft.com/office/word/2010/wordprocessingGroup" xmlns:wpi="http://schemas.microsoft.com/office/word/2010/wordprocessingInk" xmlns:wne="http://schemas.microsoft.com/office/word/2006/wordml" xmlns:wps="http://schemas.microsoft.com/office/word/2010/wordprocessingShape" mc:Ignorable="w14 w15 w16se w16cid w16 w16cex w16sdtdh w16du wp14">
   <w:p>
     <w:pPr>
       <w:pStyle w:val="Encabezado"/>
@@ -11220,7 +11140,7 @@
 </file>
 
 <file path=word/numbering.xml><?xml version="1.0" encoding="utf-8"?>
-<w:numbering xmlns:wpc="http://schemas.microsoft.com/office/word/2010/wordprocessingCanvas" xmlns:cx="http://schemas.microsoft.com/office/drawing/2014/chartex" xmlns:cx1="http://schemas.microsoft.com/office/drawing/2015/9/8/chartex" xmlns:cx2="http://schemas.microsoft.com/office/drawing/2015/10/21/chartex" xmlns:cx3="http://schemas.microsoft.com/office/drawing/2016/5/9/chartex" xmlns:cx4="http://schemas.microsoft.com/office/drawing/2016/5/10/chartex" xmlns:cx5="http://schemas.microsoft.com/office/drawing/2016/5/11/chartex" xmlns:cx6="http://schemas.microsoft.com/office/drawing/2016/5/12/chartex" xmlns:cx7="http://schemas.microsoft.com/office/drawing/2016/5/13/chartex" xmlns:cx8="http://schemas.microsoft.com/office/drawing/2016/5/14/chartex" xmlns:mc="http://schemas.openxmlformats.org/markup-compatibility/2006" xmlns:aink="http://schemas.microsoft.com/office/drawing/2016/ink" xmlns:am3d="http://schemas.microsoft.com/office/drawing/2017/model3d" xmlns:o="urn:schemas-microsoft-com:office:office" xmlns:oel="http://schemas.microsoft.com/office/2019/extlst" xmlns:r="http://schemas.openxmlformats.org/officeDocument/2006/relationships" xmlns:m="http://schemas.openxmlformats.org/officeDocument/2006/math" xmlns:v="urn:schemas-microsoft-com:vml" xmlns:wp14="http://schemas.microsoft.com/office/word/2010/wordprocessingDrawing" xmlns:wp="http://schemas.openxmlformats.org/drawingml/2006/wordprocessingDrawing" xmlns:w10="urn:schemas-microsoft-com:office:word" xmlns:w="http://schemas.openxmlformats.org/wordprocessingml/2006/main" xmlns:w14="http://schemas.microsoft.com/office/word/2010/wordml" xmlns:w15="http://schemas.microsoft.com/office/word/2012/wordml" xmlns:w16cex="http://schemas.microsoft.com/office/word/2018/wordml/cex" xmlns:w16cid="http://schemas.microsoft.com/office/word/2016/wordml/cid" xmlns:w16="http://schemas.microsoft.com/office/word/2018/wordml" xmlns:w16du="http://schemas.microsoft.com/office/word/2023/wordml/word16du" xmlns:w16sdtdh="http://schemas.microsoft.com/office/word/2020/wordml/sdtdatahash" xmlns:w16sdtfl="http://schemas.microsoft.com/office/word/2024/wordml/sdtformatlock" xmlns:w16se="http://schemas.microsoft.com/office/word/2015/wordml/symex" xmlns:wpg="http://schemas.microsoft.com/office/word/2010/wordprocessingGroup" xmlns:wpi="http://schemas.microsoft.com/office/word/2010/wordprocessingInk" xmlns:wne="http://schemas.microsoft.com/office/word/2006/wordml" xmlns:wps="http://schemas.microsoft.com/office/word/2010/wordprocessingShape" mc:Ignorable="w14 w15 w16se w16cid w16 w16cex w16sdtdh w16sdtfl w16du wp14">
+<w:numbering xmlns:wpc="http://schemas.microsoft.com/office/word/2010/wordprocessingCanvas" xmlns:cx="http://schemas.microsoft.com/office/drawing/2014/chartex" xmlns:cx1="http://schemas.microsoft.com/office/drawing/2015/9/8/chartex" xmlns:cx2="http://schemas.microsoft.com/office/drawing/2015/10/21/chartex" xmlns:cx3="http://schemas.microsoft.com/office/drawing/2016/5/9/chartex" xmlns:cx4="http://schemas.microsoft.com/office/drawing/2016/5/10/chartex" xmlns:cx5="http://schemas.microsoft.com/office/drawing/2016/5/11/chartex" xmlns:cx6="http://schemas.microsoft.com/office/drawing/2016/5/12/chartex" xmlns:cx7="http://schemas.microsoft.com/office/drawing/2016/5/13/chartex" xmlns:cx8="http://schemas.microsoft.com/office/drawing/2016/5/14/chartex" xmlns:mc="http://schemas.openxmlformats.org/markup-compatibility/2006" xmlns:aink="http://schemas.microsoft.com/office/drawing/2016/ink" xmlns:am3d="http://schemas.microsoft.com/office/drawing/2017/model3d" xmlns:o="urn:schemas-microsoft-com:office:office" xmlns:oel="http://schemas.microsoft.com/office/2019/extlst" xmlns:r="http://schemas.openxmlformats.org/officeDocument/2006/relationships" xmlns:m="http://schemas.openxmlformats.org/officeDocument/2006/math" xmlns:v="urn:schemas-microsoft-com:vml" xmlns:wp14="http://schemas.microsoft.com/office/word/2010/wordprocessingDrawing" xmlns:wp="http://schemas.openxmlformats.org/drawingml/2006/wordprocessingDrawing" xmlns:w10="urn:schemas-microsoft-com:office:word" xmlns:w="http://schemas.openxmlformats.org/wordprocessingml/2006/main" xmlns:w14="http://schemas.microsoft.com/office/word/2010/wordml" xmlns:w15="http://schemas.microsoft.com/office/word/2012/wordml" xmlns:w16cex="http://schemas.microsoft.com/office/word/2018/wordml/cex" xmlns:w16cid="http://schemas.microsoft.com/office/word/2016/wordml/cid" xmlns:w16="http://schemas.microsoft.com/office/word/2018/wordml" xmlns:w16du="http://schemas.microsoft.com/office/word/2023/wordml/word16du" xmlns:w16sdtdh="http://schemas.microsoft.com/office/word/2020/wordml/sdtdatahash" xmlns:w16se="http://schemas.microsoft.com/office/word/2015/wordml/symex" xmlns:wpg="http://schemas.microsoft.com/office/word/2010/wordprocessingGroup" xmlns:wpi="http://schemas.microsoft.com/office/word/2010/wordprocessingInk" xmlns:wne="http://schemas.microsoft.com/office/word/2006/wordml" xmlns:wps="http://schemas.microsoft.com/office/word/2010/wordprocessingShape" mc:Ignorable="w14 w15 w16se w16cid w16 w16cex w16sdtdh w16du wp14">
   <w:abstractNum w:abstractNumId="0" w15:restartNumberingAfterBreak="0">
     <w:nsid w:val="FFFFFF89"/>
     <w:multiLevelType w:val="singleLevel"/>
@@ -11356,232 +11276,6 @@
     </w:lvl>
   </w:abstractNum>
   <w:abstractNum w:abstractNumId="2" w15:restartNumberingAfterBreak="0">
-    <w:nsid w:val="01844F88"/>
-    <w:multiLevelType w:val="hybridMultilevel"/>
-    <w:tmpl w:val="071CF56E"/>
-    <w:lvl w:ilvl="0" w:tplc="04090001">
-      <w:start w:val="1"/>
-      <w:numFmt w:val="bullet"/>
-      <w:lvlText w:val=""/>
-      <w:lvlJc w:val="left"/>
-      <w:pPr>
-        <w:ind w:left="1429" w:hanging="360"/>
-      </w:pPr>
-      <w:rPr>
-        <w:rFonts w:ascii="Symbol" w:hAnsi="Symbol" w:hint="default"/>
-      </w:rPr>
-    </w:lvl>
-    <w:lvl w:ilvl="1" w:tplc="240A0003">
-      <w:start w:val="1"/>
-      <w:numFmt w:val="bullet"/>
-      <w:lvlText w:val="o"/>
-      <w:lvlJc w:val="left"/>
-      <w:pPr>
-        <w:ind w:left="2149" w:hanging="360"/>
-      </w:pPr>
-      <w:rPr>
-        <w:rFonts w:ascii="Courier New" w:hAnsi="Courier New" w:cs="Courier New" w:hint="default"/>
-      </w:rPr>
-    </w:lvl>
-    <w:lvl w:ilvl="2" w:tplc="240A0005" w:tentative="1">
-      <w:start w:val="1"/>
-      <w:numFmt w:val="bullet"/>
-      <w:lvlText w:val=""/>
-      <w:lvlJc w:val="left"/>
-      <w:pPr>
-        <w:ind w:left="2869" w:hanging="360"/>
-      </w:pPr>
-      <w:rPr>
-        <w:rFonts w:ascii="Wingdings" w:hAnsi="Wingdings" w:hint="default"/>
-      </w:rPr>
-    </w:lvl>
-    <w:lvl w:ilvl="3" w:tplc="240A0001" w:tentative="1">
-      <w:start w:val="1"/>
-      <w:numFmt w:val="bullet"/>
-      <w:lvlText w:val=""/>
-      <w:lvlJc w:val="left"/>
-      <w:pPr>
-        <w:ind w:left="3589" w:hanging="360"/>
-      </w:pPr>
-      <w:rPr>
-        <w:rFonts w:ascii="Symbol" w:hAnsi="Symbol" w:hint="default"/>
-      </w:rPr>
-    </w:lvl>
-    <w:lvl w:ilvl="4" w:tplc="240A0003" w:tentative="1">
-      <w:start w:val="1"/>
-      <w:numFmt w:val="bullet"/>
-      <w:lvlText w:val="o"/>
-      <w:lvlJc w:val="left"/>
-      <w:pPr>
-        <w:ind w:left="4309" w:hanging="360"/>
-      </w:pPr>
-      <w:rPr>
-        <w:rFonts w:ascii="Courier New" w:hAnsi="Courier New" w:cs="Courier New" w:hint="default"/>
-      </w:rPr>
-    </w:lvl>
-    <w:lvl w:ilvl="5" w:tplc="240A0005" w:tentative="1">
-      <w:start w:val="1"/>
-      <w:numFmt w:val="bullet"/>
-      <w:lvlText w:val=""/>
-      <w:lvlJc w:val="left"/>
-      <w:pPr>
-        <w:ind w:left="5029" w:hanging="360"/>
-      </w:pPr>
-      <w:rPr>
-        <w:rFonts w:ascii="Wingdings" w:hAnsi="Wingdings" w:hint="default"/>
-      </w:rPr>
-    </w:lvl>
-    <w:lvl w:ilvl="6" w:tplc="240A0001" w:tentative="1">
-      <w:start w:val="1"/>
-      <w:numFmt w:val="bullet"/>
-      <w:lvlText w:val=""/>
-      <w:lvlJc w:val="left"/>
-      <w:pPr>
-        <w:ind w:left="5749" w:hanging="360"/>
-      </w:pPr>
-      <w:rPr>
-        <w:rFonts w:ascii="Symbol" w:hAnsi="Symbol" w:hint="default"/>
-      </w:rPr>
-    </w:lvl>
-    <w:lvl w:ilvl="7" w:tplc="240A0003" w:tentative="1">
-      <w:start w:val="1"/>
-      <w:numFmt w:val="bullet"/>
-      <w:lvlText w:val="o"/>
-      <w:lvlJc w:val="left"/>
-      <w:pPr>
-        <w:ind w:left="6469" w:hanging="360"/>
-      </w:pPr>
-      <w:rPr>
-        <w:rFonts w:ascii="Courier New" w:hAnsi="Courier New" w:cs="Courier New" w:hint="default"/>
-      </w:rPr>
-    </w:lvl>
-    <w:lvl w:ilvl="8" w:tplc="240A0005" w:tentative="1">
-      <w:start w:val="1"/>
-      <w:numFmt w:val="bullet"/>
-      <w:lvlText w:val=""/>
-      <w:lvlJc w:val="left"/>
-      <w:pPr>
-        <w:ind w:left="7189" w:hanging="360"/>
-      </w:pPr>
-      <w:rPr>
-        <w:rFonts w:ascii="Wingdings" w:hAnsi="Wingdings" w:hint="default"/>
-      </w:rPr>
-    </w:lvl>
-  </w:abstractNum>
-  <w:abstractNum w:abstractNumId="3" w15:restartNumberingAfterBreak="0">
-    <w:nsid w:val="023F62A1"/>
-    <w:multiLevelType w:val="hybridMultilevel"/>
-    <w:tmpl w:val="0E12046C"/>
-    <w:lvl w:ilvl="0" w:tplc="04090001">
-      <w:start w:val="1"/>
-      <w:numFmt w:val="bullet"/>
-      <w:lvlText w:val=""/>
-      <w:lvlJc w:val="left"/>
-      <w:pPr>
-        <w:ind w:left="1429" w:hanging="360"/>
-      </w:pPr>
-      <w:rPr>
-        <w:rFonts w:ascii="Symbol" w:hAnsi="Symbol" w:hint="default"/>
-      </w:rPr>
-    </w:lvl>
-    <w:lvl w:ilvl="1" w:tplc="240A0003" w:tentative="1">
-      <w:start w:val="1"/>
-      <w:numFmt w:val="bullet"/>
-      <w:lvlText w:val="o"/>
-      <w:lvlJc w:val="left"/>
-      <w:pPr>
-        <w:ind w:left="2149" w:hanging="360"/>
-      </w:pPr>
-      <w:rPr>
-        <w:rFonts w:ascii="Courier New" w:hAnsi="Courier New" w:cs="Courier New" w:hint="default"/>
-      </w:rPr>
-    </w:lvl>
-    <w:lvl w:ilvl="2" w:tplc="240A0005" w:tentative="1">
-      <w:start w:val="1"/>
-      <w:numFmt w:val="bullet"/>
-      <w:lvlText w:val=""/>
-      <w:lvlJc w:val="left"/>
-      <w:pPr>
-        <w:ind w:left="2869" w:hanging="360"/>
-      </w:pPr>
-      <w:rPr>
-        <w:rFonts w:ascii="Wingdings" w:hAnsi="Wingdings" w:hint="default"/>
-      </w:rPr>
-    </w:lvl>
-    <w:lvl w:ilvl="3" w:tplc="240A0001" w:tentative="1">
-      <w:start w:val="1"/>
-      <w:numFmt w:val="bullet"/>
-      <w:lvlText w:val=""/>
-      <w:lvlJc w:val="left"/>
-      <w:pPr>
-        <w:ind w:left="3589" w:hanging="360"/>
-      </w:pPr>
-      <w:rPr>
-        <w:rFonts w:ascii="Symbol" w:hAnsi="Symbol" w:hint="default"/>
-      </w:rPr>
-    </w:lvl>
-    <w:lvl w:ilvl="4" w:tplc="240A0003" w:tentative="1">
-      <w:start w:val="1"/>
-      <w:numFmt w:val="bullet"/>
-      <w:lvlText w:val="o"/>
-      <w:lvlJc w:val="left"/>
-      <w:pPr>
-        <w:ind w:left="4309" w:hanging="360"/>
-      </w:pPr>
-      <w:rPr>
-        <w:rFonts w:ascii="Courier New" w:hAnsi="Courier New" w:cs="Courier New" w:hint="default"/>
-      </w:rPr>
-    </w:lvl>
-    <w:lvl w:ilvl="5" w:tplc="240A0005" w:tentative="1">
-      <w:start w:val="1"/>
-      <w:numFmt w:val="bullet"/>
-      <w:lvlText w:val=""/>
-      <w:lvlJc w:val="left"/>
-      <w:pPr>
-        <w:ind w:left="5029" w:hanging="360"/>
-      </w:pPr>
-      <w:rPr>
-        <w:rFonts w:ascii="Wingdings" w:hAnsi="Wingdings" w:hint="default"/>
-      </w:rPr>
-    </w:lvl>
-    <w:lvl w:ilvl="6" w:tplc="240A0001" w:tentative="1">
-      <w:start w:val="1"/>
-      <w:numFmt w:val="bullet"/>
-      <w:lvlText w:val=""/>
-      <w:lvlJc w:val="left"/>
-      <w:pPr>
-        <w:ind w:left="5749" w:hanging="360"/>
-      </w:pPr>
-      <w:rPr>
-        <w:rFonts w:ascii="Symbol" w:hAnsi="Symbol" w:hint="default"/>
-      </w:rPr>
-    </w:lvl>
-    <w:lvl w:ilvl="7" w:tplc="240A0003" w:tentative="1">
-      <w:start w:val="1"/>
-      <w:numFmt w:val="bullet"/>
-      <w:lvlText w:val="o"/>
-      <w:lvlJc w:val="left"/>
-      <w:pPr>
-        <w:ind w:left="6469" w:hanging="360"/>
-      </w:pPr>
-      <w:rPr>
-        <w:rFonts w:ascii="Courier New" w:hAnsi="Courier New" w:cs="Courier New" w:hint="default"/>
-      </w:rPr>
-    </w:lvl>
-    <w:lvl w:ilvl="8" w:tplc="240A0005" w:tentative="1">
-      <w:start w:val="1"/>
-      <w:numFmt w:val="bullet"/>
-      <w:lvlText w:val=""/>
-      <w:lvlJc w:val="left"/>
-      <w:pPr>
-        <w:ind w:left="7189" w:hanging="360"/>
-      </w:pPr>
-      <w:rPr>
-        <w:rFonts w:ascii="Wingdings" w:hAnsi="Wingdings" w:hint="default"/>
-      </w:rPr>
-    </w:lvl>
-  </w:abstractNum>
-  <w:abstractNum w:abstractNumId="4" w15:restartNumberingAfterBreak="0">
     <w:nsid w:val="03A1721C"/>
     <w:multiLevelType w:val="hybridMultilevel"/>
     <w:tmpl w:val="C264312A"/>
@@ -11694,7 +11388,7 @@
       </w:rPr>
     </w:lvl>
   </w:abstractNum>
-  <w:abstractNum w:abstractNumId="5" w15:restartNumberingAfterBreak="0">
+  <w:abstractNum w:abstractNumId="3" w15:restartNumberingAfterBreak="0">
     <w:nsid w:val="045A15A9"/>
     <w:multiLevelType w:val="hybridMultilevel"/>
     <w:tmpl w:val="2C9CA444"/>
@@ -11807,233 +11501,7 @@
       </w:rPr>
     </w:lvl>
   </w:abstractNum>
-  <w:abstractNum w:abstractNumId="6" w15:restartNumberingAfterBreak="0">
-    <w:nsid w:val="045F5A62"/>
-    <w:multiLevelType w:val="hybridMultilevel"/>
-    <w:tmpl w:val="64E4DC8A"/>
-    <w:lvl w:ilvl="0" w:tplc="04090001">
-      <w:start w:val="1"/>
-      <w:numFmt w:val="bullet"/>
-      <w:lvlText w:val=""/>
-      <w:lvlJc w:val="left"/>
-      <w:pPr>
-        <w:ind w:left="1429" w:hanging="360"/>
-      </w:pPr>
-      <w:rPr>
-        <w:rFonts w:ascii="Symbol" w:hAnsi="Symbol" w:hint="default"/>
-      </w:rPr>
-    </w:lvl>
-    <w:lvl w:ilvl="1" w:tplc="240A0003" w:tentative="1">
-      <w:start w:val="1"/>
-      <w:numFmt w:val="bullet"/>
-      <w:lvlText w:val="o"/>
-      <w:lvlJc w:val="left"/>
-      <w:pPr>
-        <w:ind w:left="2149" w:hanging="360"/>
-      </w:pPr>
-      <w:rPr>
-        <w:rFonts w:ascii="Courier New" w:hAnsi="Courier New" w:cs="Courier New" w:hint="default"/>
-      </w:rPr>
-    </w:lvl>
-    <w:lvl w:ilvl="2" w:tplc="240A0005" w:tentative="1">
-      <w:start w:val="1"/>
-      <w:numFmt w:val="bullet"/>
-      <w:lvlText w:val=""/>
-      <w:lvlJc w:val="left"/>
-      <w:pPr>
-        <w:ind w:left="2869" w:hanging="360"/>
-      </w:pPr>
-      <w:rPr>
-        <w:rFonts w:ascii="Wingdings" w:hAnsi="Wingdings" w:hint="default"/>
-      </w:rPr>
-    </w:lvl>
-    <w:lvl w:ilvl="3" w:tplc="240A0001" w:tentative="1">
-      <w:start w:val="1"/>
-      <w:numFmt w:val="bullet"/>
-      <w:lvlText w:val=""/>
-      <w:lvlJc w:val="left"/>
-      <w:pPr>
-        <w:ind w:left="3589" w:hanging="360"/>
-      </w:pPr>
-      <w:rPr>
-        <w:rFonts w:ascii="Symbol" w:hAnsi="Symbol" w:hint="default"/>
-      </w:rPr>
-    </w:lvl>
-    <w:lvl w:ilvl="4" w:tplc="240A0003" w:tentative="1">
-      <w:start w:val="1"/>
-      <w:numFmt w:val="bullet"/>
-      <w:lvlText w:val="o"/>
-      <w:lvlJc w:val="left"/>
-      <w:pPr>
-        <w:ind w:left="4309" w:hanging="360"/>
-      </w:pPr>
-      <w:rPr>
-        <w:rFonts w:ascii="Courier New" w:hAnsi="Courier New" w:cs="Courier New" w:hint="default"/>
-      </w:rPr>
-    </w:lvl>
-    <w:lvl w:ilvl="5" w:tplc="240A0005" w:tentative="1">
-      <w:start w:val="1"/>
-      <w:numFmt w:val="bullet"/>
-      <w:lvlText w:val=""/>
-      <w:lvlJc w:val="left"/>
-      <w:pPr>
-        <w:ind w:left="5029" w:hanging="360"/>
-      </w:pPr>
-      <w:rPr>
-        <w:rFonts w:ascii="Wingdings" w:hAnsi="Wingdings" w:hint="default"/>
-      </w:rPr>
-    </w:lvl>
-    <w:lvl w:ilvl="6" w:tplc="240A0001" w:tentative="1">
-      <w:start w:val="1"/>
-      <w:numFmt w:val="bullet"/>
-      <w:lvlText w:val=""/>
-      <w:lvlJc w:val="left"/>
-      <w:pPr>
-        <w:ind w:left="5749" w:hanging="360"/>
-      </w:pPr>
-      <w:rPr>
-        <w:rFonts w:ascii="Symbol" w:hAnsi="Symbol" w:hint="default"/>
-      </w:rPr>
-    </w:lvl>
-    <w:lvl w:ilvl="7" w:tplc="240A0003" w:tentative="1">
-      <w:start w:val="1"/>
-      <w:numFmt w:val="bullet"/>
-      <w:lvlText w:val="o"/>
-      <w:lvlJc w:val="left"/>
-      <w:pPr>
-        <w:ind w:left="6469" w:hanging="360"/>
-      </w:pPr>
-      <w:rPr>
-        <w:rFonts w:ascii="Courier New" w:hAnsi="Courier New" w:cs="Courier New" w:hint="default"/>
-      </w:rPr>
-    </w:lvl>
-    <w:lvl w:ilvl="8" w:tplc="240A0005" w:tentative="1">
-      <w:start w:val="1"/>
-      <w:numFmt w:val="bullet"/>
-      <w:lvlText w:val=""/>
-      <w:lvlJc w:val="left"/>
-      <w:pPr>
-        <w:ind w:left="7189" w:hanging="360"/>
-      </w:pPr>
-      <w:rPr>
-        <w:rFonts w:ascii="Wingdings" w:hAnsi="Wingdings" w:hint="default"/>
-      </w:rPr>
-    </w:lvl>
-  </w:abstractNum>
-  <w:abstractNum w:abstractNumId="7" w15:restartNumberingAfterBreak="0">
-    <w:nsid w:val="06312FE4"/>
-    <w:multiLevelType w:val="hybridMultilevel"/>
-    <w:tmpl w:val="0980D454"/>
-    <w:lvl w:ilvl="0" w:tplc="04090001">
-      <w:start w:val="1"/>
-      <w:numFmt w:val="bullet"/>
-      <w:lvlText w:val=""/>
-      <w:lvlJc w:val="left"/>
-      <w:pPr>
-        <w:ind w:left="720" w:hanging="360"/>
-      </w:pPr>
-      <w:rPr>
-        <w:rFonts w:ascii="Symbol" w:hAnsi="Symbol" w:hint="default"/>
-      </w:rPr>
-    </w:lvl>
-    <w:lvl w:ilvl="1" w:tplc="240A0003" w:tentative="1">
-      <w:start w:val="1"/>
-      <w:numFmt w:val="bullet"/>
-      <w:lvlText w:val="o"/>
-      <w:lvlJc w:val="left"/>
-      <w:pPr>
-        <w:ind w:left="1440" w:hanging="360"/>
-      </w:pPr>
-      <w:rPr>
-        <w:rFonts w:ascii="Courier New" w:hAnsi="Courier New" w:cs="Courier New" w:hint="default"/>
-      </w:rPr>
-    </w:lvl>
-    <w:lvl w:ilvl="2" w:tplc="240A0005" w:tentative="1">
-      <w:start w:val="1"/>
-      <w:numFmt w:val="bullet"/>
-      <w:lvlText w:val=""/>
-      <w:lvlJc w:val="left"/>
-      <w:pPr>
-        <w:ind w:left="2160" w:hanging="360"/>
-      </w:pPr>
-      <w:rPr>
-        <w:rFonts w:ascii="Wingdings" w:hAnsi="Wingdings" w:hint="default"/>
-      </w:rPr>
-    </w:lvl>
-    <w:lvl w:ilvl="3" w:tplc="240A0001" w:tentative="1">
-      <w:start w:val="1"/>
-      <w:numFmt w:val="bullet"/>
-      <w:lvlText w:val=""/>
-      <w:lvlJc w:val="left"/>
-      <w:pPr>
-        <w:ind w:left="2880" w:hanging="360"/>
-      </w:pPr>
-      <w:rPr>
-        <w:rFonts w:ascii="Symbol" w:hAnsi="Symbol" w:hint="default"/>
-      </w:rPr>
-    </w:lvl>
-    <w:lvl w:ilvl="4" w:tplc="240A0003" w:tentative="1">
-      <w:start w:val="1"/>
-      <w:numFmt w:val="bullet"/>
-      <w:lvlText w:val="o"/>
-      <w:lvlJc w:val="left"/>
-      <w:pPr>
-        <w:ind w:left="3600" w:hanging="360"/>
-      </w:pPr>
-      <w:rPr>
-        <w:rFonts w:ascii="Courier New" w:hAnsi="Courier New" w:cs="Courier New" w:hint="default"/>
-      </w:rPr>
-    </w:lvl>
-    <w:lvl w:ilvl="5" w:tplc="240A0005" w:tentative="1">
-      <w:start w:val="1"/>
-      <w:numFmt w:val="bullet"/>
-      <w:lvlText w:val=""/>
-      <w:lvlJc w:val="left"/>
-      <w:pPr>
-        <w:ind w:left="4320" w:hanging="360"/>
-      </w:pPr>
-      <w:rPr>
-        <w:rFonts w:ascii="Wingdings" w:hAnsi="Wingdings" w:hint="default"/>
-      </w:rPr>
-    </w:lvl>
-    <w:lvl w:ilvl="6" w:tplc="240A0001" w:tentative="1">
-      <w:start w:val="1"/>
-      <w:numFmt w:val="bullet"/>
-      <w:lvlText w:val=""/>
-      <w:lvlJc w:val="left"/>
-      <w:pPr>
-        <w:ind w:left="5040" w:hanging="360"/>
-      </w:pPr>
-      <w:rPr>
-        <w:rFonts w:ascii="Symbol" w:hAnsi="Symbol" w:hint="default"/>
-      </w:rPr>
-    </w:lvl>
-    <w:lvl w:ilvl="7" w:tplc="240A0003" w:tentative="1">
-      <w:start w:val="1"/>
-      <w:numFmt w:val="bullet"/>
-      <w:lvlText w:val="o"/>
-      <w:lvlJc w:val="left"/>
-      <w:pPr>
-        <w:ind w:left="5760" w:hanging="360"/>
-      </w:pPr>
-      <w:rPr>
-        <w:rFonts w:ascii="Courier New" w:hAnsi="Courier New" w:cs="Courier New" w:hint="default"/>
-      </w:rPr>
-    </w:lvl>
-    <w:lvl w:ilvl="8" w:tplc="240A0005" w:tentative="1">
-      <w:start w:val="1"/>
-      <w:numFmt w:val="bullet"/>
-      <w:lvlText w:val=""/>
-      <w:lvlJc w:val="left"/>
-      <w:pPr>
-        <w:ind w:left="6480" w:hanging="360"/>
-      </w:pPr>
-      <w:rPr>
-        <w:rFonts w:ascii="Wingdings" w:hAnsi="Wingdings" w:hint="default"/>
-      </w:rPr>
-    </w:lvl>
-  </w:abstractNum>
-  <w:abstractNum w:abstractNumId="8" w15:restartNumberingAfterBreak="0">
+  <w:abstractNum w:abstractNumId="4" w15:restartNumberingAfterBreak="0">
     <w:nsid w:val="079A40BB"/>
     <w:multiLevelType w:val="hybridMultilevel"/>
     <w:tmpl w:val="06E61112"/>
@@ -12146,7 +11614,7 @@
       </w:rPr>
     </w:lvl>
   </w:abstractNum>
-  <w:abstractNum w:abstractNumId="9" w15:restartNumberingAfterBreak="0">
+  <w:abstractNum w:abstractNumId="5" w15:restartNumberingAfterBreak="0">
     <w:nsid w:val="086B2471"/>
     <w:multiLevelType w:val="hybridMultilevel"/>
     <w:tmpl w:val="9846490C"/>
@@ -12259,120 +11727,7 @@
       </w:rPr>
     </w:lvl>
   </w:abstractNum>
-  <w:abstractNum w:abstractNumId="10" w15:restartNumberingAfterBreak="0">
-    <w:nsid w:val="0E1E3C6A"/>
-    <w:multiLevelType w:val="hybridMultilevel"/>
-    <w:tmpl w:val="E13670C0"/>
-    <w:lvl w:ilvl="0" w:tplc="04090001">
-      <w:start w:val="1"/>
-      <w:numFmt w:val="bullet"/>
-      <w:lvlText w:val=""/>
-      <w:lvlJc w:val="left"/>
-      <w:pPr>
-        <w:ind w:left="1429" w:hanging="360"/>
-      </w:pPr>
-      <w:rPr>
-        <w:rFonts w:ascii="Symbol" w:hAnsi="Symbol" w:hint="default"/>
-      </w:rPr>
-    </w:lvl>
-    <w:lvl w:ilvl="1" w:tplc="240A0003" w:tentative="1">
-      <w:start w:val="1"/>
-      <w:numFmt w:val="bullet"/>
-      <w:lvlText w:val="o"/>
-      <w:lvlJc w:val="left"/>
-      <w:pPr>
-        <w:ind w:left="2149" w:hanging="360"/>
-      </w:pPr>
-      <w:rPr>
-        <w:rFonts w:ascii="Courier New" w:hAnsi="Courier New" w:cs="Courier New" w:hint="default"/>
-      </w:rPr>
-    </w:lvl>
-    <w:lvl w:ilvl="2" w:tplc="240A0005" w:tentative="1">
-      <w:start w:val="1"/>
-      <w:numFmt w:val="bullet"/>
-      <w:lvlText w:val=""/>
-      <w:lvlJc w:val="left"/>
-      <w:pPr>
-        <w:ind w:left="2869" w:hanging="360"/>
-      </w:pPr>
-      <w:rPr>
-        <w:rFonts w:ascii="Wingdings" w:hAnsi="Wingdings" w:hint="default"/>
-      </w:rPr>
-    </w:lvl>
-    <w:lvl w:ilvl="3" w:tplc="240A0001" w:tentative="1">
-      <w:start w:val="1"/>
-      <w:numFmt w:val="bullet"/>
-      <w:lvlText w:val=""/>
-      <w:lvlJc w:val="left"/>
-      <w:pPr>
-        <w:ind w:left="3589" w:hanging="360"/>
-      </w:pPr>
-      <w:rPr>
-        <w:rFonts w:ascii="Symbol" w:hAnsi="Symbol" w:hint="default"/>
-      </w:rPr>
-    </w:lvl>
-    <w:lvl w:ilvl="4" w:tplc="240A0003" w:tentative="1">
-      <w:start w:val="1"/>
-      <w:numFmt w:val="bullet"/>
-      <w:lvlText w:val="o"/>
-      <w:lvlJc w:val="left"/>
-      <w:pPr>
-        <w:ind w:left="4309" w:hanging="360"/>
-      </w:pPr>
-      <w:rPr>
-        <w:rFonts w:ascii="Courier New" w:hAnsi="Courier New" w:cs="Courier New" w:hint="default"/>
-      </w:rPr>
-    </w:lvl>
-    <w:lvl w:ilvl="5" w:tplc="240A0005" w:tentative="1">
-      <w:start w:val="1"/>
-      <w:numFmt w:val="bullet"/>
-      <w:lvlText w:val=""/>
-      <w:lvlJc w:val="left"/>
-      <w:pPr>
-        <w:ind w:left="5029" w:hanging="360"/>
-      </w:pPr>
-      <w:rPr>
-        <w:rFonts w:ascii="Wingdings" w:hAnsi="Wingdings" w:hint="default"/>
-      </w:rPr>
-    </w:lvl>
-    <w:lvl w:ilvl="6" w:tplc="240A0001" w:tentative="1">
-      <w:start w:val="1"/>
-      <w:numFmt w:val="bullet"/>
-      <w:lvlText w:val=""/>
-      <w:lvlJc w:val="left"/>
-      <w:pPr>
-        <w:ind w:left="5749" w:hanging="360"/>
-      </w:pPr>
-      <w:rPr>
-        <w:rFonts w:ascii="Symbol" w:hAnsi="Symbol" w:hint="default"/>
-      </w:rPr>
-    </w:lvl>
-    <w:lvl w:ilvl="7" w:tplc="240A0003" w:tentative="1">
-      <w:start w:val="1"/>
-      <w:numFmt w:val="bullet"/>
-      <w:lvlText w:val="o"/>
-      <w:lvlJc w:val="left"/>
-      <w:pPr>
-        <w:ind w:left="6469" w:hanging="360"/>
-      </w:pPr>
-      <w:rPr>
-        <w:rFonts w:ascii="Courier New" w:hAnsi="Courier New" w:cs="Courier New" w:hint="default"/>
-      </w:rPr>
-    </w:lvl>
-    <w:lvl w:ilvl="8" w:tplc="240A0005" w:tentative="1">
-      <w:start w:val="1"/>
-      <w:numFmt w:val="bullet"/>
-      <w:lvlText w:val=""/>
-      <w:lvlJc w:val="left"/>
-      <w:pPr>
-        <w:ind w:left="7189" w:hanging="360"/>
-      </w:pPr>
-      <w:rPr>
-        <w:rFonts w:ascii="Wingdings" w:hAnsi="Wingdings" w:hint="default"/>
-      </w:rPr>
-    </w:lvl>
-  </w:abstractNum>
-  <w:abstractNum w:abstractNumId="11" w15:restartNumberingAfterBreak="0">
+  <w:abstractNum w:abstractNumId="6" w15:restartNumberingAfterBreak="0">
     <w:nsid w:val="0E5F7D7D"/>
     <w:multiLevelType w:val="hybridMultilevel"/>
     <w:tmpl w:val="E2545934"/>
@@ -12485,323 +11840,7 @@
       </w:rPr>
     </w:lvl>
   </w:abstractNum>
-  <w:abstractNum w:abstractNumId="12" w15:restartNumberingAfterBreak="0">
-    <w:nsid w:val="101E78E7"/>
-    <w:multiLevelType w:val="hybridMultilevel"/>
-    <w:tmpl w:val="03D0A2EE"/>
-    <w:lvl w:ilvl="0" w:tplc="04090001">
-      <w:start w:val="1"/>
-      <w:numFmt w:val="bullet"/>
-      <w:lvlText w:val=""/>
-      <w:lvlJc w:val="left"/>
-      <w:pPr>
-        <w:ind w:left="1429" w:hanging="360"/>
-      </w:pPr>
-      <w:rPr>
-        <w:rFonts w:ascii="Symbol" w:hAnsi="Symbol" w:hint="default"/>
-      </w:rPr>
-    </w:lvl>
-    <w:lvl w:ilvl="1" w:tplc="240A0003" w:tentative="1">
-      <w:start w:val="1"/>
-      <w:numFmt w:val="bullet"/>
-      <w:lvlText w:val="o"/>
-      <w:lvlJc w:val="left"/>
-      <w:pPr>
-        <w:ind w:left="2149" w:hanging="360"/>
-      </w:pPr>
-      <w:rPr>
-        <w:rFonts w:ascii="Courier New" w:hAnsi="Courier New" w:cs="Courier New" w:hint="default"/>
-      </w:rPr>
-    </w:lvl>
-    <w:lvl w:ilvl="2" w:tplc="240A0005" w:tentative="1">
-      <w:start w:val="1"/>
-      <w:numFmt w:val="bullet"/>
-      <w:lvlText w:val=""/>
-      <w:lvlJc w:val="left"/>
-      <w:pPr>
-        <w:ind w:left="2869" w:hanging="360"/>
-      </w:pPr>
-      <w:rPr>
-        <w:rFonts w:ascii="Wingdings" w:hAnsi="Wingdings" w:hint="default"/>
-      </w:rPr>
-    </w:lvl>
-    <w:lvl w:ilvl="3" w:tplc="240A0001" w:tentative="1">
-      <w:start w:val="1"/>
-      <w:numFmt w:val="bullet"/>
-      <w:lvlText w:val=""/>
-      <w:lvlJc w:val="left"/>
-      <w:pPr>
-        <w:ind w:left="3589" w:hanging="360"/>
-      </w:pPr>
-      <w:rPr>
-        <w:rFonts w:ascii="Symbol" w:hAnsi="Symbol" w:hint="default"/>
-      </w:rPr>
-    </w:lvl>
-    <w:lvl w:ilvl="4" w:tplc="240A0003" w:tentative="1">
-      <w:start w:val="1"/>
-      <w:numFmt w:val="bullet"/>
-      <w:lvlText w:val="o"/>
-      <w:lvlJc w:val="left"/>
-      <w:pPr>
-        <w:ind w:left="4309" w:hanging="360"/>
-      </w:pPr>
-      <w:rPr>
-        <w:rFonts w:ascii="Courier New" w:hAnsi="Courier New" w:cs="Courier New" w:hint="default"/>
-      </w:rPr>
-    </w:lvl>
-    <w:lvl w:ilvl="5" w:tplc="240A0005" w:tentative="1">
-      <w:start w:val="1"/>
-      <w:numFmt w:val="bullet"/>
-      <w:lvlText w:val=""/>
-      <w:lvlJc w:val="left"/>
-      <w:pPr>
-        <w:ind w:left="5029" w:hanging="360"/>
-      </w:pPr>
-      <w:rPr>
-        <w:rFonts w:ascii="Wingdings" w:hAnsi="Wingdings" w:hint="default"/>
-      </w:rPr>
-    </w:lvl>
-    <w:lvl w:ilvl="6" w:tplc="240A0001" w:tentative="1">
-      <w:start w:val="1"/>
-      <w:numFmt w:val="bullet"/>
-      <w:lvlText w:val=""/>
-      <w:lvlJc w:val="left"/>
-      <w:pPr>
-        <w:ind w:left="5749" w:hanging="360"/>
-      </w:pPr>
-      <w:rPr>
-        <w:rFonts w:ascii="Symbol" w:hAnsi="Symbol" w:hint="default"/>
-      </w:rPr>
-    </w:lvl>
-    <w:lvl w:ilvl="7" w:tplc="240A0003" w:tentative="1">
-      <w:start w:val="1"/>
-      <w:numFmt w:val="bullet"/>
-      <w:lvlText w:val="o"/>
-      <w:lvlJc w:val="left"/>
-      <w:pPr>
-        <w:ind w:left="6469" w:hanging="360"/>
-      </w:pPr>
-      <w:rPr>
-        <w:rFonts w:ascii="Courier New" w:hAnsi="Courier New" w:cs="Courier New" w:hint="default"/>
-      </w:rPr>
-    </w:lvl>
-    <w:lvl w:ilvl="8" w:tplc="240A0005" w:tentative="1">
-      <w:start w:val="1"/>
-      <w:numFmt w:val="bullet"/>
-      <w:lvlText w:val=""/>
-      <w:lvlJc w:val="left"/>
-      <w:pPr>
-        <w:ind w:left="7189" w:hanging="360"/>
-      </w:pPr>
-      <w:rPr>
-        <w:rFonts w:ascii="Wingdings" w:hAnsi="Wingdings" w:hint="default"/>
-      </w:rPr>
-    </w:lvl>
-  </w:abstractNum>
-  <w:abstractNum w:abstractNumId="13" w15:restartNumberingAfterBreak="0">
-    <w:nsid w:val="112D2670"/>
-    <w:multiLevelType w:val="hybridMultilevel"/>
-    <w:tmpl w:val="584E0A20"/>
-    <w:lvl w:ilvl="0" w:tplc="C2A60F18">
-      <w:start w:val="1"/>
-      <w:numFmt w:val="lowerLetter"/>
-      <w:lvlText w:val="%1)"/>
-      <w:lvlJc w:val="left"/>
-      <w:pPr>
-        <w:ind w:left="1429" w:hanging="360"/>
-      </w:pPr>
-      <w:rPr>
-        <w:b/>
-        <w:bCs/>
-      </w:rPr>
-    </w:lvl>
-    <w:lvl w:ilvl="1" w:tplc="240A0019" w:tentative="1">
-      <w:start w:val="1"/>
-      <w:numFmt w:val="lowerLetter"/>
-      <w:lvlText w:val="%2."/>
-      <w:lvlJc w:val="left"/>
-      <w:pPr>
-        <w:ind w:left="2149" w:hanging="360"/>
-      </w:pPr>
-    </w:lvl>
-    <w:lvl w:ilvl="2" w:tplc="240A001B" w:tentative="1">
-      <w:start w:val="1"/>
-      <w:numFmt w:val="lowerRoman"/>
-      <w:lvlText w:val="%3."/>
-      <w:lvlJc w:val="right"/>
-      <w:pPr>
-        <w:ind w:left="2869" w:hanging="180"/>
-      </w:pPr>
-    </w:lvl>
-    <w:lvl w:ilvl="3" w:tplc="240A000F" w:tentative="1">
-      <w:start w:val="1"/>
-      <w:numFmt w:val="decimal"/>
-      <w:lvlText w:val="%4."/>
-      <w:lvlJc w:val="left"/>
-      <w:pPr>
-        <w:ind w:left="3589" w:hanging="360"/>
-      </w:pPr>
-    </w:lvl>
-    <w:lvl w:ilvl="4" w:tplc="240A0019" w:tentative="1">
-      <w:start w:val="1"/>
-      <w:numFmt w:val="lowerLetter"/>
-      <w:lvlText w:val="%5."/>
-      <w:lvlJc w:val="left"/>
-      <w:pPr>
-        <w:ind w:left="4309" w:hanging="360"/>
-      </w:pPr>
-    </w:lvl>
-    <w:lvl w:ilvl="5" w:tplc="240A001B" w:tentative="1">
-      <w:start w:val="1"/>
-      <w:numFmt w:val="lowerRoman"/>
-      <w:lvlText w:val="%6."/>
-      <w:lvlJc w:val="right"/>
-      <w:pPr>
-        <w:ind w:left="5029" w:hanging="180"/>
-      </w:pPr>
-    </w:lvl>
-    <w:lvl w:ilvl="6" w:tplc="240A000F" w:tentative="1">
-      <w:start w:val="1"/>
-      <w:numFmt w:val="decimal"/>
-      <w:lvlText w:val="%7."/>
-      <w:lvlJc w:val="left"/>
-      <w:pPr>
-        <w:ind w:left="5749" w:hanging="360"/>
-      </w:pPr>
-    </w:lvl>
-    <w:lvl w:ilvl="7" w:tplc="240A0019" w:tentative="1">
-      <w:start w:val="1"/>
-      <w:numFmt w:val="lowerLetter"/>
-      <w:lvlText w:val="%8."/>
-      <w:lvlJc w:val="left"/>
-      <w:pPr>
-        <w:ind w:left="6469" w:hanging="360"/>
-      </w:pPr>
-    </w:lvl>
-    <w:lvl w:ilvl="8" w:tplc="240A001B" w:tentative="1">
-      <w:start w:val="1"/>
-      <w:numFmt w:val="lowerRoman"/>
-      <w:lvlText w:val="%9."/>
-      <w:lvlJc w:val="right"/>
-      <w:pPr>
-        <w:ind w:left="7189" w:hanging="180"/>
-      </w:pPr>
-    </w:lvl>
-  </w:abstractNum>
-  <w:abstractNum w:abstractNumId="14" w15:restartNumberingAfterBreak="0">
-    <w:nsid w:val="14623939"/>
-    <w:multiLevelType w:val="hybridMultilevel"/>
-    <w:tmpl w:val="1910F23C"/>
-    <w:lvl w:ilvl="0" w:tplc="04090001">
-      <w:start w:val="1"/>
-      <w:numFmt w:val="bullet"/>
-      <w:lvlText w:val=""/>
-      <w:lvlJc w:val="left"/>
-      <w:pPr>
-        <w:ind w:left="1429" w:hanging="360"/>
-      </w:pPr>
-      <w:rPr>
-        <w:rFonts w:ascii="Symbol" w:hAnsi="Symbol" w:hint="default"/>
-      </w:rPr>
-    </w:lvl>
-    <w:lvl w:ilvl="1" w:tplc="240A0003" w:tentative="1">
-      <w:start w:val="1"/>
-      <w:numFmt w:val="bullet"/>
-      <w:lvlText w:val="o"/>
-      <w:lvlJc w:val="left"/>
-      <w:pPr>
-        <w:ind w:left="2149" w:hanging="360"/>
-      </w:pPr>
-      <w:rPr>
-        <w:rFonts w:ascii="Courier New" w:hAnsi="Courier New" w:cs="Courier New" w:hint="default"/>
-      </w:rPr>
-    </w:lvl>
-    <w:lvl w:ilvl="2" w:tplc="240A0005" w:tentative="1">
-      <w:start w:val="1"/>
-      <w:numFmt w:val="bullet"/>
-      <w:lvlText w:val=""/>
-      <w:lvlJc w:val="left"/>
-      <w:pPr>
-        <w:ind w:left="2869" w:hanging="360"/>
-      </w:pPr>
-      <w:rPr>
-        <w:rFonts w:ascii="Wingdings" w:hAnsi="Wingdings" w:hint="default"/>
-      </w:rPr>
-    </w:lvl>
-    <w:lvl w:ilvl="3" w:tplc="240A0001" w:tentative="1">
-      <w:start w:val="1"/>
-      <w:numFmt w:val="bullet"/>
-      <w:lvlText w:val=""/>
-      <w:lvlJc w:val="left"/>
-      <w:pPr>
-        <w:ind w:left="3589" w:hanging="360"/>
-      </w:pPr>
-      <w:rPr>
-        <w:rFonts w:ascii="Symbol" w:hAnsi="Symbol" w:hint="default"/>
-      </w:rPr>
-    </w:lvl>
-    <w:lvl w:ilvl="4" w:tplc="240A0003" w:tentative="1">
-      <w:start w:val="1"/>
-      <w:numFmt w:val="bullet"/>
-      <w:lvlText w:val="o"/>
-      <w:lvlJc w:val="left"/>
-      <w:pPr>
-        <w:ind w:left="4309" w:hanging="360"/>
-      </w:pPr>
-      <w:rPr>
-        <w:rFonts w:ascii="Courier New" w:hAnsi="Courier New" w:cs="Courier New" w:hint="default"/>
-      </w:rPr>
-    </w:lvl>
-    <w:lvl w:ilvl="5" w:tplc="240A0005" w:tentative="1">
-      <w:start w:val="1"/>
-      <w:numFmt w:val="bullet"/>
-      <w:lvlText w:val=""/>
-      <w:lvlJc w:val="left"/>
-      <w:pPr>
-        <w:ind w:left="5029" w:hanging="360"/>
-      </w:pPr>
-      <w:rPr>
-        <w:rFonts w:ascii="Wingdings" w:hAnsi="Wingdings" w:hint="default"/>
-      </w:rPr>
-    </w:lvl>
-    <w:lvl w:ilvl="6" w:tplc="240A0001" w:tentative="1">
-      <w:start w:val="1"/>
-      <w:numFmt w:val="bullet"/>
-      <w:lvlText w:val=""/>
-      <w:lvlJc w:val="left"/>
-      <w:pPr>
-        <w:ind w:left="5749" w:hanging="360"/>
-      </w:pPr>
-      <w:rPr>
-        <w:rFonts w:ascii="Symbol" w:hAnsi="Symbol" w:hint="default"/>
-      </w:rPr>
-    </w:lvl>
-    <w:lvl w:ilvl="7" w:tplc="240A0003" w:tentative="1">
-      <w:start w:val="1"/>
-      <w:numFmt w:val="bullet"/>
-      <w:lvlText w:val="o"/>
-      <w:lvlJc w:val="left"/>
-      <w:pPr>
-        <w:ind w:left="6469" w:hanging="360"/>
-      </w:pPr>
-      <w:rPr>
-        <w:rFonts w:ascii="Courier New" w:hAnsi="Courier New" w:cs="Courier New" w:hint="default"/>
-      </w:rPr>
-    </w:lvl>
-    <w:lvl w:ilvl="8" w:tplc="240A0005" w:tentative="1">
-      <w:start w:val="1"/>
-      <w:numFmt w:val="bullet"/>
-      <w:lvlText w:val=""/>
-      <w:lvlJc w:val="left"/>
-      <w:pPr>
-        <w:ind w:left="7189" w:hanging="360"/>
-      </w:pPr>
-      <w:rPr>
-        <w:rFonts w:ascii="Wingdings" w:hAnsi="Wingdings" w:hint="default"/>
-      </w:rPr>
-    </w:lvl>
-  </w:abstractNum>
-  <w:abstractNum w:abstractNumId="15" w15:restartNumberingAfterBreak="0">
+  <w:abstractNum w:abstractNumId="7" w15:restartNumberingAfterBreak="0">
     <w:nsid w:val="16B72E3B"/>
     <w:multiLevelType w:val="hybridMultilevel"/>
     <w:tmpl w:val="8A44BCDE"/>
@@ -12914,7 +11953,7 @@
       </w:rPr>
     </w:lvl>
   </w:abstractNum>
-  <w:abstractNum w:abstractNumId="16" w15:restartNumberingAfterBreak="0">
+  <w:abstractNum w:abstractNumId="8" w15:restartNumberingAfterBreak="0">
     <w:nsid w:val="198945C5"/>
     <w:multiLevelType w:val="hybridMultilevel"/>
     <w:tmpl w:val="B4E65E1A"/>
@@ -13027,7 +12066,7 @@
       </w:rPr>
     </w:lvl>
   </w:abstractNum>
-  <w:abstractNum w:abstractNumId="17" w15:restartNumberingAfterBreak="0">
+  <w:abstractNum w:abstractNumId="9" w15:restartNumberingAfterBreak="0">
     <w:nsid w:val="1A9A3B6F"/>
     <w:multiLevelType w:val="hybridMultilevel"/>
     <w:tmpl w:val="AFAE58AA"/>
@@ -13140,346 +12179,7 @@
       </w:rPr>
     </w:lvl>
   </w:abstractNum>
-  <w:abstractNum w:abstractNumId="18" w15:restartNumberingAfterBreak="0">
-    <w:nsid w:val="1B43043F"/>
-    <w:multiLevelType w:val="hybridMultilevel"/>
-    <w:tmpl w:val="C9BCE53C"/>
-    <w:lvl w:ilvl="0" w:tplc="240A0001">
-      <w:start w:val="1"/>
-      <w:numFmt w:val="bullet"/>
-      <w:lvlText w:val=""/>
-      <w:lvlJc w:val="left"/>
-      <w:pPr>
-        <w:ind w:left="1429" w:hanging="360"/>
-      </w:pPr>
-      <w:rPr>
-        <w:rFonts w:ascii="Symbol" w:hAnsi="Symbol" w:hint="default"/>
-      </w:rPr>
-    </w:lvl>
-    <w:lvl w:ilvl="1" w:tplc="240A0003">
-      <w:start w:val="1"/>
-      <w:numFmt w:val="bullet"/>
-      <w:lvlText w:val="o"/>
-      <w:lvlJc w:val="left"/>
-      <w:pPr>
-        <w:ind w:left="2149" w:hanging="360"/>
-      </w:pPr>
-      <w:rPr>
-        <w:rFonts w:ascii="Courier New" w:hAnsi="Courier New" w:cs="Courier New" w:hint="default"/>
-      </w:rPr>
-    </w:lvl>
-    <w:lvl w:ilvl="2" w:tplc="240A0005" w:tentative="1">
-      <w:start w:val="1"/>
-      <w:numFmt w:val="bullet"/>
-      <w:lvlText w:val=""/>
-      <w:lvlJc w:val="left"/>
-      <w:pPr>
-        <w:ind w:left="2869" w:hanging="360"/>
-      </w:pPr>
-      <w:rPr>
-        <w:rFonts w:ascii="Wingdings" w:hAnsi="Wingdings" w:hint="default"/>
-      </w:rPr>
-    </w:lvl>
-    <w:lvl w:ilvl="3" w:tplc="240A0001" w:tentative="1">
-      <w:start w:val="1"/>
-      <w:numFmt w:val="bullet"/>
-      <w:lvlText w:val=""/>
-      <w:lvlJc w:val="left"/>
-      <w:pPr>
-        <w:ind w:left="3589" w:hanging="360"/>
-      </w:pPr>
-      <w:rPr>
-        <w:rFonts w:ascii="Symbol" w:hAnsi="Symbol" w:hint="default"/>
-      </w:rPr>
-    </w:lvl>
-    <w:lvl w:ilvl="4" w:tplc="240A0003" w:tentative="1">
-      <w:start w:val="1"/>
-      <w:numFmt w:val="bullet"/>
-      <w:lvlText w:val="o"/>
-      <w:lvlJc w:val="left"/>
-      <w:pPr>
-        <w:ind w:left="4309" w:hanging="360"/>
-      </w:pPr>
-      <w:rPr>
-        <w:rFonts w:ascii="Courier New" w:hAnsi="Courier New" w:cs="Courier New" w:hint="default"/>
-      </w:rPr>
-    </w:lvl>
-    <w:lvl w:ilvl="5" w:tplc="240A0005" w:tentative="1">
-      <w:start w:val="1"/>
-      <w:numFmt w:val="bullet"/>
-      <w:lvlText w:val=""/>
-      <w:lvlJc w:val="left"/>
-      <w:pPr>
-        <w:ind w:left="5029" w:hanging="360"/>
-      </w:pPr>
-      <w:rPr>
-        <w:rFonts w:ascii="Wingdings" w:hAnsi="Wingdings" w:hint="default"/>
-      </w:rPr>
-    </w:lvl>
-    <w:lvl w:ilvl="6" w:tplc="240A0001" w:tentative="1">
-      <w:start w:val="1"/>
-      <w:numFmt w:val="bullet"/>
-      <w:lvlText w:val=""/>
-      <w:lvlJc w:val="left"/>
-      <w:pPr>
-        <w:ind w:left="5749" w:hanging="360"/>
-      </w:pPr>
-      <w:rPr>
-        <w:rFonts w:ascii="Symbol" w:hAnsi="Symbol" w:hint="default"/>
-      </w:rPr>
-    </w:lvl>
-    <w:lvl w:ilvl="7" w:tplc="240A0003" w:tentative="1">
-      <w:start w:val="1"/>
-      <w:numFmt w:val="bullet"/>
-      <w:lvlText w:val="o"/>
-      <w:lvlJc w:val="left"/>
-      <w:pPr>
-        <w:ind w:left="6469" w:hanging="360"/>
-      </w:pPr>
-      <w:rPr>
-        <w:rFonts w:ascii="Courier New" w:hAnsi="Courier New" w:cs="Courier New" w:hint="default"/>
-      </w:rPr>
-    </w:lvl>
-    <w:lvl w:ilvl="8" w:tplc="240A0005" w:tentative="1">
-      <w:start w:val="1"/>
-      <w:numFmt w:val="bullet"/>
-      <w:lvlText w:val=""/>
-      <w:lvlJc w:val="left"/>
-      <w:pPr>
-        <w:ind w:left="7189" w:hanging="360"/>
-      </w:pPr>
-      <w:rPr>
-        <w:rFonts w:ascii="Wingdings" w:hAnsi="Wingdings" w:hint="default"/>
-      </w:rPr>
-    </w:lvl>
-  </w:abstractNum>
-  <w:abstractNum w:abstractNumId="19" w15:restartNumberingAfterBreak="0">
-    <w:nsid w:val="1CD83766"/>
-    <w:multiLevelType w:val="hybridMultilevel"/>
-    <w:tmpl w:val="EC645D28"/>
-    <w:lvl w:ilvl="0" w:tplc="04090001">
-      <w:start w:val="1"/>
-      <w:numFmt w:val="bullet"/>
-      <w:lvlText w:val=""/>
-      <w:lvlJc w:val="left"/>
-      <w:pPr>
-        <w:ind w:left="1429" w:hanging="360"/>
-      </w:pPr>
-      <w:rPr>
-        <w:rFonts w:ascii="Symbol" w:hAnsi="Symbol" w:hint="default"/>
-      </w:rPr>
-    </w:lvl>
-    <w:lvl w:ilvl="1" w:tplc="240A0003" w:tentative="1">
-      <w:start w:val="1"/>
-      <w:numFmt w:val="bullet"/>
-      <w:lvlText w:val="o"/>
-      <w:lvlJc w:val="left"/>
-      <w:pPr>
-        <w:ind w:left="2149" w:hanging="360"/>
-      </w:pPr>
-      <w:rPr>
-        <w:rFonts w:ascii="Courier New" w:hAnsi="Courier New" w:cs="Courier New" w:hint="default"/>
-      </w:rPr>
-    </w:lvl>
-    <w:lvl w:ilvl="2" w:tplc="240A0005" w:tentative="1">
-      <w:start w:val="1"/>
-      <w:numFmt w:val="bullet"/>
-      <w:lvlText w:val=""/>
-      <w:lvlJc w:val="left"/>
-      <w:pPr>
-        <w:ind w:left="2869" w:hanging="360"/>
-      </w:pPr>
-      <w:rPr>
-        <w:rFonts w:ascii="Wingdings" w:hAnsi="Wingdings" w:hint="default"/>
-      </w:rPr>
-    </w:lvl>
-    <w:lvl w:ilvl="3" w:tplc="240A0001" w:tentative="1">
-      <w:start w:val="1"/>
-      <w:numFmt w:val="bullet"/>
-      <w:lvlText w:val=""/>
-      <w:lvlJc w:val="left"/>
-      <w:pPr>
-        <w:ind w:left="3589" w:hanging="360"/>
-      </w:pPr>
-      <w:rPr>
-        <w:rFonts w:ascii="Symbol" w:hAnsi="Symbol" w:hint="default"/>
-      </w:rPr>
-    </w:lvl>
-    <w:lvl w:ilvl="4" w:tplc="240A0003" w:tentative="1">
-      <w:start w:val="1"/>
-      <w:numFmt w:val="bullet"/>
-      <w:lvlText w:val="o"/>
-      <w:lvlJc w:val="left"/>
-      <w:pPr>
-        <w:ind w:left="4309" w:hanging="360"/>
-      </w:pPr>
-      <w:rPr>
-        <w:rFonts w:ascii="Courier New" w:hAnsi="Courier New" w:cs="Courier New" w:hint="default"/>
-      </w:rPr>
-    </w:lvl>
-    <w:lvl w:ilvl="5" w:tplc="240A0005" w:tentative="1">
-      <w:start w:val="1"/>
-      <w:numFmt w:val="bullet"/>
-      <w:lvlText w:val=""/>
-      <w:lvlJc w:val="left"/>
-      <w:pPr>
-        <w:ind w:left="5029" w:hanging="360"/>
-      </w:pPr>
-      <w:rPr>
-        <w:rFonts w:ascii="Wingdings" w:hAnsi="Wingdings" w:hint="default"/>
-      </w:rPr>
-    </w:lvl>
-    <w:lvl w:ilvl="6" w:tplc="240A0001" w:tentative="1">
-      <w:start w:val="1"/>
-      <w:numFmt w:val="bullet"/>
-      <w:lvlText w:val=""/>
-      <w:lvlJc w:val="left"/>
-      <w:pPr>
-        <w:ind w:left="5749" w:hanging="360"/>
-      </w:pPr>
-      <w:rPr>
-        <w:rFonts w:ascii="Symbol" w:hAnsi="Symbol" w:hint="default"/>
-      </w:rPr>
-    </w:lvl>
-    <w:lvl w:ilvl="7" w:tplc="240A0003" w:tentative="1">
-      <w:start w:val="1"/>
-      <w:numFmt w:val="bullet"/>
-      <w:lvlText w:val="o"/>
-      <w:lvlJc w:val="left"/>
-      <w:pPr>
-        <w:ind w:left="6469" w:hanging="360"/>
-      </w:pPr>
-      <w:rPr>
-        <w:rFonts w:ascii="Courier New" w:hAnsi="Courier New" w:cs="Courier New" w:hint="default"/>
-      </w:rPr>
-    </w:lvl>
-    <w:lvl w:ilvl="8" w:tplc="240A0005" w:tentative="1">
-      <w:start w:val="1"/>
-      <w:numFmt w:val="bullet"/>
-      <w:lvlText w:val=""/>
-      <w:lvlJc w:val="left"/>
-      <w:pPr>
-        <w:ind w:left="7189" w:hanging="360"/>
-      </w:pPr>
-      <w:rPr>
-        <w:rFonts w:ascii="Wingdings" w:hAnsi="Wingdings" w:hint="default"/>
-      </w:rPr>
-    </w:lvl>
-  </w:abstractNum>
-  <w:abstractNum w:abstractNumId="20" w15:restartNumberingAfterBreak="0">
-    <w:nsid w:val="1EB54198"/>
-    <w:multiLevelType w:val="hybridMultilevel"/>
-    <w:tmpl w:val="35A6A39C"/>
-    <w:lvl w:ilvl="0" w:tplc="240A0001">
-      <w:start w:val="1"/>
-      <w:numFmt w:val="bullet"/>
-      <w:lvlText w:val=""/>
-      <w:lvlJc w:val="left"/>
-      <w:pPr>
-        <w:ind w:left="1429" w:hanging="360"/>
-      </w:pPr>
-      <w:rPr>
-        <w:rFonts w:ascii="Symbol" w:hAnsi="Symbol" w:hint="default"/>
-      </w:rPr>
-    </w:lvl>
-    <w:lvl w:ilvl="1" w:tplc="240A0003" w:tentative="1">
-      <w:start w:val="1"/>
-      <w:numFmt w:val="bullet"/>
-      <w:lvlText w:val="o"/>
-      <w:lvlJc w:val="left"/>
-      <w:pPr>
-        <w:ind w:left="2149" w:hanging="360"/>
-      </w:pPr>
-      <w:rPr>
-        <w:rFonts w:ascii="Courier New" w:hAnsi="Courier New" w:cs="Courier New" w:hint="default"/>
-      </w:rPr>
-    </w:lvl>
-    <w:lvl w:ilvl="2" w:tplc="240A0005" w:tentative="1">
-      <w:start w:val="1"/>
-      <w:numFmt w:val="bullet"/>
-      <w:lvlText w:val=""/>
-      <w:lvlJc w:val="left"/>
-      <w:pPr>
-        <w:ind w:left="2869" w:hanging="360"/>
-      </w:pPr>
-      <w:rPr>
-        <w:rFonts w:ascii="Wingdings" w:hAnsi="Wingdings" w:hint="default"/>
-      </w:rPr>
-    </w:lvl>
-    <w:lvl w:ilvl="3" w:tplc="240A0001" w:tentative="1">
-      <w:start w:val="1"/>
-      <w:numFmt w:val="bullet"/>
-      <w:lvlText w:val=""/>
-      <w:lvlJc w:val="left"/>
-      <w:pPr>
-        <w:ind w:left="3589" w:hanging="360"/>
-      </w:pPr>
-      <w:rPr>
-        <w:rFonts w:ascii="Symbol" w:hAnsi="Symbol" w:hint="default"/>
-      </w:rPr>
-    </w:lvl>
-    <w:lvl w:ilvl="4" w:tplc="240A0003" w:tentative="1">
-      <w:start w:val="1"/>
-      <w:numFmt w:val="bullet"/>
-      <w:lvlText w:val="o"/>
-      <w:lvlJc w:val="left"/>
-      <w:pPr>
-        <w:ind w:left="4309" w:hanging="360"/>
-      </w:pPr>
-      <w:rPr>
-        <w:rFonts w:ascii="Courier New" w:hAnsi="Courier New" w:cs="Courier New" w:hint="default"/>
-      </w:rPr>
-    </w:lvl>
-    <w:lvl w:ilvl="5" w:tplc="240A0005" w:tentative="1">
-      <w:start w:val="1"/>
-      <w:numFmt w:val="bullet"/>
-      <w:lvlText w:val=""/>
-      <w:lvlJc w:val="left"/>
-      <w:pPr>
-        <w:ind w:left="5029" w:hanging="360"/>
-      </w:pPr>
-      <w:rPr>
-        <w:rFonts w:ascii="Wingdings" w:hAnsi="Wingdings" w:hint="default"/>
-      </w:rPr>
-    </w:lvl>
-    <w:lvl w:ilvl="6" w:tplc="240A0001" w:tentative="1">
-      <w:start w:val="1"/>
-      <w:numFmt w:val="bullet"/>
-      <w:lvlText w:val=""/>
-      <w:lvlJc w:val="left"/>
-      <w:pPr>
-        <w:ind w:left="5749" w:hanging="360"/>
-      </w:pPr>
-      <w:rPr>
-        <w:rFonts w:ascii="Symbol" w:hAnsi="Symbol" w:hint="default"/>
-      </w:rPr>
-    </w:lvl>
-    <w:lvl w:ilvl="7" w:tplc="240A0003" w:tentative="1">
-      <w:start w:val="1"/>
-      <w:numFmt w:val="bullet"/>
-      <w:lvlText w:val="o"/>
-      <w:lvlJc w:val="left"/>
-      <w:pPr>
-        <w:ind w:left="6469" w:hanging="360"/>
-      </w:pPr>
-      <w:rPr>
-        <w:rFonts w:ascii="Courier New" w:hAnsi="Courier New" w:cs="Courier New" w:hint="default"/>
-      </w:rPr>
-    </w:lvl>
-    <w:lvl w:ilvl="8" w:tplc="240A0005" w:tentative="1">
-      <w:start w:val="1"/>
-      <w:numFmt w:val="bullet"/>
-      <w:lvlText w:val=""/>
-      <w:lvlJc w:val="left"/>
-      <w:pPr>
-        <w:ind w:left="7189" w:hanging="360"/>
-      </w:pPr>
-      <w:rPr>
-        <w:rFonts w:ascii="Wingdings" w:hAnsi="Wingdings" w:hint="default"/>
-      </w:rPr>
-    </w:lvl>
-  </w:abstractNum>
-  <w:abstractNum w:abstractNumId="21" w15:restartNumberingAfterBreak="0">
+  <w:abstractNum w:abstractNumId="10" w15:restartNumberingAfterBreak="0">
     <w:nsid w:val="1F3A2481"/>
     <w:multiLevelType w:val="hybridMultilevel"/>
     <w:tmpl w:val="427C20D2"/>
@@ -13592,346 +12292,7 @@
       </w:rPr>
     </w:lvl>
   </w:abstractNum>
-  <w:abstractNum w:abstractNumId="22" w15:restartNumberingAfterBreak="0">
-    <w:nsid w:val="1FAB0888"/>
-    <w:multiLevelType w:val="hybridMultilevel"/>
-    <w:tmpl w:val="D5A00352"/>
-    <w:lvl w:ilvl="0" w:tplc="04090001">
-      <w:start w:val="1"/>
-      <w:numFmt w:val="bullet"/>
-      <w:lvlText w:val=""/>
-      <w:lvlJc w:val="left"/>
-      <w:pPr>
-        <w:ind w:left="1429" w:hanging="360"/>
-      </w:pPr>
-      <w:rPr>
-        <w:rFonts w:ascii="Symbol" w:hAnsi="Symbol" w:hint="default"/>
-      </w:rPr>
-    </w:lvl>
-    <w:lvl w:ilvl="1" w:tplc="240A0003" w:tentative="1">
-      <w:start w:val="1"/>
-      <w:numFmt w:val="bullet"/>
-      <w:lvlText w:val="o"/>
-      <w:lvlJc w:val="left"/>
-      <w:pPr>
-        <w:ind w:left="2149" w:hanging="360"/>
-      </w:pPr>
-      <w:rPr>
-        <w:rFonts w:ascii="Courier New" w:hAnsi="Courier New" w:cs="Courier New" w:hint="default"/>
-      </w:rPr>
-    </w:lvl>
-    <w:lvl w:ilvl="2" w:tplc="240A0005" w:tentative="1">
-      <w:start w:val="1"/>
-      <w:numFmt w:val="bullet"/>
-      <w:lvlText w:val=""/>
-      <w:lvlJc w:val="left"/>
-      <w:pPr>
-        <w:ind w:left="2869" w:hanging="360"/>
-      </w:pPr>
-      <w:rPr>
-        <w:rFonts w:ascii="Wingdings" w:hAnsi="Wingdings" w:hint="default"/>
-      </w:rPr>
-    </w:lvl>
-    <w:lvl w:ilvl="3" w:tplc="240A0001" w:tentative="1">
-      <w:start w:val="1"/>
-      <w:numFmt w:val="bullet"/>
-      <w:lvlText w:val=""/>
-      <w:lvlJc w:val="left"/>
-      <w:pPr>
-        <w:ind w:left="3589" w:hanging="360"/>
-      </w:pPr>
-      <w:rPr>
-        <w:rFonts w:ascii="Symbol" w:hAnsi="Symbol" w:hint="default"/>
-      </w:rPr>
-    </w:lvl>
-    <w:lvl w:ilvl="4" w:tplc="240A0003" w:tentative="1">
-      <w:start w:val="1"/>
-      <w:numFmt w:val="bullet"/>
-      <w:lvlText w:val="o"/>
-      <w:lvlJc w:val="left"/>
-      <w:pPr>
-        <w:ind w:left="4309" w:hanging="360"/>
-      </w:pPr>
-      <w:rPr>
-        <w:rFonts w:ascii="Courier New" w:hAnsi="Courier New" w:cs="Courier New" w:hint="default"/>
-      </w:rPr>
-    </w:lvl>
-    <w:lvl w:ilvl="5" w:tplc="240A0005" w:tentative="1">
-      <w:start w:val="1"/>
-      <w:numFmt w:val="bullet"/>
-      <w:lvlText w:val=""/>
-      <w:lvlJc w:val="left"/>
-      <w:pPr>
-        <w:ind w:left="5029" w:hanging="360"/>
-      </w:pPr>
-      <w:rPr>
-        <w:rFonts w:ascii="Wingdings" w:hAnsi="Wingdings" w:hint="default"/>
-      </w:rPr>
-    </w:lvl>
-    <w:lvl w:ilvl="6" w:tplc="240A0001" w:tentative="1">
-      <w:start w:val="1"/>
-      <w:numFmt w:val="bullet"/>
-      <w:lvlText w:val=""/>
-      <w:lvlJc w:val="left"/>
-      <w:pPr>
-        <w:ind w:left="5749" w:hanging="360"/>
-      </w:pPr>
-      <w:rPr>
-        <w:rFonts w:ascii="Symbol" w:hAnsi="Symbol" w:hint="default"/>
-      </w:rPr>
-    </w:lvl>
-    <w:lvl w:ilvl="7" w:tplc="240A0003" w:tentative="1">
-      <w:start w:val="1"/>
-      <w:numFmt w:val="bullet"/>
-      <w:lvlText w:val="o"/>
-      <w:lvlJc w:val="left"/>
-      <w:pPr>
-        <w:ind w:left="6469" w:hanging="360"/>
-      </w:pPr>
-      <w:rPr>
-        <w:rFonts w:ascii="Courier New" w:hAnsi="Courier New" w:cs="Courier New" w:hint="default"/>
-      </w:rPr>
-    </w:lvl>
-    <w:lvl w:ilvl="8" w:tplc="240A0005" w:tentative="1">
-      <w:start w:val="1"/>
-      <w:numFmt w:val="bullet"/>
-      <w:lvlText w:val=""/>
-      <w:lvlJc w:val="left"/>
-      <w:pPr>
-        <w:ind w:left="7189" w:hanging="360"/>
-      </w:pPr>
-      <w:rPr>
-        <w:rFonts w:ascii="Wingdings" w:hAnsi="Wingdings" w:hint="default"/>
-      </w:rPr>
-    </w:lvl>
-  </w:abstractNum>
-  <w:abstractNum w:abstractNumId="23" w15:restartNumberingAfterBreak="0">
-    <w:nsid w:val="202D1451"/>
-    <w:multiLevelType w:val="hybridMultilevel"/>
-    <w:tmpl w:val="1C9CFC12"/>
-    <w:lvl w:ilvl="0" w:tplc="04090001">
-      <w:start w:val="1"/>
-      <w:numFmt w:val="bullet"/>
-      <w:lvlText w:val=""/>
-      <w:lvlJc w:val="left"/>
-      <w:pPr>
-        <w:ind w:left="1429" w:hanging="360"/>
-      </w:pPr>
-      <w:rPr>
-        <w:rFonts w:ascii="Symbol" w:hAnsi="Symbol" w:hint="default"/>
-      </w:rPr>
-    </w:lvl>
-    <w:lvl w:ilvl="1" w:tplc="240A0003" w:tentative="1">
-      <w:start w:val="1"/>
-      <w:numFmt w:val="bullet"/>
-      <w:lvlText w:val="o"/>
-      <w:lvlJc w:val="left"/>
-      <w:pPr>
-        <w:ind w:left="2149" w:hanging="360"/>
-      </w:pPr>
-      <w:rPr>
-        <w:rFonts w:ascii="Courier New" w:hAnsi="Courier New" w:cs="Courier New" w:hint="default"/>
-      </w:rPr>
-    </w:lvl>
-    <w:lvl w:ilvl="2" w:tplc="240A0005" w:tentative="1">
-      <w:start w:val="1"/>
-      <w:numFmt w:val="bullet"/>
-      <w:lvlText w:val=""/>
-      <w:lvlJc w:val="left"/>
-      <w:pPr>
-        <w:ind w:left="2869" w:hanging="360"/>
-      </w:pPr>
-      <w:rPr>
-        <w:rFonts w:ascii="Wingdings" w:hAnsi="Wingdings" w:hint="default"/>
-      </w:rPr>
-    </w:lvl>
-    <w:lvl w:ilvl="3" w:tplc="240A0001" w:tentative="1">
-      <w:start w:val="1"/>
-      <w:numFmt w:val="bullet"/>
-      <w:lvlText w:val=""/>
-      <w:lvlJc w:val="left"/>
-      <w:pPr>
-        <w:ind w:left="3589" w:hanging="360"/>
-      </w:pPr>
-      <w:rPr>
-        <w:rFonts w:ascii="Symbol" w:hAnsi="Symbol" w:hint="default"/>
-      </w:rPr>
-    </w:lvl>
-    <w:lvl w:ilvl="4" w:tplc="240A0003" w:tentative="1">
-      <w:start w:val="1"/>
-      <w:numFmt w:val="bullet"/>
-      <w:lvlText w:val="o"/>
-      <w:lvlJc w:val="left"/>
-      <w:pPr>
-        <w:ind w:left="4309" w:hanging="360"/>
-      </w:pPr>
-      <w:rPr>
-        <w:rFonts w:ascii="Courier New" w:hAnsi="Courier New" w:cs="Courier New" w:hint="default"/>
-      </w:rPr>
-    </w:lvl>
-    <w:lvl w:ilvl="5" w:tplc="240A0005" w:tentative="1">
-      <w:start w:val="1"/>
-      <w:numFmt w:val="bullet"/>
-      <w:lvlText w:val=""/>
-      <w:lvlJc w:val="left"/>
-      <w:pPr>
-        <w:ind w:left="5029" w:hanging="360"/>
-      </w:pPr>
-      <w:rPr>
-        <w:rFonts w:ascii="Wingdings" w:hAnsi="Wingdings" w:hint="default"/>
-      </w:rPr>
-    </w:lvl>
-    <w:lvl w:ilvl="6" w:tplc="240A0001" w:tentative="1">
-      <w:start w:val="1"/>
-      <w:numFmt w:val="bullet"/>
-      <w:lvlText w:val=""/>
-      <w:lvlJc w:val="left"/>
-      <w:pPr>
-        <w:ind w:left="5749" w:hanging="360"/>
-      </w:pPr>
-      <w:rPr>
-        <w:rFonts w:ascii="Symbol" w:hAnsi="Symbol" w:hint="default"/>
-      </w:rPr>
-    </w:lvl>
-    <w:lvl w:ilvl="7" w:tplc="240A0003" w:tentative="1">
-      <w:start w:val="1"/>
-      <w:numFmt w:val="bullet"/>
-      <w:lvlText w:val="o"/>
-      <w:lvlJc w:val="left"/>
-      <w:pPr>
-        <w:ind w:left="6469" w:hanging="360"/>
-      </w:pPr>
-      <w:rPr>
-        <w:rFonts w:ascii="Courier New" w:hAnsi="Courier New" w:cs="Courier New" w:hint="default"/>
-      </w:rPr>
-    </w:lvl>
-    <w:lvl w:ilvl="8" w:tplc="240A0005" w:tentative="1">
-      <w:start w:val="1"/>
-      <w:numFmt w:val="bullet"/>
-      <w:lvlText w:val=""/>
-      <w:lvlJc w:val="left"/>
-      <w:pPr>
-        <w:ind w:left="7189" w:hanging="360"/>
-      </w:pPr>
-      <w:rPr>
-        <w:rFonts w:ascii="Wingdings" w:hAnsi="Wingdings" w:hint="default"/>
-      </w:rPr>
-    </w:lvl>
-  </w:abstractNum>
-  <w:abstractNum w:abstractNumId="24" w15:restartNumberingAfterBreak="0">
-    <w:nsid w:val="20E952DF"/>
-    <w:multiLevelType w:val="hybridMultilevel"/>
-    <w:tmpl w:val="070E0CF0"/>
-    <w:lvl w:ilvl="0" w:tplc="04090001">
-      <w:start w:val="1"/>
-      <w:numFmt w:val="bullet"/>
-      <w:lvlText w:val=""/>
-      <w:lvlJc w:val="left"/>
-      <w:pPr>
-        <w:ind w:left="1429" w:hanging="360"/>
-      </w:pPr>
-      <w:rPr>
-        <w:rFonts w:ascii="Symbol" w:hAnsi="Symbol" w:hint="default"/>
-      </w:rPr>
-    </w:lvl>
-    <w:lvl w:ilvl="1" w:tplc="04090003" w:tentative="1">
-      <w:start w:val="1"/>
-      <w:numFmt w:val="bullet"/>
-      <w:lvlText w:val="o"/>
-      <w:lvlJc w:val="left"/>
-      <w:pPr>
-        <w:ind w:left="2149" w:hanging="360"/>
-      </w:pPr>
-      <w:rPr>
-        <w:rFonts w:ascii="Courier New" w:hAnsi="Courier New" w:cs="Courier New" w:hint="default"/>
-      </w:rPr>
-    </w:lvl>
-    <w:lvl w:ilvl="2" w:tplc="04090005" w:tentative="1">
-      <w:start w:val="1"/>
-      <w:numFmt w:val="bullet"/>
-      <w:lvlText w:val=""/>
-      <w:lvlJc w:val="left"/>
-      <w:pPr>
-        <w:ind w:left="2869" w:hanging="360"/>
-      </w:pPr>
-      <w:rPr>
-        <w:rFonts w:ascii="Wingdings" w:hAnsi="Wingdings" w:hint="default"/>
-      </w:rPr>
-    </w:lvl>
-    <w:lvl w:ilvl="3" w:tplc="04090001" w:tentative="1">
-      <w:start w:val="1"/>
-      <w:numFmt w:val="bullet"/>
-      <w:lvlText w:val=""/>
-      <w:lvlJc w:val="left"/>
-      <w:pPr>
-        <w:ind w:left="3589" w:hanging="360"/>
-      </w:pPr>
-      <w:rPr>
-        <w:rFonts w:ascii="Symbol" w:hAnsi="Symbol" w:hint="default"/>
-      </w:rPr>
-    </w:lvl>
-    <w:lvl w:ilvl="4" w:tplc="04090003" w:tentative="1">
-      <w:start w:val="1"/>
-      <w:numFmt w:val="bullet"/>
-      <w:lvlText w:val="o"/>
-      <w:lvlJc w:val="left"/>
-      <w:pPr>
-        <w:ind w:left="4309" w:hanging="360"/>
-      </w:pPr>
-      <w:rPr>
-        <w:rFonts w:ascii="Courier New" w:hAnsi="Courier New" w:cs="Courier New" w:hint="default"/>
-      </w:rPr>
-    </w:lvl>
-    <w:lvl w:ilvl="5" w:tplc="04090005" w:tentative="1">
-      <w:start w:val="1"/>
-      <w:numFmt w:val="bullet"/>
-      <w:lvlText w:val=""/>
-      <w:lvlJc w:val="left"/>
-      <w:pPr>
-        <w:ind w:left="5029" w:hanging="360"/>
-      </w:pPr>
-      <w:rPr>
-        <w:rFonts w:ascii="Wingdings" w:hAnsi="Wingdings" w:hint="default"/>
-      </w:rPr>
-    </w:lvl>
-    <w:lvl w:ilvl="6" w:tplc="04090001" w:tentative="1">
-      <w:start w:val="1"/>
-      <w:numFmt w:val="bullet"/>
-      <w:lvlText w:val=""/>
-      <w:lvlJc w:val="left"/>
-      <w:pPr>
-        <w:ind w:left="5749" w:hanging="360"/>
-      </w:pPr>
-      <w:rPr>
-        <w:rFonts w:ascii="Symbol" w:hAnsi="Symbol" w:hint="default"/>
-      </w:rPr>
-    </w:lvl>
-    <w:lvl w:ilvl="7" w:tplc="04090003" w:tentative="1">
-      <w:start w:val="1"/>
-      <w:numFmt w:val="bullet"/>
-      <w:lvlText w:val="o"/>
-      <w:lvlJc w:val="left"/>
-      <w:pPr>
-        <w:ind w:left="6469" w:hanging="360"/>
-      </w:pPr>
-      <w:rPr>
-        <w:rFonts w:ascii="Courier New" w:hAnsi="Courier New" w:cs="Courier New" w:hint="default"/>
-      </w:rPr>
-    </w:lvl>
-    <w:lvl w:ilvl="8" w:tplc="04090005" w:tentative="1">
-      <w:start w:val="1"/>
-      <w:numFmt w:val="bullet"/>
-      <w:lvlText w:val=""/>
-      <w:lvlJc w:val="left"/>
-      <w:pPr>
-        <w:ind w:left="7189" w:hanging="360"/>
-      </w:pPr>
-      <w:rPr>
-        <w:rFonts w:ascii="Wingdings" w:hAnsi="Wingdings" w:hint="default"/>
-      </w:rPr>
-    </w:lvl>
-  </w:abstractNum>
-  <w:abstractNum w:abstractNumId="25" w15:restartNumberingAfterBreak="0">
+  <w:abstractNum w:abstractNumId="11" w15:restartNumberingAfterBreak="0">
     <w:nsid w:val="22E85F51"/>
     <w:multiLevelType w:val="hybridMultilevel"/>
     <w:tmpl w:val="C5AA7CFA"/>
@@ -14044,96 +12405,7 @@
       </w:rPr>
     </w:lvl>
   </w:abstractNum>
-  <w:abstractNum w:abstractNumId="26" w15:restartNumberingAfterBreak="0">
-    <w:nsid w:val="230C2E86"/>
-    <w:multiLevelType w:val="hybridMultilevel"/>
-    <w:tmpl w:val="C95A0490"/>
-    <w:lvl w:ilvl="0" w:tplc="4E30F74C">
-      <w:start w:val="1"/>
-      <w:numFmt w:val="lowerLetter"/>
-      <w:lvlText w:val="%1)"/>
-      <w:lvlJc w:val="left"/>
-      <w:pPr>
-        <w:ind w:left="1429" w:hanging="360"/>
-      </w:pPr>
-      <w:rPr>
-        <w:b/>
-      </w:rPr>
-    </w:lvl>
-    <w:lvl w:ilvl="1" w:tplc="04090019" w:tentative="1">
-      <w:start w:val="1"/>
-      <w:numFmt w:val="lowerLetter"/>
-      <w:lvlText w:val="%2."/>
-      <w:lvlJc w:val="left"/>
-      <w:pPr>
-        <w:ind w:left="2149" w:hanging="360"/>
-      </w:pPr>
-    </w:lvl>
-    <w:lvl w:ilvl="2" w:tplc="0409001B" w:tentative="1">
-      <w:start w:val="1"/>
-      <w:numFmt w:val="lowerRoman"/>
-      <w:lvlText w:val="%3."/>
-      <w:lvlJc w:val="right"/>
-      <w:pPr>
-        <w:ind w:left="2869" w:hanging="180"/>
-      </w:pPr>
-    </w:lvl>
-    <w:lvl w:ilvl="3" w:tplc="0409000F" w:tentative="1">
-      <w:start w:val="1"/>
-      <w:numFmt w:val="decimal"/>
-      <w:lvlText w:val="%4."/>
-      <w:lvlJc w:val="left"/>
-      <w:pPr>
-        <w:ind w:left="3589" w:hanging="360"/>
-      </w:pPr>
-    </w:lvl>
-    <w:lvl w:ilvl="4" w:tplc="04090019" w:tentative="1">
-      <w:start w:val="1"/>
-      <w:numFmt w:val="lowerLetter"/>
-      <w:lvlText w:val="%5."/>
-      <w:lvlJc w:val="left"/>
-      <w:pPr>
-        <w:ind w:left="4309" w:hanging="360"/>
-      </w:pPr>
-    </w:lvl>
-    <w:lvl w:ilvl="5" w:tplc="0409001B" w:tentative="1">
-      <w:start w:val="1"/>
-      <w:numFmt w:val="lowerRoman"/>
-      <w:lvlText w:val="%6."/>
-      <w:lvlJc w:val="right"/>
-      <w:pPr>
-        <w:ind w:left="5029" w:hanging="180"/>
-      </w:pPr>
-    </w:lvl>
-    <w:lvl w:ilvl="6" w:tplc="0409000F" w:tentative="1">
-      <w:start w:val="1"/>
-      <w:numFmt w:val="decimal"/>
-      <w:lvlText w:val="%7."/>
-      <w:lvlJc w:val="left"/>
-      <w:pPr>
-        <w:ind w:left="5749" w:hanging="360"/>
-      </w:pPr>
-    </w:lvl>
-    <w:lvl w:ilvl="7" w:tplc="04090019" w:tentative="1">
-      <w:start w:val="1"/>
-      <w:numFmt w:val="lowerLetter"/>
-      <w:lvlText w:val="%8."/>
-      <w:lvlJc w:val="left"/>
-      <w:pPr>
-        <w:ind w:left="6469" w:hanging="360"/>
-      </w:pPr>
-    </w:lvl>
-    <w:lvl w:ilvl="8" w:tplc="0409001B" w:tentative="1">
-      <w:start w:val="1"/>
-      <w:numFmt w:val="lowerRoman"/>
-      <w:lvlText w:val="%9."/>
-      <w:lvlJc w:val="right"/>
-      <w:pPr>
-        <w:ind w:left="7189" w:hanging="180"/>
-      </w:pPr>
-    </w:lvl>
-  </w:abstractNum>
-  <w:abstractNum w:abstractNumId="27" w15:restartNumberingAfterBreak="0">
+  <w:abstractNum w:abstractNumId="12" w15:restartNumberingAfterBreak="0">
     <w:nsid w:val="232159BD"/>
     <w:multiLevelType w:val="hybridMultilevel"/>
     <w:tmpl w:val="D696E246"/>
@@ -14246,7 +12518,7 @@
       </w:rPr>
     </w:lvl>
   </w:abstractNum>
-  <w:abstractNum w:abstractNumId="28" w15:restartNumberingAfterBreak="0">
+  <w:abstractNum w:abstractNumId="13" w15:restartNumberingAfterBreak="0">
     <w:nsid w:val="242F6742"/>
     <w:multiLevelType w:val="hybridMultilevel"/>
     <w:tmpl w:val="2F645B2A"/>
@@ -14359,7 +12631,7 @@
       </w:rPr>
     </w:lvl>
   </w:abstractNum>
-  <w:abstractNum w:abstractNumId="29" w15:restartNumberingAfterBreak="0">
+  <w:abstractNum w:abstractNumId="14" w15:restartNumberingAfterBreak="0">
     <w:nsid w:val="24D71296"/>
     <w:multiLevelType w:val="hybridMultilevel"/>
     <w:tmpl w:val="7758F124"/>
@@ -14472,120 +12744,7 @@
       </w:rPr>
     </w:lvl>
   </w:abstractNum>
-  <w:abstractNum w:abstractNumId="30" w15:restartNumberingAfterBreak="0">
-    <w:nsid w:val="252114E9"/>
-    <w:multiLevelType w:val="hybridMultilevel"/>
-    <w:tmpl w:val="C494DF1C"/>
-    <w:lvl w:ilvl="0" w:tplc="04090001">
-      <w:start w:val="1"/>
-      <w:numFmt w:val="bullet"/>
-      <w:lvlText w:val=""/>
-      <w:lvlJc w:val="left"/>
-      <w:pPr>
-        <w:ind w:left="2149" w:hanging="360"/>
-      </w:pPr>
-      <w:rPr>
-        <w:rFonts w:ascii="Symbol" w:hAnsi="Symbol" w:hint="default"/>
-      </w:rPr>
-    </w:lvl>
-    <w:lvl w:ilvl="1" w:tplc="240A0003" w:tentative="1">
-      <w:start w:val="1"/>
-      <w:numFmt w:val="bullet"/>
-      <w:lvlText w:val="o"/>
-      <w:lvlJc w:val="left"/>
-      <w:pPr>
-        <w:ind w:left="2869" w:hanging="360"/>
-      </w:pPr>
-      <w:rPr>
-        <w:rFonts w:ascii="Courier New" w:hAnsi="Courier New" w:cs="Courier New" w:hint="default"/>
-      </w:rPr>
-    </w:lvl>
-    <w:lvl w:ilvl="2" w:tplc="240A0005" w:tentative="1">
-      <w:start w:val="1"/>
-      <w:numFmt w:val="bullet"/>
-      <w:lvlText w:val=""/>
-      <w:lvlJc w:val="left"/>
-      <w:pPr>
-        <w:ind w:left="3589" w:hanging="360"/>
-      </w:pPr>
-      <w:rPr>
-        <w:rFonts w:ascii="Wingdings" w:hAnsi="Wingdings" w:hint="default"/>
-      </w:rPr>
-    </w:lvl>
-    <w:lvl w:ilvl="3" w:tplc="240A0001" w:tentative="1">
-      <w:start w:val="1"/>
-      <w:numFmt w:val="bullet"/>
-      <w:lvlText w:val=""/>
-      <w:lvlJc w:val="left"/>
-      <w:pPr>
-        <w:ind w:left="4309" w:hanging="360"/>
-      </w:pPr>
-      <w:rPr>
-        <w:rFonts w:ascii="Symbol" w:hAnsi="Symbol" w:hint="default"/>
-      </w:rPr>
-    </w:lvl>
-    <w:lvl w:ilvl="4" w:tplc="240A0003" w:tentative="1">
-      <w:start w:val="1"/>
-      <w:numFmt w:val="bullet"/>
-      <w:lvlText w:val="o"/>
-      <w:lvlJc w:val="left"/>
-      <w:pPr>
-        <w:ind w:left="5029" w:hanging="360"/>
-      </w:pPr>
-      <w:rPr>
-        <w:rFonts w:ascii="Courier New" w:hAnsi="Courier New" w:cs="Courier New" w:hint="default"/>
-      </w:rPr>
-    </w:lvl>
-    <w:lvl w:ilvl="5" w:tplc="240A0005" w:tentative="1">
-      <w:start w:val="1"/>
-      <w:numFmt w:val="bullet"/>
-      <w:lvlText w:val=""/>
-      <w:lvlJc w:val="left"/>
-      <w:pPr>
-        <w:ind w:left="5749" w:hanging="360"/>
-      </w:pPr>
-      <w:rPr>
-        <w:rFonts w:ascii="Wingdings" w:hAnsi="Wingdings" w:hint="default"/>
-      </w:rPr>
-    </w:lvl>
-    <w:lvl w:ilvl="6" w:tplc="240A0001" w:tentative="1">
-      <w:start w:val="1"/>
-      <w:numFmt w:val="bullet"/>
-      <w:lvlText w:val=""/>
-      <w:lvlJc w:val="left"/>
-      <w:pPr>
-        <w:ind w:left="6469" w:hanging="360"/>
-      </w:pPr>
-      <w:rPr>
-        <w:rFonts w:ascii="Symbol" w:hAnsi="Symbol" w:hint="default"/>
-      </w:rPr>
-    </w:lvl>
-    <w:lvl w:ilvl="7" w:tplc="240A0003" w:tentative="1">
-      <w:start w:val="1"/>
-      <w:numFmt w:val="bullet"/>
-      <w:lvlText w:val="o"/>
-      <w:lvlJc w:val="left"/>
-      <w:pPr>
-        <w:ind w:left="7189" w:hanging="360"/>
-      </w:pPr>
-      <w:rPr>
-        <w:rFonts w:ascii="Courier New" w:hAnsi="Courier New" w:cs="Courier New" w:hint="default"/>
-      </w:rPr>
-    </w:lvl>
-    <w:lvl w:ilvl="8" w:tplc="240A0005" w:tentative="1">
-      <w:start w:val="1"/>
-      <w:numFmt w:val="bullet"/>
-      <w:lvlText w:val=""/>
-      <w:lvlJc w:val="left"/>
-      <w:pPr>
-        <w:ind w:left="7909" w:hanging="360"/>
-      </w:pPr>
-      <w:rPr>
-        <w:rFonts w:ascii="Wingdings" w:hAnsi="Wingdings" w:hint="default"/>
-      </w:rPr>
-    </w:lvl>
-  </w:abstractNum>
-  <w:abstractNum w:abstractNumId="31" w15:restartNumberingAfterBreak="0">
+  <w:abstractNum w:abstractNumId="15" w15:restartNumberingAfterBreak="0">
     <w:nsid w:val="27412B07"/>
     <w:multiLevelType w:val="hybridMultilevel"/>
     <w:tmpl w:val="2BDC25AA"/>
@@ -14676,346 +12835,7 @@
       </w:pPr>
     </w:lvl>
   </w:abstractNum>
-  <w:abstractNum w:abstractNumId="32" w15:restartNumberingAfterBreak="0">
-    <w:nsid w:val="2823720E"/>
-    <w:multiLevelType w:val="hybridMultilevel"/>
-    <w:tmpl w:val="AC4ED110"/>
-    <w:lvl w:ilvl="0" w:tplc="04090001">
-      <w:start w:val="1"/>
-      <w:numFmt w:val="bullet"/>
-      <w:lvlText w:val=""/>
-      <w:lvlJc w:val="left"/>
-      <w:pPr>
-        <w:ind w:left="1429" w:hanging="360"/>
-      </w:pPr>
-      <w:rPr>
-        <w:rFonts w:ascii="Symbol" w:hAnsi="Symbol" w:hint="default"/>
-      </w:rPr>
-    </w:lvl>
-    <w:lvl w:ilvl="1" w:tplc="240A0003" w:tentative="1">
-      <w:start w:val="1"/>
-      <w:numFmt w:val="bullet"/>
-      <w:lvlText w:val="o"/>
-      <w:lvlJc w:val="left"/>
-      <w:pPr>
-        <w:ind w:left="2149" w:hanging="360"/>
-      </w:pPr>
-      <w:rPr>
-        <w:rFonts w:ascii="Courier New" w:hAnsi="Courier New" w:cs="Courier New" w:hint="default"/>
-      </w:rPr>
-    </w:lvl>
-    <w:lvl w:ilvl="2" w:tplc="240A0005" w:tentative="1">
-      <w:start w:val="1"/>
-      <w:numFmt w:val="bullet"/>
-      <w:lvlText w:val=""/>
-      <w:lvlJc w:val="left"/>
-      <w:pPr>
-        <w:ind w:left="2869" w:hanging="360"/>
-      </w:pPr>
-      <w:rPr>
-        <w:rFonts w:ascii="Wingdings" w:hAnsi="Wingdings" w:hint="default"/>
-      </w:rPr>
-    </w:lvl>
-    <w:lvl w:ilvl="3" w:tplc="240A0001" w:tentative="1">
-      <w:start w:val="1"/>
-      <w:numFmt w:val="bullet"/>
-      <w:lvlText w:val=""/>
-      <w:lvlJc w:val="left"/>
-      <w:pPr>
-        <w:ind w:left="3589" w:hanging="360"/>
-      </w:pPr>
-      <w:rPr>
-        <w:rFonts w:ascii="Symbol" w:hAnsi="Symbol" w:hint="default"/>
-      </w:rPr>
-    </w:lvl>
-    <w:lvl w:ilvl="4" w:tplc="240A0003" w:tentative="1">
-      <w:start w:val="1"/>
-      <w:numFmt w:val="bullet"/>
-      <w:lvlText w:val="o"/>
-      <w:lvlJc w:val="left"/>
-      <w:pPr>
-        <w:ind w:left="4309" w:hanging="360"/>
-      </w:pPr>
-      <w:rPr>
-        <w:rFonts w:ascii="Courier New" w:hAnsi="Courier New" w:cs="Courier New" w:hint="default"/>
-      </w:rPr>
-    </w:lvl>
-    <w:lvl w:ilvl="5" w:tplc="240A0005" w:tentative="1">
-      <w:start w:val="1"/>
-      <w:numFmt w:val="bullet"/>
-      <w:lvlText w:val=""/>
-      <w:lvlJc w:val="left"/>
-      <w:pPr>
-        <w:ind w:left="5029" w:hanging="360"/>
-      </w:pPr>
-      <w:rPr>
-        <w:rFonts w:ascii="Wingdings" w:hAnsi="Wingdings" w:hint="default"/>
-      </w:rPr>
-    </w:lvl>
-    <w:lvl w:ilvl="6" w:tplc="240A0001" w:tentative="1">
-      <w:start w:val="1"/>
-      <w:numFmt w:val="bullet"/>
-      <w:lvlText w:val=""/>
-      <w:lvlJc w:val="left"/>
-      <w:pPr>
-        <w:ind w:left="5749" w:hanging="360"/>
-      </w:pPr>
-      <w:rPr>
-        <w:rFonts w:ascii="Symbol" w:hAnsi="Symbol" w:hint="default"/>
-      </w:rPr>
-    </w:lvl>
-    <w:lvl w:ilvl="7" w:tplc="240A0003" w:tentative="1">
-      <w:start w:val="1"/>
-      <w:numFmt w:val="bullet"/>
-      <w:lvlText w:val="o"/>
-      <w:lvlJc w:val="left"/>
-      <w:pPr>
-        <w:ind w:left="6469" w:hanging="360"/>
-      </w:pPr>
-      <w:rPr>
-        <w:rFonts w:ascii="Courier New" w:hAnsi="Courier New" w:cs="Courier New" w:hint="default"/>
-      </w:rPr>
-    </w:lvl>
-    <w:lvl w:ilvl="8" w:tplc="240A0005" w:tentative="1">
-      <w:start w:val="1"/>
-      <w:numFmt w:val="bullet"/>
-      <w:lvlText w:val=""/>
-      <w:lvlJc w:val="left"/>
-      <w:pPr>
-        <w:ind w:left="7189" w:hanging="360"/>
-      </w:pPr>
-      <w:rPr>
-        <w:rFonts w:ascii="Wingdings" w:hAnsi="Wingdings" w:hint="default"/>
-      </w:rPr>
-    </w:lvl>
-  </w:abstractNum>
-  <w:abstractNum w:abstractNumId="33" w15:restartNumberingAfterBreak="0">
-    <w:nsid w:val="29986F95"/>
-    <w:multiLevelType w:val="hybridMultilevel"/>
-    <w:tmpl w:val="EB28127E"/>
-    <w:lvl w:ilvl="0" w:tplc="04090001">
-      <w:start w:val="1"/>
-      <w:numFmt w:val="bullet"/>
-      <w:lvlText w:val=""/>
-      <w:lvlJc w:val="left"/>
-      <w:pPr>
-        <w:ind w:left="1429" w:hanging="360"/>
-      </w:pPr>
-      <w:rPr>
-        <w:rFonts w:ascii="Symbol" w:hAnsi="Symbol" w:hint="default"/>
-      </w:rPr>
-    </w:lvl>
-    <w:lvl w:ilvl="1" w:tplc="240A0003" w:tentative="1">
-      <w:start w:val="1"/>
-      <w:numFmt w:val="bullet"/>
-      <w:lvlText w:val="o"/>
-      <w:lvlJc w:val="left"/>
-      <w:pPr>
-        <w:ind w:left="2149" w:hanging="360"/>
-      </w:pPr>
-      <w:rPr>
-        <w:rFonts w:ascii="Courier New" w:hAnsi="Courier New" w:cs="Courier New" w:hint="default"/>
-      </w:rPr>
-    </w:lvl>
-    <w:lvl w:ilvl="2" w:tplc="240A0005" w:tentative="1">
-      <w:start w:val="1"/>
-      <w:numFmt w:val="bullet"/>
-      <w:lvlText w:val=""/>
-      <w:lvlJc w:val="left"/>
-      <w:pPr>
-        <w:ind w:left="2869" w:hanging="360"/>
-      </w:pPr>
-      <w:rPr>
-        <w:rFonts w:ascii="Wingdings" w:hAnsi="Wingdings" w:hint="default"/>
-      </w:rPr>
-    </w:lvl>
-    <w:lvl w:ilvl="3" w:tplc="240A0001" w:tentative="1">
-      <w:start w:val="1"/>
-      <w:numFmt w:val="bullet"/>
-      <w:lvlText w:val=""/>
-      <w:lvlJc w:val="left"/>
-      <w:pPr>
-        <w:ind w:left="3589" w:hanging="360"/>
-      </w:pPr>
-      <w:rPr>
-        <w:rFonts w:ascii="Symbol" w:hAnsi="Symbol" w:hint="default"/>
-      </w:rPr>
-    </w:lvl>
-    <w:lvl w:ilvl="4" w:tplc="240A0003" w:tentative="1">
-      <w:start w:val="1"/>
-      <w:numFmt w:val="bullet"/>
-      <w:lvlText w:val="o"/>
-      <w:lvlJc w:val="left"/>
-      <w:pPr>
-        <w:ind w:left="4309" w:hanging="360"/>
-      </w:pPr>
-      <w:rPr>
-        <w:rFonts w:ascii="Courier New" w:hAnsi="Courier New" w:cs="Courier New" w:hint="default"/>
-      </w:rPr>
-    </w:lvl>
-    <w:lvl w:ilvl="5" w:tplc="240A0005" w:tentative="1">
-      <w:start w:val="1"/>
-      <w:numFmt w:val="bullet"/>
-      <w:lvlText w:val=""/>
-      <w:lvlJc w:val="left"/>
-      <w:pPr>
-        <w:ind w:left="5029" w:hanging="360"/>
-      </w:pPr>
-      <w:rPr>
-        <w:rFonts w:ascii="Wingdings" w:hAnsi="Wingdings" w:hint="default"/>
-      </w:rPr>
-    </w:lvl>
-    <w:lvl w:ilvl="6" w:tplc="240A0001" w:tentative="1">
-      <w:start w:val="1"/>
-      <w:numFmt w:val="bullet"/>
-      <w:lvlText w:val=""/>
-      <w:lvlJc w:val="left"/>
-      <w:pPr>
-        <w:ind w:left="5749" w:hanging="360"/>
-      </w:pPr>
-      <w:rPr>
-        <w:rFonts w:ascii="Symbol" w:hAnsi="Symbol" w:hint="default"/>
-      </w:rPr>
-    </w:lvl>
-    <w:lvl w:ilvl="7" w:tplc="240A0003" w:tentative="1">
-      <w:start w:val="1"/>
-      <w:numFmt w:val="bullet"/>
-      <w:lvlText w:val="o"/>
-      <w:lvlJc w:val="left"/>
-      <w:pPr>
-        <w:ind w:left="6469" w:hanging="360"/>
-      </w:pPr>
-      <w:rPr>
-        <w:rFonts w:ascii="Courier New" w:hAnsi="Courier New" w:cs="Courier New" w:hint="default"/>
-      </w:rPr>
-    </w:lvl>
-    <w:lvl w:ilvl="8" w:tplc="240A0005" w:tentative="1">
-      <w:start w:val="1"/>
-      <w:numFmt w:val="bullet"/>
-      <w:lvlText w:val=""/>
-      <w:lvlJc w:val="left"/>
-      <w:pPr>
-        <w:ind w:left="7189" w:hanging="360"/>
-      </w:pPr>
-      <w:rPr>
-        <w:rFonts w:ascii="Wingdings" w:hAnsi="Wingdings" w:hint="default"/>
-      </w:rPr>
-    </w:lvl>
-  </w:abstractNum>
-  <w:abstractNum w:abstractNumId="34" w15:restartNumberingAfterBreak="0">
-    <w:nsid w:val="2C1A1DFE"/>
-    <w:multiLevelType w:val="hybridMultilevel"/>
-    <w:tmpl w:val="B75E185A"/>
-    <w:lvl w:ilvl="0" w:tplc="04090001">
-      <w:start w:val="1"/>
-      <w:numFmt w:val="bullet"/>
-      <w:lvlText w:val=""/>
-      <w:lvlJc w:val="left"/>
-      <w:pPr>
-        <w:ind w:left="1429" w:hanging="360"/>
-      </w:pPr>
-      <w:rPr>
-        <w:rFonts w:ascii="Symbol" w:hAnsi="Symbol" w:hint="default"/>
-      </w:rPr>
-    </w:lvl>
-    <w:lvl w:ilvl="1" w:tplc="240A0003" w:tentative="1">
-      <w:start w:val="1"/>
-      <w:numFmt w:val="bullet"/>
-      <w:lvlText w:val="o"/>
-      <w:lvlJc w:val="left"/>
-      <w:pPr>
-        <w:ind w:left="2149" w:hanging="360"/>
-      </w:pPr>
-      <w:rPr>
-        <w:rFonts w:ascii="Courier New" w:hAnsi="Courier New" w:cs="Courier New" w:hint="default"/>
-      </w:rPr>
-    </w:lvl>
-    <w:lvl w:ilvl="2" w:tplc="240A0005" w:tentative="1">
-      <w:start w:val="1"/>
-      <w:numFmt w:val="bullet"/>
-      <w:lvlText w:val=""/>
-      <w:lvlJc w:val="left"/>
-      <w:pPr>
-        <w:ind w:left="2869" w:hanging="360"/>
-      </w:pPr>
-      <w:rPr>
-        <w:rFonts w:ascii="Wingdings" w:hAnsi="Wingdings" w:hint="default"/>
-      </w:rPr>
-    </w:lvl>
-    <w:lvl w:ilvl="3" w:tplc="240A0001" w:tentative="1">
-      <w:start w:val="1"/>
-      <w:numFmt w:val="bullet"/>
-      <w:lvlText w:val=""/>
-      <w:lvlJc w:val="left"/>
-      <w:pPr>
-        <w:ind w:left="3589" w:hanging="360"/>
-      </w:pPr>
-      <w:rPr>
-        <w:rFonts w:ascii="Symbol" w:hAnsi="Symbol" w:hint="default"/>
-      </w:rPr>
-    </w:lvl>
-    <w:lvl w:ilvl="4" w:tplc="240A0003" w:tentative="1">
-      <w:start w:val="1"/>
-      <w:numFmt w:val="bullet"/>
-      <w:lvlText w:val="o"/>
-      <w:lvlJc w:val="left"/>
-      <w:pPr>
-        <w:ind w:left="4309" w:hanging="360"/>
-      </w:pPr>
-      <w:rPr>
-        <w:rFonts w:ascii="Courier New" w:hAnsi="Courier New" w:cs="Courier New" w:hint="default"/>
-      </w:rPr>
-    </w:lvl>
-    <w:lvl w:ilvl="5" w:tplc="240A0005" w:tentative="1">
-      <w:start w:val="1"/>
-      <w:numFmt w:val="bullet"/>
-      <w:lvlText w:val=""/>
-      <w:lvlJc w:val="left"/>
-      <w:pPr>
-        <w:ind w:left="5029" w:hanging="360"/>
-      </w:pPr>
-      <w:rPr>
-        <w:rFonts w:ascii="Wingdings" w:hAnsi="Wingdings" w:hint="default"/>
-      </w:rPr>
-    </w:lvl>
-    <w:lvl w:ilvl="6" w:tplc="240A0001" w:tentative="1">
-      <w:start w:val="1"/>
-      <w:numFmt w:val="bullet"/>
-      <w:lvlText w:val=""/>
-      <w:lvlJc w:val="left"/>
-      <w:pPr>
-        <w:ind w:left="5749" w:hanging="360"/>
-      </w:pPr>
-      <w:rPr>
-        <w:rFonts w:ascii="Symbol" w:hAnsi="Symbol" w:hint="default"/>
-      </w:rPr>
-    </w:lvl>
-    <w:lvl w:ilvl="7" w:tplc="240A0003" w:tentative="1">
-      <w:start w:val="1"/>
-      <w:numFmt w:val="bullet"/>
-      <w:lvlText w:val="o"/>
-      <w:lvlJc w:val="left"/>
-      <w:pPr>
-        <w:ind w:left="6469" w:hanging="360"/>
-      </w:pPr>
-      <w:rPr>
-        <w:rFonts w:ascii="Courier New" w:hAnsi="Courier New" w:cs="Courier New" w:hint="default"/>
-      </w:rPr>
-    </w:lvl>
-    <w:lvl w:ilvl="8" w:tplc="240A0005" w:tentative="1">
-      <w:start w:val="1"/>
-      <w:numFmt w:val="bullet"/>
-      <w:lvlText w:val=""/>
-      <w:lvlJc w:val="left"/>
-      <w:pPr>
-        <w:ind w:left="7189" w:hanging="360"/>
-      </w:pPr>
-      <w:rPr>
-        <w:rFonts w:ascii="Wingdings" w:hAnsi="Wingdings" w:hint="default"/>
-      </w:rPr>
-    </w:lvl>
-  </w:abstractNum>
-  <w:abstractNum w:abstractNumId="35" w15:restartNumberingAfterBreak="0">
+  <w:abstractNum w:abstractNumId="16" w15:restartNumberingAfterBreak="0">
     <w:nsid w:val="30F0146E"/>
     <w:multiLevelType w:val="hybridMultilevel"/>
     <w:tmpl w:val="E39ED74E"/>
@@ -15128,233 +12948,7 @@
       </w:rPr>
     </w:lvl>
   </w:abstractNum>
-  <w:abstractNum w:abstractNumId="36" w15:restartNumberingAfterBreak="0">
-    <w:nsid w:val="32F81A0C"/>
-    <w:multiLevelType w:val="hybridMultilevel"/>
-    <w:tmpl w:val="DF08B99E"/>
-    <w:lvl w:ilvl="0" w:tplc="04090001">
-      <w:start w:val="1"/>
-      <w:numFmt w:val="bullet"/>
-      <w:lvlText w:val=""/>
-      <w:lvlJc w:val="left"/>
-      <w:pPr>
-        <w:ind w:left="1429" w:hanging="360"/>
-      </w:pPr>
-      <w:rPr>
-        <w:rFonts w:ascii="Symbol" w:hAnsi="Symbol" w:hint="default"/>
-      </w:rPr>
-    </w:lvl>
-    <w:lvl w:ilvl="1" w:tplc="04090003" w:tentative="1">
-      <w:start w:val="1"/>
-      <w:numFmt w:val="bullet"/>
-      <w:lvlText w:val="o"/>
-      <w:lvlJc w:val="left"/>
-      <w:pPr>
-        <w:ind w:left="2149" w:hanging="360"/>
-      </w:pPr>
-      <w:rPr>
-        <w:rFonts w:ascii="Courier New" w:hAnsi="Courier New" w:cs="Courier New" w:hint="default"/>
-      </w:rPr>
-    </w:lvl>
-    <w:lvl w:ilvl="2" w:tplc="04090005" w:tentative="1">
-      <w:start w:val="1"/>
-      <w:numFmt w:val="bullet"/>
-      <w:lvlText w:val=""/>
-      <w:lvlJc w:val="left"/>
-      <w:pPr>
-        <w:ind w:left="2869" w:hanging="360"/>
-      </w:pPr>
-      <w:rPr>
-        <w:rFonts w:ascii="Wingdings" w:hAnsi="Wingdings" w:hint="default"/>
-      </w:rPr>
-    </w:lvl>
-    <w:lvl w:ilvl="3" w:tplc="04090001" w:tentative="1">
-      <w:start w:val="1"/>
-      <w:numFmt w:val="bullet"/>
-      <w:lvlText w:val=""/>
-      <w:lvlJc w:val="left"/>
-      <w:pPr>
-        <w:ind w:left="3589" w:hanging="360"/>
-      </w:pPr>
-      <w:rPr>
-        <w:rFonts w:ascii="Symbol" w:hAnsi="Symbol" w:hint="default"/>
-      </w:rPr>
-    </w:lvl>
-    <w:lvl w:ilvl="4" w:tplc="04090003" w:tentative="1">
-      <w:start w:val="1"/>
-      <w:numFmt w:val="bullet"/>
-      <w:lvlText w:val="o"/>
-      <w:lvlJc w:val="left"/>
-      <w:pPr>
-        <w:ind w:left="4309" w:hanging="360"/>
-      </w:pPr>
-      <w:rPr>
-        <w:rFonts w:ascii="Courier New" w:hAnsi="Courier New" w:cs="Courier New" w:hint="default"/>
-      </w:rPr>
-    </w:lvl>
-    <w:lvl w:ilvl="5" w:tplc="04090005" w:tentative="1">
-      <w:start w:val="1"/>
-      <w:numFmt w:val="bullet"/>
-      <w:lvlText w:val=""/>
-      <w:lvlJc w:val="left"/>
-      <w:pPr>
-        <w:ind w:left="5029" w:hanging="360"/>
-      </w:pPr>
-      <w:rPr>
-        <w:rFonts w:ascii="Wingdings" w:hAnsi="Wingdings" w:hint="default"/>
-      </w:rPr>
-    </w:lvl>
-    <w:lvl w:ilvl="6" w:tplc="04090001" w:tentative="1">
-      <w:start w:val="1"/>
-      <w:numFmt w:val="bullet"/>
-      <w:lvlText w:val=""/>
-      <w:lvlJc w:val="left"/>
-      <w:pPr>
-        <w:ind w:left="5749" w:hanging="360"/>
-      </w:pPr>
-      <w:rPr>
-        <w:rFonts w:ascii="Symbol" w:hAnsi="Symbol" w:hint="default"/>
-      </w:rPr>
-    </w:lvl>
-    <w:lvl w:ilvl="7" w:tplc="04090003" w:tentative="1">
-      <w:start w:val="1"/>
-      <w:numFmt w:val="bullet"/>
-      <w:lvlText w:val="o"/>
-      <w:lvlJc w:val="left"/>
-      <w:pPr>
-        <w:ind w:left="6469" w:hanging="360"/>
-      </w:pPr>
-      <w:rPr>
-        <w:rFonts w:ascii="Courier New" w:hAnsi="Courier New" w:cs="Courier New" w:hint="default"/>
-      </w:rPr>
-    </w:lvl>
-    <w:lvl w:ilvl="8" w:tplc="04090005" w:tentative="1">
-      <w:start w:val="1"/>
-      <w:numFmt w:val="bullet"/>
-      <w:lvlText w:val=""/>
-      <w:lvlJc w:val="left"/>
-      <w:pPr>
-        <w:ind w:left="7189" w:hanging="360"/>
-      </w:pPr>
-      <w:rPr>
-        <w:rFonts w:ascii="Wingdings" w:hAnsi="Wingdings" w:hint="default"/>
-      </w:rPr>
-    </w:lvl>
-  </w:abstractNum>
-  <w:abstractNum w:abstractNumId="37" w15:restartNumberingAfterBreak="0">
-    <w:nsid w:val="330E4B33"/>
-    <w:multiLevelType w:val="hybridMultilevel"/>
-    <w:tmpl w:val="6ED42BA6"/>
-    <w:lvl w:ilvl="0" w:tplc="04090001">
-      <w:start w:val="1"/>
-      <w:numFmt w:val="bullet"/>
-      <w:lvlText w:val=""/>
-      <w:lvlJc w:val="left"/>
-      <w:pPr>
-        <w:ind w:left="1429" w:hanging="360"/>
-      </w:pPr>
-      <w:rPr>
-        <w:rFonts w:ascii="Symbol" w:hAnsi="Symbol" w:hint="default"/>
-      </w:rPr>
-    </w:lvl>
-    <w:lvl w:ilvl="1" w:tplc="240A0003" w:tentative="1">
-      <w:start w:val="1"/>
-      <w:numFmt w:val="bullet"/>
-      <w:lvlText w:val="o"/>
-      <w:lvlJc w:val="left"/>
-      <w:pPr>
-        <w:ind w:left="2149" w:hanging="360"/>
-      </w:pPr>
-      <w:rPr>
-        <w:rFonts w:ascii="Courier New" w:hAnsi="Courier New" w:cs="Courier New" w:hint="default"/>
-      </w:rPr>
-    </w:lvl>
-    <w:lvl w:ilvl="2" w:tplc="240A0005" w:tentative="1">
-      <w:start w:val="1"/>
-      <w:numFmt w:val="bullet"/>
-      <w:lvlText w:val=""/>
-      <w:lvlJc w:val="left"/>
-      <w:pPr>
-        <w:ind w:left="2869" w:hanging="360"/>
-      </w:pPr>
-      <w:rPr>
-        <w:rFonts w:ascii="Wingdings" w:hAnsi="Wingdings" w:hint="default"/>
-      </w:rPr>
-    </w:lvl>
-    <w:lvl w:ilvl="3" w:tplc="240A0001" w:tentative="1">
-      <w:start w:val="1"/>
-      <w:numFmt w:val="bullet"/>
-      <w:lvlText w:val=""/>
-      <w:lvlJc w:val="left"/>
-      <w:pPr>
-        <w:ind w:left="3589" w:hanging="360"/>
-      </w:pPr>
-      <w:rPr>
-        <w:rFonts w:ascii="Symbol" w:hAnsi="Symbol" w:hint="default"/>
-      </w:rPr>
-    </w:lvl>
-    <w:lvl w:ilvl="4" w:tplc="240A0003" w:tentative="1">
-      <w:start w:val="1"/>
-      <w:numFmt w:val="bullet"/>
-      <w:lvlText w:val="o"/>
-      <w:lvlJc w:val="left"/>
-      <w:pPr>
-        <w:ind w:left="4309" w:hanging="360"/>
-      </w:pPr>
-      <w:rPr>
-        <w:rFonts w:ascii="Courier New" w:hAnsi="Courier New" w:cs="Courier New" w:hint="default"/>
-      </w:rPr>
-    </w:lvl>
-    <w:lvl w:ilvl="5" w:tplc="240A0005" w:tentative="1">
-      <w:start w:val="1"/>
-      <w:numFmt w:val="bullet"/>
-      <w:lvlText w:val=""/>
-      <w:lvlJc w:val="left"/>
-      <w:pPr>
-        <w:ind w:left="5029" w:hanging="360"/>
-      </w:pPr>
-      <w:rPr>
-        <w:rFonts w:ascii="Wingdings" w:hAnsi="Wingdings" w:hint="default"/>
-      </w:rPr>
-    </w:lvl>
-    <w:lvl w:ilvl="6" w:tplc="240A0001" w:tentative="1">
-      <w:start w:val="1"/>
-      <w:numFmt w:val="bullet"/>
-      <w:lvlText w:val=""/>
-      <w:lvlJc w:val="left"/>
-      <w:pPr>
-        <w:ind w:left="5749" w:hanging="360"/>
-      </w:pPr>
-      <w:rPr>
-        <w:rFonts w:ascii="Symbol" w:hAnsi="Symbol" w:hint="default"/>
-      </w:rPr>
-    </w:lvl>
-    <w:lvl w:ilvl="7" w:tplc="240A0003" w:tentative="1">
-      <w:start w:val="1"/>
-      <w:numFmt w:val="bullet"/>
-      <w:lvlText w:val="o"/>
-      <w:lvlJc w:val="left"/>
-      <w:pPr>
-        <w:ind w:left="6469" w:hanging="360"/>
-      </w:pPr>
-      <w:rPr>
-        <w:rFonts w:ascii="Courier New" w:hAnsi="Courier New" w:cs="Courier New" w:hint="default"/>
-      </w:rPr>
-    </w:lvl>
-    <w:lvl w:ilvl="8" w:tplc="240A0005" w:tentative="1">
-      <w:start w:val="1"/>
-      <w:numFmt w:val="bullet"/>
-      <w:lvlText w:val=""/>
-      <w:lvlJc w:val="left"/>
-      <w:pPr>
-        <w:ind w:left="7189" w:hanging="360"/>
-      </w:pPr>
-      <w:rPr>
-        <w:rFonts w:ascii="Wingdings" w:hAnsi="Wingdings" w:hint="default"/>
-      </w:rPr>
-    </w:lvl>
-  </w:abstractNum>
-  <w:abstractNum w:abstractNumId="38" w15:restartNumberingAfterBreak="0">
+  <w:abstractNum w:abstractNumId="17" w15:restartNumberingAfterBreak="0">
     <w:nsid w:val="359B34DE"/>
     <w:multiLevelType w:val="hybridMultilevel"/>
     <w:tmpl w:val="CC6017C4"/>
@@ -15467,7 +13061,7 @@
       </w:rPr>
     </w:lvl>
   </w:abstractNum>
-  <w:abstractNum w:abstractNumId="39" w15:restartNumberingAfterBreak="0">
+  <w:abstractNum w:abstractNumId="18" w15:restartNumberingAfterBreak="0">
     <w:nsid w:val="368E176E"/>
     <w:multiLevelType w:val="hybridMultilevel"/>
     <w:tmpl w:val="BDF054FE"/>
@@ -15561,7 +13155,7 @@
       </w:pPr>
     </w:lvl>
   </w:abstractNum>
-  <w:abstractNum w:abstractNumId="40" w15:restartNumberingAfterBreak="0">
+  <w:abstractNum w:abstractNumId="19" w15:restartNumberingAfterBreak="0">
     <w:nsid w:val="37493A49"/>
     <w:multiLevelType w:val="hybridMultilevel"/>
     <w:tmpl w:val="A7F4B208"/>
@@ -15674,233 +13268,7 @@
       </w:rPr>
     </w:lvl>
   </w:abstractNum>
-  <w:abstractNum w:abstractNumId="41" w15:restartNumberingAfterBreak="0">
-    <w:nsid w:val="39BE75CE"/>
-    <w:multiLevelType w:val="hybridMultilevel"/>
-    <w:tmpl w:val="460EE81A"/>
-    <w:lvl w:ilvl="0" w:tplc="04090001">
-      <w:start w:val="1"/>
-      <w:numFmt w:val="bullet"/>
-      <w:lvlText w:val=""/>
-      <w:lvlJc w:val="left"/>
-      <w:pPr>
-        <w:ind w:left="1429" w:hanging="360"/>
-      </w:pPr>
-      <w:rPr>
-        <w:rFonts w:ascii="Symbol" w:hAnsi="Symbol" w:hint="default"/>
-      </w:rPr>
-    </w:lvl>
-    <w:lvl w:ilvl="1" w:tplc="04090003" w:tentative="1">
-      <w:start w:val="1"/>
-      <w:numFmt w:val="bullet"/>
-      <w:lvlText w:val="o"/>
-      <w:lvlJc w:val="left"/>
-      <w:pPr>
-        <w:ind w:left="2149" w:hanging="360"/>
-      </w:pPr>
-      <w:rPr>
-        <w:rFonts w:ascii="Courier New" w:hAnsi="Courier New" w:cs="Courier New" w:hint="default"/>
-      </w:rPr>
-    </w:lvl>
-    <w:lvl w:ilvl="2" w:tplc="04090005" w:tentative="1">
-      <w:start w:val="1"/>
-      <w:numFmt w:val="bullet"/>
-      <w:lvlText w:val=""/>
-      <w:lvlJc w:val="left"/>
-      <w:pPr>
-        <w:ind w:left="2869" w:hanging="360"/>
-      </w:pPr>
-      <w:rPr>
-        <w:rFonts w:ascii="Wingdings" w:hAnsi="Wingdings" w:hint="default"/>
-      </w:rPr>
-    </w:lvl>
-    <w:lvl w:ilvl="3" w:tplc="04090001" w:tentative="1">
-      <w:start w:val="1"/>
-      <w:numFmt w:val="bullet"/>
-      <w:lvlText w:val=""/>
-      <w:lvlJc w:val="left"/>
-      <w:pPr>
-        <w:ind w:left="3589" w:hanging="360"/>
-      </w:pPr>
-      <w:rPr>
-        <w:rFonts w:ascii="Symbol" w:hAnsi="Symbol" w:hint="default"/>
-      </w:rPr>
-    </w:lvl>
-    <w:lvl w:ilvl="4" w:tplc="04090003" w:tentative="1">
-      <w:start w:val="1"/>
-      <w:numFmt w:val="bullet"/>
-      <w:lvlText w:val="o"/>
-      <w:lvlJc w:val="left"/>
-      <w:pPr>
-        <w:ind w:left="4309" w:hanging="360"/>
-      </w:pPr>
-      <w:rPr>
-        <w:rFonts w:ascii="Courier New" w:hAnsi="Courier New" w:cs="Courier New" w:hint="default"/>
-      </w:rPr>
-    </w:lvl>
-    <w:lvl w:ilvl="5" w:tplc="04090005" w:tentative="1">
-      <w:start w:val="1"/>
-      <w:numFmt w:val="bullet"/>
-      <w:lvlText w:val=""/>
-      <w:lvlJc w:val="left"/>
-      <w:pPr>
-        <w:ind w:left="5029" w:hanging="360"/>
-      </w:pPr>
-      <w:rPr>
-        <w:rFonts w:ascii="Wingdings" w:hAnsi="Wingdings" w:hint="default"/>
-      </w:rPr>
-    </w:lvl>
-    <w:lvl w:ilvl="6" w:tplc="04090001" w:tentative="1">
-      <w:start w:val="1"/>
-      <w:numFmt w:val="bullet"/>
-      <w:lvlText w:val=""/>
-      <w:lvlJc w:val="left"/>
-      <w:pPr>
-        <w:ind w:left="5749" w:hanging="360"/>
-      </w:pPr>
-      <w:rPr>
-        <w:rFonts w:ascii="Symbol" w:hAnsi="Symbol" w:hint="default"/>
-      </w:rPr>
-    </w:lvl>
-    <w:lvl w:ilvl="7" w:tplc="04090003" w:tentative="1">
-      <w:start w:val="1"/>
-      <w:numFmt w:val="bullet"/>
-      <w:lvlText w:val="o"/>
-      <w:lvlJc w:val="left"/>
-      <w:pPr>
-        <w:ind w:left="6469" w:hanging="360"/>
-      </w:pPr>
-      <w:rPr>
-        <w:rFonts w:ascii="Courier New" w:hAnsi="Courier New" w:cs="Courier New" w:hint="default"/>
-      </w:rPr>
-    </w:lvl>
-    <w:lvl w:ilvl="8" w:tplc="04090005" w:tentative="1">
-      <w:start w:val="1"/>
-      <w:numFmt w:val="bullet"/>
-      <w:lvlText w:val=""/>
-      <w:lvlJc w:val="left"/>
-      <w:pPr>
-        <w:ind w:left="7189" w:hanging="360"/>
-      </w:pPr>
-      <w:rPr>
-        <w:rFonts w:ascii="Wingdings" w:hAnsi="Wingdings" w:hint="default"/>
-      </w:rPr>
-    </w:lvl>
-  </w:abstractNum>
-  <w:abstractNum w:abstractNumId="42" w15:restartNumberingAfterBreak="0">
-    <w:nsid w:val="3B7C50FA"/>
-    <w:multiLevelType w:val="hybridMultilevel"/>
-    <w:tmpl w:val="A5D202EA"/>
-    <w:lvl w:ilvl="0" w:tplc="04090001">
-      <w:start w:val="1"/>
-      <w:numFmt w:val="bullet"/>
-      <w:lvlText w:val=""/>
-      <w:lvlJc w:val="left"/>
-      <w:pPr>
-        <w:ind w:left="1429" w:hanging="360"/>
-      </w:pPr>
-      <w:rPr>
-        <w:rFonts w:ascii="Symbol" w:hAnsi="Symbol" w:hint="default"/>
-      </w:rPr>
-    </w:lvl>
-    <w:lvl w:ilvl="1" w:tplc="04090003" w:tentative="1">
-      <w:start w:val="1"/>
-      <w:numFmt w:val="bullet"/>
-      <w:lvlText w:val="o"/>
-      <w:lvlJc w:val="left"/>
-      <w:pPr>
-        <w:ind w:left="2149" w:hanging="360"/>
-      </w:pPr>
-      <w:rPr>
-        <w:rFonts w:ascii="Courier New" w:hAnsi="Courier New" w:cs="Courier New" w:hint="default"/>
-      </w:rPr>
-    </w:lvl>
-    <w:lvl w:ilvl="2" w:tplc="04090005" w:tentative="1">
-      <w:start w:val="1"/>
-      <w:numFmt w:val="bullet"/>
-      <w:lvlText w:val=""/>
-      <w:lvlJc w:val="left"/>
-      <w:pPr>
-        <w:ind w:left="2869" w:hanging="360"/>
-      </w:pPr>
-      <w:rPr>
-        <w:rFonts w:ascii="Wingdings" w:hAnsi="Wingdings" w:hint="default"/>
-      </w:rPr>
-    </w:lvl>
-    <w:lvl w:ilvl="3" w:tplc="04090001" w:tentative="1">
-      <w:start w:val="1"/>
-      <w:numFmt w:val="bullet"/>
-      <w:lvlText w:val=""/>
-      <w:lvlJc w:val="left"/>
-      <w:pPr>
-        <w:ind w:left="3589" w:hanging="360"/>
-      </w:pPr>
-      <w:rPr>
-        <w:rFonts w:ascii="Symbol" w:hAnsi="Symbol" w:hint="default"/>
-      </w:rPr>
-    </w:lvl>
-    <w:lvl w:ilvl="4" w:tplc="04090003" w:tentative="1">
-      <w:start w:val="1"/>
-      <w:numFmt w:val="bullet"/>
-      <w:lvlText w:val="o"/>
-      <w:lvlJc w:val="left"/>
-      <w:pPr>
-        <w:ind w:left="4309" w:hanging="360"/>
-      </w:pPr>
-      <w:rPr>
-        <w:rFonts w:ascii="Courier New" w:hAnsi="Courier New" w:cs="Courier New" w:hint="default"/>
-      </w:rPr>
-    </w:lvl>
-    <w:lvl w:ilvl="5" w:tplc="04090005" w:tentative="1">
-      <w:start w:val="1"/>
-      <w:numFmt w:val="bullet"/>
-      <w:lvlText w:val=""/>
-      <w:lvlJc w:val="left"/>
-      <w:pPr>
-        <w:ind w:left="5029" w:hanging="360"/>
-      </w:pPr>
-      <w:rPr>
-        <w:rFonts w:ascii="Wingdings" w:hAnsi="Wingdings" w:hint="default"/>
-      </w:rPr>
-    </w:lvl>
-    <w:lvl w:ilvl="6" w:tplc="04090001" w:tentative="1">
-      <w:start w:val="1"/>
-      <w:numFmt w:val="bullet"/>
-      <w:lvlText w:val=""/>
-      <w:lvlJc w:val="left"/>
-      <w:pPr>
-        <w:ind w:left="5749" w:hanging="360"/>
-      </w:pPr>
-      <w:rPr>
-        <w:rFonts w:ascii="Symbol" w:hAnsi="Symbol" w:hint="default"/>
-      </w:rPr>
-    </w:lvl>
-    <w:lvl w:ilvl="7" w:tplc="04090003" w:tentative="1">
-      <w:start w:val="1"/>
-      <w:numFmt w:val="bullet"/>
-      <w:lvlText w:val="o"/>
-      <w:lvlJc w:val="left"/>
-      <w:pPr>
-        <w:ind w:left="6469" w:hanging="360"/>
-      </w:pPr>
-      <w:rPr>
-        <w:rFonts w:ascii="Courier New" w:hAnsi="Courier New" w:cs="Courier New" w:hint="default"/>
-      </w:rPr>
-    </w:lvl>
-    <w:lvl w:ilvl="8" w:tplc="04090005" w:tentative="1">
-      <w:start w:val="1"/>
-      <w:numFmt w:val="bullet"/>
-      <w:lvlText w:val=""/>
-      <w:lvlJc w:val="left"/>
-      <w:pPr>
-        <w:ind w:left="7189" w:hanging="360"/>
-      </w:pPr>
-      <w:rPr>
-        <w:rFonts w:ascii="Wingdings" w:hAnsi="Wingdings" w:hint="default"/>
-      </w:rPr>
-    </w:lvl>
-  </w:abstractNum>
-  <w:abstractNum w:abstractNumId="43" w15:restartNumberingAfterBreak="0">
+  <w:abstractNum w:abstractNumId="20" w15:restartNumberingAfterBreak="0">
     <w:nsid w:val="3CF07E49"/>
     <w:multiLevelType w:val="hybridMultilevel"/>
     <w:tmpl w:val="1E3C2F3E"/>
@@ -16013,120 +13381,7 @@
       </w:rPr>
     </w:lvl>
   </w:abstractNum>
-  <w:abstractNum w:abstractNumId="44" w15:restartNumberingAfterBreak="0">
-    <w:nsid w:val="3E8F46FB"/>
-    <w:multiLevelType w:val="hybridMultilevel"/>
-    <w:tmpl w:val="78BAF10C"/>
-    <w:lvl w:ilvl="0" w:tplc="04090001">
-      <w:start w:val="1"/>
-      <w:numFmt w:val="bullet"/>
-      <w:lvlText w:val=""/>
-      <w:lvlJc w:val="left"/>
-      <w:pPr>
-        <w:ind w:left="1429" w:hanging="360"/>
-      </w:pPr>
-      <w:rPr>
-        <w:rFonts w:ascii="Symbol" w:hAnsi="Symbol" w:hint="default"/>
-      </w:rPr>
-    </w:lvl>
-    <w:lvl w:ilvl="1" w:tplc="240A0003" w:tentative="1">
-      <w:start w:val="1"/>
-      <w:numFmt w:val="bullet"/>
-      <w:lvlText w:val="o"/>
-      <w:lvlJc w:val="left"/>
-      <w:pPr>
-        <w:ind w:left="2149" w:hanging="360"/>
-      </w:pPr>
-      <w:rPr>
-        <w:rFonts w:ascii="Courier New" w:hAnsi="Courier New" w:cs="Courier New" w:hint="default"/>
-      </w:rPr>
-    </w:lvl>
-    <w:lvl w:ilvl="2" w:tplc="240A0005" w:tentative="1">
-      <w:start w:val="1"/>
-      <w:numFmt w:val="bullet"/>
-      <w:lvlText w:val=""/>
-      <w:lvlJc w:val="left"/>
-      <w:pPr>
-        <w:ind w:left="2869" w:hanging="360"/>
-      </w:pPr>
-      <w:rPr>
-        <w:rFonts w:ascii="Wingdings" w:hAnsi="Wingdings" w:hint="default"/>
-      </w:rPr>
-    </w:lvl>
-    <w:lvl w:ilvl="3" w:tplc="240A0001" w:tentative="1">
-      <w:start w:val="1"/>
-      <w:numFmt w:val="bullet"/>
-      <w:lvlText w:val=""/>
-      <w:lvlJc w:val="left"/>
-      <w:pPr>
-        <w:ind w:left="3589" w:hanging="360"/>
-      </w:pPr>
-      <w:rPr>
-        <w:rFonts w:ascii="Symbol" w:hAnsi="Symbol" w:hint="default"/>
-      </w:rPr>
-    </w:lvl>
-    <w:lvl w:ilvl="4" w:tplc="240A0003" w:tentative="1">
-      <w:start w:val="1"/>
-      <w:numFmt w:val="bullet"/>
-      <w:lvlText w:val="o"/>
-      <w:lvlJc w:val="left"/>
-      <w:pPr>
-        <w:ind w:left="4309" w:hanging="360"/>
-      </w:pPr>
-      <w:rPr>
-        <w:rFonts w:ascii="Courier New" w:hAnsi="Courier New" w:cs="Courier New" w:hint="default"/>
-      </w:rPr>
-    </w:lvl>
-    <w:lvl w:ilvl="5" w:tplc="240A0005" w:tentative="1">
-      <w:start w:val="1"/>
-      <w:numFmt w:val="bullet"/>
-      <w:lvlText w:val=""/>
-      <w:lvlJc w:val="left"/>
-      <w:pPr>
-        <w:ind w:left="5029" w:hanging="360"/>
-      </w:pPr>
-      <w:rPr>
-        <w:rFonts w:ascii="Wingdings" w:hAnsi="Wingdings" w:hint="default"/>
-      </w:rPr>
-    </w:lvl>
-    <w:lvl w:ilvl="6" w:tplc="240A0001" w:tentative="1">
-      <w:start w:val="1"/>
-      <w:numFmt w:val="bullet"/>
-      <w:lvlText w:val=""/>
-      <w:lvlJc w:val="left"/>
-      <w:pPr>
-        <w:ind w:left="5749" w:hanging="360"/>
-      </w:pPr>
-      <w:rPr>
-        <w:rFonts w:ascii="Symbol" w:hAnsi="Symbol" w:hint="default"/>
-      </w:rPr>
-    </w:lvl>
-    <w:lvl w:ilvl="7" w:tplc="240A0003" w:tentative="1">
-      <w:start w:val="1"/>
-      <w:numFmt w:val="bullet"/>
-      <w:lvlText w:val="o"/>
-      <w:lvlJc w:val="left"/>
-      <w:pPr>
-        <w:ind w:left="6469" w:hanging="360"/>
-      </w:pPr>
-      <w:rPr>
-        <w:rFonts w:ascii="Courier New" w:hAnsi="Courier New" w:cs="Courier New" w:hint="default"/>
-      </w:rPr>
-    </w:lvl>
-    <w:lvl w:ilvl="8" w:tplc="240A0005" w:tentative="1">
-      <w:start w:val="1"/>
-      <w:numFmt w:val="bullet"/>
-      <w:lvlText w:val=""/>
-      <w:lvlJc w:val="left"/>
-      <w:pPr>
-        <w:ind w:left="7189" w:hanging="360"/>
-      </w:pPr>
-      <w:rPr>
-        <w:rFonts w:ascii="Wingdings" w:hAnsi="Wingdings" w:hint="default"/>
-      </w:rPr>
-    </w:lvl>
-  </w:abstractNum>
-  <w:abstractNum w:abstractNumId="45" w15:restartNumberingAfterBreak="0">
+  <w:abstractNum w:abstractNumId="21" w15:restartNumberingAfterBreak="0">
     <w:nsid w:val="3EF741CF"/>
     <w:multiLevelType w:val="hybridMultilevel"/>
     <w:tmpl w:val="CAFCD304"/>
@@ -16239,775 +13494,7 @@
       </w:rPr>
     </w:lvl>
   </w:abstractNum>
-  <w:abstractNum w:abstractNumId="46" w15:restartNumberingAfterBreak="0">
-    <w:nsid w:val="430F6BC1"/>
-    <w:multiLevelType w:val="hybridMultilevel"/>
-    <w:tmpl w:val="2898A7DC"/>
-    <w:lvl w:ilvl="0" w:tplc="04090001">
-      <w:start w:val="1"/>
-      <w:numFmt w:val="bullet"/>
-      <w:lvlText w:val=""/>
-      <w:lvlJc w:val="left"/>
-      <w:pPr>
-        <w:ind w:left="720" w:hanging="360"/>
-      </w:pPr>
-      <w:rPr>
-        <w:rFonts w:ascii="Symbol" w:hAnsi="Symbol" w:hint="default"/>
-      </w:rPr>
-    </w:lvl>
-    <w:lvl w:ilvl="1" w:tplc="240A0003" w:tentative="1">
-      <w:start w:val="1"/>
-      <w:numFmt w:val="bullet"/>
-      <w:lvlText w:val="o"/>
-      <w:lvlJc w:val="left"/>
-      <w:pPr>
-        <w:ind w:left="1440" w:hanging="360"/>
-      </w:pPr>
-      <w:rPr>
-        <w:rFonts w:ascii="Courier New" w:hAnsi="Courier New" w:cs="Courier New" w:hint="default"/>
-      </w:rPr>
-    </w:lvl>
-    <w:lvl w:ilvl="2" w:tplc="240A0005" w:tentative="1">
-      <w:start w:val="1"/>
-      <w:numFmt w:val="bullet"/>
-      <w:lvlText w:val=""/>
-      <w:lvlJc w:val="left"/>
-      <w:pPr>
-        <w:ind w:left="2160" w:hanging="360"/>
-      </w:pPr>
-      <w:rPr>
-        <w:rFonts w:ascii="Wingdings" w:hAnsi="Wingdings" w:hint="default"/>
-      </w:rPr>
-    </w:lvl>
-    <w:lvl w:ilvl="3" w:tplc="240A0001" w:tentative="1">
-      <w:start w:val="1"/>
-      <w:numFmt w:val="bullet"/>
-      <w:lvlText w:val=""/>
-      <w:lvlJc w:val="left"/>
-      <w:pPr>
-        <w:ind w:left="2880" w:hanging="360"/>
-      </w:pPr>
-      <w:rPr>
-        <w:rFonts w:ascii="Symbol" w:hAnsi="Symbol" w:hint="default"/>
-      </w:rPr>
-    </w:lvl>
-    <w:lvl w:ilvl="4" w:tplc="240A0003" w:tentative="1">
-      <w:start w:val="1"/>
-      <w:numFmt w:val="bullet"/>
-      <w:lvlText w:val="o"/>
-      <w:lvlJc w:val="left"/>
-      <w:pPr>
-        <w:ind w:left="3600" w:hanging="360"/>
-      </w:pPr>
-      <w:rPr>
-        <w:rFonts w:ascii="Courier New" w:hAnsi="Courier New" w:cs="Courier New" w:hint="default"/>
-      </w:rPr>
-    </w:lvl>
-    <w:lvl w:ilvl="5" w:tplc="240A0005" w:tentative="1">
-      <w:start w:val="1"/>
-      <w:numFmt w:val="bullet"/>
-      <w:lvlText w:val=""/>
-      <w:lvlJc w:val="left"/>
-      <w:pPr>
-        <w:ind w:left="4320" w:hanging="360"/>
-      </w:pPr>
-      <w:rPr>
-        <w:rFonts w:ascii="Wingdings" w:hAnsi="Wingdings" w:hint="default"/>
-      </w:rPr>
-    </w:lvl>
-    <w:lvl w:ilvl="6" w:tplc="240A0001" w:tentative="1">
-      <w:start w:val="1"/>
-      <w:numFmt w:val="bullet"/>
-      <w:lvlText w:val=""/>
-      <w:lvlJc w:val="left"/>
-      <w:pPr>
-        <w:ind w:left="5040" w:hanging="360"/>
-      </w:pPr>
-      <w:rPr>
-        <w:rFonts w:ascii="Symbol" w:hAnsi="Symbol" w:hint="default"/>
-      </w:rPr>
-    </w:lvl>
-    <w:lvl w:ilvl="7" w:tplc="240A0003" w:tentative="1">
-      <w:start w:val="1"/>
-      <w:numFmt w:val="bullet"/>
-      <w:lvlText w:val="o"/>
-      <w:lvlJc w:val="left"/>
-      <w:pPr>
-        <w:ind w:left="5760" w:hanging="360"/>
-      </w:pPr>
-      <w:rPr>
-        <w:rFonts w:ascii="Courier New" w:hAnsi="Courier New" w:cs="Courier New" w:hint="default"/>
-      </w:rPr>
-    </w:lvl>
-    <w:lvl w:ilvl="8" w:tplc="240A0005" w:tentative="1">
-      <w:start w:val="1"/>
-      <w:numFmt w:val="bullet"/>
-      <w:lvlText w:val=""/>
-      <w:lvlJc w:val="left"/>
-      <w:pPr>
-        <w:ind w:left="6480" w:hanging="360"/>
-      </w:pPr>
-      <w:rPr>
-        <w:rFonts w:ascii="Wingdings" w:hAnsi="Wingdings" w:hint="default"/>
-      </w:rPr>
-    </w:lvl>
-  </w:abstractNum>
-  <w:abstractNum w:abstractNumId="47" w15:restartNumberingAfterBreak="0">
-    <w:nsid w:val="45EC26D3"/>
-    <w:multiLevelType w:val="hybridMultilevel"/>
-    <w:tmpl w:val="91D4F48E"/>
-    <w:lvl w:ilvl="0" w:tplc="6FB26A4A">
-      <w:start w:val="1"/>
-      <w:numFmt w:val="lowerLetter"/>
-      <w:lvlText w:val="%1)"/>
-      <w:lvlJc w:val="left"/>
-      <w:pPr>
-        <w:ind w:left="1429" w:hanging="360"/>
-      </w:pPr>
-      <w:rPr>
-        <w:b/>
-        <w:bCs/>
-      </w:rPr>
-    </w:lvl>
-    <w:lvl w:ilvl="1" w:tplc="04090019" w:tentative="1">
-      <w:start w:val="1"/>
-      <w:numFmt w:val="lowerLetter"/>
-      <w:lvlText w:val="%2."/>
-      <w:lvlJc w:val="left"/>
-      <w:pPr>
-        <w:ind w:left="2149" w:hanging="360"/>
-      </w:pPr>
-    </w:lvl>
-    <w:lvl w:ilvl="2" w:tplc="0409001B" w:tentative="1">
-      <w:start w:val="1"/>
-      <w:numFmt w:val="lowerRoman"/>
-      <w:lvlText w:val="%3."/>
-      <w:lvlJc w:val="right"/>
-      <w:pPr>
-        <w:ind w:left="2869" w:hanging="180"/>
-      </w:pPr>
-    </w:lvl>
-    <w:lvl w:ilvl="3" w:tplc="0409000F" w:tentative="1">
-      <w:start w:val="1"/>
-      <w:numFmt w:val="decimal"/>
-      <w:lvlText w:val="%4."/>
-      <w:lvlJc w:val="left"/>
-      <w:pPr>
-        <w:ind w:left="3589" w:hanging="360"/>
-      </w:pPr>
-    </w:lvl>
-    <w:lvl w:ilvl="4" w:tplc="04090019" w:tentative="1">
-      <w:start w:val="1"/>
-      <w:numFmt w:val="lowerLetter"/>
-      <w:lvlText w:val="%5."/>
-      <w:lvlJc w:val="left"/>
-      <w:pPr>
-        <w:ind w:left="4309" w:hanging="360"/>
-      </w:pPr>
-    </w:lvl>
-    <w:lvl w:ilvl="5" w:tplc="0409001B" w:tentative="1">
-      <w:start w:val="1"/>
-      <w:numFmt w:val="lowerRoman"/>
-      <w:lvlText w:val="%6."/>
-      <w:lvlJc w:val="right"/>
-      <w:pPr>
-        <w:ind w:left="5029" w:hanging="180"/>
-      </w:pPr>
-    </w:lvl>
-    <w:lvl w:ilvl="6" w:tplc="0409000F" w:tentative="1">
-      <w:start w:val="1"/>
-      <w:numFmt w:val="decimal"/>
-      <w:lvlText w:val="%7."/>
-      <w:lvlJc w:val="left"/>
-      <w:pPr>
-        <w:ind w:left="5749" w:hanging="360"/>
-      </w:pPr>
-    </w:lvl>
-    <w:lvl w:ilvl="7" w:tplc="04090019" w:tentative="1">
-      <w:start w:val="1"/>
-      <w:numFmt w:val="lowerLetter"/>
-      <w:lvlText w:val="%8."/>
-      <w:lvlJc w:val="left"/>
-      <w:pPr>
-        <w:ind w:left="6469" w:hanging="360"/>
-      </w:pPr>
-    </w:lvl>
-    <w:lvl w:ilvl="8" w:tplc="0409001B" w:tentative="1">
-      <w:start w:val="1"/>
-      <w:numFmt w:val="lowerRoman"/>
-      <w:lvlText w:val="%9."/>
-      <w:lvlJc w:val="right"/>
-      <w:pPr>
-        <w:ind w:left="7189" w:hanging="180"/>
-      </w:pPr>
-    </w:lvl>
-  </w:abstractNum>
-  <w:abstractNum w:abstractNumId="48" w15:restartNumberingAfterBreak="0">
-    <w:nsid w:val="47792CB2"/>
-    <w:multiLevelType w:val="hybridMultilevel"/>
-    <w:tmpl w:val="C40E05AE"/>
-    <w:lvl w:ilvl="0" w:tplc="04090001">
-      <w:start w:val="1"/>
-      <w:numFmt w:val="bullet"/>
-      <w:lvlText w:val=""/>
-      <w:lvlJc w:val="left"/>
-      <w:pPr>
-        <w:ind w:left="1429" w:hanging="360"/>
-      </w:pPr>
-      <w:rPr>
-        <w:rFonts w:ascii="Symbol" w:hAnsi="Symbol" w:hint="default"/>
-      </w:rPr>
-    </w:lvl>
-    <w:lvl w:ilvl="1" w:tplc="240A0003" w:tentative="1">
-      <w:start w:val="1"/>
-      <w:numFmt w:val="bullet"/>
-      <w:lvlText w:val="o"/>
-      <w:lvlJc w:val="left"/>
-      <w:pPr>
-        <w:ind w:left="2149" w:hanging="360"/>
-      </w:pPr>
-      <w:rPr>
-        <w:rFonts w:ascii="Courier New" w:hAnsi="Courier New" w:cs="Courier New" w:hint="default"/>
-      </w:rPr>
-    </w:lvl>
-    <w:lvl w:ilvl="2" w:tplc="240A0005" w:tentative="1">
-      <w:start w:val="1"/>
-      <w:numFmt w:val="bullet"/>
-      <w:lvlText w:val=""/>
-      <w:lvlJc w:val="left"/>
-      <w:pPr>
-        <w:ind w:left="2869" w:hanging="360"/>
-      </w:pPr>
-      <w:rPr>
-        <w:rFonts w:ascii="Wingdings" w:hAnsi="Wingdings" w:hint="default"/>
-      </w:rPr>
-    </w:lvl>
-    <w:lvl w:ilvl="3" w:tplc="240A0001" w:tentative="1">
-      <w:start w:val="1"/>
-      <w:numFmt w:val="bullet"/>
-      <w:lvlText w:val=""/>
-      <w:lvlJc w:val="left"/>
-      <w:pPr>
-        <w:ind w:left="3589" w:hanging="360"/>
-      </w:pPr>
-      <w:rPr>
-        <w:rFonts w:ascii="Symbol" w:hAnsi="Symbol" w:hint="default"/>
-      </w:rPr>
-    </w:lvl>
-    <w:lvl w:ilvl="4" w:tplc="240A0003" w:tentative="1">
-      <w:start w:val="1"/>
-      <w:numFmt w:val="bullet"/>
-      <w:lvlText w:val="o"/>
-      <w:lvlJc w:val="left"/>
-      <w:pPr>
-        <w:ind w:left="4309" w:hanging="360"/>
-      </w:pPr>
-      <w:rPr>
-        <w:rFonts w:ascii="Courier New" w:hAnsi="Courier New" w:cs="Courier New" w:hint="default"/>
-      </w:rPr>
-    </w:lvl>
-    <w:lvl w:ilvl="5" w:tplc="240A0005" w:tentative="1">
-      <w:start w:val="1"/>
-      <w:numFmt w:val="bullet"/>
-      <w:lvlText w:val=""/>
-      <w:lvlJc w:val="left"/>
-      <w:pPr>
-        <w:ind w:left="5029" w:hanging="360"/>
-      </w:pPr>
-      <w:rPr>
-        <w:rFonts w:ascii="Wingdings" w:hAnsi="Wingdings" w:hint="default"/>
-      </w:rPr>
-    </w:lvl>
-    <w:lvl w:ilvl="6" w:tplc="240A0001" w:tentative="1">
-      <w:start w:val="1"/>
-      <w:numFmt w:val="bullet"/>
-      <w:lvlText w:val=""/>
-      <w:lvlJc w:val="left"/>
-      <w:pPr>
-        <w:ind w:left="5749" w:hanging="360"/>
-      </w:pPr>
-      <w:rPr>
-        <w:rFonts w:ascii="Symbol" w:hAnsi="Symbol" w:hint="default"/>
-      </w:rPr>
-    </w:lvl>
-    <w:lvl w:ilvl="7" w:tplc="240A0003" w:tentative="1">
-      <w:start w:val="1"/>
-      <w:numFmt w:val="bullet"/>
-      <w:lvlText w:val="o"/>
-      <w:lvlJc w:val="left"/>
-      <w:pPr>
-        <w:ind w:left="6469" w:hanging="360"/>
-      </w:pPr>
-      <w:rPr>
-        <w:rFonts w:ascii="Courier New" w:hAnsi="Courier New" w:cs="Courier New" w:hint="default"/>
-      </w:rPr>
-    </w:lvl>
-    <w:lvl w:ilvl="8" w:tplc="240A0005" w:tentative="1">
-      <w:start w:val="1"/>
-      <w:numFmt w:val="bullet"/>
-      <w:lvlText w:val=""/>
-      <w:lvlJc w:val="left"/>
-      <w:pPr>
-        <w:ind w:left="7189" w:hanging="360"/>
-      </w:pPr>
-      <w:rPr>
-        <w:rFonts w:ascii="Wingdings" w:hAnsi="Wingdings" w:hint="default"/>
-      </w:rPr>
-    </w:lvl>
-  </w:abstractNum>
-  <w:abstractNum w:abstractNumId="49" w15:restartNumberingAfterBreak="0">
-    <w:nsid w:val="4D16016B"/>
-    <w:multiLevelType w:val="hybridMultilevel"/>
-    <w:tmpl w:val="0E728224"/>
-    <w:lvl w:ilvl="0" w:tplc="04090001">
-      <w:start w:val="1"/>
-      <w:numFmt w:val="bullet"/>
-      <w:lvlText w:val=""/>
-      <w:lvlJc w:val="left"/>
-      <w:pPr>
-        <w:ind w:left="1429" w:hanging="360"/>
-      </w:pPr>
-      <w:rPr>
-        <w:rFonts w:ascii="Symbol" w:hAnsi="Symbol" w:hint="default"/>
-      </w:rPr>
-    </w:lvl>
-    <w:lvl w:ilvl="1" w:tplc="240A0003" w:tentative="1">
-      <w:start w:val="1"/>
-      <w:numFmt w:val="bullet"/>
-      <w:lvlText w:val="o"/>
-      <w:lvlJc w:val="left"/>
-      <w:pPr>
-        <w:ind w:left="2149" w:hanging="360"/>
-      </w:pPr>
-      <w:rPr>
-        <w:rFonts w:ascii="Courier New" w:hAnsi="Courier New" w:cs="Courier New" w:hint="default"/>
-      </w:rPr>
-    </w:lvl>
-    <w:lvl w:ilvl="2" w:tplc="240A0005" w:tentative="1">
-      <w:start w:val="1"/>
-      <w:numFmt w:val="bullet"/>
-      <w:lvlText w:val=""/>
-      <w:lvlJc w:val="left"/>
-      <w:pPr>
-        <w:ind w:left="2869" w:hanging="360"/>
-      </w:pPr>
-      <w:rPr>
-        <w:rFonts w:ascii="Wingdings" w:hAnsi="Wingdings" w:hint="default"/>
-      </w:rPr>
-    </w:lvl>
-    <w:lvl w:ilvl="3" w:tplc="240A0001" w:tentative="1">
-      <w:start w:val="1"/>
-      <w:numFmt w:val="bullet"/>
-      <w:lvlText w:val=""/>
-      <w:lvlJc w:val="left"/>
-      <w:pPr>
-        <w:ind w:left="3589" w:hanging="360"/>
-      </w:pPr>
-      <w:rPr>
-        <w:rFonts w:ascii="Symbol" w:hAnsi="Symbol" w:hint="default"/>
-      </w:rPr>
-    </w:lvl>
-    <w:lvl w:ilvl="4" w:tplc="240A0003" w:tentative="1">
-      <w:start w:val="1"/>
-      <w:numFmt w:val="bullet"/>
-      <w:lvlText w:val="o"/>
-      <w:lvlJc w:val="left"/>
-      <w:pPr>
-        <w:ind w:left="4309" w:hanging="360"/>
-      </w:pPr>
-      <w:rPr>
-        <w:rFonts w:ascii="Courier New" w:hAnsi="Courier New" w:cs="Courier New" w:hint="default"/>
-      </w:rPr>
-    </w:lvl>
-    <w:lvl w:ilvl="5" w:tplc="240A0005" w:tentative="1">
-      <w:start w:val="1"/>
-      <w:numFmt w:val="bullet"/>
-      <w:lvlText w:val=""/>
-      <w:lvlJc w:val="left"/>
-      <w:pPr>
-        <w:ind w:left="5029" w:hanging="360"/>
-      </w:pPr>
-      <w:rPr>
-        <w:rFonts w:ascii="Wingdings" w:hAnsi="Wingdings" w:hint="default"/>
-      </w:rPr>
-    </w:lvl>
-    <w:lvl w:ilvl="6" w:tplc="240A0001" w:tentative="1">
-      <w:start w:val="1"/>
-      <w:numFmt w:val="bullet"/>
-      <w:lvlText w:val=""/>
-      <w:lvlJc w:val="left"/>
-      <w:pPr>
-        <w:ind w:left="5749" w:hanging="360"/>
-      </w:pPr>
-      <w:rPr>
-        <w:rFonts w:ascii="Symbol" w:hAnsi="Symbol" w:hint="default"/>
-      </w:rPr>
-    </w:lvl>
-    <w:lvl w:ilvl="7" w:tplc="240A0003" w:tentative="1">
-      <w:start w:val="1"/>
-      <w:numFmt w:val="bullet"/>
-      <w:lvlText w:val="o"/>
-      <w:lvlJc w:val="left"/>
-      <w:pPr>
-        <w:ind w:left="6469" w:hanging="360"/>
-      </w:pPr>
-      <w:rPr>
-        <w:rFonts w:ascii="Courier New" w:hAnsi="Courier New" w:cs="Courier New" w:hint="default"/>
-      </w:rPr>
-    </w:lvl>
-    <w:lvl w:ilvl="8" w:tplc="240A0005" w:tentative="1">
-      <w:start w:val="1"/>
-      <w:numFmt w:val="bullet"/>
-      <w:lvlText w:val=""/>
-      <w:lvlJc w:val="left"/>
-      <w:pPr>
-        <w:ind w:left="7189" w:hanging="360"/>
-      </w:pPr>
-      <w:rPr>
-        <w:rFonts w:ascii="Wingdings" w:hAnsi="Wingdings" w:hint="default"/>
-      </w:rPr>
-    </w:lvl>
-  </w:abstractNum>
-  <w:abstractNum w:abstractNumId="50" w15:restartNumberingAfterBreak="0">
-    <w:nsid w:val="4D336017"/>
-    <w:multiLevelType w:val="hybridMultilevel"/>
-    <w:tmpl w:val="100E655E"/>
-    <w:lvl w:ilvl="0" w:tplc="240A0001">
-      <w:start w:val="1"/>
-      <w:numFmt w:val="bullet"/>
-      <w:lvlText w:val=""/>
-      <w:lvlJc w:val="left"/>
-      <w:pPr>
-        <w:ind w:left="1429" w:hanging="360"/>
-      </w:pPr>
-      <w:rPr>
-        <w:rFonts w:ascii="Symbol" w:hAnsi="Symbol" w:hint="default"/>
-      </w:rPr>
-    </w:lvl>
-    <w:lvl w:ilvl="1" w:tplc="240A0003">
-      <w:start w:val="1"/>
-      <w:numFmt w:val="bullet"/>
-      <w:lvlText w:val="o"/>
-      <w:lvlJc w:val="left"/>
-      <w:pPr>
-        <w:ind w:left="2149" w:hanging="360"/>
-      </w:pPr>
-      <w:rPr>
-        <w:rFonts w:ascii="Courier New" w:hAnsi="Courier New" w:cs="Courier New" w:hint="default"/>
-      </w:rPr>
-    </w:lvl>
-    <w:lvl w:ilvl="2" w:tplc="240A0005" w:tentative="1">
-      <w:start w:val="1"/>
-      <w:numFmt w:val="bullet"/>
-      <w:lvlText w:val=""/>
-      <w:lvlJc w:val="left"/>
-      <w:pPr>
-        <w:ind w:left="2869" w:hanging="360"/>
-      </w:pPr>
-      <w:rPr>
-        <w:rFonts w:ascii="Wingdings" w:hAnsi="Wingdings" w:hint="default"/>
-      </w:rPr>
-    </w:lvl>
-    <w:lvl w:ilvl="3" w:tplc="240A0001" w:tentative="1">
-      <w:start w:val="1"/>
-      <w:numFmt w:val="bullet"/>
-      <w:lvlText w:val=""/>
-      <w:lvlJc w:val="left"/>
-      <w:pPr>
-        <w:ind w:left="3589" w:hanging="360"/>
-      </w:pPr>
-      <w:rPr>
-        <w:rFonts w:ascii="Symbol" w:hAnsi="Symbol" w:hint="default"/>
-      </w:rPr>
-    </w:lvl>
-    <w:lvl w:ilvl="4" w:tplc="240A0003" w:tentative="1">
-      <w:start w:val="1"/>
-      <w:numFmt w:val="bullet"/>
-      <w:lvlText w:val="o"/>
-      <w:lvlJc w:val="left"/>
-      <w:pPr>
-        <w:ind w:left="4309" w:hanging="360"/>
-      </w:pPr>
-      <w:rPr>
-        <w:rFonts w:ascii="Courier New" w:hAnsi="Courier New" w:cs="Courier New" w:hint="default"/>
-      </w:rPr>
-    </w:lvl>
-    <w:lvl w:ilvl="5" w:tplc="240A0005" w:tentative="1">
-      <w:start w:val="1"/>
-      <w:numFmt w:val="bullet"/>
-      <w:lvlText w:val=""/>
-      <w:lvlJc w:val="left"/>
-      <w:pPr>
-        <w:ind w:left="5029" w:hanging="360"/>
-      </w:pPr>
-      <w:rPr>
-        <w:rFonts w:ascii="Wingdings" w:hAnsi="Wingdings" w:hint="default"/>
-      </w:rPr>
-    </w:lvl>
-    <w:lvl w:ilvl="6" w:tplc="240A0001" w:tentative="1">
-      <w:start w:val="1"/>
-      <w:numFmt w:val="bullet"/>
-      <w:lvlText w:val=""/>
-      <w:lvlJc w:val="left"/>
-      <w:pPr>
-        <w:ind w:left="5749" w:hanging="360"/>
-      </w:pPr>
-      <w:rPr>
-        <w:rFonts w:ascii="Symbol" w:hAnsi="Symbol" w:hint="default"/>
-      </w:rPr>
-    </w:lvl>
-    <w:lvl w:ilvl="7" w:tplc="240A0003" w:tentative="1">
-      <w:start w:val="1"/>
-      <w:numFmt w:val="bullet"/>
-      <w:lvlText w:val="o"/>
-      <w:lvlJc w:val="left"/>
-      <w:pPr>
-        <w:ind w:left="6469" w:hanging="360"/>
-      </w:pPr>
-      <w:rPr>
-        <w:rFonts w:ascii="Courier New" w:hAnsi="Courier New" w:cs="Courier New" w:hint="default"/>
-      </w:rPr>
-    </w:lvl>
-    <w:lvl w:ilvl="8" w:tplc="240A0005" w:tentative="1">
-      <w:start w:val="1"/>
-      <w:numFmt w:val="bullet"/>
-      <w:lvlText w:val=""/>
-      <w:lvlJc w:val="left"/>
-      <w:pPr>
-        <w:ind w:left="7189" w:hanging="360"/>
-      </w:pPr>
-      <w:rPr>
-        <w:rFonts w:ascii="Wingdings" w:hAnsi="Wingdings" w:hint="default"/>
-      </w:rPr>
-    </w:lvl>
-  </w:abstractNum>
-  <w:abstractNum w:abstractNumId="51" w15:restartNumberingAfterBreak="0">
-    <w:nsid w:val="4D4F1CA8"/>
-    <w:multiLevelType w:val="hybridMultilevel"/>
-    <w:tmpl w:val="FBF45ABA"/>
-    <w:lvl w:ilvl="0" w:tplc="04090001">
-      <w:start w:val="1"/>
-      <w:numFmt w:val="bullet"/>
-      <w:lvlText w:val=""/>
-      <w:lvlJc w:val="left"/>
-      <w:pPr>
-        <w:ind w:left="1429" w:hanging="360"/>
-      </w:pPr>
-      <w:rPr>
-        <w:rFonts w:ascii="Symbol" w:hAnsi="Symbol" w:hint="default"/>
-      </w:rPr>
-    </w:lvl>
-    <w:lvl w:ilvl="1" w:tplc="240A0003" w:tentative="1">
-      <w:start w:val="1"/>
-      <w:numFmt w:val="bullet"/>
-      <w:lvlText w:val="o"/>
-      <w:lvlJc w:val="left"/>
-      <w:pPr>
-        <w:ind w:left="2149" w:hanging="360"/>
-      </w:pPr>
-      <w:rPr>
-        <w:rFonts w:ascii="Courier New" w:hAnsi="Courier New" w:cs="Courier New" w:hint="default"/>
-      </w:rPr>
-    </w:lvl>
-    <w:lvl w:ilvl="2" w:tplc="240A0005" w:tentative="1">
-      <w:start w:val="1"/>
-      <w:numFmt w:val="bullet"/>
-      <w:lvlText w:val=""/>
-      <w:lvlJc w:val="left"/>
-      <w:pPr>
-        <w:ind w:left="2869" w:hanging="360"/>
-      </w:pPr>
-      <w:rPr>
-        <w:rFonts w:ascii="Wingdings" w:hAnsi="Wingdings" w:hint="default"/>
-      </w:rPr>
-    </w:lvl>
-    <w:lvl w:ilvl="3" w:tplc="240A0001" w:tentative="1">
-      <w:start w:val="1"/>
-      <w:numFmt w:val="bullet"/>
-      <w:lvlText w:val=""/>
-      <w:lvlJc w:val="left"/>
-      <w:pPr>
-        <w:ind w:left="3589" w:hanging="360"/>
-      </w:pPr>
-      <w:rPr>
-        <w:rFonts w:ascii="Symbol" w:hAnsi="Symbol" w:hint="default"/>
-      </w:rPr>
-    </w:lvl>
-    <w:lvl w:ilvl="4" w:tplc="240A0003" w:tentative="1">
-      <w:start w:val="1"/>
-      <w:numFmt w:val="bullet"/>
-      <w:lvlText w:val="o"/>
-      <w:lvlJc w:val="left"/>
-      <w:pPr>
-        <w:ind w:left="4309" w:hanging="360"/>
-      </w:pPr>
-      <w:rPr>
-        <w:rFonts w:ascii="Courier New" w:hAnsi="Courier New" w:cs="Courier New" w:hint="default"/>
-      </w:rPr>
-    </w:lvl>
-    <w:lvl w:ilvl="5" w:tplc="240A0005" w:tentative="1">
-      <w:start w:val="1"/>
-      <w:numFmt w:val="bullet"/>
-      <w:lvlText w:val=""/>
-      <w:lvlJc w:val="left"/>
-      <w:pPr>
-        <w:ind w:left="5029" w:hanging="360"/>
-      </w:pPr>
-      <w:rPr>
-        <w:rFonts w:ascii="Wingdings" w:hAnsi="Wingdings" w:hint="default"/>
-      </w:rPr>
-    </w:lvl>
-    <w:lvl w:ilvl="6" w:tplc="240A0001" w:tentative="1">
-      <w:start w:val="1"/>
-      <w:numFmt w:val="bullet"/>
-      <w:lvlText w:val=""/>
-      <w:lvlJc w:val="left"/>
-      <w:pPr>
-        <w:ind w:left="5749" w:hanging="360"/>
-      </w:pPr>
-      <w:rPr>
-        <w:rFonts w:ascii="Symbol" w:hAnsi="Symbol" w:hint="default"/>
-      </w:rPr>
-    </w:lvl>
-    <w:lvl w:ilvl="7" w:tplc="240A0003" w:tentative="1">
-      <w:start w:val="1"/>
-      <w:numFmt w:val="bullet"/>
-      <w:lvlText w:val="o"/>
-      <w:lvlJc w:val="left"/>
-      <w:pPr>
-        <w:ind w:left="6469" w:hanging="360"/>
-      </w:pPr>
-      <w:rPr>
-        <w:rFonts w:ascii="Courier New" w:hAnsi="Courier New" w:cs="Courier New" w:hint="default"/>
-      </w:rPr>
-    </w:lvl>
-    <w:lvl w:ilvl="8" w:tplc="240A0005" w:tentative="1">
-      <w:start w:val="1"/>
-      <w:numFmt w:val="bullet"/>
-      <w:lvlText w:val=""/>
-      <w:lvlJc w:val="left"/>
-      <w:pPr>
-        <w:ind w:left="7189" w:hanging="360"/>
-      </w:pPr>
-      <w:rPr>
-        <w:rFonts w:ascii="Wingdings" w:hAnsi="Wingdings" w:hint="default"/>
-      </w:rPr>
-    </w:lvl>
-  </w:abstractNum>
-  <w:abstractNum w:abstractNumId="52" w15:restartNumberingAfterBreak="0">
-    <w:nsid w:val="4E1304A4"/>
-    <w:multiLevelType w:val="hybridMultilevel"/>
-    <w:tmpl w:val="69069DB0"/>
-    <w:lvl w:ilvl="0" w:tplc="04090001">
-      <w:start w:val="1"/>
-      <w:numFmt w:val="bullet"/>
-      <w:lvlText w:val=""/>
-      <w:lvlJc w:val="left"/>
-      <w:pPr>
-        <w:ind w:left="1429" w:hanging="360"/>
-      </w:pPr>
-      <w:rPr>
-        <w:rFonts w:ascii="Symbol" w:hAnsi="Symbol" w:hint="default"/>
-      </w:rPr>
-    </w:lvl>
-    <w:lvl w:ilvl="1" w:tplc="240A0003" w:tentative="1">
-      <w:start w:val="1"/>
-      <w:numFmt w:val="bullet"/>
-      <w:lvlText w:val="o"/>
-      <w:lvlJc w:val="left"/>
-      <w:pPr>
-        <w:ind w:left="2149" w:hanging="360"/>
-      </w:pPr>
-      <w:rPr>
-        <w:rFonts w:ascii="Courier New" w:hAnsi="Courier New" w:cs="Courier New" w:hint="default"/>
-      </w:rPr>
-    </w:lvl>
-    <w:lvl w:ilvl="2" w:tplc="240A0005" w:tentative="1">
-      <w:start w:val="1"/>
-      <w:numFmt w:val="bullet"/>
-      <w:lvlText w:val=""/>
-      <w:lvlJc w:val="left"/>
-      <w:pPr>
-        <w:ind w:left="2869" w:hanging="360"/>
-      </w:pPr>
-      <w:rPr>
-        <w:rFonts w:ascii="Wingdings" w:hAnsi="Wingdings" w:hint="default"/>
-      </w:rPr>
-    </w:lvl>
-    <w:lvl w:ilvl="3" w:tplc="240A0001" w:tentative="1">
-      <w:start w:val="1"/>
-      <w:numFmt w:val="bullet"/>
-      <w:lvlText w:val=""/>
-      <w:lvlJc w:val="left"/>
-      <w:pPr>
-        <w:ind w:left="3589" w:hanging="360"/>
-      </w:pPr>
-      <w:rPr>
-        <w:rFonts w:ascii="Symbol" w:hAnsi="Symbol" w:hint="default"/>
-      </w:rPr>
-    </w:lvl>
-    <w:lvl w:ilvl="4" w:tplc="240A0003" w:tentative="1">
-      <w:start w:val="1"/>
-      <w:numFmt w:val="bullet"/>
-      <w:lvlText w:val="o"/>
-      <w:lvlJc w:val="left"/>
-      <w:pPr>
-        <w:ind w:left="4309" w:hanging="360"/>
-      </w:pPr>
-      <w:rPr>
-        <w:rFonts w:ascii="Courier New" w:hAnsi="Courier New" w:cs="Courier New" w:hint="default"/>
-      </w:rPr>
-    </w:lvl>
-    <w:lvl w:ilvl="5" w:tplc="240A0005" w:tentative="1">
-      <w:start w:val="1"/>
-      <w:numFmt w:val="bullet"/>
-      <w:lvlText w:val=""/>
-      <w:lvlJc w:val="left"/>
-      <w:pPr>
-        <w:ind w:left="5029" w:hanging="360"/>
-      </w:pPr>
-      <w:rPr>
-        <w:rFonts w:ascii="Wingdings" w:hAnsi="Wingdings" w:hint="default"/>
-      </w:rPr>
-    </w:lvl>
-    <w:lvl w:ilvl="6" w:tplc="240A0001" w:tentative="1">
-      <w:start w:val="1"/>
-      <w:numFmt w:val="bullet"/>
-      <w:lvlText w:val=""/>
-      <w:lvlJc w:val="left"/>
-      <w:pPr>
-        <w:ind w:left="5749" w:hanging="360"/>
-      </w:pPr>
-      <w:rPr>
-        <w:rFonts w:ascii="Symbol" w:hAnsi="Symbol" w:hint="default"/>
-      </w:rPr>
-    </w:lvl>
-    <w:lvl w:ilvl="7" w:tplc="240A0003" w:tentative="1">
-      <w:start w:val="1"/>
-      <w:numFmt w:val="bullet"/>
-      <w:lvlText w:val="o"/>
-      <w:lvlJc w:val="left"/>
-      <w:pPr>
-        <w:ind w:left="6469" w:hanging="360"/>
-      </w:pPr>
-      <w:rPr>
-        <w:rFonts w:ascii="Courier New" w:hAnsi="Courier New" w:cs="Courier New" w:hint="default"/>
-      </w:rPr>
-    </w:lvl>
-    <w:lvl w:ilvl="8" w:tplc="240A0005" w:tentative="1">
-      <w:start w:val="1"/>
-      <w:numFmt w:val="bullet"/>
-      <w:lvlText w:val=""/>
-      <w:lvlJc w:val="left"/>
-      <w:pPr>
-        <w:ind w:left="7189" w:hanging="360"/>
-      </w:pPr>
-      <w:rPr>
-        <w:rFonts w:ascii="Wingdings" w:hAnsi="Wingdings" w:hint="default"/>
-      </w:rPr>
-    </w:lvl>
-  </w:abstractNum>
-  <w:abstractNum w:abstractNumId="53" w15:restartNumberingAfterBreak="0">
+  <w:abstractNum w:abstractNumId="22" w15:restartNumberingAfterBreak="0">
     <w:nsid w:val="4EBE1EF6"/>
     <w:multiLevelType w:val="hybridMultilevel"/>
     <w:tmpl w:val="AF3C2E24"/>
@@ -17098,549 +13585,7 @@
       </w:pPr>
     </w:lvl>
   </w:abstractNum>
-  <w:abstractNum w:abstractNumId="54" w15:restartNumberingAfterBreak="0">
-    <w:nsid w:val="52717630"/>
-    <w:multiLevelType w:val="hybridMultilevel"/>
-    <w:tmpl w:val="9D8CA8D2"/>
-    <w:lvl w:ilvl="0" w:tplc="04090001">
-      <w:start w:val="1"/>
-      <w:numFmt w:val="bullet"/>
-      <w:lvlText w:val=""/>
-      <w:lvlJc w:val="left"/>
-      <w:pPr>
-        <w:ind w:left="1429" w:hanging="360"/>
-      </w:pPr>
-      <w:rPr>
-        <w:rFonts w:ascii="Symbol" w:hAnsi="Symbol" w:hint="default"/>
-      </w:rPr>
-    </w:lvl>
-    <w:lvl w:ilvl="1" w:tplc="240A0003" w:tentative="1">
-      <w:start w:val="1"/>
-      <w:numFmt w:val="bullet"/>
-      <w:lvlText w:val="o"/>
-      <w:lvlJc w:val="left"/>
-      <w:pPr>
-        <w:ind w:left="2149" w:hanging="360"/>
-      </w:pPr>
-      <w:rPr>
-        <w:rFonts w:ascii="Courier New" w:hAnsi="Courier New" w:cs="Courier New" w:hint="default"/>
-      </w:rPr>
-    </w:lvl>
-    <w:lvl w:ilvl="2" w:tplc="240A0005" w:tentative="1">
-      <w:start w:val="1"/>
-      <w:numFmt w:val="bullet"/>
-      <w:lvlText w:val=""/>
-      <w:lvlJc w:val="left"/>
-      <w:pPr>
-        <w:ind w:left="2869" w:hanging="360"/>
-      </w:pPr>
-      <w:rPr>
-        <w:rFonts w:ascii="Wingdings" w:hAnsi="Wingdings" w:hint="default"/>
-      </w:rPr>
-    </w:lvl>
-    <w:lvl w:ilvl="3" w:tplc="240A0001" w:tentative="1">
-      <w:start w:val="1"/>
-      <w:numFmt w:val="bullet"/>
-      <w:lvlText w:val=""/>
-      <w:lvlJc w:val="left"/>
-      <w:pPr>
-        <w:ind w:left="3589" w:hanging="360"/>
-      </w:pPr>
-      <w:rPr>
-        <w:rFonts w:ascii="Symbol" w:hAnsi="Symbol" w:hint="default"/>
-      </w:rPr>
-    </w:lvl>
-    <w:lvl w:ilvl="4" w:tplc="240A0003" w:tentative="1">
-      <w:start w:val="1"/>
-      <w:numFmt w:val="bullet"/>
-      <w:lvlText w:val="o"/>
-      <w:lvlJc w:val="left"/>
-      <w:pPr>
-        <w:ind w:left="4309" w:hanging="360"/>
-      </w:pPr>
-      <w:rPr>
-        <w:rFonts w:ascii="Courier New" w:hAnsi="Courier New" w:cs="Courier New" w:hint="default"/>
-      </w:rPr>
-    </w:lvl>
-    <w:lvl w:ilvl="5" w:tplc="240A0005" w:tentative="1">
-      <w:start w:val="1"/>
-      <w:numFmt w:val="bullet"/>
-      <w:lvlText w:val=""/>
-      <w:lvlJc w:val="left"/>
-      <w:pPr>
-        <w:ind w:left="5029" w:hanging="360"/>
-      </w:pPr>
-      <w:rPr>
-        <w:rFonts w:ascii="Wingdings" w:hAnsi="Wingdings" w:hint="default"/>
-      </w:rPr>
-    </w:lvl>
-    <w:lvl w:ilvl="6" w:tplc="240A0001" w:tentative="1">
-      <w:start w:val="1"/>
-      <w:numFmt w:val="bullet"/>
-      <w:lvlText w:val=""/>
-      <w:lvlJc w:val="left"/>
-      <w:pPr>
-        <w:ind w:left="5749" w:hanging="360"/>
-      </w:pPr>
-      <w:rPr>
-        <w:rFonts w:ascii="Symbol" w:hAnsi="Symbol" w:hint="default"/>
-      </w:rPr>
-    </w:lvl>
-    <w:lvl w:ilvl="7" w:tplc="240A0003" w:tentative="1">
-      <w:start w:val="1"/>
-      <w:numFmt w:val="bullet"/>
-      <w:lvlText w:val="o"/>
-      <w:lvlJc w:val="left"/>
-      <w:pPr>
-        <w:ind w:left="6469" w:hanging="360"/>
-      </w:pPr>
-      <w:rPr>
-        <w:rFonts w:ascii="Courier New" w:hAnsi="Courier New" w:cs="Courier New" w:hint="default"/>
-      </w:rPr>
-    </w:lvl>
-    <w:lvl w:ilvl="8" w:tplc="240A0005" w:tentative="1">
-      <w:start w:val="1"/>
-      <w:numFmt w:val="bullet"/>
-      <w:lvlText w:val=""/>
-      <w:lvlJc w:val="left"/>
-      <w:pPr>
-        <w:ind w:left="7189" w:hanging="360"/>
-      </w:pPr>
-      <w:rPr>
-        <w:rFonts w:ascii="Wingdings" w:hAnsi="Wingdings" w:hint="default"/>
-      </w:rPr>
-    </w:lvl>
-  </w:abstractNum>
-  <w:abstractNum w:abstractNumId="55" w15:restartNumberingAfterBreak="0">
-    <w:nsid w:val="52A67812"/>
-    <w:multiLevelType w:val="hybridMultilevel"/>
-    <w:tmpl w:val="38428966"/>
-    <w:lvl w:ilvl="0" w:tplc="AEA6C8C6">
-      <w:start w:val="1"/>
-      <w:numFmt w:val="lowerLetter"/>
-      <w:lvlText w:val="%1)"/>
-      <w:lvlJc w:val="left"/>
-      <w:pPr>
-        <w:ind w:left="1429" w:hanging="360"/>
-      </w:pPr>
-      <w:rPr>
-        <w:b/>
-        <w:bCs/>
-      </w:rPr>
-    </w:lvl>
-    <w:lvl w:ilvl="1" w:tplc="240A0019" w:tentative="1">
-      <w:start w:val="1"/>
-      <w:numFmt w:val="lowerLetter"/>
-      <w:lvlText w:val="%2."/>
-      <w:lvlJc w:val="left"/>
-      <w:pPr>
-        <w:ind w:left="2149" w:hanging="360"/>
-      </w:pPr>
-    </w:lvl>
-    <w:lvl w:ilvl="2" w:tplc="240A001B" w:tentative="1">
-      <w:start w:val="1"/>
-      <w:numFmt w:val="lowerRoman"/>
-      <w:lvlText w:val="%3."/>
-      <w:lvlJc w:val="right"/>
-      <w:pPr>
-        <w:ind w:left="2869" w:hanging="180"/>
-      </w:pPr>
-    </w:lvl>
-    <w:lvl w:ilvl="3" w:tplc="240A000F" w:tentative="1">
-      <w:start w:val="1"/>
-      <w:numFmt w:val="decimal"/>
-      <w:lvlText w:val="%4."/>
-      <w:lvlJc w:val="left"/>
-      <w:pPr>
-        <w:ind w:left="3589" w:hanging="360"/>
-      </w:pPr>
-    </w:lvl>
-    <w:lvl w:ilvl="4" w:tplc="240A0019" w:tentative="1">
-      <w:start w:val="1"/>
-      <w:numFmt w:val="lowerLetter"/>
-      <w:lvlText w:val="%5."/>
-      <w:lvlJc w:val="left"/>
-      <w:pPr>
-        <w:ind w:left="4309" w:hanging="360"/>
-      </w:pPr>
-    </w:lvl>
-    <w:lvl w:ilvl="5" w:tplc="240A001B" w:tentative="1">
-      <w:start w:val="1"/>
-      <w:numFmt w:val="lowerRoman"/>
-      <w:lvlText w:val="%6."/>
-      <w:lvlJc w:val="right"/>
-      <w:pPr>
-        <w:ind w:left="5029" w:hanging="180"/>
-      </w:pPr>
-    </w:lvl>
-    <w:lvl w:ilvl="6" w:tplc="240A000F" w:tentative="1">
-      <w:start w:val="1"/>
-      <w:numFmt w:val="decimal"/>
-      <w:lvlText w:val="%7."/>
-      <w:lvlJc w:val="left"/>
-      <w:pPr>
-        <w:ind w:left="5749" w:hanging="360"/>
-      </w:pPr>
-    </w:lvl>
-    <w:lvl w:ilvl="7" w:tplc="240A0019" w:tentative="1">
-      <w:start w:val="1"/>
-      <w:numFmt w:val="lowerLetter"/>
-      <w:lvlText w:val="%8."/>
-      <w:lvlJc w:val="left"/>
-      <w:pPr>
-        <w:ind w:left="6469" w:hanging="360"/>
-      </w:pPr>
-    </w:lvl>
-    <w:lvl w:ilvl="8" w:tplc="240A001B" w:tentative="1">
-      <w:start w:val="1"/>
-      <w:numFmt w:val="lowerRoman"/>
-      <w:lvlText w:val="%9."/>
-      <w:lvlJc w:val="right"/>
-      <w:pPr>
-        <w:ind w:left="7189" w:hanging="180"/>
-      </w:pPr>
-    </w:lvl>
-  </w:abstractNum>
-  <w:abstractNum w:abstractNumId="56" w15:restartNumberingAfterBreak="0">
-    <w:nsid w:val="5AB7598D"/>
-    <w:multiLevelType w:val="hybridMultilevel"/>
-    <w:tmpl w:val="92925976"/>
-    <w:lvl w:ilvl="0" w:tplc="240A0001">
-      <w:start w:val="1"/>
-      <w:numFmt w:val="bullet"/>
-      <w:lvlText w:val=""/>
-      <w:lvlJc w:val="left"/>
-      <w:pPr>
-        <w:ind w:left="1429" w:hanging="360"/>
-      </w:pPr>
-      <w:rPr>
-        <w:rFonts w:ascii="Symbol" w:hAnsi="Symbol" w:hint="default"/>
-      </w:rPr>
-    </w:lvl>
-    <w:lvl w:ilvl="1" w:tplc="240A0003" w:tentative="1">
-      <w:start w:val="1"/>
-      <w:numFmt w:val="bullet"/>
-      <w:lvlText w:val="o"/>
-      <w:lvlJc w:val="left"/>
-      <w:pPr>
-        <w:ind w:left="2149" w:hanging="360"/>
-      </w:pPr>
-      <w:rPr>
-        <w:rFonts w:ascii="Courier New" w:hAnsi="Courier New" w:cs="Courier New" w:hint="default"/>
-      </w:rPr>
-    </w:lvl>
-    <w:lvl w:ilvl="2" w:tplc="240A0005" w:tentative="1">
-      <w:start w:val="1"/>
-      <w:numFmt w:val="bullet"/>
-      <w:lvlText w:val=""/>
-      <w:lvlJc w:val="left"/>
-      <w:pPr>
-        <w:ind w:left="2869" w:hanging="360"/>
-      </w:pPr>
-      <w:rPr>
-        <w:rFonts w:ascii="Wingdings" w:hAnsi="Wingdings" w:hint="default"/>
-      </w:rPr>
-    </w:lvl>
-    <w:lvl w:ilvl="3" w:tplc="240A0001" w:tentative="1">
-      <w:start w:val="1"/>
-      <w:numFmt w:val="bullet"/>
-      <w:lvlText w:val=""/>
-      <w:lvlJc w:val="left"/>
-      <w:pPr>
-        <w:ind w:left="3589" w:hanging="360"/>
-      </w:pPr>
-      <w:rPr>
-        <w:rFonts w:ascii="Symbol" w:hAnsi="Symbol" w:hint="default"/>
-      </w:rPr>
-    </w:lvl>
-    <w:lvl w:ilvl="4" w:tplc="240A0003" w:tentative="1">
-      <w:start w:val="1"/>
-      <w:numFmt w:val="bullet"/>
-      <w:lvlText w:val="o"/>
-      <w:lvlJc w:val="left"/>
-      <w:pPr>
-        <w:ind w:left="4309" w:hanging="360"/>
-      </w:pPr>
-      <w:rPr>
-        <w:rFonts w:ascii="Courier New" w:hAnsi="Courier New" w:cs="Courier New" w:hint="default"/>
-      </w:rPr>
-    </w:lvl>
-    <w:lvl w:ilvl="5" w:tplc="240A0005" w:tentative="1">
-      <w:start w:val="1"/>
-      <w:numFmt w:val="bullet"/>
-      <w:lvlText w:val=""/>
-      <w:lvlJc w:val="left"/>
-      <w:pPr>
-        <w:ind w:left="5029" w:hanging="360"/>
-      </w:pPr>
-      <w:rPr>
-        <w:rFonts w:ascii="Wingdings" w:hAnsi="Wingdings" w:hint="default"/>
-      </w:rPr>
-    </w:lvl>
-    <w:lvl w:ilvl="6" w:tplc="240A0001" w:tentative="1">
-      <w:start w:val="1"/>
-      <w:numFmt w:val="bullet"/>
-      <w:lvlText w:val=""/>
-      <w:lvlJc w:val="left"/>
-      <w:pPr>
-        <w:ind w:left="5749" w:hanging="360"/>
-      </w:pPr>
-      <w:rPr>
-        <w:rFonts w:ascii="Symbol" w:hAnsi="Symbol" w:hint="default"/>
-      </w:rPr>
-    </w:lvl>
-    <w:lvl w:ilvl="7" w:tplc="240A0003" w:tentative="1">
-      <w:start w:val="1"/>
-      <w:numFmt w:val="bullet"/>
-      <w:lvlText w:val="o"/>
-      <w:lvlJc w:val="left"/>
-      <w:pPr>
-        <w:ind w:left="6469" w:hanging="360"/>
-      </w:pPr>
-      <w:rPr>
-        <w:rFonts w:ascii="Courier New" w:hAnsi="Courier New" w:cs="Courier New" w:hint="default"/>
-      </w:rPr>
-    </w:lvl>
-    <w:lvl w:ilvl="8" w:tplc="240A0005" w:tentative="1">
-      <w:start w:val="1"/>
-      <w:numFmt w:val="bullet"/>
-      <w:lvlText w:val=""/>
-      <w:lvlJc w:val="left"/>
-      <w:pPr>
-        <w:ind w:left="7189" w:hanging="360"/>
-      </w:pPr>
-      <w:rPr>
-        <w:rFonts w:ascii="Wingdings" w:hAnsi="Wingdings" w:hint="default"/>
-      </w:rPr>
-    </w:lvl>
-  </w:abstractNum>
-  <w:abstractNum w:abstractNumId="57" w15:restartNumberingAfterBreak="0">
-    <w:nsid w:val="5B6168B6"/>
-    <w:multiLevelType w:val="hybridMultilevel"/>
-    <w:tmpl w:val="AE2ECA62"/>
-    <w:lvl w:ilvl="0" w:tplc="04090001">
-      <w:start w:val="1"/>
-      <w:numFmt w:val="bullet"/>
-      <w:lvlText w:val=""/>
-      <w:lvlJc w:val="left"/>
-      <w:pPr>
-        <w:ind w:left="1429" w:hanging="360"/>
-      </w:pPr>
-      <w:rPr>
-        <w:rFonts w:ascii="Symbol" w:hAnsi="Symbol" w:hint="default"/>
-      </w:rPr>
-    </w:lvl>
-    <w:lvl w:ilvl="1" w:tplc="240A0003" w:tentative="1">
-      <w:start w:val="1"/>
-      <w:numFmt w:val="bullet"/>
-      <w:lvlText w:val="o"/>
-      <w:lvlJc w:val="left"/>
-      <w:pPr>
-        <w:ind w:left="2149" w:hanging="360"/>
-      </w:pPr>
-      <w:rPr>
-        <w:rFonts w:ascii="Courier New" w:hAnsi="Courier New" w:cs="Courier New" w:hint="default"/>
-      </w:rPr>
-    </w:lvl>
-    <w:lvl w:ilvl="2" w:tplc="240A0005" w:tentative="1">
-      <w:start w:val="1"/>
-      <w:numFmt w:val="bullet"/>
-      <w:lvlText w:val=""/>
-      <w:lvlJc w:val="left"/>
-      <w:pPr>
-        <w:ind w:left="2869" w:hanging="360"/>
-      </w:pPr>
-      <w:rPr>
-        <w:rFonts w:ascii="Wingdings" w:hAnsi="Wingdings" w:hint="default"/>
-      </w:rPr>
-    </w:lvl>
-    <w:lvl w:ilvl="3" w:tplc="240A0001" w:tentative="1">
-      <w:start w:val="1"/>
-      <w:numFmt w:val="bullet"/>
-      <w:lvlText w:val=""/>
-      <w:lvlJc w:val="left"/>
-      <w:pPr>
-        <w:ind w:left="3589" w:hanging="360"/>
-      </w:pPr>
-      <w:rPr>
-        <w:rFonts w:ascii="Symbol" w:hAnsi="Symbol" w:hint="default"/>
-      </w:rPr>
-    </w:lvl>
-    <w:lvl w:ilvl="4" w:tplc="240A0003" w:tentative="1">
-      <w:start w:val="1"/>
-      <w:numFmt w:val="bullet"/>
-      <w:lvlText w:val="o"/>
-      <w:lvlJc w:val="left"/>
-      <w:pPr>
-        <w:ind w:left="4309" w:hanging="360"/>
-      </w:pPr>
-      <w:rPr>
-        <w:rFonts w:ascii="Courier New" w:hAnsi="Courier New" w:cs="Courier New" w:hint="default"/>
-      </w:rPr>
-    </w:lvl>
-    <w:lvl w:ilvl="5" w:tplc="240A0005" w:tentative="1">
-      <w:start w:val="1"/>
-      <w:numFmt w:val="bullet"/>
-      <w:lvlText w:val=""/>
-      <w:lvlJc w:val="left"/>
-      <w:pPr>
-        <w:ind w:left="5029" w:hanging="360"/>
-      </w:pPr>
-      <w:rPr>
-        <w:rFonts w:ascii="Wingdings" w:hAnsi="Wingdings" w:hint="default"/>
-      </w:rPr>
-    </w:lvl>
-    <w:lvl w:ilvl="6" w:tplc="240A0001" w:tentative="1">
-      <w:start w:val="1"/>
-      <w:numFmt w:val="bullet"/>
-      <w:lvlText w:val=""/>
-      <w:lvlJc w:val="left"/>
-      <w:pPr>
-        <w:ind w:left="5749" w:hanging="360"/>
-      </w:pPr>
-      <w:rPr>
-        <w:rFonts w:ascii="Symbol" w:hAnsi="Symbol" w:hint="default"/>
-      </w:rPr>
-    </w:lvl>
-    <w:lvl w:ilvl="7" w:tplc="240A0003" w:tentative="1">
-      <w:start w:val="1"/>
-      <w:numFmt w:val="bullet"/>
-      <w:lvlText w:val="o"/>
-      <w:lvlJc w:val="left"/>
-      <w:pPr>
-        <w:ind w:left="6469" w:hanging="360"/>
-      </w:pPr>
-      <w:rPr>
-        <w:rFonts w:ascii="Courier New" w:hAnsi="Courier New" w:cs="Courier New" w:hint="default"/>
-      </w:rPr>
-    </w:lvl>
-    <w:lvl w:ilvl="8" w:tplc="240A0005" w:tentative="1">
-      <w:start w:val="1"/>
-      <w:numFmt w:val="bullet"/>
-      <w:lvlText w:val=""/>
-      <w:lvlJc w:val="left"/>
-      <w:pPr>
-        <w:ind w:left="7189" w:hanging="360"/>
-      </w:pPr>
-      <w:rPr>
-        <w:rFonts w:ascii="Wingdings" w:hAnsi="Wingdings" w:hint="default"/>
-      </w:rPr>
-    </w:lvl>
-  </w:abstractNum>
-  <w:abstractNum w:abstractNumId="58" w15:restartNumberingAfterBreak="0">
-    <w:nsid w:val="5BA053D2"/>
-    <w:multiLevelType w:val="hybridMultilevel"/>
-    <w:tmpl w:val="E4DECB58"/>
-    <w:lvl w:ilvl="0" w:tplc="04090001">
-      <w:start w:val="1"/>
-      <w:numFmt w:val="bullet"/>
-      <w:lvlText w:val=""/>
-      <w:lvlJc w:val="left"/>
-      <w:pPr>
-        <w:ind w:left="1429" w:hanging="360"/>
-      </w:pPr>
-      <w:rPr>
-        <w:rFonts w:ascii="Symbol" w:hAnsi="Symbol" w:hint="default"/>
-      </w:rPr>
-    </w:lvl>
-    <w:lvl w:ilvl="1" w:tplc="240A0003" w:tentative="1">
-      <w:start w:val="1"/>
-      <w:numFmt w:val="bullet"/>
-      <w:lvlText w:val="o"/>
-      <w:lvlJc w:val="left"/>
-      <w:pPr>
-        <w:ind w:left="2149" w:hanging="360"/>
-      </w:pPr>
-      <w:rPr>
-        <w:rFonts w:ascii="Courier New" w:hAnsi="Courier New" w:cs="Courier New" w:hint="default"/>
-      </w:rPr>
-    </w:lvl>
-    <w:lvl w:ilvl="2" w:tplc="240A0005" w:tentative="1">
-      <w:start w:val="1"/>
-      <w:numFmt w:val="bullet"/>
-      <w:lvlText w:val=""/>
-      <w:lvlJc w:val="left"/>
-      <w:pPr>
-        <w:ind w:left="2869" w:hanging="360"/>
-      </w:pPr>
-      <w:rPr>
-        <w:rFonts w:ascii="Wingdings" w:hAnsi="Wingdings" w:hint="default"/>
-      </w:rPr>
-    </w:lvl>
-    <w:lvl w:ilvl="3" w:tplc="240A0001" w:tentative="1">
-      <w:start w:val="1"/>
-      <w:numFmt w:val="bullet"/>
-      <w:lvlText w:val=""/>
-      <w:lvlJc w:val="left"/>
-      <w:pPr>
-        <w:ind w:left="3589" w:hanging="360"/>
-      </w:pPr>
-      <w:rPr>
-        <w:rFonts w:ascii="Symbol" w:hAnsi="Symbol" w:hint="default"/>
-      </w:rPr>
-    </w:lvl>
-    <w:lvl w:ilvl="4" w:tplc="240A0003" w:tentative="1">
-      <w:start w:val="1"/>
-      <w:numFmt w:val="bullet"/>
-      <w:lvlText w:val="o"/>
-      <w:lvlJc w:val="left"/>
-      <w:pPr>
-        <w:ind w:left="4309" w:hanging="360"/>
-      </w:pPr>
-      <w:rPr>
-        <w:rFonts w:ascii="Courier New" w:hAnsi="Courier New" w:cs="Courier New" w:hint="default"/>
-      </w:rPr>
-    </w:lvl>
-    <w:lvl w:ilvl="5" w:tplc="240A0005" w:tentative="1">
-      <w:start w:val="1"/>
-      <w:numFmt w:val="bullet"/>
-      <w:lvlText w:val=""/>
-      <w:lvlJc w:val="left"/>
-      <w:pPr>
-        <w:ind w:left="5029" w:hanging="360"/>
-      </w:pPr>
-      <w:rPr>
-        <w:rFonts w:ascii="Wingdings" w:hAnsi="Wingdings" w:hint="default"/>
-      </w:rPr>
-    </w:lvl>
-    <w:lvl w:ilvl="6" w:tplc="240A0001" w:tentative="1">
-      <w:start w:val="1"/>
-      <w:numFmt w:val="bullet"/>
-      <w:lvlText w:val=""/>
-      <w:lvlJc w:val="left"/>
-      <w:pPr>
-        <w:ind w:left="5749" w:hanging="360"/>
-      </w:pPr>
-      <w:rPr>
-        <w:rFonts w:ascii="Symbol" w:hAnsi="Symbol" w:hint="default"/>
-      </w:rPr>
-    </w:lvl>
-    <w:lvl w:ilvl="7" w:tplc="240A0003" w:tentative="1">
-      <w:start w:val="1"/>
-      <w:numFmt w:val="bullet"/>
-      <w:lvlText w:val="o"/>
-      <w:lvlJc w:val="left"/>
-      <w:pPr>
-        <w:ind w:left="6469" w:hanging="360"/>
-      </w:pPr>
-      <w:rPr>
-        <w:rFonts w:ascii="Courier New" w:hAnsi="Courier New" w:cs="Courier New" w:hint="default"/>
-      </w:rPr>
-    </w:lvl>
-    <w:lvl w:ilvl="8" w:tplc="240A0005" w:tentative="1">
-      <w:start w:val="1"/>
-      <w:numFmt w:val="bullet"/>
-      <w:lvlText w:val=""/>
-      <w:lvlJc w:val="left"/>
-      <w:pPr>
-        <w:ind w:left="7189" w:hanging="360"/>
-      </w:pPr>
-      <w:rPr>
-        <w:rFonts w:ascii="Wingdings" w:hAnsi="Wingdings" w:hint="default"/>
-      </w:rPr>
-    </w:lvl>
-  </w:abstractNum>
-  <w:abstractNum w:abstractNumId="59" w15:restartNumberingAfterBreak="0">
+  <w:abstractNum w:abstractNumId="23" w15:restartNumberingAfterBreak="0">
     <w:nsid w:val="5C5B4BCD"/>
     <w:multiLevelType w:val="hybridMultilevel"/>
     <w:tmpl w:val="80DCEE4A"/>
@@ -17753,549 +13698,7 @@
       </w:rPr>
     </w:lvl>
   </w:abstractNum>
-  <w:abstractNum w:abstractNumId="60" w15:restartNumberingAfterBreak="0">
-    <w:nsid w:val="5F921C36"/>
-    <w:multiLevelType w:val="hybridMultilevel"/>
-    <w:tmpl w:val="ECF03F5A"/>
-    <w:lvl w:ilvl="0" w:tplc="240A0001">
-      <w:start w:val="1"/>
-      <w:numFmt w:val="bullet"/>
-      <w:lvlText w:val=""/>
-      <w:lvlJc w:val="left"/>
-      <w:pPr>
-        <w:ind w:left="1429" w:hanging="360"/>
-      </w:pPr>
-      <w:rPr>
-        <w:rFonts w:ascii="Symbol" w:hAnsi="Symbol" w:hint="default"/>
-      </w:rPr>
-    </w:lvl>
-    <w:lvl w:ilvl="1" w:tplc="240A0003" w:tentative="1">
-      <w:start w:val="1"/>
-      <w:numFmt w:val="bullet"/>
-      <w:lvlText w:val="o"/>
-      <w:lvlJc w:val="left"/>
-      <w:pPr>
-        <w:ind w:left="2149" w:hanging="360"/>
-      </w:pPr>
-      <w:rPr>
-        <w:rFonts w:ascii="Courier New" w:hAnsi="Courier New" w:cs="Courier New" w:hint="default"/>
-      </w:rPr>
-    </w:lvl>
-    <w:lvl w:ilvl="2" w:tplc="240A0005" w:tentative="1">
-      <w:start w:val="1"/>
-      <w:numFmt w:val="bullet"/>
-      <w:lvlText w:val=""/>
-      <w:lvlJc w:val="left"/>
-      <w:pPr>
-        <w:ind w:left="2869" w:hanging="360"/>
-      </w:pPr>
-      <w:rPr>
-        <w:rFonts w:ascii="Wingdings" w:hAnsi="Wingdings" w:hint="default"/>
-      </w:rPr>
-    </w:lvl>
-    <w:lvl w:ilvl="3" w:tplc="240A0001" w:tentative="1">
-      <w:start w:val="1"/>
-      <w:numFmt w:val="bullet"/>
-      <w:lvlText w:val=""/>
-      <w:lvlJc w:val="left"/>
-      <w:pPr>
-        <w:ind w:left="3589" w:hanging="360"/>
-      </w:pPr>
-      <w:rPr>
-        <w:rFonts w:ascii="Symbol" w:hAnsi="Symbol" w:hint="default"/>
-      </w:rPr>
-    </w:lvl>
-    <w:lvl w:ilvl="4" w:tplc="240A0003" w:tentative="1">
-      <w:start w:val="1"/>
-      <w:numFmt w:val="bullet"/>
-      <w:lvlText w:val="o"/>
-      <w:lvlJc w:val="left"/>
-      <w:pPr>
-        <w:ind w:left="4309" w:hanging="360"/>
-      </w:pPr>
-      <w:rPr>
-        <w:rFonts w:ascii="Courier New" w:hAnsi="Courier New" w:cs="Courier New" w:hint="default"/>
-      </w:rPr>
-    </w:lvl>
-    <w:lvl w:ilvl="5" w:tplc="240A0005" w:tentative="1">
-      <w:start w:val="1"/>
-      <w:numFmt w:val="bullet"/>
-      <w:lvlText w:val=""/>
-      <w:lvlJc w:val="left"/>
-      <w:pPr>
-        <w:ind w:left="5029" w:hanging="360"/>
-      </w:pPr>
-      <w:rPr>
-        <w:rFonts w:ascii="Wingdings" w:hAnsi="Wingdings" w:hint="default"/>
-      </w:rPr>
-    </w:lvl>
-    <w:lvl w:ilvl="6" w:tplc="240A0001" w:tentative="1">
-      <w:start w:val="1"/>
-      <w:numFmt w:val="bullet"/>
-      <w:lvlText w:val=""/>
-      <w:lvlJc w:val="left"/>
-      <w:pPr>
-        <w:ind w:left="5749" w:hanging="360"/>
-      </w:pPr>
-      <w:rPr>
-        <w:rFonts w:ascii="Symbol" w:hAnsi="Symbol" w:hint="default"/>
-      </w:rPr>
-    </w:lvl>
-    <w:lvl w:ilvl="7" w:tplc="240A0003" w:tentative="1">
-      <w:start w:val="1"/>
-      <w:numFmt w:val="bullet"/>
-      <w:lvlText w:val="o"/>
-      <w:lvlJc w:val="left"/>
-      <w:pPr>
-        <w:ind w:left="6469" w:hanging="360"/>
-      </w:pPr>
-      <w:rPr>
-        <w:rFonts w:ascii="Courier New" w:hAnsi="Courier New" w:cs="Courier New" w:hint="default"/>
-      </w:rPr>
-    </w:lvl>
-    <w:lvl w:ilvl="8" w:tplc="240A0005" w:tentative="1">
-      <w:start w:val="1"/>
-      <w:numFmt w:val="bullet"/>
-      <w:lvlText w:val=""/>
-      <w:lvlJc w:val="left"/>
-      <w:pPr>
-        <w:ind w:left="7189" w:hanging="360"/>
-      </w:pPr>
-      <w:rPr>
-        <w:rFonts w:ascii="Wingdings" w:hAnsi="Wingdings" w:hint="default"/>
-      </w:rPr>
-    </w:lvl>
-  </w:abstractNum>
-  <w:abstractNum w:abstractNumId="61" w15:restartNumberingAfterBreak="0">
-    <w:nsid w:val="60C6520F"/>
-    <w:multiLevelType w:val="hybridMultilevel"/>
-    <w:tmpl w:val="17DA8132"/>
-    <w:lvl w:ilvl="0" w:tplc="240A0001">
-      <w:start w:val="1"/>
-      <w:numFmt w:val="bullet"/>
-      <w:lvlText w:val=""/>
-      <w:lvlJc w:val="left"/>
-      <w:pPr>
-        <w:ind w:left="1429" w:hanging="360"/>
-      </w:pPr>
-      <w:rPr>
-        <w:rFonts w:ascii="Symbol" w:hAnsi="Symbol" w:hint="default"/>
-      </w:rPr>
-    </w:lvl>
-    <w:lvl w:ilvl="1" w:tplc="240A0003" w:tentative="1">
-      <w:start w:val="1"/>
-      <w:numFmt w:val="bullet"/>
-      <w:lvlText w:val="o"/>
-      <w:lvlJc w:val="left"/>
-      <w:pPr>
-        <w:ind w:left="2149" w:hanging="360"/>
-      </w:pPr>
-      <w:rPr>
-        <w:rFonts w:ascii="Courier New" w:hAnsi="Courier New" w:cs="Courier New" w:hint="default"/>
-      </w:rPr>
-    </w:lvl>
-    <w:lvl w:ilvl="2" w:tplc="240A0005" w:tentative="1">
-      <w:start w:val="1"/>
-      <w:numFmt w:val="bullet"/>
-      <w:lvlText w:val=""/>
-      <w:lvlJc w:val="left"/>
-      <w:pPr>
-        <w:ind w:left="2869" w:hanging="360"/>
-      </w:pPr>
-      <w:rPr>
-        <w:rFonts w:ascii="Wingdings" w:hAnsi="Wingdings" w:hint="default"/>
-      </w:rPr>
-    </w:lvl>
-    <w:lvl w:ilvl="3" w:tplc="240A0001" w:tentative="1">
-      <w:start w:val="1"/>
-      <w:numFmt w:val="bullet"/>
-      <w:lvlText w:val=""/>
-      <w:lvlJc w:val="left"/>
-      <w:pPr>
-        <w:ind w:left="3589" w:hanging="360"/>
-      </w:pPr>
-      <w:rPr>
-        <w:rFonts w:ascii="Symbol" w:hAnsi="Symbol" w:hint="default"/>
-      </w:rPr>
-    </w:lvl>
-    <w:lvl w:ilvl="4" w:tplc="240A0003" w:tentative="1">
-      <w:start w:val="1"/>
-      <w:numFmt w:val="bullet"/>
-      <w:lvlText w:val="o"/>
-      <w:lvlJc w:val="left"/>
-      <w:pPr>
-        <w:ind w:left="4309" w:hanging="360"/>
-      </w:pPr>
-      <w:rPr>
-        <w:rFonts w:ascii="Courier New" w:hAnsi="Courier New" w:cs="Courier New" w:hint="default"/>
-      </w:rPr>
-    </w:lvl>
-    <w:lvl w:ilvl="5" w:tplc="240A0005" w:tentative="1">
-      <w:start w:val="1"/>
-      <w:numFmt w:val="bullet"/>
-      <w:lvlText w:val=""/>
-      <w:lvlJc w:val="left"/>
-      <w:pPr>
-        <w:ind w:left="5029" w:hanging="360"/>
-      </w:pPr>
-      <w:rPr>
-        <w:rFonts w:ascii="Wingdings" w:hAnsi="Wingdings" w:hint="default"/>
-      </w:rPr>
-    </w:lvl>
-    <w:lvl w:ilvl="6" w:tplc="240A0001" w:tentative="1">
-      <w:start w:val="1"/>
-      <w:numFmt w:val="bullet"/>
-      <w:lvlText w:val=""/>
-      <w:lvlJc w:val="left"/>
-      <w:pPr>
-        <w:ind w:left="5749" w:hanging="360"/>
-      </w:pPr>
-      <w:rPr>
-        <w:rFonts w:ascii="Symbol" w:hAnsi="Symbol" w:hint="default"/>
-      </w:rPr>
-    </w:lvl>
-    <w:lvl w:ilvl="7" w:tplc="240A0003" w:tentative="1">
-      <w:start w:val="1"/>
-      <w:numFmt w:val="bullet"/>
-      <w:lvlText w:val="o"/>
-      <w:lvlJc w:val="left"/>
-      <w:pPr>
-        <w:ind w:left="6469" w:hanging="360"/>
-      </w:pPr>
-      <w:rPr>
-        <w:rFonts w:ascii="Courier New" w:hAnsi="Courier New" w:cs="Courier New" w:hint="default"/>
-      </w:rPr>
-    </w:lvl>
-    <w:lvl w:ilvl="8" w:tplc="240A0005" w:tentative="1">
-      <w:start w:val="1"/>
-      <w:numFmt w:val="bullet"/>
-      <w:lvlText w:val=""/>
-      <w:lvlJc w:val="left"/>
-      <w:pPr>
-        <w:ind w:left="7189" w:hanging="360"/>
-      </w:pPr>
-      <w:rPr>
-        <w:rFonts w:ascii="Wingdings" w:hAnsi="Wingdings" w:hint="default"/>
-      </w:rPr>
-    </w:lvl>
-  </w:abstractNum>
-  <w:abstractNum w:abstractNumId="62" w15:restartNumberingAfterBreak="0">
-    <w:nsid w:val="693901BD"/>
-    <w:multiLevelType w:val="hybridMultilevel"/>
-    <w:tmpl w:val="9A762C88"/>
-    <w:lvl w:ilvl="0" w:tplc="04090001">
-      <w:start w:val="1"/>
-      <w:numFmt w:val="bullet"/>
-      <w:lvlText w:val=""/>
-      <w:lvlJc w:val="left"/>
-      <w:pPr>
-        <w:ind w:left="1429" w:hanging="360"/>
-      </w:pPr>
-      <w:rPr>
-        <w:rFonts w:ascii="Symbol" w:hAnsi="Symbol" w:hint="default"/>
-      </w:rPr>
-    </w:lvl>
-    <w:lvl w:ilvl="1" w:tplc="240A0003">
-      <w:start w:val="1"/>
-      <w:numFmt w:val="bullet"/>
-      <w:lvlText w:val="o"/>
-      <w:lvlJc w:val="left"/>
-      <w:pPr>
-        <w:ind w:left="2149" w:hanging="360"/>
-      </w:pPr>
-      <w:rPr>
-        <w:rFonts w:ascii="Courier New" w:hAnsi="Courier New" w:cs="Courier New" w:hint="default"/>
-      </w:rPr>
-    </w:lvl>
-    <w:lvl w:ilvl="2" w:tplc="240A0005" w:tentative="1">
-      <w:start w:val="1"/>
-      <w:numFmt w:val="bullet"/>
-      <w:lvlText w:val=""/>
-      <w:lvlJc w:val="left"/>
-      <w:pPr>
-        <w:ind w:left="2869" w:hanging="360"/>
-      </w:pPr>
-      <w:rPr>
-        <w:rFonts w:ascii="Wingdings" w:hAnsi="Wingdings" w:hint="default"/>
-      </w:rPr>
-    </w:lvl>
-    <w:lvl w:ilvl="3" w:tplc="240A0001" w:tentative="1">
-      <w:start w:val="1"/>
-      <w:numFmt w:val="bullet"/>
-      <w:lvlText w:val=""/>
-      <w:lvlJc w:val="left"/>
-      <w:pPr>
-        <w:ind w:left="3589" w:hanging="360"/>
-      </w:pPr>
-      <w:rPr>
-        <w:rFonts w:ascii="Symbol" w:hAnsi="Symbol" w:hint="default"/>
-      </w:rPr>
-    </w:lvl>
-    <w:lvl w:ilvl="4" w:tplc="240A0003" w:tentative="1">
-      <w:start w:val="1"/>
-      <w:numFmt w:val="bullet"/>
-      <w:lvlText w:val="o"/>
-      <w:lvlJc w:val="left"/>
-      <w:pPr>
-        <w:ind w:left="4309" w:hanging="360"/>
-      </w:pPr>
-      <w:rPr>
-        <w:rFonts w:ascii="Courier New" w:hAnsi="Courier New" w:cs="Courier New" w:hint="default"/>
-      </w:rPr>
-    </w:lvl>
-    <w:lvl w:ilvl="5" w:tplc="240A0005" w:tentative="1">
-      <w:start w:val="1"/>
-      <w:numFmt w:val="bullet"/>
-      <w:lvlText w:val=""/>
-      <w:lvlJc w:val="left"/>
-      <w:pPr>
-        <w:ind w:left="5029" w:hanging="360"/>
-      </w:pPr>
-      <w:rPr>
-        <w:rFonts w:ascii="Wingdings" w:hAnsi="Wingdings" w:hint="default"/>
-      </w:rPr>
-    </w:lvl>
-    <w:lvl w:ilvl="6" w:tplc="240A0001" w:tentative="1">
-      <w:start w:val="1"/>
-      <w:numFmt w:val="bullet"/>
-      <w:lvlText w:val=""/>
-      <w:lvlJc w:val="left"/>
-      <w:pPr>
-        <w:ind w:left="5749" w:hanging="360"/>
-      </w:pPr>
-      <w:rPr>
-        <w:rFonts w:ascii="Symbol" w:hAnsi="Symbol" w:hint="default"/>
-      </w:rPr>
-    </w:lvl>
-    <w:lvl w:ilvl="7" w:tplc="240A0003" w:tentative="1">
-      <w:start w:val="1"/>
-      <w:numFmt w:val="bullet"/>
-      <w:lvlText w:val="o"/>
-      <w:lvlJc w:val="left"/>
-      <w:pPr>
-        <w:ind w:left="6469" w:hanging="360"/>
-      </w:pPr>
-      <w:rPr>
-        <w:rFonts w:ascii="Courier New" w:hAnsi="Courier New" w:cs="Courier New" w:hint="default"/>
-      </w:rPr>
-    </w:lvl>
-    <w:lvl w:ilvl="8" w:tplc="240A0005" w:tentative="1">
-      <w:start w:val="1"/>
-      <w:numFmt w:val="bullet"/>
-      <w:lvlText w:val=""/>
-      <w:lvlJc w:val="left"/>
-      <w:pPr>
-        <w:ind w:left="7189" w:hanging="360"/>
-      </w:pPr>
-      <w:rPr>
-        <w:rFonts w:ascii="Wingdings" w:hAnsi="Wingdings" w:hint="default"/>
-      </w:rPr>
-    </w:lvl>
-  </w:abstractNum>
-  <w:abstractNum w:abstractNumId="63" w15:restartNumberingAfterBreak="0">
-    <w:nsid w:val="6AEC3844"/>
-    <w:multiLevelType w:val="hybridMultilevel"/>
-    <w:tmpl w:val="A7005FAE"/>
-    <w:lvl w:ilvl="0" w:tplc="04090001">
-      <w:start w:val="1"/>
-      <w:numFmt w:val="bullet"/>
-      <w:lvlText w:val=""/>
-      <w:lvlJc w:val="left"/>
-      <w:pPr>
-        <w:ind w:left="1429" w:hanging="360"/>
-      </w:pPr>
-      <w:rPr>
-        <w:rFonts w:ascii="Symbol" w:hAnsi="Symbol" w:hint="default"/>
-      </w:rPr>
-    </w:lvl>
-    <w:lvl w:ilvl="1" w:tplc="04090003" w:tentative="1">
-      <w:start w:val="1"/>
-      <w:numFmt w:val="bullet"/>
-      <w:lvlText w:val="o"/>
-      <w:lvlJc w:val="left"/>
-      <w:pPr>
-        <w:ind w:left="2149" w:hanging="360"/>
-      </w:pPr>
-      <w:rPr>
-        <w:rFonts w:ascii="Courier New" w:hAnsi="Courier New" w:cs="Courier New" w:hint="default"/>
-      </w:rPr>
-    </w:lvl>
-    <w:lvl w:ilvl="2" w:tplc="04090005" w:tentative="1">
-      <w:start w:val="1"/>
-      <w:numFmt w:val="bullet"/>
-      <w:lvlText w:val=""/>
-      <w:lvlJc w:val="left"/>
-      <w:pPr>
-        <w:ind w:left="2869" w:hanging="360"/>
-      </w:pPr>
-      <w:rPr>
-        <w:rFonts w:ascii="Wingdings" w:hAnsi="Wingdings" w:hint="default"/>
-      </w:rPr>
-    </w:lvl>
-    <w:lvl w:ilvl="3" w:tplc="04090001" w:tentative="1">
-      <w:start w:val="1"/>
-      <w:numFmt w:val="bullet"/>
-      <w:lvlText w:val=""/>
-      <w:lvlJc w:val="left"/>
-      <w:pPr>
-        <w:ind w:left="3589" w:hanging="360"/>
-      </w:pPr>
-      <w:rPr>
-        <w:rFonts w:ascii="Symbol" w:hAnsi="Symbol" w:hint="default"/>
-      </w:rPr>
-    </w:lvl>
-    <w:lvl w:ilvl="4" w:tplc="04090003" w:tentative="1">
-      <w:start w:val="1"/>
-      <w:numFmt w:val="bullet"/>
-      <w:lvlText w:val="o"/>
-      <w:lvlJc w:val="left"/>
-      <w:pPr>
-        <w:ind w:left="4309" w:hanging="360"/>
-      </w:pPr>
-      <w:rPr>
-        <w:rFonts w:ascii="Courier New" w:hAnsi="Courier New" w:cs="Courier New" w:hint="default"/>
-      </w:rPr>
-    </w:lvl>
-    <w:lvl w:ilvl="5" w:tplc="04090005" w:tentative="1">
-      <w:start w:val="1"/>
-      <w:numFmt w:val="bullet"/>
-      <w:lvlText w:val=""/>
-      <w:lvlJc w:val="left"/>
-      <w:pPr>
-        <w:ind w:left="5029" w:hanging="360"/>
-      </w:pPr>
-      <w:rPr>
-        <w:rFonts w:ascii="Wingdings" w:hAnsi="Wingdings" w:hint="default"/>
-      </w:rPr>
-    </w:lvl>
-    <w:lvl w:ilvl="6" w:tplc="04090001" w:tentative="1">
-      <w:start w:val="1"/>
-      <w:numFmt w:val="bullet"/>
-      <w:lvlText w:val=""/>
-      <w:lvlJc w:val="left"/>
-      <w:pPr>
-        <w:ind w:left="5749" w:hanging="360"/>
-      </w:pPr>
-      <w:rPr>
-        <w:rFonts w:ascii="Symbol" w:hAnsi="Symbol" w:hint="default"/>
-      </w:rPr>
-    </w:lvl>
-    <w:lvl w:ilvl="7" w:tplc="04090003" w:tentative="1">
-      <w:start w:val="1"/>
-      <w:numFmt w:val="bullet"/>
-      <w:lvlText w:val="o"/>
-      <w:lvlJc w:val="left"/>
-      <w:pPr>
-        <w:ind w:left="6469" w:hanging="360"/>
-      </w:pPr>
-      <w:rPr>
-        <w:rFonts w:ascii="Courier New" w:hAnsi="Courier New" w:cs="Courier New" w:hint="default"/>
-      </w:rPr>
-    </w:lvl>
-    <w:lvl w:ilvl="8" w:tplc="04090005" w:tentative="1">
-      <w:start w:val="1"/>
-      <w:numFmt w:val="bullet"/>
-      <w:lvlText w:val=""/>
-      <w:lvlJc w:val="left"/>
-      <w:pPr>
-        <w:ind w:left="7189" w:hanging="360"/>
-      </w:pPr>
-      <w:rPr>
-        <w:rFonts w:ascii="Wingdings" w:hAnsi="Wingdings" w:hint="default"/>
-      </w:rPr>
-    </w:lvl>
-  </w:abstractNum>
-  <w:abstractNum w:abstractNumId="64" w15:restartNumberingAfterBreak="0">
-    <w:nsid w:val="6B422123"/>
-    <w:multiLevelType w:val="hybridMultilevel"/>
-    <w:tmpl w:val="9832300E"/>
-    <w:lvl w:ilvl="0" w:tplc="0A06C56A">
-      <w:start w:val="1"/>
-      <w:numFmt w:val="lowerLetter"/>
-      <w:lvlText w:val="%1)"/>
-      <w:lvlJc w:val="left"/>
-      <w:pPr>
-        <w:ind w:left="1429" w:hanging="360"/>
-      </w:pPr>
-      <w:rPr>
-        <w:b/>
-        <w:bCs/>
-      </w:rPr>
-    </w:lvl>
-    <w:lvl w:ilvl="1" w:tplc="04090019" w:tentative="1">
-      <w:start w:val="1"/>
-      <w:numFmt w:val="lowerLetter"/>
-      <w:lvlText w:val="%2."/>
-      <w:lvlJc w:val="left"/>
-      <w:pPr>
-        <w:ind w:left="2149" w:hanging="360"/>
-      </w:pPr>
-    </w:lvl>
-    <w:lvl w:ilvl="2" w:tplc="0409001B" w:tentative="1">
-      <w:start w:val="1"/>
-      <w:numFmt w:val="lowerRoman"/>
-      <w:lvlText w:val="%3."/>
-      <w:lvlJc w:val="right"/>
-      <w:pPr>
-        <w:ind w:left="2869" w:hanging="180"/>
-      </w:pPr>
-    </w:lvl>
-    <w:lvl w:ilvl="3" w:tplc="0409000F" w:tentative="1">
-      <w:start w:val="1"/>
-      <w:numFmt w:val="decimal"/>
-      <w:lvlText w:val="%4."/>
-      <w:lvlJc w:val="left"/>
-      <w:pPr>
-        <w:ind w:left="3589" w:hanging="360"/>
-      </w:pPr>
-    </w:lvl>
-    <w:lvl w:ilvl="4" w:tplc="04090019" w:tentative="1">
-      <w:start w:val="1"/>
-      <w:numFmt w:val="lowerLetter"/>
-      <w:lvlText w:val="%5."/>
-      <w:lvlJc w:val="left"/>
-      <w:pPr>
-        <w:ind w:left="4309" w:hanging="360"/>
-      </w:pPr>
-    </w:lvl>
-    <w:lvl w:ilvl="5" w:tplc="0409001B" w:tentative="1">
-      <w:start w:val="1"/>
-      <w:numFmt w:val="lowerRoman"/>
-      <w:lvlText w:val="%6."/>
-      <w:lvlJc w:val="right"/>
-      <w:pPr>
-        <w:ind w:left="5029" w:hanging="180"/>
-      </w:pPr>
-    </w:lvl>
-    <w:lvl w:ilvl="6" w:tplc="0409000F" w:tentative="1">
-      <w:start w:val="1"/>
-      <w:numFmt w:val="decimal"/>
-      <w:lvlText w:val="%7."/>
-      <w:lvlJc w:val="left"/>
-      <w:pPr>
-        <w:ind w:left="5749" w:hanging="360"/>
-      </w:pPr>
-    </w:lvl>
-    <w:lvl w:ilvl="7" w:tplc="04090019" w:tentative="1">
-      <w:start w:val="1"/>
-      <w:numFmt w:val="lowerLetter"/>
-      <w:lvlText w:val="%8."/>
-      <w:lvlJc w:val="left"/>
-      <w:pPr>
-        <w:ind w:left="6469" w:hanging="360"/>
-      </w:pPr>
-    </w:lvl>
-    <w:lvl w:ilvl="8" w:tplc="0409001B" w:tentative="1">
-      <w:start w:val="1"/>
-      <w:numFmt w:val="lowerRoman"/>
-      <w:lvlText w:val="%9."/>
-      <w:lvlJc w:val="right"/>
-      <w:pPr>
-        <w:ind w:left="7189" w:hanging="180"/>
-      </w:pPr>
-    </w:lvl>
-  </w:abstractNum>
-  <w:abstractNum w:abstractNumId="65" w15:restartNumberingAfterBreak="0">
+  <w:abstractNum w:abstractNumId="24" w15:restartNumberingAfterBreak="0">
     <w:nsid w:val="6F7A6998"/>
     <w:multiLevelType w:val="hybridMultilevel"/>
     <w:tmpl w:val="5BC02982"/>
@@ -18381,7 +13784,7 @@
       </w:pPr>
     </w:lvl>
   </w:abstractNum>
-  <w:abstractNum w:abstractNumId="66" w15:restartNumberingAfterBreak="0">
+  <w:abstractNum w:abstractNumId="25" w15:restartNumberingAfterBreak="0">
     <w:nsid w:val="70EC6437"/>
     <w:multiLevelType w:val="hybridMultilevel"/>
     <w:tmpl w:val="B4A00776"/>
@@ -18494,97 +13897,7 @@
       </w:rPr>
     </w:lvl>
   </w:abstractNum>
-  <w:abstractNum w:abstractNumId="67" w15:restartNumberingAfterBreak="0">
-    <w:nsid w:val="71D3741D"/>
-    <w:multiLevelType w:val="hybridMultilevel"/>
-    <w:tmpl w:val="AA340C24"/>
-    <w:lvl w:ilvl="0" w:tplc="34B8EEDC">
-      <w:start w:val="1"/>
-      <w:numFmt w:val="lowerLetter"/>
-      <w:lvlText w:val="%1)"/>
-      <w:lvlJc w:val="left"/>
-      <w:pPr>
-        <w:ind w:left="2136" w:hanging="360"/>
-      </w:pPr>
-      <w:rPr>
-        <w:b/>
-        <w:bCs/>
-      </w:rPr>
-    </w:lvl>
-    <w:lvl w:ilvl="1" w:tplc="240A0019" w:tentative="1">
-      <w:start w:val="1"/>
-      <w:numFmt w:val="lowerLetter"/>
-      <w:lvlText w:val="%2."/>
-      <w:lvlJc w:val="left"/>
-      <w:pPr>
-        <w:ind w:left="2856" w:hanging="360"/>
-      </w:pPr>
-    </w:lvl>
-    <w:lvl w:ilvl="2" w:tplc="240A001B" w:tentative="1">
-      <w:start w:val="1"/>
-      <w:numFmt w:val="lowerRoman"/>
-      <w:lvlText w:val="%3."/>
-      <w:lvlJc w:val="right"/>
-      <w:pPr>
-        <w:ind w:left="3576" w:hanging="180"/>
-      </w:pPr>
-    </w:lvl>
-    <w:lvl w:ilvl="3" w:tplc="240A000F" w:tentative="1">
-      <w:start w:val="1"/>
-      <w:numFmt w:val="decimal"/>
-      <w:lvlText w:val="%4."/>
-      <w:lvlJc w:val="left"/>
-      <w:pPr>
-        <w:ind w:left="4296" w:hanging="360"/>
-      </w:pPr>
-    </w:lvl>
-    <w:lvl w:ilvl="4" w:tplc="240A0019" w:tentative="1">
-      <w:start w:val="1"/>
-      <w:numFmt w:val="lowerLetter"/>
-      <w:lvlText w:val="%5."/>
-      <w:lvlJc w:val="left"/>
-      <w:pPr>
-        <w:ind w:left="5016" w:hanging="360"/>
-      </w:pPr>
-    </w:lvl>
-    <w:lvl w:ilvl="5" w:tplc="240A001B" w:tentative="1">
-      <w:start w:val="1"/>
-      <w:numFmt w:val="lowerRoman"/>
-      <w:lvlText w:val="%6."/>
-      <w:lvlJc w:val="right"/>
-      <w:pPr>
-        <w:ind w:left="5736" w:hanging="180"/>
-      </w:pPr>
-    </w:lvl>
-    <w:lvl w:ilvl="6" w:tplc="240A000F" w:tentative="1">
-      <w:start w:val="1"/>
-      <w:numFmt w:val="decimal"/>
-      <w:lvlText w:val="%7."/>
-      <w:lvlJc w:val="left"/>
-      <w:pPr>
-        <w:ind w:left="6456" w:hanging="360"/>
-      </w:pPr>
-    </w:lvl>
-    <w:lvl w:ilvl="7" w:tplc="240A0019" w:tentative="1">
-      <w:start w:val="1"/>
-      <w:numFmt w:val="lowerLetter"/>
-      <w:lvlText w:val="%8."/>
-      <w:lvlJc w:val="left"/>
-      <w:pPr>
-        <w:ind w:left="7176" w:hanging="360"/>
-      </w:pPr>
-    </w:lvl>
-    <w:lvl w:ilvl="8" w:tplc="240A001B" w:tentative="1">
-      <w:start w:val="1"/>
-      <w:numFmt w:val="lowerRoman"/>
-      <w:lvlText w:val="%9."/>
-      <w:lvlJc w:val="right"/>
-      <w:pPr>
-        <w:ind w:left="7896" w:hanging="180"/>
-      </w:pPr>
-    </w:lvl>
-  </w:abstractNum>
-  <w:abstractNum w:abstractNumId="68" w15:restartNumberingAfterBreak="0">
+  <w:abstractNum w:abstractNumId="26" w15:restartNumberingAfterBreak="0">
     <w:nsid w:val="730F441D"/>
     <w:multiLevelType w:val="hybridMultilevel"/>
     <w:tmpl w:val="C1B61EDA"/>
@@ -18697,233 +14010,7 @@
       </w:rPr>
     </w:lvl>
   </w:abstractNum>
-  <w:abstractNum w:abstractNumId="69" w15:restartNumberingAfterBreak="0">
-    <w:nsid w:val="75F33AF5"/>
-    <w:multiLevelType w:val="hybridMultilevel"/>
-    <w:tmpl w:val="037C1748"/>
-    <w:lvl w:ilvl="0" w:tplc="04090001">
-      <w:start w:val="1"/>
-      <w:numFmt w:val="bullet"/>
-      <w:lvlText w:val=""/>
-      <w:lvlJc w:val="left"/>
-      <w:pPr>
-        <w:ind w:left="1429" w:hanging="360"/>
-      </w:pPr>
-      <w:rPr>
-        <w:rFonts w:ascii="Symbol" w:hAnsi="Symbol" w:hint="default"/>
-      </w:rPr>
-    </w:lvl>
-    <w:lvl w:ilvl="1" w:tplc="04090003" w:tentative="1">
-      <w:start w:val="1"/>
-      <w:numFmt w:val="bullet"/>
-      <w:lvlText w:val="o"/>
-      <w:lvlJc w:val="left"/>
-      <w:pPr>
-        <w:ind w:left="2149" w:hanging="360"/>
-      </w:pPr>
-      <w:rPr>
-        <w:rFonts w:ascii="Courier New" w:hAnsi="Courier New" w:cs="Courier New" w:hint="default"/>
-      </w:rPr>
-    </w:lvl>
-    <w:lvl w:ilvl="2" w:tplc="04090005" w:tentative="1">
-      <w:start w:val="1"/>
-      <w:numFmt w:val="bullet"/>
-      <w:lvlText w:val=""/>
-      <w:lvlJc w:val="left"/>
-      <w:pPr>
-        <w:ind w:left="2869" w:hanging="360"/>
-      </w:pPr>
-      <w:rPr>
-        <w:rFonts w:ascii="Wingdings" w:hAnsi="Wingdings" w:hint="default"/>
-      </w:rPr>
-    </w:lvl>
-    <w:lvl w:ilvl="3" w:tplc="04090001" w:tentative="1">
-      <w:start w:val="1"/>
-      <w:numFmt w:val="bullet"/>
-      <w:lvlText w:val=""/>
-      <w:lvlJc w:val="left"/>
-      <w:pPr>
-        <w:ind w:left="3589" w:hanging="360"/>
-      </w:pPr>
-      <w:rPr>
-        <w:rFonts w:ascii="Symbol" w:hAnsi="Symbol" w:hint="default"/>
-      </w:rPr>
-    </w:lvl>
-    <w:lvl w:ilvl="4" w:tplc="04090003" w:tentative="1">
-      <w:start w:val="1"/>
-      <w:numFmt w:val="bullet"/>
-      <w:lvlText w:val="o"/>
-      <w:lvlJc w:val="left"/>
-      <w:pPr>
-        <w:ind w:left="4309" w:hanging="360"/>
-      </w:pPr>
-      <w:rPr>
-        <w:rFonts w:ascii="Courier New" w:hAnsi="Courier New" w:cs="Courier New" w:hint="default"/>
-      </w:rPr>
-    </w:lvl>
-    <w:lvl w:ilvl="5" w:tplc="04090005" w:tentative="1">
-      <w:start w:val="1"/>
-      <w:numFmt w:val="bullet"/>
-      <w:lvlText w:val=""/>
-      <w:lvlJc w:val="left"/>
-      <w:pPr>
-        <w:ind w:left="5029" w:hanging="360"/>
-      </w:pPr>
-      <w:rPr>
-        <w:rFonts w:ascii="Wingdings" w:hAnsi="Wingdings" w:hint="default"/>
-      </w:rPr>
-    </w:lvl>
-    <w:lvl w:ilvl="6" w:tplc="04090001" w:tentative="1">
-      <w:start w:val="1"/>
-      <w:numFmt w:val="bullet"/>
-      <w:lvlText w:val=""/>
-      <w:lvlJc w:val="left"/>
-      <w:pPr>
-        <w:ind w:left="5749" w:hanging="360"/>
-      </w:pPr>
-      <w:rPr>
-        <w:rFonts w:ascii="Symbol" w:hAnsi="Symbol" w:hint="default"/>
-      </w:rPr>
-    </w:lvl>
-    <w:lvl w:ilvl="7" w:tplc="04090003" w:tentative="1">
-      <w:start w:val="1"/>
-      <w:numFmt w:val="bullet"/>
-      <w:lvlText w:val="o"/>
-      <w:lvlJc w:val="left"/>
-      <w:pPr>
-        <w:ind w:left="6469" w:hanging="360"/>
-      </w:pPr>
-      <w:rPr>
-        <w:rFonts w:ascii="Courier New" w:hAnsi="Courier New" w:cs="Courier New" w:hint="default"/>
-      </w:rPr>
-    </w:lvl>
-    <w:lvl w:ilvl="8" w:tplc="04090005" w:tentative="1">
-      <w:start w:val="1"/>
-      <w:numFmt w:val="bullet"/>
-      <w:lvlText w:val=""/>
-      <w:lvlJc w:val="left"/>
-      <w:pPr>
-        <w:ind w:left="7189" w:hanging="360"/>
-      </w:pPr>
-      <w:rPr>
-        <w:rFonts w:ascii="Wingdings" w:hAnsi="Wingdings" w:hint="default"/>
-      </w:rPr>
-    </w:lvl>
-  </w:abstractNum>
-  <w:abstractNum w:abstractNumId="70" w15:restartNumberingAfterBreak="0">
-    <w:nsid w:val="766D033B"/>
-    <w:multiLevelType w:val="hybridMultilevel"/>
-    <w:tmpl w:val="505EA7B6"/>
-    <w:lvl w:ilvl="0" w:tplc="240A0001">
-      <w:start w:val="1"/>
-      <w:numFmt w:val="bullet"/>
-      <w:lvlText w:val=""/>
-      <w:lvlJc w:val="left"/>
-      <w:pPr>
-        <w:ind w:left="1429" w:hanging="360"/>
-      </w:pPr>
-      <w:rPr>
-        <w:rFonts w:ascii="Symbol" w:hAnsi="Symbol" w:hint="default"/>
-      </w:rPr>
-    </w:lvl>
-    <w:lvl w:ilvl="1" w:tplc="240A0003" w:tentative="1">
-      <w:start w:val="1"/>
-      <w:numFmt w:val="bullet"/>
-      <w:lvlText w:val="o"/>
-      <w:lvlJc w:val="left"/>
-      <w:pPr>
-        <w:ind w:left="2149" w:hanging="360"/>
-      </w:pPr>
-      <w:rPr>
-        <w:rFonts w:ascii="Courier New" w:hAnsi="Courier New" w:cs="Courier New" w:hint="default"/>
-      </w:rPr>
-    </w:lvl>
-    <w:lvl w:ilvl="2" w:tplc="240A0005" w:tentative="1">
-      <w:start w:val="1"/>
-      <w:numFmt w:val="bullet"/>
-      <w:lvlText w:val=""/>
-      <w:lvlJc w:val="left"/>
-      <w:pPr>
-        <w:ind w:left="2869" w:hanging="360"/>
-      </w:pPr>
-      <w:rPr>
-        <w:rFonts w:ascii="Wingdings" w:hAnsi="Wingdings" w:hint="default"/>
-      </w:rPr>
-    </w:lvl>
-    <w:lvl w:ilvl="3" w:tplc="240A0001" w:tentative="1">
-      <w:start w:val="1"/>
-      <w:numFmt w:val="bullet"/>
-      <w:lvlText w:val=""/>
-      <w:lvlJc w:val="left"/>
-      <w:pPr>
-        <w:ind w:left="3589" w:hanging="360"/>
-      </w:pPr>
-      <w:rPr>
-        <w:rFonts w:ascii="Symbol" w:hAnsi="Symbol" w:hint="default"/>
-      </w:rPr>
-    </w:lvl>
-    <w:lvl w:ilvl="4" w:tplc="240A0003" w:tentative="1">
-      <w:start w:val="1"/>
-      <w:numFmt w:val="bullet"/>
-      <w:lvlText w:val="o"/>
-      <w:lvlJc w:val="left"/>
-      <w:pPr>
-        <w:ind w:left="4309" w:hanging="360"/>
-      </w:pPr>
-      <w:rPr>
-        <w:rFonts w:ascii="Courier New" w:hAnsi="Courier New" w:cs="Courier New" w:hint="default"/>
-      </w:rPr>
-    </w:lvl>
-    <w:lvl w:ilvl="5" w:tplc="240A0005" w:tentative="1">
-      <w:start w:val="1"/>
-      <w:numFmt w:val="bullet"/>
-      <w:lvlText w:val=""/>
-      <w:lvlJc w:val="left"/>
-      <w:pPr>
-        <w:ind w:left="5029" w:hanging="360"/>
-      </w:pPr>
-      <w:rPr>
-        <w:rFonts w:ascii="Wingdings" w:hAnsi="Wingdings" w:hint="default"/>
-      </w:rPr>
-    </w:lvl>
-    <w:lvl w:ilvl="6" w:tplc="240A0001" w:tentative="1">
-      <w:start w:val="1"/>
-      <w:numFmt w:val="bullet"/>
-      <w:lvlText w:val=""/>
-      <w:lvlJc w:val="left"/>
-      <w:pPr>
-        <w:ind w:left="5749" w:hanging="360"/>
-      </w:pPr>
-      <w:rPr>
-        <w:rFonts w:ascii="Symbol" w:hAnsi="Symbol" w:hint="default"/>
-      </w:rPr>
-    </w:lvl>
-    <w:lvl w:ilvl="7" w:tplc="240A0003" w:tentative="1">
-      <w:start w:val="1"/>
-      <w:numFmt w:val="bullet"/>
-      <w:lvlText w:val="o"/>
-      <w:lvlJc w:val="left"/>
-      <w:pPr>
-        <w:ind w:left="6469" w:hanging="360"/>
-      </w:pPr>
-      <w:rPr>
-        <w:rFonts w:ascii="Courier New" w:hAnsi="Courier New" w:cs="Courier New" w:hint="default"/>
-      </w:rPr>
-    </w:lvl>
-    <w:lvl w:ilvl="8" w:tplc="240A0005" w:tentative="1">
-      <w:start w:val="1"/>
-      <w:numFmt w:val="bullet"/>
-      <w:lvlText w:val=""/>
-      <w:lvlJc w:val="left"/>
-      <w:pPr>
-        <w:ind w:left="7189" w:hanging="360"/>
-      </w:pPr>
-      <w:rPr>
-        <w:rFonts w:ascii="Wingdings" w:hAnsi="Wingdings" w:hint="default"/>
-      </w:rPr>
-    </w:lvl>
-  </w:abstractNum>
-  <w:abstractNum w:abstractNumId="71" w15:restartNumberingAfterBreak="0">
+  <w:abstractNum w:abstractNumId="27" w15:restartNumberingAfterBreak="0">
     <w:nsid w:val="776E1752"/>
     <w:multiLevelType w:val="hybridMultilevel"/>
     <w:tmpl w:val="BB78684A"/>
@@ -19036,120 +14123,7 @@
       </w:rPr>
     </w:lvl>
   </w:abstractNum>
-  <w:abstractNum w:abstractNumId="72" w15:restartNumberingAfterBreak="0">
-    <w:nsid w:val="77817291"/>
-    <w:multiLevelType w:val="hybridMultilevel"/>
-    <w:tmpl w:val="E36AD67E"/>
-    <w:lvl w:ilvl="0" w:tplc="240A0001">
-      <w:start w:val="1"/>
-      <w:numFmt w:val="bullet"/>
-      <w:lvlText w:val=""/>
-      <w:lvlJc w:val="left"/>
-      <w:pPr>
-        <w:ind w:left="2137" w:hanging="360"/>
-      </w:pPr>
-      <w:rPr>
-        <w:rFonts w:ascii="Symbol" w:hAnsi="Symbol" w:hint="default"/>
-      </w:rPr>
-    </w:lvl>
-    <w:lvl w:ilvl="1" w:tplc="240A0003">
-      <w:start w:val="1"/>
-      <w:numFmt w:val="bullet"/>
-      <w:lvlText w:val="o"/>
-      <w:lvlJc w:val="left"/>
-      <w:pPr>
-        <w:ind w:left="2857" w:hanging="360"/>
-      </w:pPr>
-      <w:rPr>
-        <w:rFonts w:ascii="Courier New" w:hAnsi="Courier New" w:cs="Courier New" w:hint="default"/>
-      </w:rPr>
-    </w:lvl>
-    <w:lvl w:ilvl="2" w:tplc="240A0005" w:tentative="1">
-      <w:start w:val="1"/>
-      <w:numFmt w:val="bullet"/>
-      <w:lvlText w:val=""/>
-      <w:lvlJc w:val="left"/>
-      <w:pPr>
-        <w:ind w:left="3577" w:hanging="360"/>
-      </w:pPr>
-      <w:rPr>
-        <w:rFonts w:ascii="Wingdings" w:hAnsi="Wingdings" w:hint="default"/>
-      </w:rPr>
-    </w:lvl>
-    <w:lvl w:ilvl="3" w:tplc="240A0001" w:tentative="1">
-      <w:start w:val="1"/>
-      <w:numFmt w:val="bullet"/>
-      <w:lvlText w:val=""/>
-      <w:lvlJc w:val="left"/>
-      <w:pPr>
-        <w:ind w:left="4297" w:hanging="360"/>
-      </w:pPr>
-      <w:rPr>
-        <w:rFonts w:ascii="Symbol" w:hAnsi="Symbol" w:hint="default"/>
-      </w:rPr>
-    </w:lvl>
-    <w:lvl w:ilvl="4" w:tplc="240A0003" w:tentative="1">
-      <w:start w:val="1"/>
-      <w:numFmt w:val="bullet"/>
-      <w:lvlText w:val="o"/>
-      <w:lvlJc w:val="left"/>
-      <w:pPr>
-        <w:ind w:left="5017" w:hanging="360"/>
-      </w:pPr>
-      <w:rPr>
-        <w:rFonts w:ascii="Courier New" w:hAnsi="Courier New" w:cs="Courier New" w:hint="default"/>
-      </w:rPr>
-    </w:lvl>
-    <w:lvl w:ilvl="5" w:tplc="240A0005" w:tentative="1">
-      <w:start w:val="1"/>
-      <w:numFmt w:val="bullet"/>
-      <w:lvlText w:val=""/>
-      <w:lvlJc w:val="left"/>
-      <w:pPr>
-        <w:ind w:left="5737" w:hanging="360"/>
-      </w:pPr>
-      <w:rPr>
-        <w:rFonts w:ascii="Wingdings" w:hAnsi="Wingdings" w:hint="default"/>
-      </w:rPr>
-    </w:lvl>
-    <w:lvl w:ilvl="6" w:tplc="240A0001" w:tentative="1">
-      <w:start w:val="1"/>
-      <w:numFmt w:val="bullet"/>
-      <w:lvlText w:val=""/>
-      <w:lvlJc w:val="left"/>
-      <w:pPr>
-        <w:ind w:left="6457" w:hanging="360"/>
-      </w:pPr>
-      <w:rPr>
-        <w:rFonts w:ascii="Symbol" w:hAnsi="Symbol" w:hint="default"/>
-      </w:rPr>
-    </w:lvl>
-    <w:lvl w:ilvl="7" w:tplc="240A0003" w:tentative="1">
-      <w:start w:val="1"/>
-      <w:numFmt w:val="bullet"/>
-      <w:lvlText w:val="o"/>
-      <w:lvlJc w:val="left"/>
-      <w:pPr>
-        <w:ind w:left="7177" w:hanging="360"/>
-      </w:pPr>
-      <w:rPr>
-        <w:rFonts w:ascii="Courier New" w:hAnsi="Courier New" w:cs="Courier New" w:hint="default"/>
-      </w:rPr>
-    </w:lvl>
-    <w:lvl w:ilvl="8" w:tplc="240A0005" w:tentative="1">
-      <w:start w:val="1"/>
-      <w:numFmt w:val="bullet"/>
-      <w:lvlText w:val=""/>
-      <w:lvlJc w:val="left"/>
-      <w:pPr>
-        <w:ind w:left="7897" w:hanging="360"/>
-      </w:pPr>
-      <w:rPr>
-        <w:rFonts w:ascii="Wingdings" w:hAnsi="Wingdings" w:hint="default"/>
-      </w:rPr>
-    </w:lvl>
-  </w:abstractNum>
-  <w:abstractNum w:abstractNumId="73" w15:restartNumberingAfterBreak="0">
+  <w:abstractNum w:abstractNumId="28" w15:restartNumberingAfterBreak="0">
     <w:nsid w:val="7C161D1C"/>
     <w:multiLevelType w:val="multilevel"/>
     <w:tmpl w:val="EE7A69C8"/>
@@ -19285,7 +14259,7 @@
       </w:pPr>
     </w:lvl>
   </w:abstractNum>
-  <w:abstractNum w:abstractNumId="74" w15:restartNumberingAfterBreak="0">
+  <w:abstractNum w:abstractNumId="29" w15:restartNumberingAfterBreak="0">
     <w:nsid w:val="7DFA29A2"/>
     <w:multiLevelType w:val="hybridMultilevel"/>
     <w:tmpl w:val="E582556A"/>
@@ -19398,7 +14372,7 @@
       </w:rPr>
     </w:lvl>
   </w:abstractNum>
-  <w:abstractNum w:abstractNumId="75" w15:restartNumberingAfterBreak="0">
+  <w:abstractNum w:abstractNumId="30" w15:restartNumberingAfterBreak="0">
     <w:nsid w:val="7E3F0C60"/>
     <w:multiLevelType w:val="hybridMultilevel"/>
     <w:tmpl w:val="DE40DE56"/>
@@ -19511,7 +14485,7 @@
       </w:rPr>
     </w:lvl>
   </w:abstractNum>
-  <w:abstractNum w:abstractNumId="76" w15:restartNumberingAfterBreak="0">
+  <w:abstractNum w:abstractNumId="31" w15:restartNumberingAfterBreak="0">
     <w:nsid w:val="7E9C776F"/>
     <w:multiLevelType w:val="hybridMultilevel"/>
     <w:tmpl w:val="802CA0AA"/>
@@ -19624,359 +14598,108 @@
       </w:rPr>
     </w:lvl>
   </w:abstractNum>
-  <w:abstractNum w:abstractNumId="77" w15:restartNumberingAfterBreak="0">
-    <w:nsid w:val="7EB11510"/>
-    <w:multiLevelType w:val="hybridMultilevel"/>
-    <w:tmpl w:val="8576725C"/>
-    <w:lvl w:ilvl="0" w:tplc="04090001">
-      <w:start w:val="1"/>
-      <w:numFmt w:val="bullet"/>
-      <w:lvlText w:val=""/>
-      <w:lvlJc w:val="left"/>
-      <w:pPr>
-        <w:ind w:left="1429" w:hanging="360"/>
-      </w:pPr>
-      <w:rPr>
-        <w:rFonts w:ascii="Symbol" w:hAnsi="Symbol" w:hint="default"/>
-      </w:rPr>
-    </w:lvl>
-    <w:lvl w:ilvl="1" w:tplc="240A0003" w:tentative="1">
-      <w:start w:val="1"/>
-      <w:numFmt w:val="bullet"/>
-      <w:lvlText w:val="o"/>
-      <w:lvlJc w:val="left"/>
-      <w:pPr>
-        <w:ind w:left="2149" w:hanging="360"/>
-      </w:pPr>
-      <w:rPr>
-        <w:rFonts w:ascii="Courier New" w:hAnsi="Courier New" w:cs="Courier New" w:hint="default"/>
-      </w:rPr>
-    </w:lvl>
-    <w:lvl w:ilvl="2" w:tplc="240A0005" w:tentative="1">
-      <w:start w:val="1"/>
-      <w:numFmt w:val="bullet"/>
-      <w:lvlText w:val=""/>
-      <w:lvlJc w:val="left"/>
-      <w:pPr>
-        <w:ind w:left="2869" w:hanging="360"/>
-      </w:pPr>
-      <w:rPr>
-        <w:rFonts w:ascii="Wingdings" w:hAnsi="Wingdings" w:hint="default"/>
-      </w:rPr>
-    </w:lvl>
-    <w:lvl w:ilvl="3" w:tplc="240A0001" w:tentative="1">
-      <w:start w:val="1"/>
-      <w:numFmt w:val="bullet"/>
-      <w:lvlText w:val=""/>
-      <w:lvlJc w:val="left"/>
-      <w:pPr>
-        <w:ind w:left="3589" w:hanging="360"/>
-      </w:pPr>
-      <w:rPr>
-        <w:rFonts w:ascii="Symbol" w:hAnsi="Symbol" w:hint="default"/>
-      </w:rPr>
-    </w:lvl>
-    <w:lvl w:ilvl="4" w:tplc="240A0003" w:tentative="1">
-      <w:start w:val="1"/>
-      <w:numFmt w:val="bullet"/>
-      <w:lvlText w:val="o"/>
-      <w:lvlJc w:val="left"/>
-      <w:pPr>
-        <w:ind w:left="4309" w:hanging="360"/>
-      </w:pPr>
-      <w:rPr>
-        <w:rFonts w:ascii="Courier New" w:hAnsi="Courier New" w:cs="Courier New" w:hint="default"/>
-      </w:rPr>
-    </w:lvl>
-    <w:lvl w:ilvl="5" w:tplc="240A0005" w:tentative="1">
-      <w:start w:val="1"/>
-      <w:numFmt w:val="bullet"/>
-      <w:lvlText w:val=""/>
-      <w:lvlJc w:val="left"/>
-      <w:pPr>
-        <w:ind w:left="5029" w:hanging="360"/>
-      </w:pPr>
-      <w:rPr>
-        <w:rFonts w:ascii="Wingdings" w:hAnsi="Wingdings" w:hint="default"/>
-      </w:rPr>
-    </w:lvl>
-    <w:lvl w:ilvl="6" w:tplc="240A0001" w:tentative="1">
-      <w:start w:val="1"/>
-      <w:numFmt w:val="bullet"/>
-      <w:lvlText w:val=""/>
-      <w:lvlJc w:val="left"/>
-      <w:pPr>
-        <w:ind w:left="5749" w:hanging="360"/>
-      </w:pPr>
-      <w:rPr>
-        <w:rFonts w:ascii="Symbol" w:hAnsi="Symbol" w:hint="default"/>
-      </w:rPr>
-    </w:lvl>
-    <w:lvl w:ilvl="7" w:tplc="240A0003" w:tentative="1">
-      <w:start w:val="1"/>
-      <w:numFmt w:val="bullet"/>
-      <w:lvlText w:val="o"/>
-      <w:lvlJc w:val="left"/>
-      <w:pPr>
-        <w:ind w:left="6469" w:hanging="360"/>
-      </w:pPr>
-      <w:rPr>
-        <w:rFonts w:ascii="Courier New" w:hAnsi="Courier New" w:cs="Courier New" w:hint="default"/>
-      </w:rPr>
-    </w:lvl>
-    <w:lvl w:ilvl="8" w:tplc="240A0005" w:tentative="1">
-      <w:start w:val="1"/>
-      <w:numFmt w:val="bullet"/>
-      <w:lvlText w:val=""/>
-      <w:lvlJc w:val="left"/>
-      <w:pPr>
-        <w:ind w:left="7189" w:hanging="360"/>
-      </w:pPr>
-      <w:rPr>
-        <w:rFonts w:ascii="Wingdings" w:hAnsi="Wingdings" w:hint="default"/>
-      </w:rPr>
-    </w:lvl>
-  </w:abstractNum>
   <w:num w:numId="1" w16cid:durableId="2000957126">
-    <w:abstractNumId w:val="73"/>
+    <w:abstractNumId w:val="28"/>
   </w:num>
   <w:num w:numId="2" w16cid:durableId="1585263860">
     <w:abstractNumId w:val="0"/>
   </w:num>
   <w:num w:numId="3" w16cid:durableId="1338381655">
+    <w:abstractNumId w:val="15"/>
+  </w:num>
+  <w:num w:numId="4" w16cid:durableId="1532257930">
+    <w:abstractNumId w:val="22"/>
+  </w:num>
+  <w:num w:numId="5" w16cid:durableId="998075588">
+    <w:abstractNumId w:val="18"/>
+  </w:num>
+  <w:num w:numId="6" w16cid:durableId="1257977241">
+    <w:abstractNumId w:val="30"/>
+  </w:num>
+  <w:num w:numId="7" w16cid:durableId="1854565525">
+    <w:abstractNumId w:val="24"/>
+  </w:num>
+  <w:num w:numId="8" w16cid:durableId="1438938630">
+    <w:abstractNumId w:val="4"/>
+  </w:num>
+  <w:num w:numId="9" w16cid:durableId="229586701">
+    <w:abstractNumId w:val="20"/>
+  </w:num>
+  <w:num w:numId="10" w16cid:durableId="542447887">
+    <w:abstractNumId w:val="3"/>
+  </w:num>
+  <w:num w:numId="11" w16cid:durableId="96339326">
+    <w:abstractNumId w:val="26"/>
+  </w:num>
+  <w:num w:numId="12" w16cid:durableId="526678030">
+    <w:abstractNumId w:val="5"/>
+  </w:num>
+  <w:num w:numId="13" w16cid:durableId="1794906360">
+    <w:abstractNumId w:val="12"/>
+  </w:num>
+  <w:num w:numId="14" w16cid:durableId="1662729152">
+    <w:abstractNumId w:val="29"/>
+  </w:num>
+  <w:num w:numId="15" w16cid:durableId="110440378">
+    <w:abstractNumId w:val="14"/>
+  </w:num>
+  <w:num w:numId="16" w16cid:durableId="1541549723">
+    <w:abstractNumId w:val="16"/>
+  </w:num>
+  <w:num w:numId="17" w16cid:durableId="985476336">
+    <w:abstractNumId w:val="13"/>
+  </w:num>
+  <w:num w:numId="18" w16cid:durableId="473568254">
+    <w:abstractNumId w:val="19"/>
+  </w:num>
+  <w:num w:numId="19" w16cid:durableId="859010812">
+    <w:abstractNumId w:val="27"/>
+  </w:num>
+  <w:num w:numId="20" w16cid:durableId="276330721">
+    <w:abstractNumId w:val="10"/>
+  </w:num>
+  <w:num w:numId="21" w16cid:durableId="1593470472">
+    <w:abstractNumId w:val="2"/>
+  </w:num>
+  <w:num w:numId="22" w16cid:durableId="164320485">
+    <w:abstractNumId w:val="11"/>
+  </w:num>
+  <w:num w:numId="23" w16cid:durableId="1670402577">
+    <w:abstractNumId w:val="8"/>
+  </w:num>
+  <w:num w:numId="24" w16cid:durableId="788819">
+    <w:abstractNumId w:val="25"/>
+  </w:num>
+  <w:num w:numId="25" w16cid:durableId="521213504">
+    <w:abstractNumId w:val="23"/>
+  </w:num>
+  <w:num w:numId="26" w16cid:durableId="74212155">
+    <w:abstractNumId w:val="9"/>
+  </w:num>
+  <w:num w:numId="27" w16cid:durableId="2107730547">
     <w:abstractNumId w:val="31"/>
   </w:num>
-  <w:num w:numId="4" w16cid:durableId="1532257930">
-    <w:abstractNumId w:val="53"/>
-  </w:num>
-  <w:num w:numId="5" w16cid:durableId="998075588">
-    <w:abstractNumId w:val="39"/>
-  </w:num>
-  <w:num w:numId="6" w16cid:durableId="391587493">
-    <w:abstractNumId w:val="63"/>
-  </w:num>
-  <w:num w:numId="7" w16cid:durableId="651562186">
-    <w:abstractNumId w:val="69"/>
-  </w:num>
-  <w:num w:numId="8" w16cid:durableId="31461890">
-    <w:abstractNumId w:val="47"/>
-  </w:num>
-  <w:num w:numId="9" w16cid:durableId="1220702779">
-    <w:abstractNumId w:val="41"/>
-  </w:num>
-  <w:num w:numId="10" w16cid:durableId="114636721">
-    <w:abstractNumId w:val="26"/>
-  </w:num>
-  <w:num w:numId="11" w16cid:durableId="1373075078">
-    <w:abstractNumId w:val="42"/>
-  </w:num>
-  <w:num w:numId="12" w16cid:durableId="585067162">
-    <w:abstractNumId w:val="36"/>
-  </w:num>
-  <w:num w:numId="13" w16cid:durableId="1116758914">
-    <w:abstractNumId w:val="64"/>
-  </w:num>
-  <w:num w:numId="14" w16cid:durableId="2041662091">
-    <w:abstractNumId w:val="24"/>
-  </w:num>
-  <w:num w:numId="15" w16cid:durableId="537133517">
-    <w:abstractNumId w:val="51"/>
-  </w:num>
-  <w:num w:numId="16" w16cid:durableId="2033417223">
-    <w:abstractNumId w:val="57"/>
-  </w:num>
-  <w:num w:numId="17" w16cid:durableId="1096944611">
-    <w:abstractNumId w:val="37"/>
-  </w:num>
-  <w:num w:numId="18" w16cid:durableId="895702191">
-    <w:abstractNumId w:val="77"/>
-  </w:num>
-  <w:num w:numId="19" w16cid:durableId="1586961814">
-    <w:abstractNumId w:val="32"/>
-  </w:num>
-  <w:num w:numId="20" w16cid:durableId="1569605825">
-    <w:abstractNumId w:val="55"/>
-  </w:num>
-  <w:num w:numId="21" w16cid:durableId="519272284">
-    <w:abstractNumId w:val="49"/>
-  </w:num>
-  <w:num w:numId="22" w16cid:durableId="1118765090">
-    <w:abstractNumId w:val="46"/>
-  </w:num>
-  <w:num w:numId="23" w16cid:durableId="338050080">
-    <w:abstractNumId w:val="52"/>
-  </w:num>
-  <w:num w:numId="24" w16cid:durableId="101346186">
-    <w:abstractNumId w:val="58"/>
-  </w:num>
-  <w:num w:numId="25" w16cid:durableId="1239168083">
+  <w:num w:numId="28" w16cid:durableId="1257907739">
     <w:abstractNumId w:val="6"/>
   </w:num>
-  <w:num w:numId="26" w16cid:durableId="1080131280">
-    <w:abstractNumId w:val="48"/>
-  </w:num>
-  <w:num w:numId="27" w16cid:durableId="375275036">
-    <w:abstractNumId w:val="3"/>
-  </w:num>
-  <w:num w:numId="28" w16cid:durableId="525141011">
-    <w:abstractNumId w:val="62"/>
-  </w:num>
-  <w:num w:numId="29" w16cid:durableId="414130635">
-    <w:abstractNumId w:val="12"/>
-  </w:num>
-  <w:num w:numId="30" w16cid:durableId="903174864">
-    <w:abstractNumId w:val="30"/>
-  </w:num>
-  <w:num w:numId="31" w16cid:durableId="37439559">
-    <w:abstractNumId w:val="23"/>
-  </w:num>
-  <w:num w:numId="32" w16cid:durableId="2083988011">
-    <w:abstractNumId w:val="67"/>
-  </w:num>
-  <w:num w:numId="33" w16cid:durableId="717168197">
-    <w:abstractNumId w:val="2"/>
-  </w:num>
-  <w:num w:numId="34" w16cid:durableId="889534721">
-    <w:abstractNumId w:val="34"/>
-  </w:num>
-  <w:num w:numId="35" w16cid:durableId="2122334575">
-    <w:abstractNumId w:val="10"/>
-  </w:num>
-  <w:num w:numId="36" w16cid:durableId="219823835">
-    <w:abstractNumId w:val="22"/>
-  </w:num>
-  <w:num w:numId="37" w16cid:durableId="1513957264">
+  <w:num w:numId="29" w16cid:durableId="322120943">
     <w:abstractNumId w:val="7"/>
   </w:num>
-  <w:num w:numId="38" w16cid:durableId="1387874882">
-    <w:abstractNumId w:val="13"/>
+  <w:num w:numId="30" w16cid:durableId="418990204">
+    <w:abstractNumId w:val="1"/>
   </w:num>
-  <w:num w:numId="39" w16cid:durableId="308748373">
-    <w:abstractNumId w:val="14"/>
+  <w:num w:numId="31" w16cid:durableId="638269247">
+    <w:abstractNumId w:val="17"/>
   </w:num>
-  <w:num w:numId="40" w16cid:durableId="60445148">
-    <w:abstractNumId w:val="19"/>
-  </w:num>
-  <w:num w:numId="41" w16cid:durableId="661852061">
-    <w:abstractNumId w:val="44"/>
-  </w:num>
-  <w:num w:numId="42" w16cid:durableId="894660463">
-    <w:abstractNumId w:val="54"/>
-  </w:num>
-  <w:num w:numId="43" w16cid:durableId="1482892534">
-    <w:abstractNumId w:val="33"/>
-  </w:num>
-  <w:num w:numId="44" w16cid:durableId="753477163">
-    <w:abstractNumId w:val="70"/>
-  </w:num>
-  <w:num w:numId="45" w16cid:durableId="198780689">
-    <w:abstractNumId w:val="61"/>
-  </w:num>
-  <w:num w:numId="46" w16cid:durableId="681785219">
-    <w:abstractNumId w:val="56"/>
-  </w:num>
-  <w:num w:numId="47" w16cid:durableId="1206454082">
-    <w:abstractNumId w:val="20"/>
-  </w:num>
-  <w:num w:numId="48" w16cid:durableId="1151599652">
-    <w:abstractNumId w:val="18"/>
-  </w:num>
-  <w:num w:numId="49" w16cid:durableId="1728800247">
-    <w:abstractNumId w:val="72"/>
-  </w:num>
-  <w:num w:numId="50" w16cid:durableId="872379641">
-    <w:abstractNumId w:val="50"/>
-  </w:num>
-  <w:num w:numId="51" w16cid:durableId="1393191231">
-    <w:abstractNumId w:val="60"/>
-  </w:num>
-  <w:num w:numId="52" w16cid:durableId="1257977241">
-    <w:abstractNumId w:val="75"/>
-  </w:num>
-  <w:num w:numId="53" w16cid:durableId="1854565525">
-    <w:abstractNumId w:val="65"/>
-  </w:num>
-  <w:num w:numId="54" w16cid:durableId="1438938630">
-    <w:abstractNumId w:val="8"/>
-  </w:num>
-  <w:num w:numId="55" w16cid:durableId="229586701">
-    <w:abstractNumId w:val="43"/>
-  </w:num>
-  <w:num w:numId="56" w16cid:durableId="542447887">
-    <w:abstractNumId w:val="5"/>
-  </w:num>
-  <w:num w:numId="57" w16cid:durableId="96339326">
-    <w:abstractNumId w:val="68"/>
-  </w:num>
-  <w:num w:numId="58" w16cid:durableId="526678030">
-    <w:abstractNumId w:val="9"/>
-  </w:num>
-  <w:num w:numId="59" w16cid:durableId="1794906360">
-    <w:abstractNumId w:val="27"/>
-  </w:num>
-  <w:num w:numId="60" w16cid:durableId="1662729152">
-    <w:abstractNumId w:val="74"/>
-  </w:num>
-  <w:num w:numId="61" w16cid:durableId="110440378">
-    <w:abstractNumId w:val="29"/>
-  </w:num>
-  <w:num w:numId="62" w16cid:durableId="1541549723">
-    <w:abstractNumId w:val="35"/>
-  </w:num>
-  <w:num w:numId="63" w16cid:durableId="985476336">
-    <w:abstractNumId w:val="28"/>
-  </w:num>
-  <w:num w:numId="64" w16cid:durableId="473568254">
-    <w:abstractNumId w:val="40"/>
-  </w:num>
-  <w:num w:numId="65" w16cid:durableId="859010812">
-    <w:abstractNumId w:val="71"/>
-  </w:num>
-  <w:num w:numId="66" w16cid:durableId="276330721">
+  <w:num w:numId="32" w16cid:durableId="2093308368">
     <w:abstractNumId w:val="21"/>
   </w:num>
-  <w:num w:numId="67" w16cid:durableId="1593470472">
-    <w:abstractNumId w:val="4"/>
-  </w:num>
-  <w:num w:numId="68" w16cid:durableId="164320485">
-    <w:abstractNumId w:val="25"/>
-  </w:num>
-  <w:num w:numId="69" w16cid:durableId="1670402577">
-    <w:abstractNumId w:val="16"/>
-  </w:num>
-  <w:num w:numId="70" w16cid:durableId="788819">
-    <w:abstractNumId w:val="66"/>
-  </w:num>
-  <w:num w:numId="71" w16cid:durableId="521213504">
-    <w:abstractNumId w:val="59"/>
-  </w:num>
-  <w:num w:numId="72" w16cid:durableId="74212155">
-    <w:abstractNumId w:val="17"/>
-  </w:num>
-  <w:num w:numId="73" w16cid:durableId="2107730547">
-    <w:abstractNumId w:val="76"/>
-  </w:num>
-  <w:num w:numId="74" w16cid:durableId="1257907739">
-    <w:abstractNumId w:val="11"/>
-  </w:num>
-  <w:num w:numId="75" w16cid:durableId="322120943">
-    <w:abstractNumId w:val="15"/>
-  </w:num>
-  <w:num w:numId="76" w16cid:durableId="418990204">
-    <w:abstractNumId w:val="1"/>
-  </w:num>
-  <w:num w:numId="77" w16cid:durableId="638269247">
-    <w:abstractNumId w:val="38"/>
-  </w:num>
-  <w:num w:numId="78" w16cid:durableId="2093308368">
-    <w:abstractNumId w:val="45"/>
-  </w:num>
-  <w:numIdMacAtCleanup w:val="14"/>
+  <w:numIdMacAtCleanup w:val="32"/>
 </w:numbering>
 </file>
 
 <file path=word/styles.xml><?xml version="1.0" encoding="utf-8"?>
-<w:styles xmlns:mc="http://schemas.openxmlformats.org/markup-compatibility/2006" xmlns:r="http://schemas.openxmlformats.org/officeDocument/2006/relationships" xmlns:w="http://schemas.openxmlformats.org/wordprocessingml/2006/main" xmlns:w14="http://schemas.microsoft.com/office/word/2010/wordml" xmlns:w15="http://schemas.microsoft.com/office/word/2012/wordml" xmlns:w16cex="http://schemas.microsoft.com/office/word/2018/wordml/cex" xmlns:w16cid="http://schemas.microsoft.com/office/word/2016/wordml/cid" xmlns:w16="http://schemas.microsoft.com/office/word/2018/wordml" xmlns:w16du="http://schemas.microsoft.com/office/word/2023/wordml/word16du" xmlns:w16sdtdh="http://schemas.microsoft.com/office/word/2020/wordml/sdtdatahash" xmlns:w16sdtfl="http://schemas.microsoft.com/office/word/2024/wordml/sdtformatlock" xmlns:w16se="http://schemas.microsoft.com/office/word/2015/wordml/symex" mc:Ignorable="w14 w15 w16se w16cid w16 w16cex w16sdtdh w16sdtfl w16du">
+<w:styles xmlns:mc="http://schemas.openxmlformats.org/markup-compatibility/2006" xmlns:r="http://schemas.openxmlformats.org/officeDocument/2006/relationships" xmlns:w="http://schemas.openxmlformats.org/wordprocessingml/2006/main" xmlns:w14="http://schemas.microsoft.com/office/word/2010/wordml" xmlns:w15="http://schemas.microsoft.com/office/word/2012/wordml" xmlns:w16cex="http://schemas.microsoft.com/office/word/2018/wordml/cex" xmlns:w16cid="http://schemas.microsoft.com/office/word/2016/wordml/cid" xmlns:w16="http://schemas.microsoft.com/office/word/2018/wordml" xmlns:w16du="http://schemas.microsoft.com/office/word/2023/wordml/word16du" xmlns:w16sdtdh="http://schemas.microsoft.com/office/word/2020/wordml/sdtdatahash" xmlns:w16se="http://schemas.microsoft.com/office/word/2015/wordml/symex" mc:Ignorable="w14 w15 w16se w16cid w16 w16cex w16sdtdh w16du">
   <w:docDefaults>
     <w:rPrDefault>
       <w:rPr>
@@ -20538,6 +15261,7 @@
   <w:style w:type="character" w:default="1" w:styleId="Fuentedeprrafopredeter">
     <w:name w:val="Default Paragraph Font"/>
     <w:uiPriority w:val="1"/>
+    <w:semiHidden/>
     <w:unhideWhenUsed/>
   </w:style>
   <w:style w:type="table" w:default="1" w:styleId="Tablanormal">
@@ -21693,6 +16417,26 @@
 </file>
 
 <file path=customXml/item1.xml><?xml version="1.0" encoding="utf-8"?>
+<p:properties xmlns:p="http://schemas.microsoft.com/office/2006/metadata/properties" xmlns:xsi="http://www.w3.org/2001/XMLSchema-instance" xmlns:pc="http://schemas.microsoft.com/office/infopath/2007/PartnerControls">
+  <documentManagement>
+    <TaxCatchAll xmlns="cb45339b-ced9-4d0d-8f64-77573914d53b" xsi:nil="true"/>
+    <lcf76f155ced4ddcb4097134ff3c332f xmlns="43a3ca16-9c26-4813-b83f-4aec9927b43f">
+      <Terms xmlns="http://schemas.microsoft.com/office/infopath/2007/PartnerControls"/>
+    </lcf76f155ced4ddcb4097134ff3c332f>
+  </documentManagement>
+</p:properties>
+</file>
+
+<file path=customXml/item2.xml><?xml version="1.0" encoding="utf-8"?>
+<?mso-contentType ?>
+<FormTemplates xmlns="http://schemas.microsoft.com/sharepoint/v3/contenttype/forms">
+  <Display>DocumentLibraryForm</Display>
+  <Edit>DocumentLibraryForm</Edit>
+  <New>DocumentLibraryForm</New>
+</FormTemplates>
+</file>
+
+<file path=customXml/item3.xml><?xml version="1.0" encoding="utf-8"?>
 <b:Sources xmlns:b="http://schemas.openxmlformats.org/officeDocument/2006/bibliography" xmlns="http://schemas.openxmlformats.org/officeDocument/2006/bibliography" SelectedStyle="\APASixthEditionOfficeOnline.xsl" StyleName="APA" Version="6">
   <b:Source>
     <b:Tag>Min14</b:Tag>
@@ -21712,7 +16456,7 @@
 </b:Sources>
 </file>
 
-<file path=customXml/item2.xml><?xml version="1.0" encoding="utf-8"?>
+<file path=customXml/item4.xml><?xml version="1.0" encoding="utf-8"?>
 <ct:contentTypeSchema xmlns:ct="http://schemas.microsoft.com/office/2006/metadata/contentType" xmlns:ma="http://schemas.microsoft.com/office/2006/metadata/properties/metaAttributes" ct:_="" ma:_="" ma:contentTypeName="Documento" ma:contentTypeID="0x01010049282E1EDBE9234EA9E6D38F720E265F" ma:contentTypeVersion="15" ma:contentTypeDescription="Crear nuevo documento." ma:contentTypeScope="" ma:versionID="b31c7aa9eaf043a08b87120b3c4916e3">
   <xsd:schema xmlns:xsd="http://www.w3.org/2001/XMLSchema" xmlns:xs="http://www.w3.org/2001/XMLSchema" xmlns:p="http://schemas.microsoft.com/office/2006/metadata/properties" xmlns:ns2="cb45339b-ced9-4d0d-8f64-77573914d53b" xmlns:ns3="43a3ca16-9c26-4813-b83f-4aec9927b43f" targetNamespace="http://schemas.microsoft.com/office/2006/metadata/properties" ma:root="true" ma:fieldsID="3533d065b04d75c457075bc55f1f5315" ns2:_="" ns3:_="">
     <xsd:import namespace="cb45339b-ced9-4d0d-8f64-77573914d53b"/>
@@ -21947,27 +16691,26 @@
 </ct:contentTypeSchema>
 </file>
 
-<file path=customXml/item3.xml><?xml version="1.0" encoding="utf-8"?>
-<?mso-contentType ?>
-<FormTemplates xmlns="http://schemas.microsoft.com/sharepoint/v3/contenttype/forms">
-  <Display>DocumentLibraryForm</Display>
-  <Edit>DocumentLibraryForm</Edit>
-  <New>DocumentLibraryForm</New>
-</FormTemplates>
+<file path=customXml/itemProps1.xml><?xml version="1.0" encoding="utf-8"?>
+<ds:datastoreItem xmlns:ds="http://schemas.openxmlformats.org/officeDocument/2006/customXml" ds:itemID="{1D55185A-70F0-48EB-AE65-57C2BEB6019A}">
+  <ds:schemaRefs>
+    <ds:schemaRef ds:uri="http://schemas.microsoft.com/office/2006/metadata/properties"/>
+    <ds:schemaRef ds:uri="http://schemas.microsoft.com/office/infopath/2007/PartnerControls"/>
+    <ds:schemaRef ds:uri="cb45339b-ced9-4d0d-8f64-77573914d53b"/>
+    <ds:schemaRef ds:uri="43a3ca16-9c26-4813-b83f-4aec9927b43f"/>
+  </ds:schemaRefs>
+</ds:datastoreItem>
 </file>
 
-<file path=customXml/item4.xml><?xml version="1.0" encoding="utf-8"?>
-<p:properties xmlns:p="http://schemas.microsoft.com/office/2006/metadata/properties" xmlns:xsi="http://www.w3.org/2001/XMLSchema-instance" xmlns:pc="http://schemas.microsoft.com/office/infopath/2007/PartnerControls">
-  <documentManagement>
-    <TaxCatchAll xmlns="cb45339b-ced9-4d0d-8f64-77573914d53b" xsi:nil="true"/>
-    <lcf76f155ced4ddcb4097134ff3c332f xmlns="43a3ca16-9c26-4813-b83f-4aec9927b43f">
-      <Terms xmlns="http://schemas.microsoft.com/office/infopath/2007/PartnerControls"/>
-    </lcf76f155ced4ddcb4097134ff3c332f>
-  </documentManagement>
-</p:properties>
+<file path=customXml/itemProps2.xml><?xml version="1.0" encoding="utf-8"?>
+<ds:datastoreItem xmlns:ds="http://schemas.openxmlformats.org/officeDocument/2006/customXml" ds:itemID="{7473A6E1-48C3-4A64-B6D8-E3DB138227FE}">
+  <ds:schemaRefs>
+    <ds:schemaRef ds:uri="http://schemas.microsoft.com/sharepoint/v3/contenttype/forms"/>
+  </ds:schemaRefs>
+</ds:datastoreItem>
 </file>
 
-<file path=customXml/itemProps1.xml><?xml version="1.0" encoding="utf-8"?>
+<file path=customXml/itemProps3.xml><?xml version="1.0" encoding="utf-8"?>
 <ds:datastoreItem xmlns:ds="http://schemas.openxmlformats.org/officeDocument/2006/customXml" ds:itemID="{9C263A4C-4A6B-4194-ABF3-8853FF823DBA}">
   <ds:schemaRefs>
     <ds:schemaRef ds:uri="http://schemas.openxmlformats.org/officeDocument/2006/bibliography"/>
@@ -21975,14 +16718,21 @@
 </ds:datastoreItem>
 </file>
 
-<file path=customXml/itemProps2.xml><?xml version="1.0" encoding="utf-8"?>
-<ds:datastoreItem xmlns:ds="http://schemas.openxmlformats.org/officeDocument/2006/customXml" ds:itemID="{460F7A4D-0E08-452E-BC57-D0C3043C1302}"/>
-</file>
-
-<file path=customXml/itemProps3.xml><?xml version="1.0" encoding="utf-8"?>
-<ds:datastoreItem xmlns:ds="http://schemas.openxmlformats.org/officeDocument/2006/customXml" ds:itemID="{7473A6E1-48C3-4A64-B6D8-E3DB138227FE}"/>
-</file>
-
 <file path=customXml/itemProps4.xml><?xml version="1.0" encoding="utf-8"?>
-<ds:datastoreItem xmlns:ds="http://schemas.openxmlformats.org/officeDocument/2006/customXml" ds:itemID="{1D55185A-70F0-48EB-AE65-57C2BEB6019A}"/>
+<ds:datastoreItem xmlns:ds="http://schemas.openxmlformats.org/officeDocument/2006/customXml" ds:itemID="{460F7A4D-0E08-452E-BC57-D0C3043C1302}">
+  <ds:schemaRefs>
+    <ds:schemaRef ds:uri="http://schemas.microsoft.com/office/2006/metadata/contentType"/>
+    <ds:schemaRef ds:uri="http://schemas.microsoft.com/office/2006/metadata/properties/metaAttributes"/>
+    <ds:schemaRef ds:uri="http://www.w3.org/2001/XMLSchema"/>
+    <ds:schemaRef ds:uri="http://schemas.microsoft.com/office/2006/metadata/properties"/>
+    <ds:schemaRef ds:uri="cb45339b-ced9-4d0d-8f64-77573914d53b"/>
+    <ds:schemaRef ds:uri="43a3ca16-9c26-4813-b83f-4aec9927b43f"/>
+    <ds:schemaRef ds:uri="http://schemas.microsoft.com/office/2006/documentManagement/types"/>
+    <ds:schemaRef ds:uri="http://schemas.microsoft.com/office/infopath/2007/PartnerControls"/>
+    <ds:schemaRef ds:uri="http://schemas.openxmlformats.org/package/2006/metadata/core-properties"/>
+    <ds:schemaRef ds:uri="http://purl.org/dc/elements/1.1/"/>
+    <ds:schemaRef ds:uri="http://purl.org/dc/terms/"/>
+    <ds:schemaRef ds:uri="http://schemas.microsoft.com/internal/obd"/>
+  </ds:schemaRefs>
+</ds:datastoreItem>
 </file>